--- a/binomial regression/Draft-los-assessment/nb_climate_interaction_models_results.docx
+++ b/binomial regression/Draft-los-assessment/nb_climate_interaction_models_results.docx
@@ -579,7 +579,7 @@
         <w:br/>
         <w:t>Date:                Wed, 04 Mar 2026   Deviance:                       36177.</w:t>
         <w:br/>
-        <w:t>Time:                        12:45:35   Pearson chi2:                 2.73e+05</w:t>
+        <w:t>Time:                        13:14:21   Pearson chi2:                 2.73e+05</w:t>
         <w:br/>
         <w:t>No. Iterations:                     8   Pseudo R-squ. (CS):            0.02569</w:t>
         <w:br/>
@@ -2190,7 +2190,7 @@
         <w:br/>
         <w:t xml:space="preserve">                         C(sex_enc) + C(accomd_type_enc) + C(season_enc) + C(region_census_enc) +</w:t>
         <w:br/>
-        <w:t xml:space="preserve">                         C(purpose_simple)+C(employment_status_enc) + purpose_Business_x_immigrant_density + purpose_Business_x_immigrant_similar + purpose_Business_x_immigrant_moderate + purpose_Other_x_immigrant_density + purpose_Other_x_immigrant_similar + purpose_Other_x_immigrant_moderate + purpose_Pleasure_x_immigrant_density + purpose_Pleasure_x_immigrant_similar + purpose_Pleasure_x_immigrant_moderate + purpose_Wedding_x_immigrant_density + purpose_Wedding_x_immigrant_similar + purpose_Wedding_x_immigrant_moderate + purpose_Events_x_immigrant_density + purpose_Events_x_immigrant_similar + purpose_Events_x_immigrant_moderate</w:t>
+        <w:t xml:space="preserve">                         C(purpose_simple)+C(employment_status_enc) + purpose_Other_x_immigrant_density + purpose_Other_x_immigrant_similar + purpose_Other_x_immigrant_moderate + purpose_Pleasure_x_immigrant_density + purpose_Pleasure_x_immigrant_similar + purpose_Pleasure_x_immigrant_moderate + purpose_Wedding_x_immigrant_density + purpose_Wedding_x_immigrant_similar + purpose_Wedding_x_immigrant_moderate + purpose_Events_x_immigrant_density + purpose_Events_x_immigrant_similar + purpose_Events_x_immigrant_moderate</w:t>
       </w:r>
     </w:p>
     <w:p>
@@ -2214,9 +2214,9 @@
         <w:br/>
         <w:t>Date:                Wed, 04 Mar 2026   Deviance:                       36111.</w:t>
         <w:br/>
-        <w:t>Time:                        12:45:55   Pearson chi2:                 2.71e+05</w:t>
+        <w:t>Time:                        13:14:30   Pearson chi2:                 2.71e+05</w:t>
         <w:br/>
-        <w:t>No. Iterations:                   100   Pseudo R-squ. (CS):            0.02615</w:t>
+        <w:t>No. Iterations:                     8   Pseudo R-squ. (CS):            0.02615</w:t>
         <w:br/>
         <w:t xml:space="preserve">Covariance Type:            nonrobust                                         </w:t>
         <w:br/>
@@ -2226,81 +2226,75 @@
         <w:br/>
         <w:t>----------------------------------------------------------------------------------------------------------</w:t>
         <w:br/>
-        <w:t>Intercept                                 -0.0856      0.578     -0.148      0.882      -1.218       1.047</w:t>
+        <w:t>Intercept                                 -0.0906      0.578     -0.157      0.875      -1.223       1.042</w:t>
         <w:br/>
-        <w:t>C(sex_enc)[T.Male]                         0.0103      0.006      1.783      0.075      -0.001       0.022</w:t>
+        <w:t>C(sex_enc)[T.Male]                         0.0103      0.006      1.781      0.075      -0.001       0.022</w:t>
         <w:br/>
-        <w:t>C(accomd_type_enc)[T.Other]                0.1305      0.015      8.514      0.000       0.100       0.161</w:t>
+        <w:t>C(accomd_type_enc)[T.Other]                0.1305      0.015      8.513      0.000       0.100       0.160</w:t>
         <w:br/>
-        <w:t>C(accomd_type_enc)[T.Sharing]              0.2206      0.009     25.042      0.000       0.203       0.238</w:t>
+        <w:t>C(accomd_type_enc)[T.Sharing]              0.2207      0.009     25.048      0.000       0.203       0.238</w:t>
         <w:br/>
-        <w:t>C(season_enc)[T.Spring]                    0.1005      0.009     11.796      0.000       0.084       0.117</w:t>
+        <w:t>C(season_enc)[T.Spring]                    0.1005      0.009     11.799      0.000       0.084       0.117</w:t>
         <w:br/>
-        <w:t>C(season_enc)[T.Summer]                    0.0575      0.008      6.764      0.000       0.041       0.074</w:t>
+        <w:t>C(season_enc)[T.Summer]                    0.0575      0.008      6.770      0.000       0.041       0.074</w:t>
         <w:br/>
-        <w:t>C(season_enc)[T.Winter]                    0.1423      0.009     16.266      0.000       0.125       0.159</w:t>
+        <w:t>C(season_enc)[T.Winter]                    0.1424      0.009     16.269      0.000       0.125       0.160</w:t>
         <w:br/>
-        <w:t>C(region_census_enc)[T.Northeast]          0.0325      0.011      2.888      0.004       0.010       0.055</w:t>
+        <w:t>C(region_census_enc)[T.Northeast]          0.0326      0.011      2.898      0.004       0.011       0.055</w:t>
         <w:br/>
-        <w:t>C(region_census_enc)[T.South]             -0.0281      0.011     -2.568      0.010      -0.050      -0.007</w:t>
+        <w:t>C(region_census_enc)[T.South]             -0.0281      0.011     -2.564      0.010      -0.050      -0.007</w:t>
         <w:br/>
-        <w:t>C(region_census_enc)[T.West]               0.1038      0.013      7.740      0.000       0.078       0.130</w:t>
+        <w:t>C(region_census_enc)[T.West]               0.1038      0.013      7.741      0.000       0.078       0.130</w:t>
         <w:br/>
-        <w:t>C(purpose_simple)[T.Events]                0.1560      0.039      3.961      0.000       0.079       0.233</w:t>
+        <w:t>C(purpose_simple)[T.Events]                0.1561      0.039      3.965      0.000       0.079       0.233</w:t>
         <w:br/>
-        <w:t>C(purpose_simple)[T.Other]                 0.4835      0.031     15.826      0.000       0.424       0.543</w:t>
+        <w:t>C(purpose_simple)[T.Other]                 0.4835      0.031     15.827      0.000       0.424       0.543</w:t>
         <w:br/>
-        <w:t>C(purpose_simple)[T.Pleasure]              0.1353      0.026      5.295      0.000       0.085       0.185</w:t>
+        <w:t>C(purpose_simple)[T.Pleasure]              0.1353      0.026      5.297      0.000       0.085       0.185</w:t>
         <w:br/>
-        <w:t>C(purpose_simple)[T.Wedding]               0.0317      0.030      1.051      0.293      -0.027       0.091</w:t>
+        <w:t>C(purpose_simple)[T.Wedding]               0.0319      0.030      1.056      0.291      -0.027       0.091</w:t>
         <w:br/>
-        <w:t>C(employment_status_enc)[T.Student]       -0.0458      0.046     -0.993      0.320      -0.136       0.045</w:t>
+        <w:t>C(employment_status_enc)[T.Student]       -0.0457      0.046     -0.992      0.321      -0.136       0.045</w:t>
         <w:br/>
-        <w:t>C(employment_status_enc)[T.Unemployed]     0.0948      0.034      2.812      0.005       0.029       0.161</w:t>
+        <w:t>C(employment_status_enc)[T.Unemployed]     0.0949      0.034      2.816      0.005       0.029       0.161</w:t>
         <w:br/>
-        <w:t>import_from_slu_log                       -0.0015      0.001     -2.141      0.032      -0.003      -0.000</w:t>
+        <w:t>import_from_slu_log                       -0.0015      0.001     -2.137      0.033      -0.003      -0.000</w:t>
         <w:br/>
-        <w:t>age                                        0.0051      0.000     25.497      0.000       0.005       0.005</w:t>
+        <w:t>age                                        0.0051      0.000     25.500      0.000       0.005       0.005</w:t>
         <w:br/>
-        <w:t>state_unemployment                        -0.0183      0.005     -3.729      0.000      -0.028      -0.009</w:t>
+        <w:t>state_unemployment                        -0.0183      0.005     -3.731      0.000      -0.028      -0.009</w:t>
         <w:br/>
-        <w:t>immigrant_density_centered                -0.0056      0.003     -2.156      0.031      -0.011      -0.001</w:t>
+        <w:t>immigrant_density_centered                -0.0148      0.007     -2.074      0.038      -0.029      -0.001</w:t>
         <w:br/>
-        <w:t>immigrant_similar                          0.0112      0.003      4.022      0.000       0.006       0.017</w:t>
+        <w:t>immigrant_similar                          0.0193      0.008      2.500      0.012       0.004       0.034</w:t>
         <w:br/>
-        <w:t>immigrant_moderate                         0.0046      0.003      1.735      0.083      -0.001       0.010</w:t>
+        <w:t>immigrant_moderate                         0.0141      0.007      1.921      0.055      -0.000       0.029</w:t>
         <w:br/>
-        <w:t>state_percapita_income_log                 0.1455      0.052      2.784      0.005       0.043       0.248</w:t>
+        <w:t>state_percapita_income_log                 0.1459      0.052      2.792      0.005       0.044       0.248</w:t>
         <w:br/>
-        <w:t>purpose_Business_x_immigrant_density      -0.0092      0.006     -1.446      0.148      -0.022       0.003</w:t>
+        <w:t>purpose_Other_x_immigrant_density          0.0163      0.009      1.909      0.056      -0.000       0.033</w:t>
         <w:br/>
-        <w:t>purpose_Business_x_immigrant_similar       0.0081      0.007      1.186      0.236      -0.005       0.022</w:t>
+        <w:t>purpose_Other_x_immigrant_similar         -0.0049      0.009     -0.526      0.599      -0.023       0.013</w:t>
         <w:br/>
-        <w:t>purpose_Business_x_immigrant_moderate      0.0095      0.007      1.455      0.146      -0.003       0.022</w:t>
+        <w:t>purpose_Other_x_immigrant_moderate        -0.0186      0.009     -2.116      0.034      -0.036      -0.001</w:t>
         <w:br/>
-        <w:t>purpose_Other_x_immigrant_density          0.0071      0.005      1.540      0.123      -0.002       0.016</w:t>
+        <w:t>purpose_Pleasure_x_immigrant_density       0.0126      0.007      1.757      0.079      -0.001       0.027</w:t>
         <w:br/>
-        <w:t>purpose_Other_x_immigrant_similar          0.0032      0.005      0.640      0.522      -0.007       0.013</w:t>
+        <w:t>purpose_Pleasure_x_immigrant_similar      -0.0174      0.008     -2.241      0.025      -0.033      -0.002</w:t>
         <w:br/>
-        <w:t>purpose_Other_x_immigrant_moderate        -0.0092      0.005     -1.918      0.055      -0.019       0.000</w:t>
+        <w:t>purpose_Pleasure_x_immigrant_moderate     -0.0129      0.007     -1.746      0.081      -0.027       0.002</w:t>
         <w:br/>
-        <w:t>purpose_Pleasure_x_immigrant_density       0.0034      0.003      1.280      0.200      -0.002       0.009</w:t>
+        <w:t>purpose_Wedding_x_immigrant_density        0.0067      0.008      0.828      0.408      -0.009       0.022</w:t>
         <w:br/>
-        <w:t>purpose_Pleasure_x_immigrant_similar      -0.0092      0.003     -3.249      0.001      -0.015      -0.004</w:t>
+        <w:t>purpose_Wedding_x_immigrant_similar       -0.0024      0.009     -0.271      0.787      -0.020       0.015</w:t>
         <w:br/>
-        <w:t>purpose_Pleasure_x_immigrant_moderate     -0.0034      0.003     -1.245      0.213      -0.009       0.002</w:t>
+        <w:t>purpose_Wedding_x_immigrant_moderate      -0.0088      0.008     -1.060      0.289      -0.025       0.007</w:t>
         <w:br/>
-        <w:t>purpose_Wedding_x_immigrant_density       -0.0025      0.004     -0.629      0.529      -0.010       0.005</w:t>
+        <w:t>purpose_Events_x_immigrant_density         0.0047      0.014      0.333      0.739      -0.023       0.032</w:t>
         <w:br/>
-        <w:t>purpose_Wedding_x_immigrant_similar        0.0058      0.004      1.312      0.189      -0.003       0.014</w:t>
+        <w:t>purpose_Events_x_immigrant_similar        -0.0048      0.015     -0.323      0.747      -0.034       0.024</w:t>
         <w:br/>
-        <w:t>purpose_Wedding_x_immigrant_moderate       0.0007      0.004      0.170      0.865      -0.007       0.009</w:t>
-        <w:br/>
-        <w:t>purpose_Events_x_immigrant_density        -0.0045      0.010     -0.436      0.663      -0.025       0.016</w:t>
-        <w:br/>
-        <w:t>purpose_Events_x_immigrant_similar         0.0033      0.011      0.304      0.761      -0.018       0.024</w:t>
-        <w:br/>
-        <w:t>purpose_Events_x_immigrant_moderate        0.0070      0.010      0.666      0.505      -0.014       0.027</w:t>
+        <w:t>purpose_Events_x_immigrant_moderate       -0.0025      0.014     -0.177      0.859      -0.031       0.026</w:t>
         <w:br/>
         <w:t>==========================================================================================================</w:t>
       </w:r>
@@ -2400,37 +2394,37 @@
           </w:tcPr>
           <w:p>
             <w:r>
-              <w:t>0.9180</w:t>
-            </w:r>
-          </w:p>
-        </w:tc>
-        <w:tc>
-          <w:tcPr>
-            <w:tcW w:type="dxa" w:w="1728"/>
-          </w:tcPr>
-          <w:p>
-            <w:r>
-              <w:t>0.2958</w:t>
-            </w:r>
-          </w:p>
-        </w:tc>
-        <w:tc>
-          <w:tcPr>
-            <w:tcW w:type="dxa" w:w="1728"/>
-          </w:tcPr>
-          <w:p>
-            <w:r>
-              <w:t>2.8489</w:t>
-            </w:r>
-          </w:p>
-        </w:tc>
-        <w:tc>
-          <w:tcPr>
-            <w:tcW w:type="dxa" w:w="1728"/>
-          </w:tcPr>
-          <w:p>
-            <w:r>
-              <w:t>0.8823</w:t>
+              <w:t>0.9134</w:t>
+            </w:r>
+          </w:p>
+        </w:tc>
+        <w:tc>
+          <w:tcPr>
+            <w:tcW w:type="dxa" w:w="1728"/>
+          </w:tcPr>
+          <w:p>
+            <w:r>
+              <w:t>0.2943</w:t>
+            </w:r>
+          </w:p>
+        </w:tc>
+        <w:tc>
+          <w:tcPr>
+            <w:tcW w:type="dxa" w:w="1728"/>
+          </w:tcPr>
+          <w:p>
+            <w:r>
+              <w:t>2.8348</w:t>
+            </w:r>
+          </w:p>
+        </w:tc>
+        <w:tc>
+          <w:tcPr>
+            <w:tcW w:type="dxa" w:w="1728"/>
+          </w:tcPr>
+          <w:p>
+            <w:r>
+              <w:t>0.8755</w:t>
             </w:r>
           </w:p>
         </w:tc>
@@ -2482,7 +2476,7 @@
           </w:tcPr>
           <w:p>
             <w:r>
-              <w:t>0.0745</w:t>
+              <w:t>0.0750</w:t>
             </w:r>
           </w:p>
         </w:tc>
@@ -2504,17 +2498,17 @@
           </w:tcPr>
           <w:p>
             <w:r>
-              <w:t>1.1394</w:t>
-            </w:r>
-          </w:p>
-        </w:tc>
-        <w:tc>
-          <w:tcPr>
-            <w:tcW w:type="dxa" w:w="1728"/>
-          </w:tcPr>
-          <w:p>
-            <w:r>
-              <w:t>1.1057</w:t>
+              <w:t>1.1393</w:t>
+            </w:r>
+          </w:p>
+        </w:tc>
+        <w:tc>
+          <w:tcPr>
+            <w:tcW w:type="dxa" w:w="1728"/>
+          </w:tcPr>
+          <w:p>
+            <w:r>
+              <w:t>1.1056</w:t>
             </w:r>
           </w:p>
         </w:tc>
@@ -2566,17 +2560,17 @@
           </w:tcPr>
           <w:p>
             <w:r>
-              <w:t>1.2255</w:t>
-            </w:r>
-          </w:p>
-        </w:tc>
-        <w:tc>
-          <w:tcPr>
-            <w:tcW w:type="dxa" w:w="1728"/>
-          </w:tcPr>
-          <w:p>
-            <w:r>
-              <w:t>1.2686</w:t>
+              <w:t>1.2256</w:t>
+            </w:r>
+          </w:p>
+        </w:tc>
+        <w:tc>
+          <w:tcPr>
+            <w:tcW w:type="dxa" w:w="1728"/>
+          </w:tcPr>
+          <w:p>
+            <w:r>
+              <w:t>1.2687</w:t>
             </w:r>
           </w:p>
         </w:tc>
@@ -2608,17 +2602,17 @@
           </w:tcPr>
           <w:p>
             <w:r>
-              <w:t>1.1057</w:t>
-            </w:r>
-          </w:p>
-        </w:tc>
-        <w:tc>
-          <w:tcPr>
-            <w:tcW w:type="dxa" w:w="1728"/>
-          </w:tcPr>
-          <w:p>
-            <w:r>
-              <w:t>1.0874</w:t>
+              <w:t>1.1058</w:t>
+            </w:r>
+          </w:p>
+        </w:tc>
+        <w:tc>
+          <w:tcPr>
+            <w:tcW w:type="dxa" w:w="1728"/>
+          </w:tcPr>
+          <w:p>
+            <w:r>
+              <w:t>1.0875</w:t>
             </w:r>
           </w:p>
         </w:tc>
@@ -2680,7 +2674,7 @@
           </w:tcPr>
           <w:p>
             <w:r>
-              <w:t>1.0769</w:t>
+              <w:t>1.0770</w:t>
             </w:r>
           </w:p>
         </w:tc>
@@ -2732,7 +2726,7 @@
           </w:tcPr>
           <w:p>
             <w:r>
-              <w:t>1.1729</w:t>
+              <w:t>1.1730</w:t>
             </w:r>
           </w:p>
         </w:tc>
@@ -2764,37 +2758,37 @@
           </w:tcPr>
           <w:p>
             <w:r>
-              <w:t>1.0331</w:t>
-            </w:r>
-          </w:p>
-        </w:tc>
-        <w:tc>
-          <w:tcPr>
-            <w:tcW w:type="dxa" w:w="1728"/>
-          </w:tcPr>
-          <w:p>
-            <w:r>
-              <w:t>1.0105</w:t>
-            </w:r>
-          </w:p>
-        </w:tc>
-        <w:tc>
-          <w:tcPr>
-            <w:tcW w:type="dxa" w:w="1728"/>
-          </w:tcPr>
-          <w:p>
-            <w:r>
-              <w:t>1.0561</w:t>
-            </w:r>
-          </w:p>
-        </w:tc>
-        <w:tc>
-          <w:tcPr>
-            <w:tcW w:type="dxa" w:w="1728"/>
-          </w:tcPr>
-          <w:p>
-            <w:r>
-              <w:t>0.0039</w:t>
+              <w:t>1.0332</w:t>
+            </w:r>
+          </w:p>
+        </w:tc>
+        <w:tc>
+          <w:tcPr>
+            <w:tcW w:type="dxa" w:w="1728"/>
+          </w:tcPr>
+          <w:p>
+            <w:r>
+              <w:t>1.0106</w:t>
+            </w:r>
+          </w:p>
+        </w:tc>
+        <w:tc>
+          <w:tcPr>
+            <w:tcW w:type="dxa" w:w="1728"/>
+          </w:tcPr>
+          <w:p>
+            <w:r>
+              <w:t>1.0563</w:t>
+            </w:r>
+          </w:p>
+        </w:tc>
+        <w:tc>
+          <w:tcPr>
+            <w:tcW w:type="dxa" w:w="1728"/>
+          </w:tcPr>
+          <w:p>
+            <w:r>
+              <w:t>0.0038</w:t>
             </w:r>
           </w:p>
         </w:tc>
@@ -2816,7 +2810,7 @@
           </w:tcPr>
           <w:p>
             <w:r>
-              <w:t>0.9722</w:t>
+              <w:t>0.9723</w:t>
             </w:r>
           </w:p>
         </w:tc>
@@ -2846,7 +2840,7 @@
           </w:tcPr>
           <w:p>
             <w:r>
-              <w:t>0.0102</w:t>
+              <w:t>0.0104</w:t>
             </w:r>
           </w:p>
         </w:tc>
@@ -2888,7 +2882,7 @@
           </w:tcPr>
           <w:p>
             <w:r>
-              <w:t>1.1389</w:t>
+              <w:t>1.1390</w:t>
             </w:r>
           </w:p>
         </w:tc>
@@ -2920,27 +2914,27 @@
           </w:tcPr>
           <w:p>
             <w:r>
-              <w:t>1.1688</w:t>
-            </w:r>
-          </w:p>
-        </w:tc>
-        <w:tc>
-          <w:tcPr>
-            <w:tcW w:type="dxa" w:w="1728"/>
-          </w:tcPr>
-          <w:p>
-            <w:r>
-              <w:t>1.0820</w:t>
-            </w:r>
-          </w:p>
-        </w:tc>
-        <w:tc>
-          <w:tcPr>
-            <w:tcW w:type="dxa" w:w="1728"/>
-          </w:tcPr>
-          <w:p>
-            <w:r>
-              <w:t>1.2626</w:t>
+              <w:t>1.1690</w:t>
+            </w:r>
+          </w:p>
+        </w:tc>
+        <w:tc>
+          <w:tcPr>
+            <w:tcW w:type="dxa" w:w="1728"/>
+          </w:tcPr>
+          <w:p>
+            <w:r>
+              <w:t>1.0821</w:t>
+            </w:r>
+          </w:p>
+        </w:tc>
+        <w:tc>
+          <w:tcPr>
+            <w:tcW w:type="dxa" w:w="1728"/>
+          </w:tcPr>
+          <w:p>
+            <w:r>
+              <w:t>1.2627</w:t>
             </w:r>
           </w:p>
         </w:tc>
@@ -3024,17 +3018,17 @@
           </w:tcPr>
           <w:p>
             <w:r>
-              <w:t>1.1448</w:t>
-            </w:r>
-          </w:p>
-        </w:tc>
-        <w:tc>
-          <w:tcPr>
-            <w:tcW w:type="dxa" w:w="1728"/>
-          </w:tcPr>
-          <w:p>
-            <w:r>
-              <w:t>1.0889</w:t>
+              <w:t>1.1449</w:t>
+            </w:r>
+          </w:p>
+        </w:tc>
+        <w:tc>
+          <w:tcPr>
+            <w:tcW w:type="dxa" w:w="1728"/>
+          </w:tcPr>
+          <w:p>
+            <w:r>
+              <w:t>1.0890</w:t>
             </w:r>
           </w:p>
         </w:tc>
@@ -3076,37 +3070,37 @@
           </w:tcPr>
           <w:p>
             <w:r>
-              <w:t>1.0323</w:t>
-            </w:r>
-          </w:p>
-        </w:tc>
-        <w:tc>
-          <w:tcPr>
-            <w:tcW w:type="dxa" w:w="1728"/>
-          </w:tcPr>
-          <w:p>
-            <w:r>
-              <w:t>0.9729</w:t>
-            </w:r>
-          </w:p>
-        </w:tc>
-        <w:tc>
-          <w:tcPr>
-            <w:tcW w:type="dxa" w:w="1728"/>
-          </w:tcPr>
-          <w:p>
-            <w:r>
-              <w:t>1.0952</w:t>
-            </w:r>
-          </w:p>
-        </w:tc>
-        <w:tc>
-          <w:tcPr>
-            <w:tcW w:type="dxa" w:w="1728"/>
-          </w:tcPr>
-          <w:p>
-            <w:r>
-              <w:t>0.2931</w:t>
+              <w:t>1.0324</w:t>
+            </w:r>
+          </w:p>
+        </w:tc>
+        <w:tc>
+          <w:tcPr>
+            <w:tcW w:type="dxa" w:w="1728"/>
+          </w:tcPr>
+          <w:p>
+            <w:r>
+              <w:t>0.9731</w:t>
+            </w:r>
+          </w:p>
+        </w:tc>
+        <w:tc>
+          <w:tcPr>
+            <w:tcW w:type="dxa" w:w="1728"/>
+          </w:tcPr>
+          <w:p>
+            <w:r>
+              <w:t>1.0953</w:t>
+            </w:r>
+          </w:p>
+        </w:tc>
+        <w:tc>
+          <w:tcPr>
+            <w:tcW w:type="dxa" w:w="1728"/>
+          </w:tcPr>
+          <w:p>
+            <w:r>
+              <w:t>0.2910</w:t>
             </w:r>
           </w:p>
         </w:tc>
@@ -3138,27 +3132,27 @@
           </w:tcPr>
           <w:p>
             <w:r>
-              <w:t>0.8728</w:t>
-            </w:r>
-          </w:p>
-        </w:tc>
-        <w:tc>
-          <w:tcPr>
-            <w:tcW w:type="dxa" w:w="1728"/>
-          </w:tcPr>
-          <w:p>
-            <w:r>
-              <w:t>1.0455</w:t>
-            </w:r>
-          </w:p>
-        </w:tc>
-        <w:tc>
-          <w:tcPr>
-            <w:tcW w:type="dxa" w:w="1728"/>
-          </w:tcPr>
-          <w:p>
-            <w:r>
-              <w:t>0.3205</w:t>
+              <w:t>0.8729</w:t>
+            </w:r>
+          </w:p>
+        </w:tc>
+        <w:tc>
+          <w:tcPr>
+            <w:tcW w:type="dxa" w:w="1728"/>
+          </w:tcPr>
+          <w:p>
+            <w:r>
+              <w:t>1.0456</w:t>
+            </w:r>
+          </w:p>
+        </w:tc>
+        <w:tc>
+          <w:tcPr>
+            <w:tcW w:type="dxa" w:w="1728"/>
+          </w:tcPr>
+          <w:p>
+            <w:r>
+              <w:t>0.3214</w:t>
             </w:r>
           </w:p>
         </w:tc>
@@ -3180,27 +3174,27 @@
           </w:tcPr>
           <w:p>
             <w:r>
-              <w:t>1.0994</w:t>
-            </w:r>
-          </w:p>
-        </w:tc>
-        <w:tc>
-          <w:tcPr>
-            <w:tcW w:type="dxa" w:w="1728"/>
-          </w:tcPr>
-          <w:p>
-            <w:r>
-              <w:t>1.0291</w:t>
-            </w:r>
-          </w:p>
-        </w:tc>
-        <w:tc>
-          <w:tcPr>
-            <w:tcW w:type="dxa" w:w="1728"/>
-          </w:tcPr>
-          <w:p>
-            <w:r>
-              <w:t>1.1745</w:t>
+              <w:t>1.0996</w:t>
+            </w:r>
+          </w:p>
+        </w:tc>
+        <w:tc>
+          <w:tcPr>
+            <w:tcW w:type="dxa" w:w="1728"/>
+          </w:tcPr>
+          <w:p>
+            <w:r>
+              <w:t>1.0293</w:t>
+            </w:r>
+          </w:p>
+        </w:tc>
+        <w:tc>
+          <w:tcPr>
+            <w:tcW w:type="dxa" w:w="1728"/>
+          </w:tcPr>
+          <w:p>
+            <w:r>
+              <w:t>1.1747</w:t>
             </w:r>
           </w:p>
         </w:tc>
@@ -3262,7 +3256,7 @@
           </w:tcPr>
           <w:p>
             <w:r>
-              <w:t>0.0323</w:t>
+              <w:t>0.0326</w:t>
             </w:r>
           </w:p>
         </w:tc>
@@ -3336,27 +3330,27 @@
           </w:tcPr>
           <w:p>
             <w:r>
-              <w:t>0.9819</w:t>
-            </w:r>
-          </w:p>
-        </w:tc>
-        <w:tc>
-          <w:tcPr>
-            <w:tcW w:type="dxa" w:w="1728"/>
-          </w:tcPr>
-          <w:p>
-            <w:r>
-              <w:t>0.9725</w:t>
-            </w:r>
-          </w:p>
-        </w:tc>
-        <w:tc>
-          <w:tcPr>
-            <w:tcW w:type="dxa" w:w="1728"/>
-          </w:tcPr>
-          <w:p>
-            <w:r>
-              <w:t>0.9914</w:t>
+              <w:t>0.9818</w:t>
+            </w:r>
+          </w:p>
+        </w:tc>
+        <w:tc>
+          <w:tcPr>
+            <w:tcW w:type="dxa" w:w="1728"/>
+          </w:tcPr>
+          <w:p>
+            <w:r>
+              <w:t>0.9724</w:t>
+            </w:r>
+          </w:p>
+        </w:tc>
+        <w:tc>
+          <w:tcPr>
+            <w:tcW w:type="dxa" w:w="1728"/>
+          </w:tcPr>
+          <w:p>
+            <w:r>
+              <w:t>0.9913</w:t>
             </w:r>
           </w:p>
         </w:tc>
@@ -3388,37 +3382,37 @@
           </w:tcPr>
           <w:p>
             <w:r>
-              <w:t>0.9944</w:t>
-            </w:r>
-          </w:p>
-        </w:tc>
-        <w:tc>
-          <w:tcPr>
-            <w:tcW w:type="dxa" w:w="1728"/>
-          </w:tcPr>
-          <w:p>
-            <w:r>
-              <w:t>0.9893</w:t>
-            </w:r>
-          </w:p>
-        </w:tc>
-        <w:tc>
-          <w:tcPr>
-            <w:tcW w:type="dxa" w:w="1728"/>
-          </w:tcPr>
-          <w:p>
-            <w:r>
-              <w:t>0.9995</w:t>
-            </w:r>
-          </w:p>
-        </w:tc>
-        <w:tc>
-          <w:tcPr>
-            <w:tcW w:type="dxa" w:w="1728"/>
-          </w:tcPr>
-          <w:p>
-            <w:r>
-              <w:t>0.0311</w:t>
+              <w:t>0.9853</w:t>
+            </w:r>
+          </w:p>
+        </w:tc>
+        <w:tc>
+          <w:tcPr>
+            <w:tcW w:type="dxa" w:w="1728"/>
+          </w:tcPr>
+          <w:p>
+            <w:r>
+              <w:t>0.9717</w:t>
+            </w:r>
+          </w:p>
+        </w:tc>
+        <w:tc>
+          <w:tcPr>
+            <w:tcW w:type="dxa" w:w="1728"/>
+          </w:tcPr>
+          <w:p>
+            <w:r>
+              <w:t>0.9992</w:t>
+            </w:r>
+          </w:p>
+        </w:tc>
+        <w:tc>
+          <w:tcPr>
+            <w:tcW w:type="dxa" w:w="1728"/>
+          </w:tcPr>
+          <w:p>
+            <w:r>
+              <w:t>0.0380</w:t>
             </w:r>
           </w:p>
         </w:tc>
@@ -3440,37 +3434,37 @@
           </w:tcPr>
           <w:p>
             <w:r>
-              <w:t>1.0112</w:t>
-            </w:r>
-          </w:p>
-        </w:tc>
-        <w:tc>
-          <w:tcPr>
-            <w:tcW w:type="dxa" w:w="1728"/>
-          </w:tcPr>
-          <w:p>
-            <w:r>
-              <w:t>1.0057</w:t>
-            </w:r>
-          </w:p>
-        </w:tc>
-        <w:tc>
-          <w:tcPr>
-            <w:tcW w:type="dxa" w:w="1728"/>
-          </w:tcPr>
-          <w:p>
-            <w:r>
-              <w:t>1.0167</w:t>
-            </w:r>
-          </w:p>
-        </w:tc>
-        <w:tc>
-          <w:tcPr>
-            <w:tcW w:type="dxa" w:w="1728"/>
-          </w:tcPr>
-          <w:p>
-            <w:r>
-              <w:t>0.0001</w:t>
+              <w:t>1.0195</w:t>
+            </w:r>
+          </w:p>
+        </w:tc>
+        <w:tc>
+          <w:tcPr>
+            <w:tcW w:type="dxa" w:w="1728"/>
+          </w:tcPr>
+          <w:p>
+            <w:r>
+              <w:t>1.0042</w:t>
+            </w:r>
+          </w:p>
+        </w:tc>
+        <w:tc>
+          <w:tcPr>
+            <w:tcW w:type="dxa" w:w="1728"/>
+          </w:tcPr>
+          <w:p>
+            <w:r>
+              <w:t>1.0350</w:t>
+            </w:r>
+          </w:p>
+        </w:tc>
+        <w:tc>
+          <w:tcPr>
+            <w:tcW w:type="dxa" w:w="1728"/>
+          </w:tcPr>
+          <w:p>
+            <w:r>
+              <w:t>0.0124</w:t>
             </w:r>
           </w:p>
         </w:tc>
@@ -3492,37 +3486,37 @@
           </w:tcPr>
           <w:p>
             <w:r>
-              <w:t>1.0046</w:t>
-            </w:r>
-          </w:p>
-        </w:tc>
-        <w:tc>
-          <w:tcPr>
-            <w:tcW w:type="dxa" w:w="1728"/>
-          </w:tcPr>
-          <w:p>
-            <w:r>
-              <w:t>0.9994</w:t>
-            </w:r>
-          </w:p>
-        </w:tc>
-        <w:tc>
-          <w:tcPr>
-            <w:tcW w:type="dxa" w:w="1728"/>
-          </w:tcPr>
-          <w:p>
-            <w:r>
-              <w:t>1.0099</w:t>
-            </w:r>
-          </w:p>
-        </w:tc>
-        <w:tc>
-          <w:tcPr>
-            <w:tcW w:type="dxa" w:w="1728"/>
-          </w:tcPr>
-          <w:p>
-            <w:r>
-              <w:t>0.0828</w:t>
+              <w:t>1.0142</w:t>
+            </w:r>
+          </w:p>
+        </w:tc>
+        <w:tc>
+          <w:tcPr>
+            <w:tcW w:type="dxa" w:w="1728"/>
+          </w:tcPr>
+          <w:p>
+            <w:r>
+              <w:t>0.9997</w:t>
+            </w:r>
+          </w:p>
+        </w:tc>
+        <w:tc>
+          <w:tcPr>
+            <w:tcW w:type="dxa" w:w="1728"/>
+          </w:tcPr>
+          <w:p>
+            <w:r>
+              <w:t>1.0290</w:t>
+            </w:r>
+          </w:p>
+        </w:tc>
+        <w:tc>
+          <w:tcPr>
+            <w:tcW w:type="dxa" w:w="1728"/>
+          </w:tcPr>
+          <w:p>
+            <w:r>
+              <w:t>0.0547</w:t>
             </w:r>
           </w:p>
         </w:tc>
@@ -3544,37 +3538,37 @@
           </w:tcPr>
           <w:p>
             <w:r>
-              <w:t>1.1566</w:t>
-            </w:r>
-          </w:p>
-        </w:tc>
-        <w:tc>
-          <w:tcPr>
-            <w:tcW w:type="dxa" w:w="1728"/>
-          </w:tcPr>
-          <w:p>
-            <w:r>
-              <w:t>1.0440</w:t>
-            </w:r>
-          </w:p>
-        </w:tc>
-        <w:tc>
-          <w:tcPr>
-            <w:tcW w:type="dxa" w:w="1728"/>
-          </w:tcPr>
-          <w:p>
-            <w:r>
-              <w:t>1.2814</w:t>
-            </w:r>
-          </w:p>
-        </w:tc>
-        <w:tc>
-          <w:tcPr>
-            <w:tcW w:type="dxa" w:w="1728"/>
-          </w:tcPr>
-          <w:p>
-            <w:r>
-              <w:t>0.0054</w:t>
+              <w:t>1.1571</w:t>
+            </w:r>
+          </w:p>
+        </w:tc>
+        <w:tc>
+          <w:tcPr>
+            <w:tcW w:type="dxa" w:w="1728"/>
+          </w:tcPr>
+          <w:p>
+            <w:r>
+              <w:t>1.0445</w:t>
+            </w:r>
+          </w:p>
+        </w:tc>
+        <w:tc>
+          <w:tcPr>
+            <w:tcW w:type="dxa" w:w="1728"/>
+          </w:tcPr>
+          <w:p>
+            <w:r>
+              <w:t>1.2820</w:t>
+            </w:r>
+          </w:p>
+        </w:tc>
+        <w:tc>
+          <w:tcPr>
+            <w:tcW w:type="dxa" w:w="1728"/>
+          </w:tcPr>
+          <w:p>
+            <w:r>
+              <w:t>0.0052</w:t>
             </w:r>
           </w:p>
         </w:tc>
@@ -3586,47 +3580,47 @@
           </w:tcPr>
           <w:p>
             <w:r>
-              <w:t>purpose_Business_x_immigrant_density</w:t>
-            </w:r>
-          </w:p>
-        </w:tc>
-        <w:tc>
-          <w:tcPr>
-            <w:tcW w:type="dxa" w:w="1728"/>
-          </w:tcPr>
-          <w:p>
-            <w:r>
-              <w:t>0.9909</w:t>
-            </w:r>
-          </w:p>
-        </w:tc>
-        <w:tc>
-          <w:tcPr>
-            <w:tcW w:type="dxa" w:w="1728"/>
-          </w:tcPr>
-          <w:p>
-            <w:r>
-              <w:t>0.9787</w:t>
-            </w:r>
-          </w:p>
-        </w:tc>
-        <w:tc>
-          <w:tcPr>
-            <w:tcW w:type="dxa" w:w="1728"/>
-          </w:tcPr>
-          <w:p>
-            <w:r>
-              <w:t>1.0033</w:t>
-            </w:r>
-          </w:p>
-        </w:tc>
-        <w:tc>
-          <w:tcPr>
-            <w:tcW w:type="dxa" w:w="1728"/>
-          </w:tcPr>
-          <w:p>
-            <w:r>
-              <w:t>0.1482</w:t>
+              <w:t>purpose_Other_x_immigrant_density</w:t>
+            </w:r>
+          </w:p>
+        </w:tc>
+        <w:tc>
+          <w:tcPr>
+            <w:tcW w:type="dxa" w:w="1728"/>
+          </w:tcPr>
+          <w:p>
+            <w:r>
+              <w:t>1.0164</w:t>
+            </w:r>
+          </w:p>
+        </w:tc>
+        <w:tc>
+          <w:tcPr>
+            <w:tcW w:type="dxa" w:w="1728"/>
+          </w:tcPr>
+          <w:p>
+            <w:r>
+              <w:t>0.9996</w:t>
+            </w:r>
+          </w:p>
+        </w:tc>
+        <w:tc>
+          <w:tcPr>
+            <w:tcW w:type="dxa" w:w="1728"/>
+          </w:tcPr>
+          <w:p>
+            <w:r>
+              <w:t>1.0336</w:t>
+            </w:r>
+          </w:p>
+        </w:tc>
+        <w:tc>
+          <w:tcPr>
+            <w:tcW w:type="dxa" w:w="1728"/>
+          </w:tcPr>
+          <w:p>
+            <w:r>
+              <w:t>0.0563</w:t>
             </w:r>
           </w:p>
         </w:tc>
@@ -3638,47 +3632,47 @@
           </w:tcPr>
           <w:p>
             <w:r>
-              <w:t>purpose_Business_x_immigrant_similar</w:t>
-            </w:r>
-          </w:p>
-        </w:tc>
-        <w:tc>
-          <w:tcPr>
-            <w:tcW w:type="dxa" w:w="1728"/>
-          </w:tcPr>
-          <w:p>
-            <w:r>
-              <w:t>1.0082</w:t>
-            </w:r>
-          </w:p>
-        </w:tc>
-        <w:tc>
-          <w:tcPr>
-            <w:tcW w:type="dxa" w:w="1728"/>
-          </w:tcPr>
-          <w:p>
-            <w:r>
-              <w:t>0.9947</w:t>
-            </w:r>
-          </w:p>
-        </w:tc>
-        <w:tc>
-          <w:tcPr>
-            <w:tcW w:type="dxa" w:w="1728"/>
-          </w:tcPr>
-          <w:p>
-            <w:r>
-              <w:t>1.0218</w:t>
-            </w:r>
-          </w:p>
-        </w:tc>
-        <w:tc>
-          <w:tcPr>
-            <w:tcW w:type="dxa" w:w="1728"/>
-          </w:tcPr>
-          <w:p>
-            <w:r>
-              <w:t>0.2357</w:t>
+              <w:t>purpose_Other_x_immigrant_similar</w:t>
+            </w:r>
+          </w:p>
+        </w:tc>
+        <w:tc>
+          <w:tcPr>
+            <w:tcW w:type="dxa" w:w="1728"/>
+          </w:tcPr>
+          <w:p>
+            <w:r>
+              <w:t>0.9951</w:t>
+            </w:r>
+          </w:p>
+        </w:tc>
+        <w:tc>
+          <w:tcPr>
+            <w:tcW w:type="dxa" w:w="1728"/>
+          </w:tcPr>
+          <w:p>
+            <w:r>
+              <w:t>0.9772</w:t>
+            </w:r>
+          </w:p>
+        </w:tc>
+        <w:tc>
+          <w:tcPr>
+            <w:tcW w:type="dxa" w:w="1728"/>
+          </w:tcPr>
+          <w:p>
+            <w:r>
+              <w:t>1.0134</w:t>
+            </w:r>
+          </w:p>
+        </w:tc>
+        <w:tc>
+          <w:tcPr>
+            <w:tcW w:type="dxa" w:w="1728"/>
+          </w:tcPr>
+          <w:p>
+            <w:r>
+              <w:t>0.5986</w:t>
             </w:r>
           </w:p>
         </w:tc>
@@ -3690,47 +3684,47 @@
           </w:tcPr>
           <w:p>
             <w:r>
-              <w:t>purpose_Business_x_immigrant_moderate</w:t>
-            </w:r>
-          </w:p>
-        </w:tc>
-        <w:tc>
-          <w:tcPr>
-            <w:tcW w:type="dxa" w:w="1728"/>
-          </w:tcPr>
-          <w:p>
-            <w:r>
-              <w:t>1.0095</w:t>
-            </w:r>
-          </w:p>
-        </w:tc>
-        <w:tc>
-          <w:tcPr>
-            <w:tcW w:type="dxa" w:w="1728"/>
-          </w:tcPr>
-          <w:p>
-            <w:r>
-              <w:t>0.9967</w:t>
-            </w:r>
-          </w:p>
-        </w:tc>
-        <w:tc>
-          <w:tcPr>
-            <w:tcW w:type="dxa" w:w="1728"/>
-          </w:tcPr>
-          <w:p>
-            <w:r>
-              <w:t>1.0226</w:t>
-            </w:r>
-          </w:p>
-        </w:tc>
-        <w:tc>
-          <w:tcPr>
-            <w:tcW w:type="dxa" w:w="1728"/>
-          </w:tcPr>
-          <w:p>
-            <w:r>
-              <w:t>0.1458</w:t>
+              <w:t>purpose_Other_x_immigrant_moderate</w:t>
+            </w:r>
+          </w:p>
+        </w:tc>
+        <w:tc>
+          <w:tcPr>
+            <w:tcW w:type="dxa" w:w="1728"/>
+          </w:tcPr>
+          <w:p>
+            <w:r>
+              <w:t>0.9815</w:t>
+            </w:r>
+          </w:p>
+        </w:tc>
+        <w:tc>
+          <w:tcPr>
+            <w:tcW w:type="dxa" w:w="1728"/>
+          </w:tcPr>
+          <w:p>
+            <w:r>
+              <w:t>0.9647</w:t>
+            </w:r>
+          </w:p>
+        </w:tc>
+        <w:tc>
+          <w:tcPr>
+            <w:tcW w:type="dxa" w:w="1728"/>
+          </w:tcPr>
+          <w:p>
+            <w:r>
+              <w:t>0.9986</w:t>
+            </w:r>
+          </w:p>
+        </w:tc>
+        <w:tc>
+          <w:tcPr>
+            <w:tcW w:type="dxa" w:w="1728"/>
+          </w:tcPr>
+          <w:p>
+            <w:r>
+              <w:t>0.0343</w:t>
             </w:r>
           </w:p>
         </w:tc>
@@ -3742,47 +3736,47 @@
           </w:tcPr>
           <w:p>
             <w:r>
-              <w:t>purpose_Other_x_immigrant_density</w:t>
-            </w:r>
-          </w:p>
-        </w:tc>
-        <w:tc>
-          <w:tcPr>
-            <w:tcW w:type="dxa" w:w="1728"/>
-          </w:tcPr>
-          <w:p>
-            <w:r>
-              <w:t>1.0072</w:t>
-            </w:r>
-          </w:p>
-        </w:tc>
-        <w:tc>
-          <w:tcPr>
-            <w:tcW w:type="dxa" w:w="1728"/>
-          </w:tcPr>
-          <w:p>
-            <w:r>
-              <w:t>0.9981</w:t>
-            </w:r>
-          </w:p>
-        </w:tc>
-        <w:tc>
-          <w:tcPr>
-            <w:tcW w:type="dxa" w:w="1728"/>
-          </w:tcPr>
-          <w:p>
-            <w:r>
-              <w:t>1.0164</w:t>
-            </w:r>
-          </w:p>
-        </w:tc>
-        <w:tc>
-          <w:tcPr>
-            <w:tcW w:type="dxa" w:w="1728"/>
-          </w:tcPr>
-          <w:p>
-            <w:r>
-              <w:t>0.1234</w:t>
+              <w:t>purpose_Pleasure_x_immigrant_density</w:t>
+            </w:r>
+          </w:p>
+        </w:tc>
+        <w:tc>
+          <w:tcPr>
+            <w:tcW w:type="dxa" w:w="1728"/>
+          </w:tcPr>
+          <w:p>
+            <w:r>
+              <w:t>1.0126</w:t>
+            </w:r>
+          </w:p>
+        </w:tc>
+        <w:tc>
+          <w:tcPr>
+            <w:tcW w:type="dxa" w:w="1728"/>
+          </w:tcPr>
+          <w:p>
+            <w:r>
+              <w:t>0.9986</w:t>
+            </w:r>
+          </w:p>
+        </w:tc>
+        <w:tc>
+          <w:tcPr>
+            <w:tcW w:type="dxa" w:w="1728"/>
+          </w:tcPr>
+          <w:p>
+            <w:r>
+              <w:t>1.0269</w:t>
+            </w:r>
+          </w:p>
+        </w:tc>
+        <w:tc>
+          <w:tcPr>
+            <w:tcW w:type="dxa" w:w="1728"/>
+          </w:tcPr>
+          <w:p>
+            <w:r>
+              <w:t>0.0789</w:t>
             </w:r>
           </w:p>
         </w:tc>
@@ -3794,47 +3788,47 @@
           </w:tcPr>
           <w:p>
             <w:r>
-              <w:t>purpose_Other_x_immigrant_similar</w:t>
-            </w:r>
-          </w:p>
-        </w:tc>
-        <w:tc>
-          <w:tcPr>
-            <w:tcW w:type="dxa" w:w="1728"/>
-          </w:tcPr>
-          <w:p>
-            <w:r>
-              <w:t>1.0032</w:t>
-            </w:r>
-          </w:p>
-        </w:tc>
-        <w:tc>
-          <w:tcPr>
-            <w:tcW w:type="dxa" w:w="1728"/>
-          </w:tcPr>
-          <w:p>
-            <w:r>
-              <w:t>0.9934</w:t>
-            </w:r>
-          </w:p>
-        </w:tc>
-        <w:tc>
-          <w:tcPr>
-            <w:tcW w:type="dxa" w:w="1728"/>
-          </w:tcPr>
-          <w:p>
-            <w:r>
-              <w:t>1.0132</w:t>
-            </w:r>
-          </w:p>
-        </w:tc>
-        <w:tc>
-          <w:tcPr>
-            <w:tcW w:type="dxa" w:w="1728"/>
-          </w:tcPr>
-          <w:p>
-            <w:r>
-              <w:t>0.5221</w:t>
+              <w:t>purpose_Pleasure_x_immigrant_similar</w:t>
+            </w:r>
+          </w:p>
+        </w:tc>
+        <w:tc>
+          <w:tcPr>
+            <w:tcW w:type="dxa" w:w="1728"/>
+          </w:tcPr>
+          <w:p>
+            <w:r>
+              <w:t>0.9828</w:t>
+            </w:r>
+          </w:p>
+        </w:tc>
+        <w:tc>
+          <w:tcPr>
+            <w:tcW w:type="dxa" w:w="1728"/>
+          </w:tcPr>
+          <w:p>
+            <w:r>
+              <w:t>0.9679</w:t>
+            </w:r>
+          </w:p>
+        </w:tc>
+        <w:tc>
+          <w:tcPr>
+            <w:tcW w:type="dxa" w:w="1728"/>
+          </w:tcPr>
+          <w:p>
+            <w:r>
+              <w:t>0.9978</w:t>
+            </w:r>
+          </w:p>
+        </w:tc>
+        <w:tc>
+          <w:tcPr>
+            <w:tcW w:type="dxa" w:w="1728"/>
+          </w:tcPr>
+          <w:p>
+            <w:r>
+              <w:t>0.0250</w:t>
             </w:r>
           </w:p>
         </w:tc>
@@ -3846,47 +3840,47 @@
           </w:tcPr>
           <w:p>
             <w:r>
-              <w:t>purpose_Other_x_immigrant_moderate</w:t>
-            </w:r>
-          </w:p>
-        </w:tc>
-        <w:tc>
-          <w:tcPr>
-            <w:tcW w:type="dxa" w:w="1728"/>
-          </w:tcPr>
-          <w:p>
-            <w:r>
-              <w:t>0.9909</w:t>
-            </w:r>
-          </w:p>
-        </w:tc>
-        <w:tc>
-          <w:tcPr>
-            <w:tcW w:type="dxa" w:w="1728"/>
-          </w:tcPr>
-          <w:p>
-            <w:r>
-              <w:t>0.9817</w:t>
-            </w:r>
-          </w:p>
-        </w:tc>
-        <w:tc>
-          <w:tcPr>
-            <w:tcW w:type="dxa" w:w="1728"/>
-          </w:tcPr>
-          <w:p>
-            <w:r>
-              <w:t>1.0002</w:t>
-            </w:r>
-          </w:p>
-        </w:tc>
-        <w:tc>
-          <w:tcPr>
-            <w:tcW w:type="dxa" w:w="1728"/>
-          </w:tcPr>
-          <w:p>
-            <w:r>
-              <w:t>0.0551</w:t>
+              <w:t>purpose_Pleasure_x_immigrant_moderate</w:t>
+            </w:r>
+          </w:p>
+        </w:tc>
+        <w:tc>
+          <w:tcPr>
+            <w:tcW w:type="dxa" w:w="1728"/>
+          </w:tcPr>
+          <w:p>
+            <w:r>
+              <w:t>0.9872</w:t>
+            </w:r>
+          </w:p>
+        </w:tc>
+        <w:tc>
+          <w:tcPr>
+            <w:tcW w:type="dxa" w:w="1728"/>
+          </w:tcPr>
+          <w:p>
+            <w:r>
+              <w:t>0.9730</w:t>
+            </w:r>
+          </w:p>
+        </w:tc>
+        <w:tc>
+          <w:tcPr>
+            <w:tcW w:type="dxa" w:w="1728"/>
+          </w:tcPr>
+          <w:p>
+            <w:r>
+              <w:t>1.0016</w:t>
+            </w:r>
+          </w:p>
+        </w:tc>
+        <w:tc>
+          <w:tcPr>
+            <w:tcW w:type="dxa" w:w="1728"/>
+          </w:tcPr>
+          <w:p>
+            <w:r>
+              <w:t>0.0808</w:t>
             </w:r>
           </w:p>
         </w:tc>
@@ -3898,47 +3892,47 @@
           </w:tcPr>
           <w:p>
             <w:r>
-              <w:t>purpose_Pleasure_x_immigrant_density</w:t>
-            </w:r>
-          </w:p>
-        </w:tc>
-        <w:tc>
-          <w:tcPr>
-            <w:tcW w:type="dxa" w:w="1728"/>
-          </w:tcPr>
-          <w:p>
-            <w:r>
-              <w:t>1.0034</w:t>
-            </w:r>
-          </w:p>
-        </w:tc>
-        <w:tc>
-          <w:tcPr>
-            <w:tcW w:type="dxa" w:w="1728"/>
-          </w:tcPr>
-          <w:p>
-            <w:r>
-              <w:t>0.9982</w:t>
-            </w:r>
-          </w:p>
-        </w:tc>
-        <w:tc>
-          <w:tcPr>
-            <w:tcW w:type="dxa" w:w="1728"/>
-          </w:tcPr>
-          <w:p>
-            <w:r>
-              <w:t>1.0086</w:t>
-            </w:r>
-          </w:p>
-        </w:tc>
-        <w:tc>
-          <w:tcPr>
-            <w:tcW w:type="dxa" w:w="1728"/>
-          </w:tcPr>
-          <w:p>
-            <w:r>
-              <w:t>0.2004</w:t>
+              <w:t>purpose_Wedding_x_immigrant_density</w:t>
+            </w:r>
+          </w:p>
+        </w:tc>
+        <w:tc>
+          <w:tcPr>
+            <w:tcW w:type="dxa" w:w="1728"/>
+          </w:tcPr>
+          <w:p>
+            <w:r>
+              <w:t>1.0067</w:t>
+            </w:r>
+          </w:p>
+        </w:tc>
+        <w:tc>
+          <w:tcPr>
+            <w:tcW w:type="dxa" w:w="1728"/>
+          </w:tcPr>
+          <w:p>
+            <w:r>
+              <w:t>0.9909</w:t>
+            </w:r>
+          </w:p>
+        </w:tc>
+        <w:tc>
+          <w:tcPr>
+            <w:tcW w:type="dxa" w:w="1728"/>
+          </w:tcPr>
+          <w:p>
+            <w:r>
+              <w:t>1.0227</w:t>
+            </w:r>
+          </w:p>
+        </w:tc>
+        <w:tc>
+          <w:tcPr>
+            <w:tcW w:type="dxa" w:w="1728"/>
+          </w:tcPr>
+          <w:p>
+            <w:r>
+              <w:t>0.4079</w:t>
             </w:r>
           </w:p>
         </w:tc>
@@ -3950,47 +3944,47 @@
           </w:tcPr>
           <w:p>
             <w:r>
-              <w:t>purpose_Pleasure_x_immigrant_similar</w:t>
-            </w:r>
-          </w:p>
-        </w:tc>
-        <w:tc>
-          <w:tcPr>
-            <w:tcW w:type="dxa" w:w="1728"/>
-          </w:tcPr>
-          <w:p>
-            <w:r>
-              <w:t>0.9908</w:t>
-            </w:r>
-          </w:p>
-        </w:tc>
-        <w:tc>
-          <w:tcPr>
-            <w:tcW w:type="dxa" w:w="1728"/>
-          </w:tcPr>
-          <w:p>
-            <w:r>
-              <w:t>0.9853</w:t>
-            </w:r>
-          </w:p>
-        </w:tc>
-        <w:tc>
-          <w:tcPr>
-            <w:tcW w:type="dxa" w:w="1728"/>
-          </w:tcPr>
-          <w:p>
-            <w:r>
-              <w:t>0.9963</w:t>
-            </w:r>
-          </w:p>
-        </w:tc>
-        <w:tc>
-          <w:tcPr>
-            <w:tcW w:type="dxa" w:w="1728"/>
-          </w:tcPr>
-          <w:p>
-            <w:r>
-              <w:t>0.0012</w:t>
+              <w:t>purpose_Wedding_x_immigrant_similar</w:t>
+            </w:r>
+          </w:p>
+        </w:tc>
+        <w:tc>
+          <w:tcPr>
+            <w:tcW w:type="dxa" w:w="1728"/>
+          </w:tcPr>
+          <w:p>
+            <w:r>
+              <w:t>0.9976</w:t>
+            </w:r>
+          </w:p>
+        </w:tc>
+        <w:tc>
+          <w:tcPr>
+            <w:tcW w:type="dxa" w:w="1728"/>
+          </w:tcPr>
+          <w:p>
+            <w:r>
+              <w:t>0.9806</w:t>
+            </w:r>
+          </w:p>
+        </w:tc>
+        <w:tc>
+          <w:tcPr>
+            <w:tcW w:type="dxa" w:w="1728"/>
+          </w:tcPr>
+          <w:p>
+            <w:r>
+              <w:t>1.0149</w:t>
+            </w:r>
+          </w:p>
+        </w:tc>
+        <w:tc>
+          <w:tcPr>
+            <w:tcW w:type="dxa" w:w="1728"/>
+          </w:tcPr>
+          <w:p>
+            <w:r>
+              <w:t>0.7866</w:t>
             </w:r>
           </w:p>
         </w:tc>
@@ -4002,47 +3996,47 @@
           </w:tcPr>
           <w:p>
             <w:r>
-              <w:t>purpose_Pleasure_x_immigrant_moderate</w:t>
-            </w:r>
-          </w:p>
-        </w:tc>
-        <w:tc>
-          <w:tcPr>
-            <w:tcW w:type="dxa" w:w="1728"/>
-          </w:tcPr>
-          <w:p>
-            <w:r>
-              <w:t>0.9966</w:t>
-            </w:r>
-          </w:p>
-        </w:tc>
-        <w:tc>
-          <w:tcPr>
-            <w:tcW w:type="dxa" w:w="1728"/>
-          </w:tcPr>
-          <w:p>
-            <w:r>
-              <w:t>0.9913</w:t>
-            </w:r>
-          </w:p>
-        </w:tc>
-        <w:tc>
-          <w:tcPr>
-            <w:tcW w:type="dxa" w:w="1728"/>
-          </w:tcPr>
-          <w:p>
-            <w:r>
-              <w:t>1.0019</w:t>
-            </w:r>
-          </w:p>
-        </w:tc>
-        <w:tc>
-          <w:tcPr>
-            <w:tcW w:type="dxa" w:w="1728"/>
-          </w:tcPr>
-          <w:p>
-            <w:r>
-              <w:t>0.2131</w:t>
+              <w:t>purpose_Wedding_x_immigrant_moderate</w:t>
+            </w:r>
+          </w:p>
+        </w:tc>
+        <w:tc>
+          <w:tcPr>
+            <w:tcW w:type="dxa" w:w="1728"/>
+          </w:tcPr>
+          <w:p>
+            <w:r>
+              <w:t>0.9912</w:t>
+            </w:r>
+          </w:p>
+        </w:tc>
+        <w:tc>
+          <w:tcPr>
+            <w:tcW w:type="dxa" w:w="1728"/>
+          </w:tcPr>
+          <w:p>
+            <w:r>
+              <w:t>0.9752</w:t>
+            </w:r>
+          </w:p>
+        </w:tc>
+        <w:tc>
+          <w:tcPr>
+            <w:tcW w:type="dxa" w:w="1728"/>
+          </w:tcPr>
+          <w:p>
+            <w:r>
+              <w:t>1.0075</w:t>
+            </w:r>
+          </w:p>
+        </w:tc>
+        <w:tc>
+          <w:tcPr>
+            <w:tcW w:type="dxa" w:w="1728"/>
+          </w:tcPr>
+          <w:p>
+            <w:r>
+              <w:t>0.2894</w:t>
             </w:r>
           </w:p>
         </w:tc>
@@ -4054,47 +4048,47 @@
           </w:tcPr>
           <w:p>
             <w:r>
-              <w:t>purpose_Wedding_x_immigrant_density</w:t>
-            </w:r>
-          </w:p>
-        </w:tc>
-        <w:tc>
-          <w:tcPr>
-            <w:tcW w:type="dxa" w:w="1728"/>
-          </w:tcPr>
-          <w:p>
-            <w:r>
-              <w:t>0.9975</w:t>
-            </w:r>
-          </w:p>
-        </w:tc>
-        <w:tc>
-          <w:tcPr>
-            <w:tcW w:type="dxa" w:w="1728"/>
-          </w:tcPr>
-          <w:p>
-            <w:r>
-              <w:t>0.9897</w:t>
-            </w:r>
-          </w:p>
-        </w:tc>
-        <w:tc>
-          <w:tcPr>
-            <w:tcW w:type="dxa" w:w="1728"/>
-          </w:tcPr>
-          <w:p>
-            <w:r>
-              <w:t>1.0054</w:t>
-            </w:r>
-          </w:p>
-        </w:tc>
-        <w:tc>
-          <w:tcPr>
-            <w:tcW w:type="dxa" w:w="1728"/>
-          </w:tcPr>
-          <w:p>
-            <w:r>
-              <w:t>0.5293</w:t>
+              <w:t>purpose_Events_x_immigrant_density</w:t>
+            </w:r>
+          </w:p>
+        </w:tc>
+        <w:tc>
+          <w:tcPr>
+            <w:tcW w:type="dxa" w:w="1728"/>
+          </w:tcPr>
+          <w:p>
+            <w:r>
+              <w:t>1.0047</w:t>
+            </w:r>
+          </w:p>
+        </w:tc>
+        <w:tc>
+          <w:tcPr>
+            <w:tcW w:type="dxa" w:w="1728"/>
+          </w:tcPr>
+          <w:p>
+            <w:r>
+              <w:t>0.9773</w:t>
+            </w:r>
+          </w:p>
+        </w:tc>
+        <w:tc>
+          <w:tcPr>
+            <w:tcW w:type="dxa" w:w="1728"/>
+          </w:tcPr>
+          <w:p>
+            <w:r>
+              <w:t>1.0328</w:t>
+            </w:r>
+          </w:p>
+        </w:tc>
+        <w:tc>
+          <w:tcPr>
+            <w:tcW w:type="dxa" w:w="1728"/>
+          </w:tcPr>
+          <w:p>
+            <w:r>
+              <w:t>0.7395</w:t>
             </w:r>
           </w:p>
         </w:tc>
@@ -4106,47 +4100,47 @@
           </w:tcPr>
           <w:p>
             <w:r>
-              <w:t>purpose_Wedding_x_immigrant_similar</w:t>
-            </w:r>
-          </w:p>
-        </w:tc>
-        <w:tc>
-          <w:tcPr>
-            <w:tcW w:type="dxa" w:w="1728"/>
-          </w:tcPr>
-          <w:p>
-            <w:r>
-              <w:t>1.0058</w:t>
-            </w:r>
-          </w:p>
-        </w:tc>
-        <w:tc>
-          <w:tcPr>
-            <w:tcW w:type="dxa" w:w="1728"/>
-          </w:tcPr>
-          <w:p>
-            <w:r>
-              <w:t>0.9972</w:t>
-            </w:r>
-          </w:p>
-        </w:tc>
-        <w:tc>
-          <w:tcPr>
-            <w:tcW w:type="dxa" w:w="1728"/>
-          </w:tcPr>
-          <w:p>
-            <w:r>
-              <w:t>1.0145</w:t>
-            </w:r>
-          </w:p>
-        </w:tc>
-        <w:tc>
-          <w:tcPr>
-            <w:tcW w:type="dxa" w:w="1728"/>
-          </w:tcPr>
-          <w:p>
-            <w:r>
-              <w:t>0.1894</w:t>
+              <w:t>purpose_Events_x_immigrant_similar</w:t>
+            </w:r>
+          </w:p>
+        </w:tc>
+        <w:tc>
+          <w:tcPr>
+            <w:tcW w:type="dxa" w:w="1728"/>
+          </w:tcPr>
+          <w:p>
+            <w:r>
+              <w:t>0.9952</w:t>
+            </w:r>
+          </w:p>
+        </w:tc>
+        <w:tc>
+          <w:tcPr>
+            <w:tcW w:type="dxa" w:w="1728"/>
+          </w:tcPr>
+          <w:p>
+            <w:r>
+              <w:t>0.9665</w:t>
+            </w:r>
+          </w:p>
+        </w:tc>
+        <w:tc>
+          <w:tcPr>
+            <w:tcW w:type="dxa" w:w="1728"/>
+          </w:tcPr>
+          <w:p>
+            <w:r>
+              <w:t>1.0248</w:t>
+            </w:r>
+          </w:p>
+        </w:tc>
+        <w:tc>
+          <w:tcPr>
+            <w:tcW w:type="dxa" w:w="1728"/>
+          </w:tcPr>
+          <w:p>
+            <w:r>
+              <w:t>0.7468</w:t>
             </w:r>
           </w:p>
         </w:tc>
@@ -4158,162 +4152,6 @@
           </w:tcPr>
           <w:p>
             <w:r>
-              <w:t>purpose_Wedding_x_immigrant_moderate</w:t>
-            </w:r>
-          </w:p>
-        </w:tc>
-        <w:tc>
-          <w:tcPr>
-            <w:tcW w:type="dxa" w:w="1728"/>
-          </w:tcPr>
-          <w:p>
-            <w:r>
-              <w:t>1.0007</w:t>
-            </w:r>
-          </w:p>
-        </w:tc>
-        <w:tc>
-          <w:tcPr>
-            <w:tcW w:type="dxa" w:w="1728"/>
-          </w:tcPr>
-          <w:p>
-            <w:r>
-              <w:t>0.9926</w:t>
-            </w:r>
-          </w:p>
-        </w:tc>
-        <w:tc>
-          <w:tcPr>
-            <w:tcW w:type="dxa" w:w="1728"/>
-          </w:tcPr>
-          <w:p>
-            <w:r>
-              <w:t>1.0089</w:t>
-            </w:r>
-          </w:p>
-        </w:tc>
-        <w:tc>
-          <w:tcPr>
-            <w:tcW w:type="dxa" w:w="1728"/>
-          </w:tcPr>
-          <w:p>
-            <w:r>
-              <w:t>0.8652</w:t>
-            </w:r>
-          </w:p>
-        </w:tc>
-      </w:tr>
-      <w:tr>
-        <w:tc>
-          <w:tcPr>
-            <w:tcW w:type="dxa" w:w="1728"/>
-          </w:tcPr>
-          <w:p>
-            <w:r>
-              <w:t>purpose_Events_x_immigrant_density</w:t>
-            </w:r>
-          </w:p>
-        </w:tc>
-        <w:tc>
-          <w:tcPr>
-            <w:tcW w:type="dxa" w:w="1728"/>
-          </w:tcPr>
-          <w:p>
-            <w:r>
-              <w:t>0.9955</w:t>
-            </w:r>
-          </w:p>
-        </w:tc>
-        <w:tc>
-          <w:tcPr>
-            <w:tcW w:type="dxa" w:w="1728"/>
-          </w:tcPr>
-          <w:p>
-            <w:r>
-              <w:t>0.9757</w:t>
-            </w:r>
-          </w:p>
-        </w:tc>
-        <w:tc>
-          <w:tcPr>
-            <w:tcW w:type="dxa" w:w="1728"/>
-          </w:tcPr>
-          <w:p>
-            <w:r>
-              <w:t>1.0158</w:t>
-            </w:r>
-          </w:p>
-        </w:tc>
-        <w:tc>
-          <w:tcPr>
-            <w:tcW w:type="dxa" w:w="1728"/>
-          </w:tcPr>
-          <w:p>
-            <w:r>
-              <w:t>0.6631</w:t>
-            </w:r>
-          </w:p>
-        </w:tc>
-      </w:tr>
-      <w:tr>
-        <w:tc>
-          <w:tcPr>
-            <w:tcW w:type="dxa" w:w="1728"/>
-          </w:tcPr>
-          <w:p>
-            <w:r>
-              <w:t>purpose_Events_x_immigrant_similar</w:t>
-            </w:r>
-          </w:p>
-        </w:tc>
-        <w:tc>
-          <w:tcPr>
-            <w:tcW w:type="dxa" w:w="1728"/>
-          </w:tcPr>
-          <w:p>
-            <w:r>
-              <w:t>1.0033</w:t>
-            </w:r>
-          </w:p>
-        </w:tc>
-        <w:tc>
-          <w:tcPr>
-            <w:tcW w:type="dxa" w:w="1728"/>
-          </w:tcPr>
-          <w:p>
-            <w:r>
-              <w:t>0.9822</w:t>
-            </w:r>
-          </w:p>
-        </w:tc>
-        <w:tc>
-          <w:tcPr>
-            <w:tcW w:type="dxa" w:w="1728"/>
-          </w:tcPr>
-          <w:p>
-            <w:r>
-              <w:t>1.0248</w:t>
-            </w:r>
-          </w:p>
-        </w:tc>
-        <w:tc>
-          <w:tcPr>
-            <w:tcW w:type="dxa" w:w="1728"/>
-          </w:tcPr>
-          <w:p>
-            <w:r>
-              <w:t>0.7613</w:t>
-            </w:r>
-          </w:p>
-        </w:tc>
-      </w:tr>
-      <w:tr>
-        <w:tc>
-          <w:tcPr>
-            <w:tcW w:type="dxa" w:w="1728"/>
-          </w:tcPr>
-          <w:p>
-            <w:r>
               <w:t>purpose_Events_x_immigrant_moderate</w:t>
             </w:r>
           </w:p>
@@ -4324,37 +4162,37 @@
           </w:tcPr>
           <w:p>
             <w:r>
-              <w:t>1.0070</w:t>
-            </w:r>
-          </w:p>
-        </w:tc>
-        <w:tc>
-          <w:tcPr>
-            <w:tcW w:type="dxa" w:w="1728"/>
-          </w:tcPr>
-          <w:p>
-            <w:r>
-              <w:t>0.9866</w:t>
-            </w:r>
-          </w:p>
-        </w:tc>
-        <w:tc>
-          <w:tcPr>
-            <w:tcW w:type="dxa" w:w="1728"/>
-          </w:tcPr>
-          <w:p>
-            <w:r>
-              <w:t>1.0278</w:t>
-            </w:r>
-          </w:p>
-        </w:tc>
-        <w:tc>
-          <w:tcPr>
-            <w:tcW w:type="dxa" w:w="1728"/>
-          </w:tcPr>
-          <w:p>
-            <w:r>
-              <w:t>0.5053</w:t>
+              <w:t>0.9975</w:t>
+            </w:r>
+          </w:p>
+        </w:tc>
+        <w:tc>
+          <w:tcPr>
+            <w:tcW w:type="dxa" w:w="1728"/>
+          </w:tcPr>
+          <w:p>
+            <w:r>
+              <w:t>0.9697</w:t>
+            </w:r>
+          </w:p>
+        </w:tc>
+        <w:tc>
+          <w:tcPr>
+            <w:tcW w:type="dxa" w:w="1728"/>
+          </w:tcPr>
+          <w:p>
+            <w:r>
+              <w:t>1.0260</w:t>
+            </w:r>
+          </w:p>
+        </w:tc>
+        <w:tc>
+          <w:tcPr>
+            <w:tcW w:type="dxa" w:w="1728"/>
+          </w:tcPr>
+          <w:p>
+            <w:r>
+              <w:t>0.8595</w:t>
             </w:r>
           </w:p>
         </w:tc>
@@ -4491,7 +4329,7 @@
           </w:tcPr>
           <w:p>
             <w:r>
-              <w:t>10.3908</w:t>
+              <w:t>10.3912</w:t>
             </w:r>
           </w:p>
         </w:tc>
@@ -4535,7 +4373,7 @@
           </w:tcPr>
           <w:p>
             <w:r>
-              <w:t>inf</w:t>
+              <w:t>1906.1080</w:t>
             </w:r>
           </w:p>
         </w:tc>
@@ -4579,7 +4417,7 @@
           </w:tcPr>
           <w:p>
             <w:r>
-              <w:t>inf</w:t>
+              <w:t>224.1637</w:t>
             </w:r>
           </w:p>
         </w:tc>
@@ -4601,7 +4439,7 @@
           </w:tcPr>
           <w:p>
             <w:r>
-              <w:t>inf</w:t>
+              <w:t>1701.3781</w:t>
             </w:r>
           </w:p>
         </w:tc>
@@ -4613,7 +4451,7 @@
           </w:tcPr>
           <w:p>
             <w:r>
-              <w:t>purpose_Business_x_immigrant_density</w:t>
+              <w:t>purpose_Other_x_immigrant_density</w:t>
             </w:r>
           </w:p>
         </w:tc>
@@ -4623,7 +4461,7 @@
           </w:tcPr>
           <w:p>
             <w:r>
-              <w:t>inf</w:t>
+              <w:t>183.4872</w:t>
             </w:r>
           </w:p>
         </w:tc>
@@ -4635,7 +4473,7 @@
           </w:tcPr>
           <w:p>
             <w:r>
-              <w:t>purpose_Business_x_immigrant_similar</w:t>
+              <w:t>purpose_Other_x_immigrant_similar</w:t>
             </w:r>
           </w:p>
         </w:tc>
@@ -4645,7 +4483,7 @@
           </w:tcPr>
           <w:p>
             <w:r>
-              <w:t>inf</w:t>
+              <w:t>12.5193</w:t>
             </w:r>
           </w:p>
         </w:tc>
@@ -4657,7 +4495,7 @@
           </w:tcPr>
           <w:p>
             <w:r>
-              <w:t>purpose_Business_x_immigrant_moderate</w:t>
+              <w:t>purpose_Other_x_immigrant_moderate</w:t>
             </w:r>
           </w:p>
         </w:tc>
@@ -4667,7 +4505,7 @@
           </w:tcPr>
           <w:p>
             <w:r>
-              <w:t>inf</w:t>
+              <w:t>175.6280</w:t>
             </w:r>
           </w:p>
         </w:tc>
@@ -4679,7 +4517,7 @@
           </w:tcPr>
           <w:p>
             <w:r>
-              <w:t>purpose_Other_x_immigrant_density</w:t>
+              <w:t>purpose_Pleasure_x_immigrant_density</w:t>
             </w:r>
           </w:p>
         </w:tc>
@@ -4689,7 +4527,7 @@
           </w:tcPr>
           <w:p>
             <w:r>
-              <w:t>inf</w:t>
+              <w:t>1606.8391</w:t>
             </w:r>
           </w:p>
         </w:tc>
@@ -4701,7 +4539,7 @@
           </w:tcPr>
           <w:p>
             <w:r>
-              <w:t>purpose_Other_x_immigrant_similar</w:t>
+              <w:t>purpose_Pleasure_x_immigrant_similar</w:t>
             </w:r>
           </w:p>
         </w:tc>
@@ -4711,7 +4549,7 @@
           </w:tcPr>
           <w:p>
             <w:r>
-              <w:t>inf</w:t>
+              <w:t>200.3034</w:t>
             </w:r>
           </w:p>
         </w:tc>
@@ -4723,7 +4561,7 @@
           </w:tcPr>
           <w:p>
             <w:r>
-              <w:t>purpose_Other_x_immigrant_moderate</w:t>
+              <w:t>purpose_Pleasure_x_immigrant_moderate</w:t>
             </w:r>
           </w:p>
         </w:tc>
@@ -4733,7 +4571,7 @@
           </w:tcPr>
           <w:p>
             <w:r>
-              <w:t>inf</w:t>
+              <w:t>1420.3947</w:t>
             </w:r>
           </w:p>
         </w:tc>
@@ -4745,7 +4583,7 @@
           </w:tcPr>
           <w:p>
             <w:r>
-              <w:t>purpose_Pleasure_x_immigrant_density</w:t>
+              <w:t>purpose_Wedding_x_immigrant_density</w:t>
             </w:r>
           </w:p>
         </w:tc>
@@ -4755,7 +4593,7 @@
           </w:tcPr>
           <w:p>
             <w:r>
-              <w:t>inf</w:t>
+              <w:t>116.6974</w:t>
             </w:r>
           </w:p>
         </w:tc>
@@ -4767,7 +4605,7 @@
           </w:tcPr>
           <w:p>
             <w:r>
-              <w:t>purpose_Pleasure_x_immigrant_similar</w:t>
+              <w:t>purpose_Wedding_x_immigrant_similar</w:t>
             </w:r>
           </w:p>
         </w:tc>
@@ -4777,7 +4615,7 @@
           </w:tcPr>
           <w:p>
             <w:r>
-              <w:t>inf</w:t>
+              <w:t>13.9347</w:t>
             </w:r>
           </w:p>
         </w:tc>
@@ -4789,7 +4627,7 @@
           </w:tcPr>
           <w:p>
             <w:r>
-              <w:t>purpose_Pleasure_x_immigrant_moderate</w:t>
+              <w:t>purpose_Wedding_x_immigrant_moderate</w:t>
             </w:r>
           </w:p>
         </w:tc>
@@ -4799,7 +4637,7 @@
           </w:tcPr>
           <w:p>
             <w:r>
-              <w:t>inf</w:t>
+              <w:t>105.0330</w:t>
             </w:r>
           </w:p>
         </w:tc>
@@ -4811,7 +4649,7 @@
           </w:tcPr>
           <w:p>
             <w:r>
-              <w:t>purpose_Wedding_x_immigrant_density</w:t>
+              <w:t>purpose_Events_x_immigrant_density</w:t>
             </w:r>
           </w:p>
         </w:tc>
@@ -4821,7 +4659,7 @@
           </w:tcPr>
           <w:p>
             <w:r>
-              <w:t>inf</w:t>
+              <w:t>221.9541</w:t>
             </w:r>
           </w:p>
         </w:tc>
@@ -4833,7 +4671,7 @@
           </w:tcPr>
           <w:p>
             <w:r>
-              <w:t>purpose_Wedding_x_immigrant_similar</w:t>
+              <w:t>purpose_Events_x_immigrant_similar</w:t>
             </w:r>
           </w:p>
         </w:tc>
@@ -4843,7 +4681,7 @@
           </w:tcPr>
           <w:p>
             <w:r>
-              <w:t>inf</w:t>
+              <w:t>9.5333</w:t>
             </w:r>
           </w:p>
         </w:tc>
@@ -4855,7 +4693,7 @@
           </w:tcPr>
           <w:p>
             <w:r>
-              <w:t>purpose_Wedding_x_immigrant_moderate</w:t>
+              <w:t>purpose_Events_x_immigrant_moderate</w:t>
             </w:r>
           </w:p>
         </w:tc>
@@ -4865,2848 +4703,7 @@
           </w:tcPr>
           <w:p>
             <w:r>
-              <w:t>inf</w:t>
-            </w:r>
-          </w:p>
-        </w:tc>
-      </w:tr>
-      <w:tr>
-        <w:tc>
-          <w:tcPr>
-            <w:tcW w:type="dxa" w:w="4320"/>
-          </w:tcPr>
-          <w:p>
-            <w:r>
-              <w:t>purpose_Events_x_immigrant_density</w:t>
-            </w:r>
-          </w:p>
-        </w:tc>
-        <w:tc>
-          <w:tcPr>
-            <w:tcW w:type="dxa" w:w="4320"/>
-          </w:tcPr>
-          <w:p>
-            <w:r>
-              <w:t>inf</w:t>
-            </w:r>
-          </w:p>
-        </w:tc>
-      </w:tr>
-      <w:tr>
-        <w:tc>
-          <w:tcPr>
-            <w:tcW w:type="dxa" w:w="4320"/>
-          </w:tcPr>
-          <w:p>
-            <w:r>
-              <w:t>purpose_Events_x_immigrant_similar</w:t>
-            </w:r>
-          </w:p>
-        </w:tc>
-        <w:tc>
-          <w:tcPr>
-            <w:tcW w:type="dxa" w:w="4320"/>
-          </w:tcPr>
-          <w:p>
-            <w:r>
-              <w:t>inf</w:t>
-            </w:r>
-          </w:p>
-        </w:tc>
-      </w:tr>
-      <w:tr>
-        <w:tc>
-          <w:tcPr>
-            <w:tcW w:type="dxa" w:w="4320"/>
-          </w:tcPr>
-          <w:p>
-            <w:r>
-              <w:t>purpose_Events_x_immigrant_moderate</w:t>
-            </w:r>
-          </w:p>
-        </w:tc>
-        <w:tc>
-          <w:tcPr>
-            <w:tcW w:type="dxa" w:w="4320"/>
-          </w:tcPr>
-          <w:p>
-            <w:r>
-              <w:t>inf</w:t>
-            </w:r>
-          </w:p>
-        </w:tc>
-      </w:tr>
-    </w:tbl>
-    <w:p>
-      <w:r>
-        <w:t>VIF values above 10 indicate potential multicollinearity issues.</w:t>
-      </w:r>
-    </w:p>
-    <w:p>
-      <w:r>
-        <w:br/>
-      </w:r>
-    </w:p>
-    <w:p>
-      <w:pPr>
-        <w:pStyle w:val="Heading1"/>
-      </w:pPr>
-      <w:r>
-        <w:t>Robustness Check 1: Purpose x Immigrant Variable Interactions</w:t>
-      </w:r>
-    </w:p>
-    <w:p>
-      <w:r>
-        <w:t>Model formula: los_capped ~ import_from_slu_log + age + state_unemployment +</w:t>
-        <w:br/>
-        <w:t xml:space="preserve">                         immigrant_density_centered +</w:t>
-        <w:br/>
-        <w:t xml:space="preserve">                         immigrant_similar + immigrant_moderate + state_percapita_income_log +</w:t>
-        <w:br/>
-        <w:t xml:space="preserve">                         C(sex_enc) + C(accomd_type_enc) + C(season_enc) + C(region_census_enc) +</w:t>
-        <w:br/>
-        <w:t xml:space="preserve">                         C(purpose_simple)+C(employment_status_enc) + purpose_Business_x_immigrant_density + purpose_Business_x_immigrant_similar + purpose_Business_x_immigrant_moderate + purpose_Other_x_immigrant_density + purpose_Other_x_immigrant_similar + purpose_Other_x_immigrant_moderate + purpose_Pleasure_x_immigrant_density + purpose_Pleasure_x_immigrant_similar + purpose_Pleasure_x_immigrant_moderate + purpose_Wedding_x_immigrant_density + purpose_Wedding_x_immigrant_similar + purpose_Wedding_x_immigrant_moderate + purpose_Events_x_immigrant_density + purpose_Events_x_immigrant_similar + purpose_Events_x_immigrant_moderate</w:t>
-      </w:r>
-    </w:p>
-    <w:p>
-      <w:r>
-        <w:rPr>
-          <w:rFonts w:ascii="Courier New" w:hAnsi="Courier New"/>
-        </w:rPr>
-        <w:t xml:space="preserve">                 Generalized Linear Model Regression Results                  </w:t>
-        <w:br/>
-        <w:t>==============================================================================</w:t>
-        <w:br/>
-        <w:t>Dep. Variable:             los_capped   No. Observations:               139278</w:t>
-        <w:br/>
-        <w:t>Model:                            GLM   Df Residuals:                   139243</w:t>
-        <w:br/>
-        <w:t>Model Family:        NegativeBinomial   Df Model:                           34</w:t>
-        <w:br/>
-        <w:t>Link Function:                    log   Scale:                          1.0000</w:t>
-        <w:br/>
-        <w:t>Method:                          IRLS   Log-Likelihood:            -4.1587e+05</w:t>
-        <w:br/>
-        <w:t>Date:                Wed, 04 Mar 2026   Deviance:                       36111.</w:t>
-        <w:br/>
-        <w:t>Time:                        12:46:45   Pearson chi2:                 2.71e+05</w:t>
-        <w:br/>
-        <w:t>No. Iterations:                   100   Pseudo R-squ. (CS):            0.02615</w:t>
-        <w:br/>
-        <w:t xml:space="preserve">Covariance Type:            nonrobust                                         </w:t>
-        <w:br/>
-        <w:t>==========================================================================================================</w:t>
-        <w:br/>
-        <w:t xml:space="preserve">                                             coef    std err          z      P&gt;|z|      [0.025      0.975]</w:t>
-        <w:br/>
-        <w:t>----------------------------------------------------------------------------------------------------------</w:t>
-        <w:br/>
-        <w:t>Intercept                                 -0.0856      0.578     -0.148      0.882      -1.218       1.047</w:t>
-        <w:br/>
-        <w:t>C(sex_enc)[T.Male]                         0.0103      0.006      1.783      0.075      -0.001       0.022</w:t>
-        <w:br/>
-        <w:t>C(accomd_type_enc)[T.Other]                0.1305      0.015      8.514      0.000       0.100       0.161</w:t>
-        <w:br/>
-        <w:t>C(accomd_type_enc)[T.Sharing]              0.2206      0.009     25.042      0.000       0.203       0.238</w:t>
-        <w:br/>
-        <w:t>C(season_enc)[T.Spring]                    0.1005      0.009     11.796      0.000       0.084       0.117</w:t>
-        <w:br/>
-        <w:t>C(season_enc)[T.Summer]                    0.0575      0.008      6.764      0.000       0.041       0.074</w:t>
-        <w:br/>
-        <w:t>C(season_enc)[T.Winter]                    0.1423      0.009     16.266      0.000       0.125       0.159</w:t>
-        <w:br/>
-        <w:t>C(region_census_enc)[T.Northeast]          0.0325      0.011      2.888      0.004       0.010       0.055</w:t>
-        <w:br/>
-        <w:t>C(region_census_enc)[T.South]             -0.0281      0.011     -2.568      0.010      -0.050      -0.007</w:t>
-        <w:br/>
-        <w:t>C(region_census_enc)[T.West]               0.1038      0.013      7.740      0.000       0.078       0.130</w:t>
-        <w:br/>
-        <w:t>C(purpose_simple)[T.Events]                0.1560      0.039      3.961      0.000       0.079       0.233</w:t>
-        <w:br/>
-        <w:t>C(purpose_simple)[T.Other]                 0.4835      0.031     15.826      0.000       0.424       0.543</w:t>
-        <w:br/>
-        <w:t>C(purpose_simple)[T.Pleasure]              0.1353      0.026      5.295      0.000       0.085       0.185</w:t>
-        <w:br/>
-        <w:t>C(purpose_simple)[T.Wedding]               0.0317      0.030      1.051      0.293      -0.027       0.091</w:t>
-        <w:br/>
-        <w:t>C(employment_status_enc)[T.Student]       -0.0458      0.046     -0.993      0.320      -0.136       0.045</w:t>
-        <w:br/>
-        <w:t>C(employment_status_enc)[T.Unemployed]     0.0948      0.034      2.812      0.005       0.029       0.161</w:t>
-        <w:br/>
-        <w:t>import_from_slu_log                       -0.0015      0.001     -2.141      0.032      -0.003      -0.000</w:t>
-        <w:br/>
-        <w:t>age                                        0.0051      0.000     25.497      0.000       0.005       0.005</w:t>
-        <w:br/>
-        <w:t>state_unemployment                        -0.0183      0.005     -3.729      0.000      -0.028      -0.009</w:t>
-        <w:br/>
-        <w:t>immigrant_density_centered                -0.0056      0.003     -2.156      0.031      -0.011      -0.001</w:t>
-        <w:br/>
-        <w:t>immigrant_similar                          0.0112      0.003      4.022      0.000       0.006       0.017</w:t>
-        <w:br/>
-        <w:t>immigrant_moderate                         0.0046      0.003      1.735      0.083      -0.001       0.010</w:t>
-        <w:br/>
-        <w:t>state_percapita_income_log                 0.1455      0.052      2.784      0.005       0.043       0.248</w:t>
-        <w:br/>
-        <w:t>purpose_Business_x_immigrant_density      -0.0092      0.006     -1.446      0.148      -0.022       0.003</w:t>
-        <w:br/>
-        <w:t>purpose_Business_x_immigrant_similar       0.0081      0.007      1.186      0.236      -0.005       0.022</w:t>
-        <w:br/>
-        <w:t>purpose_Business_x_immigrant_moderate      0.0095      0.007      1.455      0.146      -0.003       0.022</w:t>
-        <w:br/>
-        <w:t>purpose_Other_x_immigrant_density          0.0071      0.005      1.540      0.123      -0.002       0.016</w:t>
-        <w:br/>
-        <w:t>purpose_Other_x_immigrant_similar          0.0032      0.005      0.640      0.522      -0.007       0.013</w:t>
-        <w:br/>
-        <w:t>purpose_Other_x_immigrant_moderate        -0.0092      0.005     -1.918      0.055      -0.019       0.000</w:t>
-        <w:br/>
-        <w:t>purpose_Pleasure_x_immigrant_density       0.0034      0.003      1.280      0.200      -0.002       0.009</w:t>
-        <w:br/>
-        <w:t>purpose_Pleasure_x_immigrant_similar      -0.0092      0.003     -3.249      0.001      -0.015      -0.004</w:t>
-        <w:br/>
-        <w:t>purpose_Pleasure_x_immigrant_moderate     -0.0034      0.003     -1.245      0.213      -0.009       0.002</w:t>
-        <w:br/>
-        <w:t>purpose_Wedding_x_immigrant_density       -0.0025      0.004     -0.629      0.529      -0.010       0.005</w:t>
-        <w:br/>
-        <w:t>purpose_Wedding_x_immigrant_similar        0.0058      0.004      1.312      0.189      -0.003       0.014</w:t>
-        <w:br/>
-        <w:t>purpose_Wedding_x_immigrant_moderate       0.0007      0.004      0.170      0.865      -0.007       0.009</w:t>
-        <w:br/>
-        <w:t>purpose_Events_x_immigrant_density        -0.0045      0.010     -0.436      0.663      -0.025       0.016</w:t>
-        <w:br/>
-        <w:t>purpose_Events_x_immigrant_similar         0.0033      0.011      0.304      0.761      -0.018       0.024</w:t>
-        <w:br/>
-        <w:t>purpose_Events_x_immigrant_moderate        0.0070      0.010      0.666      0.505      -0.014       0.027</w:t>
-        <w:br/>
-        <w:t>==========================================================================================================</w:t>
-      </w:r>
-    </w:p>
-    <w:p>
-      <w:r>
-        <w:br/>
-      </w:r>
-    </w:p>
-    <w:p>
-      <w:pPr>
-        <w:pStyle w:val="Heading2"/>
-      </w:pPr>
-      <w:r>
-        <w:t>Incident Rate Ratios (IRR) - Purpose Interaction Model</w:t>
-      </w:r>
-    </w:p>
-    <w:tbl>
-      <w:tblPr>
-        <w:tblStyle w:val="TableGrid"/>
-        <w:tblW w:type="auto" w:w="0"/>
-        <w:tblLook w:firstColumn="1" w:firstRow="1" w:lastColumn="0" w:lastRow="0" w:noHBand="0" w:noVBand="1" w:val="04A0"/>
-      </w:tblPr>
-      <w:tblGrid>
-        <w:gridCol w:w="1728"/>
-        <w:gridCol w:w="1728"/>
-        <w:gridCol w:w="1728"/>
-        <w:gridCol w:w="1728"/>
-        <w:gridCol w:w="1728"/>
-      </w:tblGrid>
-      <w:tr>
-        <w:tc>
-          <w:tcPr>
-            <w:tcW w:type="dxa" w:w="1728"/>
-          </w:tcPr>
-          <w:p>
-            <w:r>
-              <w:t>Variable</w:t>
-            </w:r>
-          </w:p>
-        </w:tc>
-        <w:tc>
-          <w:tcPr>
-            <w:tcW w:type="dxa" w:w="1728"/>
-          </w:tcPr>
-          <w:p>
-            <w:r>
-              <w:t>IRR</w:t>
-            </w:r>
-          </w:p>
-        </w:tc>
-        <w:tc>
-          <w:tcPr>
-            <w:tcW w:type="dxa" w:w="1728"/>
-          </w:tcPr>
-          <w:p>
-            <w:r>
-              <w:t>Lower CI</w:t>
-            </w:r>
-          </w:p>
-        </w:tc>
-        <w:tc>
-          <w:tcPr>
-            <w:tcW w:type="dxa" w:w="1728"/>
-          </w:tcPr>
-          <w:p>
-            <w:r>
-              <w:t>Upper CI</w:t>
-            </w:r>
-          </w:p>
-        </w:tc>
-        <w:tc>
-          <w:tcPr>
-            <w:tcW w:type="dxa" w:w="1728"/>
-          </w:tcPr>
-          <w:p>
-            <w:r>
-              <w:t>P-value</w:t>
-            </w:r>
-          </w:p>
-        </w:tc>
-      </w:tr>
-      <w:tr>
-        <w:tc>
-          <w:tcPr>
-            <w:tcW w:type="dxa" w:w="1728"/>
-          </w:tcPr>
-          <w:p>
-            <w:r>
-              <w:t>Intercept</w:t>
-            </w:r>
-          </w:p>
-        </w:tc>
-        <w:tc>
-          <w:tcPr>
-            <w:tcW w:type="dxa" w:w="1728"/>
-          </w:tcPr>
-          <w:p>
-            <w:r>
-              <w:t>0.9180</w:t>
-            </w:r>
-          </w:p>
-        </w:tc>
-        <w:tc>
-          <w:tcPr>
-            <w:tcW w:type="dxa" w:w="1728"/>
-          </w:tcPr>
-          <w:p>
-            <w:r>
-              <w:t>0.2958</w:t>
-            </w:r>
-          </w:p>
-        </w:tc>
-        <w:tc>
-          <w:tcPr>
-            <w:tcW w:type="dxa" w:w="1728"/>
-          </w:tcPr>
-          <w:p>
-            <w:r>
-              <w:t>2.8489</w:t>
-            </w:r>
-          </w:p>
-        </w:tc>
-        <w:tc>
-          <w:tcPr>
-            <w:tcW w:type="dxa" w:w="1728"/>
-          </w:tcPr>
-          <w:p>
-            <w:r>
-              <w:t>0.8823</w:t>
-            </w:r>
-          </w:p>
-        </w:tc>
-      </w:tr>
-      <w:tr>
-        <w:tc>
-          <w:tcPr>
-            <w:tcW w:type="dxa" w:w="1728"/>
-          </w:tcPr>
-          <w:p>
-            <w:r>
-              <w:t>C(sex_enc)[T.Male]</w:t>
-            </w:r>
-          </w:p>
-        </w:tc>
-        <w:tc>
-          <w:tcPr>
-            <w:tcW w:type="dxa" w:w="1728"/>
-          </w:tcPr>
-          <w:p>
-            <w:r>
-              <w:t>1.0104</w:t>
-            </w:r>
-          </w:p>
-        </w:tc>
-        <w:tc>
-          <w:tcPr>
-            <w:tcW w:type="dxa" w:w="1728"/>
-          </w:tcPr>
-          <w:p>
-            <w:r>
-              <w:t>0.9990</w:t>
-            </w:r>
-          </w:p>
-        </w:tc>
-        <w:tc>
-          <w:tcPr>
-            <w:tcW w:type="dxa" w:w="1728"/>
-          </w:tcPr>
-          <w:p>
-            <w:r>
-              <w:t>1.0219</w:t>
-            </w:r>
-          </w:p>
-        </w:tc>
-        <w:tc>
-          <w:tcPr>
-            <w:tcW w:type="dxa" w:w="1728"/>
-          </w:tcPr>
-          <w:p>
-            <w:r>
-              <w:t>0.0745</w:t>
-            </w:r>
-          </w:p>
-        </w:tc>
-      </w:tr>
-      <w:tr>
-        <w:tc>
-          <w:tcPr>
-            <w:tcW w:type="dxa" w:w="1728"/>
-          </w:tcPr>
-          <w:p>
-            <w:r>
-              <w:t>C(accomd_type_enc)[T.Other]</w:t>
-            </w:r>
-          </w:p>
-        </w:tc>
-        <w:tc>
-          <w:tcPr>
-            <w:tcW w:type="dxa" w:w="1728"/>
-          </w:tcPr>
-          <w:p>
-            <w:r>
-              <w:t>1.1394</w:t>
-            </w:r>
-          </w:p>
-        </w:tc>
-        <w:tc>
-          <w:tcPr>
-            <w:tcW w:type="dxa" w:w="1728"/>
-          </w:tcPr>
-          <w:p>
-            <w:r>
-              <w:t>1.1057</w:t>
-            </w:r>
-          </w:p>
-        </w:tc>
-        <w:tc>
-          <w:tcPr>
-            <w:tcW w:type="dxa" w:w="1728"/>
-          </w:tcPr>
-          <w:p>
-            <w:r>
-              <w:t>1.1741</w:t>
-            </w:r>
-          </w:p>
-        </w:tc>
-        <w:tc>
-          <w:tcPr>
-            <w:tcW w:type="dxa" w:w="1728"/>
-          </w:tcPr>
-          <w:p>
-            <w:r>
-              <w:t>0.0000</w:t>
-            </w:r>
-          </w:p>
-        </w:tc>
-      </w:tr>
-      <w:tr>
-        <w:tc>
-          <w:tcPr>
-            <w:tcW w:type="dxa" w:w="1728"/>
-          </w:tcPr>
-          <w:p>
-            <w:r>
-              <w:t>C(accomd_type_enc)[T.Sharing]</w:t>
-            </w:r>
-          </w:p>
-        </w:tc>
-        <w:tc>
-          <w:tcPr>
-            <w:tcW w:type="dxa" w:w="1728"/>
-          </w:tcPr>
-          <w:p>
-            <w:r>
-              <w:t>1.2469</w:t>
-            </w:r>
-          </w:p>
-        </w:tc>
-        <w:tc>
-          <w:tcPr>
-            <w:tcW w:type="dxa" w:w="1728"/>
-          </w:tcPr>
-          <w:p>
-            <w:r>
-              <w:t>1.2255</w:t>
-            </w:r>
-          </w:p>
-        </w:tc>
-        <w:tc>
-          <w:tcPr>
-            <w:tcW w:type="dxa" w:w="1728"/>
-          </w:tcPr>
-          <w:p>
-            <w:r>
-              <w:t>1.2686</w:t>
-            </w:r>
-          </w:p>
-        </w:tc>
-        <w:tc>
-          <w:tcPr>
-            <w:tcW w:type="dxa" w:w="1728"/>
-          </w:tcPr>
-          <w:p>
-            <w:r>
-              <w:t>0.0000</w:t>
-            </w:r>
-          </w:p>
-        </w:tc>
-      </w:tr>
-      <w:tr>
-        <w:tc>
-          <w:tcPr>
-            <w:tcW w:type="dxa" w:w="1728"/>
-          </w:tcPr>
-          <w:p>
-            <w:r>
-              <w:t>C(season_enc)[T.Spring]</w:t>
-            </w:r>
-          </w:p>
-        </w:tc>
-        <w:tc>
-          <w:tcPr>
-            <w:tcW w:type="dxa" w:w="1728"/>
-          </w:tcPr>
-          <w:p>
-            <w:r>
-              <w:t>1.1057</w:t>
-            </w:r>
-          </w:p>
-        </w:tc>
-        <w:tc>
-          <w:tcPr>
-            <w:tcW w:type="dxa" w:w="1728"/>
-          </w:tcPr>
-          <w:p>
-            <w:r>
-              <w:t>1.0874</w:t>
-            </w:r>
-          </w:p>
-        </w:tc>
-        <w:tc>
-          <w:tcPr>
-            <w:tcW w:type="dxa" w:w="1728"/>
-          </w:tcPr>
-          <w:p>
-            <w:r>
-              <w:t>1.1244</w:t>
-            </w:r>
-          </w:p>
-        </w:tc>
-        <w:tc>
-          <w:tcPr>
-            <w:tcW w:type="dxa" w:w="1728"/>
-          </w:tcPr>
-          <w:p>
-            <w:r>
-              <w:t>0.0000</w:t>
-            </w:r>
-          </w:p>
-        </w:tc>
-      </w:tr>
-      <w:tr>
-        <w:tc>
-          <w:tcPr>
-            <w:tcW w:type="dxa" w:w="1728"/>
-          </w:tcPr>
-          <w:p>
-            <w:r>
-              <w:t>C(season_enc)[T.Summer]</w:t>
-            </w:r>
-          </w:p>
-        </w:tc>
-        <w:tc>
-          <w:tcPr>
-            <w:tcW w:type="dxa" w:w="1728"/>
-          </w:tcPr>
-          <w:p>
-            <w:r>
-              <w:t>1.0592</w:t>
-            </w:r>
-          </w:p>
-        </w:tc>
-        <w:tc>
-          <w:tcPr>
-            <w:tcW w:type="dxa" w:w="1728"/>
-          </w:tcPr>
-          <w:p>
-            <w:r>
-              <w:t>1.0417</w:t>
-            </w:r>
-          </w:p>
-        </w:tc>
-        <w:tc>
-          <w:tcPr>
-            <w:tcW w:type="dxa" w:w="1728"/>
-          </w:tcPr>
-          <w:p>
-            <w:r>
-              <w:t>1.0769</w:t>
-            </w:r>
-          </w:p>
-        </w:tc>
-        <w:tc>
-          <w:tcPr>
-            <w:tcW w:type="dxa" w:w="1728"/>
-          </w:tcPr>
-          <w:p>
-            <w:r>
-              <w:t>0.0000</w:t>
-            </w:r>
-          </w:p>
-        </w:tc>
-      </w:tr>
-      <w:tr>
-        <w:tc>
-          <w:tcPr>
-            <w:tcW w:type="dxa" w:w="1728"/>
-          </w:tcPr>
-          <w:p>
-            <w:r>
-              <w:t>C(season_enc)[T.Winter]</w:t>
-            </w:r>
-          </w:p>
-        </w:tc>
-        <w:tc>
-          <w:tcPr>
-            <w:tcW w:type="dxa" w:w="1728"/>
-          </w:tcPr>
-          <w:p>
-            <w:r>
-              <w:t>1.1530</w:t>
-            </w:r>
-          </w:p>
-        </w:tc>
-        <w:tc>
-          <w:tcPr>
-            <w:tcW w:type="dxa" w:w="1728"/>
-          </w:tcPr>
-          <w:p>
-            <w:r>
-              <w:t>1.1334</w:t>
-            </w:r>
-          </w:p>
-        </w:tc>
-        <w:tc>
-          <w:tcPr>
-            <w:tcW w:type="dxa" w:w="1728"/>
-          </w:tcPr>
-          <w:p>
-            <w:r>
-              <w:t>1.1729</w:t>
-            </w:r>
-          </w:p>
-        </w:tc>
-        <w:tc>
-          <w:tcPr>
-            <w:tcW w:type="dxa" w:w="1728"/>
-          </w:tcPr>
-          <w:p>
-            <w:r>
-              <w:t>0.0000</w:t>
-            </w:r>
-          </w:p>
-        </w:tc>
-      </w:tr>
-      <w:tr>
-        <w:tc>
-          <w:tcPr>
-            <w:tcW w:type="dxa" w:w="1728"/>
-          </w:tcPr>
-          <w:p>
-            <w:r>
-              <w:t>C(region_census_enc)[T.Northeast]</w:t>
-            </w:r>
-          </w:p>
-        </w:tc>
-        <w:tc>
-          <w:tcPr>
-            <w:tcW w:type="dxa" w:w="1728"/>
-          </w:tcPr>
-          <w:p>
-            <w:r>
-              <w:t>1.0331</w:t>
-            </w:r>
-          </w:p>
-        </w:tc>
-        <w:tc>
-          <w:tcPr>
-            <w:tcW w:type="dxa" w:w="1728"/>
-          </w:tcPr>
-          <w:p>
-            <w:r>
-              <w:t>1.0105</w:t>
-            </w:r>
-          </w:p>
-        </w:tc>
-        <w:tc>
-          <w:tcPr>
-            <w:tcW w:type="dxa" w:w="1728"/>
-          </w:tcPr>
-          <w:p>
-            <w:r>
-              <w:t>1.0561</w:t>
-            </w:r>
-          </w:p>
-        </w:tc>
-        <w:tc>
-          <w:tcPr>
-            <w:tcW w:type="dxa" w:w="1728"/>
-          </w:tcPr>
-          <w:p>
-            <w:r>
-              <w:t>0.0039</w:t>
-            </w:r>
-          </w:p>
-        </w:tc>
-      </w:tr>
-      <w:tr>
-        <w:tc>
-          <w:tcPr>
-            <w:tcW w:type="dxa" w:w="1728"/>
-          </w:tcPr>
-          <w:p>
-            <w:r>
-              <w:t>C(region_census_enc)[T.South]</w:t>
-            </w:r>
-          </w:p>
-        </w:tc>
-        <w:tc>
-          <w:tcPr>
-            <w:tcW w:type="dxa" w:w="1728"/>
-          </w:tcPr>
-          <w:p>
-            <w:r>
-              <w:t>0.9722</w:t>
-            </w:r>
-          </w:p>
-        </w:tc>
-        <w:tc>
-          <w:tcPr>
-            <w:tcW w:type="dxa" w:w="1728"/>
-          </w:tcPr>
-          <w:p>
-            <w:r>
-              <w:t>0.9516</w:t>
-            </w:r>
-          </w:p>
-        </w:tc>
-        <w:tc>
-          <w:tcPr>
-            <w:tcW w:type="dxa" w:w="1728"/>
-          </w:tcPr>
-          <w:p>
-            <w:r>
-              <w:t>0.9934</w:t>
-            </w:r>
-          </w:p>
-        </w:tc>
-        <w:tc>
-          <w:tcPr>
-            <w:tcW w:type="dxa" w:w="1728"/>
-          </w:tcPr>
-          <w:p>
-            <w:r>
-              <w:t>0.0102</w:t>
-            </w:r>
-          </w:p>
-        </w:tc>
-      </w:tr>
-      <w:tr>
-        <w:tc>
-          <w:tcPr>
-            <w:tcW w:type="dxa" w:w="1728"/>
-          </w:tcPr>
-          <w:p>
-            <w:r>
-              <w:t>C(region_census_enc)[T.West]</w:t>
-            </w:r>
-          </w:p>
-        </w:tc>
-        <w:tc>
-          <w:tcPr>
-            <w:tcW w:type="dxa" w:w="1728"/>
-          </w:tcPr>
-          <w:p>
-            <w:r>
-              <w:t>1.1094</w:t>
-            </w:r>
-          </w:p>
-        </w:tc>
-        <w:tc>
-          <w:tcPr>
-            <w:tcW w:type="dxa" w:w="1728"/>
-          </w:tcPr>
-          <w:p>
-            <w:r>
-              <w:t>1.0806</w:t>
-            </w:r>
-          </w:p>
-        </w:tc>
-        <w:tc>
-          <w:tcPr>
-            <w:tcW w:type="dxa" w:w="1728"/>
-          </w:tcPr>
-          <w:p>
-            <w:r>
-              <w:t>1.1389</w:t>
-            </w:r>
-          </w:p>
-        </w:tc>
-        <w:tc>
-          <w:tcPr>
-            <w:tcW w:type="dxa" w:w="1728"/>
-          </w:tcPr>
-          <w:p>
-            <w:r>
-              <w:t>0.0000</w:t>
-            </w:r>
-          </w:p>
-        </w:tc>
-      </w:tr>
-      <w:tr>
-        <w:tc>
-          <w:tcPr>
-            <w:tcW w:type="dxa" w:w="1728"/>
-          </w:tcPr>
-          <w:p>
-            <w:r>
-              <w:t>C(purpose_simple)[T.Events]</w:t>
-            </w:r>
-          </w:p>
-        </w:tc>
-        <w:tc>
-          <w:tcPr>
-            <w:tcW w:type="dxa" w:w="1728"/>
-          </w:tcPr>
-          <w:p>
-            <w:r>
-              <w:t>1.1688</w:t>
-            </w:r>
-          </w:p>
-        </w:tc>
-        <w:tc>
-          <w:tcPr>
-            <w:tcW w:type="dxa" w:w="1728"/>
-          </w:tcPr>
-          <w:p>
-            <w:r>
-              <w:t>1.0820</w:t>
-            </w:r>
-          </w:p>
-        </w:tc>
-        <w:tc>
-          <w:tcPr>
-            <w:tcW w:type="dxa" w:w="1728"/>
-          </w:tcPr>
-          <w:p>
-            <w:r>
-              <w:t>1.2626</w:t>
-            </w:r>
-          </w:p>
-        </w:tc>
-        <w:tc>
-          <w:tcPr>
-            <w:tcW w:type="dxa" w:w="1728"/>
-          </w:tcPr>
-          <w:p>
-            <w:r>
-              <w:t>0.0001</w:t>
-            </w:r>
-          </w:p>
-        </w:tc>
-      </w:tr>
-      <w:tr>
-        <w:tc>
-          <w:tcPr>
-            <w:tcW w:type="dxa" w:w="1728"/>
-          </w:tcPr>
-          <w:p>
-            <w:r>
-              <w:t>C(purpose_simple)[T.Other]</w:t>
-            </w:r>
-          </w:p>
-        </w:tc>
-        <w:tc>
-          <w:tcPr>
-            <w:tcW w:type="dxa" w:w="1728"/>
-          </w:tcPr>
-          <w:p>
-            <w:r>
-              <w:t>1.6217</w:t>
-            </w:r>
-          </w:p>
-        </w:tc>
-        <w:tc>
-          <w:tcPr>
-            <w:tcW w:type="dxa" w:w="1728"/>
-          </w:tcPr>
-          <w:p>
-            <w:r>
-              <w:t>1.5274</w:t>
-            </w:r>
-          </w:p>
-        </w:tc>
-        <w:tc>
-          <w:tcPr>
-            <w:tcW w:type="dxa" w:w="1728"/>
-          </w:tcPr>
-          <w:p>
-            <w:r>
-              <w:t>1.7217</w:t>
-            </w:r>
-          </w:p>
-        </w:tc>
-        <w:tc>
-          <w:tcPr>
-            <w:tcW w:type="dxa" w:w="1728"/>
-          </w:tcPr>
-          <w:p>
-            <w:r>
-              <w:t>0.0000</w:t>
-            </w:r>
-          </w:p>
-        </w:tc>
-      </w:tr>
-      <w:tr>
-        <w:tc>
-          <w:tcPr>
-            <w:tcW w:type="dxa" w:w="1728"/>
-          </w:tcPr>
-          <w:p>
-            <w:r>
-              <w:t>C(purpose_simple)[T.Pleasure]</w:t>
-            </w:r>
-          </w:p>
-        </w:tc>
-        <w:tc>
-          <w:tcPr>
-            <w:tcW w:type="dxa" w:w="1728"/>
-          </w:tcPr>
-          <w:p>
-            <w:r>
-              <w:t>1.1448</w:t>
-            </w:r>
-          </w:p>
-        </w:tc>
-        <w:tc>
-          <w:tcPr>
-            <w:tcW w:type="dxa" w:w="1728"/>
-          </w:tcPr>
-          <w:p>
-            <w:r>
-              <w:t>1.0889</w:t>
-            </w:r>
-          </w:p>
-        </w:tc>
-        <w:tc>
-          <w:tcPr>
-            <w:tcW w:type="dxa" w:w="1728"/>
-          </w:tcPr>
-          <w:p>
-            <w:r>
-              <w:t>1.2036</w:t>
-            </w:r>
-          </w:p>
-        </w:tc>
-        <w:tc>
-          <w:tcPr>
-            <w:tcW w:type="dxa" w:w="1728"/>
-          </w:tcPr>
-          <w:p>
-            <w:r>
-              <w:t>0.0000</w:t>
-            </w:r>
-          </w:p>
-        </w:tc>
-      </w:tr>
-      <w:tr>
-        <w:tc>
-          <w:tcPr>
-            <w:tcW w:type="dxa" w:w="1728"/>
-          </w:tcPr>
-          <w:p>
-            <w:r>
-              <w:t>C(purpose_simple)[T.Wedding]</w:t>
-            </w:r>
-          </w:p>
-        </w:tc>
-        <w:tc>
-          <w:tcPr>
-            <w:tcW w:type="dxa" w:w="1728"/>
-          </w:tcPr>
-          <w:p>
-            <w:r>
-              <w:t>1.0323</w:t>
-            </w:r>
-          </w:p>
-        </w:tc>
-        <w:tc>
-          <w:tcPr>
-            <w:tcW w:type="dxa" w:w="1728"/>
-          </w:tcPr>
-          <w:p>
-            <w:r>
-              <w:t>0.9729</w:t>
-            </w:r>
-          </w:p>
-        </w:tc>
-        <w:tc>
-          <w:tcPr>
-            <w:tcW w:type="dxa" w:w="1728"/>
-          </w:tcPr>
-          <w:p>
-            <w:r>
-              <w:t>1.0952</w:t>
-            </w:r>
-          </w:p>
-        </w:tc>
-        <w:tc>
-          <w:tcPr>
-            <w:tcW w:type="dxa" w:w="1728"/>
-          </w:tcPr>
-          <w:p>
-            <w:r>
-              <w:t>0.2931</w:t>
-            </w:r>
-          </w:p>
-        </w:tc>
-      </w:tr>
-      <w:tr>
-        <w:tc>
-          <w:tcPr>
-            <w:tcW w:type="dxa" w:w="1728"/>
-          </w:tcPr>
-          <w:p>
-            <w:r>
-              <w:t>C(employment_status_enc)[T.Student]</w:t>
-            </w:r>
-          </w:p>
-        </w:tc>
-        <w:tc>
-          <w:tcPr>
-            <w:tcW w:type="dxa" w:w="1728"/>
-          </w:tcPr>
-          <w:p>
-            <w:r>
-              <w:t>0.9553</w:t>
-            </w:r>
-          </w:p>
-        </w:tc>
-        <w:tc>
-          <w:tcPr>
-            <w:tcW w:type="dxa" w:w="1728"/>
-          </w:tcPr>
-          <w:p>
-            <w:r>
-              <w:t>0.8728</w:t>
-            </w:r>
-          </w:p>
-        </w:tc>
-        <w:tc>
-          <w:tcPr>
-            <w:tcW w:type="dxa" w:w="1728"/>
-          </w:tcPr>
-          <w:p>
-            <w:r>
-              <w:t>1.0455</w:t>
-            </w:r>
-          </w:p>
-        </w:tc>
-        <w:tc>
-          <w:tcPr>
-            <w:tcW w:type="dxa" w:w="1728"/>
-          </w:tcPr>
-          <w:p>
-            <w:r>
-              <w:t>0.3205</w:t>
-            </w:r>
-          </w:p>
-        </w:tc>
-      </w:tr>
-      <w:tr>
-        <w:tc>
-          <w:tcPr>
-            <w:tcW w:type="dxa" w:w="1728"/>
-          </w:tcPr>
-          <w:p>
-            <w:r>
-              <w:t>C(employment_status_enc)[T.Unemployed]</w:t>
-            </w:r>
-          </w:p>
-        </w:tc>
-        <w:tc>
-          <w:tcPr>
-            <w:tcW w:type="dxa" w:w="1728"/>
-          </w:tcPr>
-          <w:p>
-            <w:r>
-              <w:t>1.0994</w:t>
-            </w:r>
-          </w:p>
-        </w:tc>
-        <w:tc>
-          <w:tcPr>
-            <w:tcW w:type="dxa" w:w="1728"/>
-          </w:tcPr>
-          <w:p>
-            <w:r>
-              <w:t>1.0291</w:t>
-            </w:r>
-          </w:p>
-        </w:tc>
-        <w:tc>
-          <w:tcPr>
-            <w:tcW w:type="dxa" w:w="1728"/>
-          </w:tcPr>
-          <w:p>
-            <w:r>
-              <w:t>1.1745</w:t>
-            </w:r>
-          </w:p>
-        </w:tc>
-        <w:tc>
-          <w:tcPr>
-            <w:tcW w:type="dxa" w:w="1728"/>
-          </w:tcPr>
-          <w:p>
-            <w:r>
-              <w:t>0.0049</w:t>
-            </w:r>
-          </w:p>
-        </w:tc>
-      </w:tr>
-      <w:tr>
-        <w:tc>
-          <w:tcPr>
-            <w:tcW w:type="dxa" w:w="1728"/>
-          </w:tcPr>
-          <w:p>
-            <w:r>
-              <w:t>import_from_slu_log</w:t>
-            </w:r>
-          </w:p>
-        </w:tc>
-        <w:tc>
-          <w:tcPr>
-            <w:tcW w:type="dxa" w:w="1728"/>
-          </w:tcPr>
-          <w:p>
-            <w:r>
-              <w:t>0.9985</w:t>
-            </w:r>
-          </w:p>
-        </w:tc>
-        <w:tc>
-          <w:tcPr>
-            <w:tcW w:type="dxa" w:w="1728"/>
-          </w:tcPr>
-          <w:p>
-            <w:r>
-              <w:t>0.9971</w:t>
-            </w:r>
-          </w:p>
-        </w:tc>
-        <w:tc>
-          <w:tcPr>
-            <w:tcW w:type="dxa" w:w="1728"/>
-          </w:tcPr>
-          <w:p>
-            <w:r>
-              <w:t>0.9999</w:t>
-            </w:r>
-          </w:p>
-        </w:tc>
-        <w:tc>
-          <w:tcPr>
-            <w:tcW w:type="dxa" w:w="1728"/>
-          </w:tcPr>
-          <w:p>
-            <w:r>
-              <w:t>0.0323</w:t>
-            </w:r>
-          </w:p>
-        </w:tc>
-      </w:tr>
-      <w:tr>
-        <w:tc>
-          <w:tcPr>
-            <w:tcW w:type="dxa" w:w="1728"/>
-          </w:tcPr>
-          <w:p>
-            <w:r>
-              <w:t>age</w:t>
-            </w:r>
-          </w:p>
-        </w:tc>
-        <w:tc>
-          <w:tcPr>
-            <w:tcW w:type="dxa" w:w="1728"/>
-          </w:tcPr>
-          <w:p>
-            <w:r>
-              <w:t>1.0051</w:t>
-            </w:r>
-          </w:p>
-        </w:tc>
-        <w:tc>
-          <w:tcPr>
-            <w:tcW w:type="dxa" w:w="1728"/>
-          </w:tcPr>
-          <w:p>
-            <w:r>
-              <w:t>1.0047</w:t>
-            </w:r>
-          </w:p>
-        </w:tc>
-        <w:tc>
-          <w:tcPr>
-            <w:tcW w:type="dxa" w:w="1728"/>
-          </w:tcPr>
-          <w:p>
-            <w:r>
-              <w:t>1.0055</w:t>
-            </w:r>
-          </w:p>
-        </w:tc>
-        <w:tc>
-          <w:tcPr>
-            <w:tcW w:type="dxa" w:w="1728"/>
-          </w:tcPr>
-          <w:p>
-            <w:r>
-              <w:t>0.0000</w:t>
-            </w:r>
-          </w:p>
-        </w:tc>
-      </w:tr>
-      <w:tr>
-        <w:tc>
-          <w:tcPr>
-            <w:tcW w:type="dxa" w:w="1728"/>
-          </w:tcPr>
-          <w:p>
-            <w:r>
-              <w:t>state_unemployment</w:t>
-            </w:r>
-          </w:p>
-        </w:tc>
-        <w:tc>
-          <w:tcPr>
-            <w:tcW w:type="dxa" w:w="1728"/>
-          </w:tcPr>
-          <w:p>
-            <w:r>
-              <w:t>0.9819</w:t>
-            </w:r>
-          </w:p>
-        </w:tc>
-        <w:tc>
-          <w:tcPr>
-            <w:tcW w:type="dxa" w:w="1728"/>
-          </w:tcPr>
-          <w:p>
-            <w:r>
-              <w:t>0.9725</w:t>
-            </w:r>
-          </w:p>
-        </w:tc>
-        <w:tc>
-          <w:tcPr>
-            <w:tcW w:type="dxa" w:w="1728"/>
-          </w:tcPr>
-          <w:p>
-            <w:r>
-              <w:t>0.9914</w:t>
-            </w:r>
-          </w:p>
-        </w:tc>
-        <w:tc>
-          <w:tcPr>
-            <w:tcW w:type="dxa" w:w="1728"/>
-          </w:tcPr>
-          <w:p>
-            <w:r>
-              <w:t>0.0002</w:t>
-            </w:r>
-          </w:p>
-        </w:tc>
-      </w:tr>
-      <w:tr>
-        <w:tc>
-          <w:tcPr>
-            <w:tcW w:type="dxa" w:w="1728"/>
-          </w:tcPr>
-          <w:p>
-            <w:r>
-              <w:t>immigrant_density_centered</w:t>
-            </w:r>
-          </w:p>
-        </w:tc>
-        <w:tc>
-          <w:tcPr>
-            <w:tcW w:type="dxa" w:w="1728"/>
-          </w:tcPr>
-          <w:p>
-            <w:r>
-              <w:t>0.9944</w:t>
-            </w:r>
-          </w:p>
-        </w:tc>
-        <w:tc>
-          <w:tcPr>
-            <w:tcW w:type="dxa" w:w="1728"/>
-          </w:tcPr>
-          <w:p>
-            <w:r>
-              <w:t>0.9893</w:t>
-            </w:r>
-          </w:p>
-        </w:tc>
-        <w:tc>
-          <w:tcPr>
-            <w:tcW w:type="dxa" w:w="1728"/>
-          </w:tcPr>
-          <w:p>
-            <w:r>
-              <w:t>0.9995</w:t>
-            </w:r>
-          </w:p>
-        </w:tc>
-        <w:tc>
-          <w:tcPr>
-            <w:tcW w:type="dxa" w:w="1728"/>
-          </w:tcPr>
-          <w:p>
-            <w:r>
-              <w:t>0.0311</w:t>
-            </w:r>
-          </w:p>
-        </w:tc>
-      </w:tr>
-      <w:tr>
-        <w:tc>
-          <w:tcPr>
-            <w:tcW w:type="dxa" w:w="1728"/>
-          </w:tcPr>
-          <w:p>
-            <w:r>
-              <w:t>immigrant_similar</w:t>
-            </w:r>
-          </w:p>
-        </w:tc>
-        <w:tc>
-          <w:tcPr>
-            <w:tcW w:type="dxa" w:w="1728"/>
-          </w:tcPr>
-          <w:p>
-            <w:r>
-              <w:t>1.0112</w:t>
-            </w:r>
-          </w:p>
-        </w:tc>
-        <w:tc>
-          <w:tcPr>
-            <w:tcW w:type="dxa" w:w="1728"/>
-          </w:tcPr>
-          <w:p>
-            <w:r>
-              <w:t>1.0057</w:t>
-            </w:r>
-          </w:p>
-        </w:tc>
-        <w:tc>
-          <w:tcPr>
-            <w:tcW w:type="dxa" w:w="1728"/>
-          </w:tcPr>
-          <w:p>
-            <w:r>
-              <w:t>1.0167</w:t>
-            </w:r>
-          </w:p>
-        </w:tc>
-        <w:tc>
-          <w:tcPr>
-            <w:tcW w:type="dxa" w:w="1728"/>
-          </w:tcPr>
-          <w:p>
-            <w:r>
-              <w:t>0.0001</w:t>
-            </w:r>
-          </w:p>
-        </w:tc>
-      </w:tr>
-      <w:tr>
-        <w:tc>
-          <w:tcPr>
-            <w:tcW w:type="dxa" w:w="1728"/>
-          </w:tcPr>
-          <w:p>
-            <w:r>
-              <w:t>immigrant_moderate</w:t>
-            </w:r>
-          </w:p>
-        </w:tc>
-        <w:tc>
-          <w:tcPr>
-            <w:tcW w:type="dxa" w:w="1728"/>
-          </w:tcPr>
-          <w:p>
-            <w:r>
-              <w:t>1.0046</w:t>
-            </w:r>
-          </w:p>
-        </w:tc>
-        <w:tc>
-          <w:tcPr>
-            <w:tcW w:type="dxa" w:w="1728"/>
-          </w:tcPr>
-          <w:p>
-            <w:r>
-              <w:t>0.9994</w:t>
-            </w:r>
-          </w:p>
-        </w:tc>
-        <w:tc>
-          <w:tcPr>
-            <w:tcW w:type="dxa" w:w="1728"/>
-          </w:tcPr>
-          <w:p>
-            <w:r>
-              <w:t>1.0099</w:t>
-            </w:r>
-          </w:p>
-        </w:tc>
-        <w:tc>
-          <w:tcPr>
-            <w:tcW w:type="dxa" w:w="1728"/>
-          </w:tcPr>
-          <w:p>
-            <w:r>
-              <w:t>0.0828</w:t>
-            </w:r>
-          </w:p>
-        </w:tc>
-      </w:tr>
-      <w:tr>
-        <w:tc>
-          <w:tcPr>
-            <w:tcW w:type="dxa" w:w="1728"/>
-          </w:tcPr>
-          <w:p>
-            <w:r>
-              <w:t>state_percapita_income_log</w:t>
-            </w:r>
-          </w:p>
-        </w:tc>
-        <w:tc>
-          <w:tcPr>
-            <w:tcW w:type="dxa" w:w="1728"/>
-          </w:tcPr>
-          <w:p>
-            <w:r>
-              <w:t>1.1566</w:t>
-            </w:r>
-          </w:p>
-        </w:tc>
-        <w:tc>
-          <w:tcPr>
-            <w:tcW w:type="dxa" w:w="1728"/>
-          </w:tcPr>
-          <w:p>
-            <w:r>
-              <w:t>1.0440</w:t>
-            </w:r>
-          </w:p>
-        </w:tc>
-        <w:tc>
-          <w:tcPr>
-            <w:tcW w:type="dxa" w:w="1728"/>
-          </w:tcPr>
-          <w:p>
-            <w:r>
-              <w:t>1.2814</w:t>
-            </w:r>
-          </w:p>
-        </w:tc>
-        <w:tc>
-          <w:tcPr>
-            <w:tcW w:type="dxa" w:w="1728"/>
-          </w:tcPr>
-          <w:p>
-            <w:r>
-              <w:t>0.0054</w:t>
-            </w:r>
-          </w:p>
-        </w:tc>
-      </w:tr>
-      <w:tr>
-        <w:tc>
-          <w:tcPr>
-            <w:tcW w:type="dxa" w:w="1728"/>
-          </w:tcPr>
-          <w:p>
-            <w:r>
-              <w:t>purpose_Business_x_immigrant_density</w:t>
-            </w:r>
-          </w:p>
-        </w:tc>
-        <w:tc>
-          <w:tcPr>
-            <w:tcW w:type="dxa" w:w="1728"/>
-          </w:tcPr>
-          <w:p>
-            <w:r>
-              <w:t>0.9909</w:t>
-            </w:r>
-          </w:p>
-        </w:tc>
-        <w:tc>
-          <w:tcPr>
-            <w:tcW w:type="dxa" w:w="1728"/>
-          </w:tcPr>
-          <w:p>
-            <w:r>
-              <w:t>0.9787</w:t>
-            </w:r>
-          </w:p>
-        </w:tc>
-        <w:tc>
-          <w:tcPr>
-            <w:tcW w:type="dxa" w:w="1728"/>
-          </w:tcPr>
-          <w:p>
-            <w:r>
-              <w:t>1.0033</w:t>
-            </w:r>
-          </w:p>
-        </w:tc>
-        <w:tc>
-          <w:tcPr>
-            <w:tcW w:type="dxa" w:w="1728"/>
-          </w:tcPr>
-          <w:p>
-            <w:r>
-              <w:t>0.1482</w:t>
-            </w:r>
-          </w:p>
-        </w:tc>
-      </w:tr>
-      <w:tr>
-        <w:tc>
-          <w:tcPr>
-            <w:tcW w:type="dxa" w:w="1728"/>
-          </w:tcPr>
-          <w:p>
-            <w:r>
-              <w:t>purpose_Business_x_immigrant_similar</w:t>
-            </w:r>
-          </w:p>
-        </w:tc>
-        <w:tc>
-          <w:tcPr>
-            <w:tcW w:type="dxa" w:w="1728"/>
-          </w:tcPr>
-          <w:p>
-            <w:r>
-              <w:t>1.0082</w:t>
-            </w:r>
-          </w:p>
-        </w:tc>
-        <w:tc>
-          <w:tcPr>
-            <w:tcW w:type="dxa" w:w="1728"/>
-          </w:tcPr>
-          <w:p>
-            <w:r>
-              <w:t>0.9947</w:t>
-            </w:r>
-          </w:p>
-        </w:tc>
-        <w:tc>
-          <w:tcPr>
-            <w:tcW w:type="dxa" w:w="1728"/>
-          </w:tcPr>
-          <w:p>
-            <w:r>
-              <w:t>1.0218</w:t>
-            </w:r>
-          </w:p>
-        </w:tc>
-        <w:tc>
-          <w:tcPr>
-            <w:tcW w:type="dxa" w:w="1728"/>
-          </w:tcPr>
-          <w:p>
-            <w:r>
-              <w:t>0.2357</w:t>
-            </w:r>
-          </w:p>
-        </w:tc>
-      </w:tr>
-      <w:tr>
-        <w:tc>
-          <w:tcPr>
-            <w:tcW w:type="dxa" w:w="1728"/>
-          </w:tcPr>
-          <w:p>
-            <w:r>
-              <w:t>purpose_Business_x_immigrant_moderate</w:t>
-            </w:r>
-          </w:p>
-        </w:tc>
-        <w:tc>
-          <w:tcPr>
-            <w:tcW w:type="dxa" w:w="1728"/>
-          </w:tcPr>
-          <w:p>
-            <w:r>
-              <w:t>1.0095</w:t>
-            </w:r>
-          </w:p>
-        </w:tc>
-        <w:tc>
-          <w:tcPr>
-            <w:tcW w:type="dxa" w:w="1728"/>
-          </w:tcPr>
-          <w:p>
-            <w:r>
-              <w:t>0.9967</w:t>
-            </w:r>
-          </w:p>
-        </w:tc>
-        <w:tc>
-          <w:tcPr>
-            <w:tcW w:type="dxa" w:w="1728"/>
-          </w:tcPr>
-          <w:p>
-            <w:r>
-              <w:t>1.0226</w:t>
-            </w:r>
-          </w:p>
-        </w:tc>
-        <w:tc>
-          <w:tcPr>
-            <w:tcW w:type="dxa" w:w="1728"/>
-          </w:tcPr>
-          <w:p>
-            <w:r>
-              <w:t>0.1458</w:t>
-            </w:r>
-          </w:p>
-        </w:tc>
-      </w:tr>
-      <w:tr>
-        <w:tc>
-          <w:tcPr>
-            <w:tcW w:type="dxa" w:w="1728"/>
-          </w:tcPr>
-          <w:p>
-            <w:r>
-              <w:t>purpose_Other_x_immigrant_density</w:t>
-            </w:r>
-          </w:p>
-        </w:tc>
-        <w:tc>
-          <w:tcPr>
-            <w:tcW w:type="dxa" w:w="1728"/>
-          </w:tcPr>
-          <w:p>
-            <w:r>
-              <w:t>1.0072</w:t>
-            </w:r>
-          </w:p>
-        </w:tc>
-        <w:tc>
-          <w:tcPr>
-            <w:tcW w:type="dxa" w:w="1728"/>
-          </w:tcPr>
-          <w:p>
-            <w:r>
-              <w:t>0.9981</w:t>
-            </w:r>
-          </w:p>
-        </w:tc>
-        <w:tc>
-          <w:tcPr>
-            <w:tcW w:type="dxa" w:w="1728"/>
-          </w:tcPr>
-          <w:p>
-            <w:r>
-              <w:t>1.0164</w:t>
-            </w:r>
-          </w:p>
-        </w:tc>
-        <w:tc>
-          <w:tcPr>
-            <w:tcW w:type="dxa" w:w="1728"/>
-          </w:tcPr>
-          <w:p>
-            <w:r>
-              <w:t>0.1234</w:t>
-            </w:r>
-          </w:p>
-        </w:tc>
-      </w:tr>
-      <w:tr>
-        <w:tc>
-          <w:tcPr>
-            <w:tcW w:type="dxa" w:w="1728"/>
-          </w:tcPr>
-          <w:p>
-            <w:r>
-              <w:t>purpose_Other_x_immigrant_similar</w:t>
-            </w:r>
-          </w:p>
-        </w:tc>
-        <w:tc>
-          <w:tcPr>
-            <w:tcW w:type="dxa" w:w="1728"/>
-          </w:tcPr>
-          <w:p>
-            <w:r>
-              <w:t>1.0032</w:t>
-            </w:r>
-          </w:p>
-        </w:tc>
-        <w:tc>
-          <w:tcPr>
-            <w:tcW w:type="dxa" w:w="1728"/>
-          </w:tcPr>
-          <w:p>
-            <w:r>
-              <w:t>0.9934</w:t>
-            </w:r>
-          </w:p>
-        </w:tc>
-        <w:tc>
-          <w:tcPr>
-            <w:tcW w:type="dxa" w:w="1728"/>
-          </w:tcPr>
-          <w:p>
-            <w:r>
-              <w:t>1.0132</w:t>
-            </w:r>
-          </w:p>
-        </w:tc>
-        <w:tc>
-          <w:tcPr>
-            <w:tcW w:type="dxa" w:w="1728"/>
-          </w:tcPr>
-          <w:p>
-            <w:r>
-              <w:t>0.5221</w:t>
-            </w:r>
-          </w:p>
-        </w:tc>
-      </w:tr>
-      <w:tr>
-        <w:tc>
-          <w:tcPr>
-            <w:tcW w:type="dxa" w:w="1728"/>
-          </w:tcPr>
-          <w:p>
-            <w:r>
-              <w:t>purpose_Other_x_immigrant_moderate</w:t>
-            </w:r>
-          </w:p>
-        </w:tc>
-        <w:tc>
-          <w:tcPr>
-            <w:tcW w:type="dxa" w:w="1728"/>
-          </w:tcPr>
-          <w:p>
-            <w:r>
-              <w:t>0.9909</w:t>
-            </w:r>
-          </w:p>
-        </w:tc>
-        <w:tc>
-          <w:tcPr>
-            <w:tcW w:type="dxa" w:w="1728"/>
-          </w:tcPr>
-          <w:p>
-            <w:r>
-              <w:t>0.9817</w:t>
-            </w:r>
-          </w:p>
-        </w:tc>
-        <w:tc>
-          <w:tcPr>
-            <w:tcW w:type="dxa" w:w="1728"/>
-          </w:tcPr>
-          <w:p>
-            <w:r>
-              <w:t>1.0002</w:t>
-            </w:r>
-          </w:p>
-        </w:tc>
-        <w:tc>
-          <w:tcPr>
-            <w:tcW w:type="dxa" w:w="1728"/>
-          </w:tcPr>
-          <w:p>
-            <w:r>
-              <w:t>0.0551</w:t>
-            </w:r>
-          </w:p>
-        </w:tc>
-      </w:tr>
-      <w:tr>
-        <w:tc>
-          <w:tcPr>
-            <w:tcW w:type="dxa" w:w="1728"/>
-          </w:tcPr>
-          <w:p>
-            <w:r>
-              <w:t>purpose_Pleasure_x_immigrant_density</w:t>
-            </w:r>
-          </w:p>
-        </w:tc>
-        <w:tc>
-          <w:tcPr>
-            <w:tcW w:type="dxa" w:w="1728"/>
-          </w:tcPr>
-          <w:p>
-            <w:r>
-              <w:t>1.0034</w:t>
-            </w:r>
-          </w:p>
-        </w:tc>
-        <w:tc>
-          <w:tcPr>
-            <w:tcW w:type="dxa" w:w="1728"/>
-          </w:tcPr>
-          <w:p>
-            <w:r>
-              <w:t>0.9982</w:t>
-            </w:r>
-          </w:p>
-        </w:tc>
-        <w:tc>
-          <w:tcPr>
-            <w:tcW w:type="dxa" w:w="1728"/>
-          </w:tcPr>
-          <w:p>
-            <w:r>
-              <w:t>1.0086</w:t>
-            </w:r>
-          </w:p>
-        </w:tc>
-        <w:tc>
-          <w:tcPr>
-            <w:tcW w:type="dxa" w:w="1728"/>
-          </w:tcPr>
-          <w:p>
-            <w:r>
-              <w:t>0.2004</w:t>
-            </w:r>
-          </w:p>
-        </w:tc>
-      </w:tr>
-      <w:tr>
-        <w:tc>
-          <w:tcPr>
-            <w:tcW w:type="dxa" w:w="1728"/>
-          </w:tcPr>
-          <w:p>
-            <w:r>
-              <w:t>purpose_Pleasure_x_immigrant_similar</w:t>
-            </w:r>
-          </w:p>
-        </w:tc>
-        <w:tc>
-          <w:tcPr>
-            <w:tcW w:type="dxa" w:w="1728"/>
-          </w:tcPr>
-          <w:p>
-            <w:r>
-              <w:t>0.9908</w:t>
-            </w:r>
-          </w:p>
-        </w:tc>
-        <w:tc>
-          <w:tcPr>
-            <w:tcW w:type="dxa" w:w="1728"/>
-          </w:tcPr>
-          <w:p>
-            <w:r>
-              <w:t>0.9853</w:t>
-            </w:r>
-          </w:p>
-        </w:tc>
-        <w:tc>
-          <w:tcPr>
-            <w:tcW w:type="dxa" w:w="1728"/>
-          </w:tcPr>
-          <w:p>
-            <w:r>
-              <w:t>0.9963</w:t>
-            </w:r>
-          </w:p>
-        </w:tc>
-        <w:tc>
-          <w:tcPr>
-            <w:tcW w:type="dxa" w:w="1728"/>
-          </w:tcPr>
-          <w:p>
-            <w:r>
-              <w:t>0.0012</w:t>
-            </w:r>
-          </w:p>
-        </w:tc>
-      </w:tr>
-      <w:tr>
-        <w:tc>
-          <w:tcPr>
-            <w:tcW w:type="dxa" w:w="1728"/>
-          </w:tcPr>
-          <w:p>
-            <w:r>
-              <w:t>purpose_Pleasure_x_immigrant_moderate</w:t>
-            </w:r>
-          </w:p>
-        </w:tc>
-        <w:tc>
-          <w:tcPr>
-            <w:tcW w:type="dxa" w:w="1728"/>
-          </w:tcPr>
-          <w:p>
-            <w:r>
-              <w:t>0.9966</w:t>
-            </w:r>
-          </w:p>
-        </w:tc>
-        <w:tc>
-          <w:tcPr>
-            <w:tcW w:type="dxa" w:w="1728"/>
-          </w:tcPr>
-          <w:p>
-            <w:r>
-              <w:t>0.9913</w:t>
-            </w:r>
-          </w:p>
-        </w:tc>
-        <w:tc>
-          <w:tcPr>
-            <w:tcW w:type="dxa" w:w="1728"/>
-          </w:tcPr>
-          <w:p>
-            <w:r>
-              <w:t>1.0019</w:t>
-            </w:r>
-          </w:p>
-        </w:tc>
-        <w:tc>
-          <w:tcPr>
-            <w:tcW w:type="dxa" w:w="1728"/>
-          </w:tcPr>
-          <w:p>
-            <w:r>
-              <w:t>0.2131</w:t>
-            </w:r>
-          </w:p>
-        </w:tc>
-      </w:tr>
-      <w:tr>
-        <w:tc>
-          <w:tcPr>
-            <w:tcW w:type="dxa" w:w="1728"/>
-          </w:tcPr>
-          <w:p>
-            <w:r>
-              <w:t>purpose_Wedding_x_immigrant_density</w:t>
-            </w:r>
-          </w:p>
-        </w:tc>
-        <w:tc>
-          <w:tcPr>
-            <w:tcW w:type="dxa" w:w="1728"/>
-          </w:tcPr>
-          <w:p>
-            <w:r>
-              <w:t>0.9975</w:t>
-            </w:r>
-          </w:p>
-        </w:tc>
-        <w:tc>
-          <w:tcPr>
-            <w:tcW w:type="dxa" w:w="1728"/>
-          </w:tcPr>
-          <w:p>
-            <w:r>
-              <w:t>0.9897</w:t>
-            </w:r>
-          </w:p>
-        </w:tc>
-        <w:tc>
-          <w:tcPr>
-            <w:tcW w:type="dxa" w:w="1728"/>
-          </w:tcPr>
-          <w:p>
-            <w:r>
-              <w:t>1.0054</w:t>
-            </w:r>
-          </w:p>
-        </w:tc>
-        <w:tc>
-          <w:tcPr>
-            <w:tcW w:type="dxa" w:w="1728"/>
-          </w:tcPr>
-          <w:p>
-            <w:r>
-              <w:t>0.5293</w:t>
-            </w:r>
-          </w:p>
-        </w:tc>
-      </w:tr>
-      <w:tr>
-        <w:tc>
-          <w:tcPr>
-            <w:tcW w:type="dxa" w:w="1728"/>
-          </w:tcPr>
-          <w:p>
-            <w:r>
-              <w:t>purpose_Wedding_x_immigrant_similar</w:t>
-            </w:r>
-          </w:p>
-        </w:tc>
-        <w:tc>
-          <w:tcPr>
-            <w:tcW w:type="dxa" w:w="1728"/>
-          </w:tcPr>
-          <w:p>
-            <w:r>
-              <w:t>1.0058</w:t>
-            </w:r>
-          </w:p>
-        </w:tc>
-        <w:tc>
-          <w:tcPr>
-            <w:tcW w:type="dxa" w:w="1728"/>
-          </w:tcPr>
-          <w:p>
-            <w:r>
-              <w:t>0.9972</w:t>
-            </w:r>
-          </w:p>
-        </w:tc>
-        <w:tc>
-          <w:tcPr>
-            <w:tcW w:type="dxa" w:w="1728"/>
-          </w:tcPr>
-          <w:p>
-            <w:r>
-              <w:t>1.0145</w:t>
-            </w:r>
-          </w:p>
-        </w:tc>
-        <w:tc>
-          <w:tcPr>
-            <w:tcW w:type="dxa" w:w="1728"/>
-          </w:tcPr>
-          <w:p>
-            <w:r>
-              <w:t>0.1894</w:t>
-            </w:r>
-          </w:p>
-        </w:tc>
-      </w:tr>
-      <w:tr>
-        <w:tc>
-          <w:tcPr>
-            <w:tcW w:type="dxa" w:w="1728"/>
-          </w:tcPr>
-          <w:p>
-            <w:r>
-              <w:t>purpose_Wedding_x_immigrant_moderate</w:t>
-            </w:r>
-          </w:p>
-        </w:tc>
-        <w:tc>
-          <w:tcPr>
-            <w:tcW w:type="dxa" w:w="1728"/>
-          </w:tcPr>
-          <w:p>
-            <w:r>
-              <w:t>1.0007</w:t>
-            </w:r>
-          </w:p>
-        </w:tc>
-        <w:tc>
-          <w:tcPr>
-            <w:tcW w:type="dxa" w:w="1728"/>
-          </w:tcPr>
-          <w:p>
-            <w:r>
-              <w:t>0.9926</w:t>
-            </w:r>
-          </w:p>
-        </w:tc>
-        <w:tc>
-          <w:tcPr>
-            <w:tcW w:type="dxa" w:w="1728"/>
-          </w:tcPr>
-          <w:p>
-            <w:r>
-              <w:t>1.0089</w:t>
-            </w:r>
-          </w:p>
-        </w:tc>
-        <w:tc>
-          <w:tcPr>
-            <w:tcW w:type="dxa" w:w="1728"/>
-          </w:tcPr>
-          <w:p>
-            <w:r>
-              <w:t>0.8652</w:t>
-            </w:r>
-          </w:p>
-        </w:tc>
-      </w:tr>
-      <w:tr>
-        <w:tc>
-          <w:tcPr>
-            <w:tcW w:type="dxa" w:w="1728"/>
-          </w:tcPr>
-          <w:p>
-            <w:r>
-              <w:t>purpose_Events_x_immigrant_density</w:t>
-            </w:r>
-          </w:p>
-        </w:tc>
-        <w:tc>
-          <w:tcPr>
-            <w:tcW w:type="dxa" w:w="1728"/>
-          </w:tcPr>
-          <w:p>
-            <w:r>
-              <w:t>0.9955</w:t>
-            </w:r>
-          </w:p>
-        </w:tc>
-        <w:tc>
-          <w:tcPr>
-            <w:tcW w:type="dxa" w:w="1728"/>
-          </w:tcPr>
-          <w:p>
-            <w:r>
-              <w:t>0.9757</w:t>
-            </w:r>
-          </w:p>
-        </w:tc>
-        <w:tc>
-          <w:tcPr>
-            <w:tcW w:type="dxa" w:w="1728"/>
-          </w:tcPr>
-          <w:p>
-            <w:r>
-              <w:t>1.0158</w:t>
-            </w:r>
-          </w:p>
-        </w:tc>
-        <w:tc>
-          <w:tcPr>
-            <w:tcW w:type="dxa" w:w="1728"/>
-          </w:tcPr>
-          <w:p>
-            <w:r>
-              <w:t>0.6631</w:t>
-            </w:r>
-          </w:p>
-        </w:tc>
-      </w:tr>
-      <w:tr>
-        <w:tc>
-          <w:tcPr>
-            <w:tcW w:type="dxa" w:w="1728"/>
-          </w:tcPr>
-          <w:p>
-            <w:r>
-              <w:t>purpose_Events_x_immigrant_similar</w:t>
-            </w:r>
-          </w:p>
-        </w:tc>
-        <w:tc>
-          <w:tcPr>
-            <w:tcW w:type="dxa" w:w="1728"/>
-          </w:tcPr>
-          <w:p>
-            <w:r>
-              <w:t>1.0033</w:t>
-            </w:r>
-          </w:p>
-        </w:tc>
-        <w:tc>
-          <w:tcPr>
-            <w:tcW w:type="dxa" w:w="1728"/>
-          </w:tcPr>
-          <w:p>
-            <w:r>
-              <w:t>0.9822</w:t>
-            </w:r>
-          </w:p>
-        </w:tc>
-        <w:tc>
-          <w:tcPr>
-            <w:tcW w:type="dxa" w:w="1728"/>
-          </w:tcPr>
-          <w:p>
-            <w:r>
-              <w:t>1.0248</w:t>
-            </w:r>
-          </w:p>
-        </w:tc>
-        <w:tc>
-          <w:tcPr>
-            <w:tcW w:type="dxa" w:w="1728"/>
-          </w:tcPr>
-          <w:p>
-            <w:r>
-              <w:t>0.7613</w:t>
-            </w:r>
-          </w:p>
-        </w:tc>
-      </w:tr>
-      <w:tr>
-        <w:tc>
-          <w:tcPr>
-            <w:tcW w:type="dxa" w:w="1728"/>
-          </w:tcPr>
-          <w:p>
-            <w:r>
-              <w:t>purpose_Events_x_immigrant_moderate</w:t>
-            </w:r>
-          </w:p>
-        </w:tc>
-        <w:tc>
-          <w:tcPr>
-            <w:tcW w:type="dxa" w:w="1728"/>
-          </w:tcPr>
-          <w:p>
-            <w:r>
-              <w:t>1.0070</w:t>
-            </w:r>
-          </w:p>
-        </w:tc>
-        <w:tc>
-          <w:tcPr>
-            <w:tcW w:type="dxa" w:w="1728"/>
-          </w:tcPr>
-          <w:p>
-            <w:r>
-              <w:t>0.9866</w:t>
-            </w:r>
-          </w:p>
-        </w:tc>
-        <w:tc>
-          <w:tcPr>
-            <w:tcW w:type="dxa" w:w="1728"/>
-          </w:tcPr>
-          <w:p>
-            <w:r>
-              <w:t>1.0278</w:t>
-            </w:r>
-          </w:p>
-        </w:tc>
-        <w:tc>
-          <w:tcPr>
-            <w:tcW w:type="dxa" w:w="1728"/>
-          </w:tcPr>
-          <w:p>
-            <w:r>
-              <w:t>0.5053</w:t>
-            </w:r>
-          </w:p>
-        </w:tc>
-      </w:tr>
-    </w:tbl>
-    <w:p>
-      <w:r>
-        <w:br/>
-      </w:r>
-    </w:p>
-    <w:p>
-      <w:pPr>
-        <w:pStyle w:val="Heading2"/>
-      </w:pPr>
-      <w:r>
-        <w:t>Diagnostics - Robustness Check 1 (Purpose Interactions)</w:t>
-      </w:r>
-    </w:p>
-    <w:p>
-      <w:r>
-        <w:drawing>
-          <wp:inline xmlns:a="http://schemas.openxmlformats.org/drawingml/2006/main" xmlns:pic="http://schemas.openxmlformats.org/drawingml/2006/picture">
-            <wp:extent cx="5486400" cy="3291840"/>
-            <wp:docPr id="5" name="Picture 5"/>
-            <wp:cNvGraphicFramePr>
-              <a:graphicFrameLocks noChangeAspect="1"/>
-            </wp:cNvGraphicFramePr>
-            <a:graphic>
-              <a:graphicData uri="http://schemas.openxmlformats.org/drawingml/2006/picture">
-                <pic:pic>
-                  <pic:nvPicPr>
-                    <pic:cNvPr id="0" name="image.png"/>
-                    <pic:cNvPicPr/>
-                  </pic:nvPicPr>
-                  <pic:blipFill>
-                    <a:blip r:embed="rId12"/>
-                    <a:stretch>
-                      <a:fillRect/>
-                    </a:stretch>
-                  </pic:blipFill>
-                  <pic:spPr>
-                    <a:xfrm>
-                      <a:off x="0" y="0"/>
-                      <a:ext cx="5486400" cy="3291840"/>
-                    </a:xfrm>
-                    <a:prstGeom prst="rect"/>
-                  </pic:spPr>
-                </pic:pic>
-              </a:graphicData>
-            </a:graphic>
-          </wp:inline>
-        </w:drawing>
-      </w:r>
-    </w:p>
-    <w:p>
-      <w:r>
-        <w:t>Figure: Residuals Plot (Robustness Check 1 - Purpose Interactions)</w:t>
-      </w:r>
-    </w:p>
-    <w:p>
-      <w:r>
-        <w:br/>
-        <w:t>Variance Inflation Factor (VIF) - Robustness Check 1 (Purpose Interactions):</w:t>
-      </w:r>
-    </w:p>
-    <w:tbl>
-      <w:tblPr>
-        <w:tblStyle w:val="TableGrid"/>
-        <w:tblW w:type="auto" w:w="0"/>
-        <w:tblLook w:firstColumn="1" w:firstRow="1" w:lastColumn="0" w:lastRow="0" w:noHBand="0" w:noVBand="1" w:val="04A0"/>
-      </w:tblPr>
-      <w:tblGrid>
-        <w:gridCol w:w="4320"/>
-        <w:gridCol w:w="4320"/>
-      </w:tblGrid>
-      <w:tr>
-        <w:tc>
-          <w:tcPr>
-            <w:tcW w:type="dxa" w:w="4320"/>
-          </w:tcPr>
-          <w:p>
-            <w:r>
-              <w:t>Variable</w:t>
-            </w:r>
-          </w:p>
-        </w:tc>
-        <w:tc>
-          <w:tcPr>
-            <w:tcW w:type="dxa" w:w="4320"/>
-          </w:tcPr>
-          <w:p>
-            <w:r>
-              <w:t>VIF</w:t>
-            </w:r>
-          </w:p>
-        </w:tc>
-      </w:tr>
-      <w:tr>
-        <w:tc>
-          <w:tcPr>
-            <w:tcW w:type="dxa" w:w="4320"/>
-          </w:tcPr>
-          <w:p>
-            <w:r>
-              <w:t>import_from_slu_log</w:t>
-            </w:r>
-          </w:p>
-        </w:tc>
-        <w:tc>
-          <w:tcPr>
-            <w:tcW w:type="dxa" w:w="4320"/>
-          </w:tcPr>
-          <w:p>
-            <w:r>
-              <w:t>5.5836</w:t>
-            </w:r>
-          </w:p>
-        </w:tc>
-      </w:tr>
-      <w:tr>
-        <w:tc>
-          <w:tcPr>
-            <w:tcW w:type="dxa" w:w="4320"/>
-          </w:tcPr>
-          <w:p>
-            <w:r>
-              <w:t>age</w:t>
-            </w:r>
-          </w:p>
-        </w:tc>
-        <w:tc>
-          <w:tcPr>
-            <w:tcW w:type="dxa" w:w="4320"/>
-          </w:tcPr>
-          <w:p>
-            <w:r>
-              <w:t>10.3908</w:t>
-            </w:r>
-          </w:p>
-        </w:tc>
-      </w:tr>
-      <w:tr>
-        <w:tc>
-          <w:tcPr>
-            <w:tcW w:type="dxa" w:w="4320"/>
-          </w:tcPr>
-          <w:p>
-            <w:r>
-              <w:t>state_unemployment</w:t>
-            </w:r>
-          </w:p>
-        </w:tc>
-        <w:tc>
-          <w:tcPr>
-            <w:tcW w:type="dxa" w:w="4320"/>
-          </w:tcPr>
-          <w:p>
-            <w:r>
-              <w:t>36.6228</w:t>
-            </w:r>
-          </w:p>
-        </w:tc>
-      </w:tr>
-      <w:tr>
-        <w:tc>
-          <w:tcPr>
-            <w:tcW w:type="dxa" w:w="4320"/>
-          </w:tcPr>
-          <w:p>
-            <w:r>
-              <w:t>immigrant_density_centered</w:t>
-            </w:r>
-          </w:p>
-        </w:tc>
-        <w:tc>
-          <w:tcPr>
-            <w:tcW w:type="dxa" w:w="4320"/>
-          </w:tcPr>
-          <w:p>
-            <w:r>
-              <w:t>inf</w:t>
-            </w:r>
-          </w:p>
-        </w:tc>
-      </w:tr>
-      <w:tr>
-        <w:tc>
-          <w:tcPr>
-            <w:tcW w:type="dxa" w:w="4320"/>
-          </w:tcPr>
-          <w:p>
-            <w:r>
-              <w:t>state_percapita_income_log</w:t>
-            </w:r>
-          </w:p>
-        </w:tc>
-        <w:tc>
-          <w:tcPr>
-            <w:tcW w:type="dxa" w:w="4320"/>
-          </w:tcPr>
-          <w:p>
-            <w:r>
-              <w:t>50.6861</w:t>
-            </w:r>
-          </w:p>
-        </w:tc>
-      </w:tr>
-      <w:tr>
-        <w:tc>
-          <w:tcPr>
-            <w:tcW w:type="dxa" w:w="4320"/>
-          </w:tcPr>
-          <w:p>
-            <w:r>
-              <w:t>immigrant_similar</w:t>
-            </w:r>
-          </w:p>
-        </w:tc>
-        <w:tc>
-          <w:tcPr>
-            <w:tcW w:type="dxa" w:w="4320"/>
-          </w:tcPr>
-          <w:p>
-            <w:r>
-              <w:t>inf</w:t>
-            </w:r>
-          </w:p>
-        </w:tc>
-      </w:tr>
-      <w:tr>
-        <w:tc>
-          <w:tcPr>
-            <w:tcW w:type="dxa" w:w="4320"/>
-          </w:tcPr>
-          <w:p>
-            <w:r>
-              <w:t>immigrant_moderate</w:t>
-            </w:r>
-          </w:p>
-        </w:tc>
-        <w:tc>
-          <w:tcPr>
-            <w:tcW w:type="dxa" w:w="4320"/>
-          </w:tcPr>
-          <w:p>
-            <w:r>
-              <w:t>inf</w:t>
-            </w:r>
-          </w:p>
-        </w:tc>
-      </w:tr>
-      <w:tr>
-        <w:tc>
-          <w:tcPr>
-            <w:tcW w:type="dxa" w:w="4320"/>
-          </w:tcPr>
-          <w:p>
-            <w:r>
-              <w:t>purpose_Business_x_immigrant_density</w:t>
-            </w:r>
-          </w:p>
-        </w:tc>
-        <w:tc>
-          <w:tcPr>
-            <w:tcW w:type="dxa" w:w="4320"/>
-          </w:tcPr>
-          <w:p>
-            <w:r>
-              <w:t>inf</w:t>
-            </w:r>
-          </w:p>
-        </w:tc>
-      </w:tr>
-      <w:tr>
-        <w:tc>
-          <w:tcPr>
-            <w:tcW w:type="dxa" w:w="4320"/>
-          </w:tcPr>
-          <w:p>
-            <w:r>
-              <w:t>purpose_Business_x_immigrant_similar</w:t>
-            </w:r>
-          </w:p>
-        </w:tc>
-        <w:tc>
-          <w:tcPr>
-            <w:tcW w:type="dxa" w:w="4320"/>
-          </w:tcPr>
-          <w:p>
-            <w:r>
-              <w:t>inf</w:t>
-            </w:r>
-          </w:p>
-        </w:tc>
-      </w:tr>
-      <w:tr>
-        <w:tc>
-          <w:tcPr>
-            <w:tcW w:type="dxa" w:w="4320"/>
-          </w:tcPr>
-          <w:p>
-            <w:r>
-              <w:t>purpose_Business_x_immigrant_moderate</w:t>
-            </w:r>
-          </w:p>
-        </w:tc>
-        <w:tc>
-          <w:tcPr>
-            <w:tcW w:type="dxa" w:w="4320"/>
-          </w:tcPr>
-          <w:p>
-            <w:r>
-              <w:t>inf</w:t>
-            </w:r>
-          </w:p>
-        </w:tc>
-      </w:tr>
-      <w:tr>
-        <w:tc>
-          <w:tcPr>
-            <w:tcW w:type="dxa" w:w="4320"/>
-          </w:tcPr>
-          <w:p>
-            <w:r>
-              <w:t>purpose_Other_x_immigrant_density</w:t>
-            </w:r>
-          </w:p>
-        </w:tc>
-        <w:tc>
-          <w:tcPr>
-            <w:tcW w:type="dxa" w:w="4320"/>
-          </w:tcPr>
-          <w:p>
-            <w:r>
-              <w:t>inf</w:t>
-            </w:r>
-          </w:p>
-        </w:tc>
-      </w:tr>
-      <w:tr>
-        <w:tc>
-          <w:tcPr>
-            <w:tcW w:type="dxa" w:w="4320"/>
-          </w:tcPr>
-          <w:p>
-            <w:r>
-              <w:t>purpose_Other_x_immigrant_similar</w:t>
-            </w:r>
-          </w:p>
-        </w:tc>
-        <w:tc>
-          <w:tcPr>
-            <w:tcW w:type="dxa" w:w="4320"/>
-          </w:tcPr>
-          <w:p>
-            <w:r>
-              <w:t>inf</w:t>
-            </w:r>
-          </w:p>
-        </w:tc>
-      </w:tr>
-      <w:tr>
-        <w:tc>
-          <w:tcPr>
-            <w:tcW w:type="dxa" w:w="4320"/>
-          </w:tcPr>
-          <w:p>
-            <w:r>
-              <w:t>purpose_Other_x_immigrant_moderate</w:t>
-            </w:r>
-          </w:p>
-        </w:tc>
-        <w:tc>
-          <w:tcPr>
-            <w:tcW w:type="dxa" w:w="4320"/>
-          </w:tcPr>
-          <w:p>
-            <w:r>
-              <w:t>inf</w:t>
-            </w:r>
-          </w:p>
-        </w:tc>
-      </w:tr>
-      <w:tr>
-        <w:tc>
-          <w:tcPr>
-            <w:tcW w:type="dxa" w:w="4320"/>
-          </w:tcPr>
-          <w:p>
-            <w:r>
-              <w:t>purpose_Pleasure_x_immigrant_density</w:t>
-            </w:r>
-          </w:p>
-        </w:tc>
-        <w:tc>
-          <w:tcPr>
-            <w:tcW w:type="dxa" w:w="4320"/>
-          </w:tcPr>
-          <w:p>
-            <w:r>
-              <w:t>inf</w:t>
-            </w:r>
-          </w:p>
-        </w:tc>
-      </w:tr>
-      <w:tr>
-        <w:tc>
-          <w:tcPr>
-            <w:tcW w:type="dxa" w:w="4320"/>
-          </w:tcPr>
-          <w:p>
-            <w:r>
-              <w:t>purpose_Pleasure_x_immigrant_similar</w:t>
-            </w:r>
-          </w:p>
-        </w:tc>
-        <w:tc>
-          <w:tcPr>
-            <w:tcW w:type="dxa" w:w="4320"/>
-          </w:tcPr>
-          <w:p>
-            <w:r>
-              <w:t>inf</w:t>
-            </w:r>
-          </w:p>
-        </w:tc>
-      </w:tr>
-      <w:tr>
-        <w:tc>
-          <w:tcPr>
-            <w:tcW w:type="dxa" w:w="4320"/>
-          </w:tcPr>
-          <w:p>
-            <w:r>
-              <w:t>purpose_Pleasure_x_immigrant_moderate</w:t>
-            </w:r>
-          </w:p>
-        </w:tc>
-        <w:tc>
-          <w:tcPr>
-            <w:tcW w:type="dxa" w:w="4320"/>
-          </w:tcPr>
-          <w:p>
-            <w:r>
-              <w:t>inf</w:t>
-            </w:r>
-          </w:p>
-        </w:tc>
-      </w:tr>
-      <w:tr>
-        <w:tc>
-          <w:tcPr>
-            <w:tcW w:type="dxa" w:w="4320"/>
-          </w:tcPr>
-          <w:p>
-            <w:r>
-              <w:t>purpose_Wedding_x_immigrant_density</w:t>
-            </w:r>
-          </w:p>
-        </w:tc>
-        <w:tc>
-          <w:tcPr>
-            <w:tcW w:type="dxa" w:w="4320"/>
-          </w:tcPr>
-          <w:p>
-            <w:r>
-              <w:t>inf</w:t>
-            </w:r>
-          </w:p>
-        </w:tc>
-      </w:tr>
-      <w:tr>
-        <w:tc>
-          <w:tcPr>
-            <w:tcW w:type="dxa" w:w="4320"/>
-          </w:tcPr>
-          <w:p>
-            <w:r>
-              <w:t>purpose_Wedding_x_immigrant_similar</w:t>
-            </w:r>
-          </w:p>
-        </w:tc>
-        <w:tc>
-          <w:tcPr>
-            <w:tcW w:type="dxa" w:w="4320"/>
-          </w:tcPr>
-          <w:p>
-            <w:r>
-              <w:t>inf</w:t>
-            </w:r>
-          </w:p>
-        </w:tc>
-      </w:tr>
-      <w:tr>
-        <w:tc>
-          <w:tcPr>
-            <w:tcW w:type="dxa" w:w="4320"/>
-          </w:tcPr>
-          <w:p>
-            <w:r>
-              <w:t>purpose_Wedding_x_immigrant_moderate</w:t>
-            </w:r>
-          </w:p>
-        </w:tc>
-        <w:tc>
-          <w:tcPr>
-            <w:tcW w:type="dxa" w:w="4320"/>
-          </w:tcPr>
-          <w:p>
-            <w:r>
-              <w:t>inf</w:t>
-            </w:r>
-          </w:p>
-        </w:tc>
-      </w:tr>
-      <w:tr>
-        <w:tc>
-          <w:tcPr>
-            <w:tcW w:type="dxa" w:w="4320"/>
-          </w:tcPr>
-          <w:p>
-            <w:r>
-              <w:t>purpose_Events_x_immigrant_density</w:t>
-            </w:r>
-          </w:p>
-        </w:tc>
-        <w:tc>
-          <w:tcPr>
-            <w:tcW w:type="dxa" w:w="4320"/>
-          </w:tcPr>
-          <w:p>
-            <w:r>
-              <w:t>inf</w:t>
-            </w:r>
-          </w:p>
-        </w:tc>
-      </w:tr>
-      <w:tr>
-        <w:tc>
-          <w:tcPr>
-            <w:tcW w:type="dxa" w:w="4320"/>
-          </w:tcPr>
-          <w:p>
-            <w:r>
-              <w:t>purpose_Events_x_immigrant_similar</w:t>
-            </w:r>
-          </w:p>
-        </w:tc>
-        <w:tc>
-          <w:tcPr>
-            <w:tcW w:type="dxa" w:w="4320"/>
-          </w:tcPr>
-          <w:p>
-            <w:r>
-              <w:t>inf</w:t>
-            </w:r>
-          </w:p>
-        </w:tc>
-      </w:tr>
-      <w:tr>
-        <w:tc>
-          <w:tcPr>
-            <w:tcW w:type="dxa" w:w="4320"/>
-          </w:tcPr>
-          <w:p>
-            <w:r>
-              <w:t>purpose_Events_x_immigrant_moderate</w:t>
-            </w:r>
-          </w:p>
-        </w:tc>
-        <w:tc>
-          <w:tcPr>
-            <w:tcW w:type="dxa" w:w="4320"/>
-          </w:tcPr>
-          <w:p>
-            <w:r>
-              <w:t>inf</w:t>
+              <w:t>215.4365</w:t>
             </w:r>
           </w:p>
         </w:tc>
@@ -7740,7 +4737,7 @@
         <w:br/>
         <w:t xml:space="preserve">                        C(sex_enc) + C(purpose_simple) + C(season_enc) + C(region_census_enc) +</w:t>
         <w:br/>
-        <w:t xml:space="preserve">                        C(accomd_type_enc)+C(employment_status_enc) + accomd_Hotel_x_immigrant_density + accomd_Hotel_x_immigrant_similar + accomd_Hotel_x_immigrant_moderate + accomd_Sharing_x_immigrant_density + accomd_Sharing_x_immigrant_similar + accomd_Sharing_x_immigrant_moderate + accomd_Other_x_immigrant_density + accomd_Other_x_immigrant_similar + accomd_Other_x_immigrant_moderate</w:t>
+        <w:t xml:space="preserve">                        C(accomd_type_enc)+C(employment_status_enc) + accomd_Sharing_x_immigrant_density + accomd_Sharing_x_immigrant_similar + accomd_Sharing_x_immigrant_moderate + accomd_Other_x_immigrant_density + accomd_Other_x_immigrant_similar + accomd_Other_x_immigrant_moderate</w:t>
       </w:r>
     </w:p>
     <w:p>
@@ -7764,9 +4761,9 @@
         <w:br/>
         <w:t>Date:                Wed, 04 Mar 2026   Deviance:                       36125.</w:t>
         <w:br/>
-        <w:t>Time:                        12:47:14   Pearson chi2:                 2.73e+05</w:t>
+        <w:t>Time:                        13:14:43   Pearson chi2:                 2.73e+05</w:t>
         <w:br/>
-        <w:t>No. Iterations:                   100   Pseudo R-squ. (CS):            0.02605</w:t>
+        <w:t>No. Iterations:                     8   Pseudo R-squ. (CS):            0.02605</w:t>
         <w:br/>
         <w:t xml:space="preserve">Covariance Type:            nonrobust                                         </w:t>
         <w:br/>
@@ -7776,69 +4773,63 @@
         <w:br/>
         <w:t>----------------------------------------------------------------------------------------------------------</w:t>
         <w:br/>
-        <w:t>Intercept                                 -0.1166      0.577     -0.202      0.840      -1.248       1.015</w:t>
+        <w:t>Intercept                                 -0.1187      0.577     -0.206      0.837      -1.250       1.013</w:t>
         <w:br/>
-        <w:t>C(sex_enc)[T.Male]                         0.0106      0.006      1.830      0.067      -0.001       0.022</w:t>
+        <w:t>C(sex_enc)[T.Male]                         0.0106      0.006      1.828      0.067      -0.001       0.022</w:t>
         <w:br/>
-        <w:t>C(purpose_simple)[T.Events]                0.1718      0.033      5.282      0.000       0.108       0.236</w:t>
+        <w:t>C(purpose_simple)[T.Events]                0.1720      0.033      5.287      0.000       0.108       0.236</w:t>
         <w:br/>
-        <w:t>C(purpose_simple)[T.Other]                 0.4262      0.026     16.391      0.000       0.375       0.477</w:t>
+        <w:t>C(purpose_simple)[T.Other]                 0.4260      0.026     16.384      0.000       0.375       0.477</w:t>
         <w:br/>
-        <w:t>C(purpose_simple)[T.Pleasure]              0.1330      0.022      6.045      0.000       0.090       0.176</w:t>
+        <w:t>C(purpose_simple)[T.Pleasure]              0.1331      0.022      6.050      0.000       0.090       0.176</w:t>
         <w:br/>
-        <w:t>C(purpose_simple)[T.Wedding]               0.0112      0.026      0.437      0.662      -0.039       0.061</w:t>
+        <w:t>C(purpose_simple)[T.Wedding]               0.0111      0.026      0.435      0.664      -0.039       0.061</w:t>
         <w:br/>
-        <w:t>C(season_enc)[T.Spring]                    0.1024      0.009     12.020      0.000       0.086       0.119</w:t>
+        <w:t>C(season_enc)[T.Spring]                    0.1024      0.009     12.023      0.000       0.086       0.119</w:t>
         <w:br/>
-        <w:t>C(season_enc)[T.Summer]                    0.0583      0.008      6.863      0.000       0.042       0.075</w:t>
+        <w:t>C(season_enc)[T.Summer]                    0.0583      0.008      6.866      0.000       0.042       0.075</w:t>
         <w:br/>
-        <w:t>C(season_enc)[T.Winter]                    0.1438      0.009     16.437      0.000       0.127       0.161</w:t>
+        <w:t>C(season_enc)[T.Winter]                    0.1439      0.009     16.441      0.000       0.127       0.161</w:t>
         <w:br/>
-        <w:t>C(region_census_enc)[T.Northeast]          0.0285      0.011      2.528      0.011       0.006       0.051</w:t>
+        <w:t>C(region_census_enc)[T.Northeast]          0.0286      0.011      2.536      0.011       0.006       0.051</w:t>
         <w:br/>
-        <w:t>C(region_census_enc)[T.South]             -0.0264      0.011     -2.414      0.016      -0.048      -0.005</w:t>
+        <w:t>C(region_census_enc)[T.South]             -0.0264      0.011     -2.412      0.016      -0.048      -0.005</w:t>
         <w:br/>
-        <w:t>C(region_census_enc)[T.West]               0.1042      0.013      7.772      0.000       0.078       0.131</w:t>
+        <w:t>C(region_census_enc)[T.West]               0.1042      0.013      7.774      0.000       0.078       0.131</w:t>
         <w:br/>
-        <w:t>C(accomd_type_enc)[T.Other]                0.1455      0.019      7.796      0.000       0.109       0.182</w:t>
+        <w:t>C(accomd_type_enc)[T.Other]                0.1455      0.019      7.795      0.000       0.109       0.182</w:t>
         <w:br/>
-        <w:t>C(accomd_type_enc)[T.Sharing]              0.2322      0.011     21.537      0.000       0.211       0.253</w:t>
+        <w:t>C(accomd_type_enc)[T.Sharing]              0.2322      0.011     21.546      0.000       0.211       0.253</w:t>
         <w:br/>
-        <w:t>C(employment_status_enc)[T.Student]       -0.0424      0.046     -0.920      0.357      -0.133       0.048</w:t>
+        <w:t>C(employment_status_enc)[T.Student]       -0.0422      0.046     -0.917      0.359      -0.132       0.048</w:t>
         <w:br/>
-        <w:t>C(employment_status_enc)[T.Unemployed]     0.0946      0.034      2.806      0.005       0.029       0.161</w:t>
+        <w:t>C(employment_status_enc)[T.Unemployed]     0.0947      0.034      2.810      0.005       0.029       0.161</w:t>
         <w:br/>
-        <w:t>import_from_slu_log                       -0.0016      0.001     -2.169      0.030      -0.003      -0.000</w:t>
+        <w:t>import_from_slu_log                       -0.0016      0.001     -2.162      0.031      -0.003      -0.000</w:t>
         <w:br/>
         <w:t>age                                        0.0051      0.000     25.505      0.000       0.005       0.005</w:t>
         <w:br/>
-        <w:t>state_unemployment                        -0.0188      0.005     -3.829      0.000      -0.028      -0.009</w:t>
+        <w:t>state_unemployment                        -0.0188      0.005     -3.835      0.000      -0.028      -0.009</w:t>
         <w:br/>
-        <w:t>immigrant_density_centered              2.599e-05      0.001      0.020      0.984      -0.002       0.003</w:t>
+        <w:t>immigrant_density_centered                -0.0040      0.001     -3.896      0.000      -0.006      -0.002</w:t>
         <w:br/>
-        <w:t>immigrant_similar                          0.0024      0.001      1.722      0.085      -0.000       0.005</w:t>
+        <w:t>immigrant_similar                          0.0042      0.001      3.597      0.000       0.002       0.006</w:t>
         <w:br/>
-        <w:t>immigrant_moderate                        -0.0007      0.001     -0.562      0.574      -0.003       0.002</w:t>
+        <w:t>immigrant_moderate                         0.0025      0.001      2.362      0.018       0.000       0.004</w:t>
         <w:br/>
-        <w:t>state_percapita_income_log                 0.1487      0.052      2.846      0.004       0.046       0.251</w:t>
+        <w:t>state_percapita_income_log                 0.1489      0.052      2.850      0.004       0.046       0.251</w:t>
         <w:br/>
-        <w:t>accomd_Hotel_x_immigrant_density          -0.0040      0.001     -2.939      0.003      -0.007      -0.001</w:t>
+        <w:t>accomd_Sharing_x_immigrant_density         0.0087      0.002      3.753      0.000       0.004       0.013</w:t>
         <w:br/>
-        <w:t>accomd_Hotel_x_immigrant_similar           0.0017      0.002      1.135      0.257      -0.001       0.005</w:t>
+        <w:t>accomd_Sharing_x_immigrant_similar        -0.0034      0.003     -1.286      0.199      -0.009       0.002</w:t>
         <w:br/>
-        <w:t>accomd_Hotel_x_immigrant_moderate          0.0032      0.001      2.249      0.025       0.000       0.006</w:t>
+        <w:t>accomd_Sharing_x_immigrant_moderate       -0.0067      0.002     -2.733      0.006      -0.011      -0.002</w:t>
         <w:br/>
-        <w:t>accomd_Sharing_x_immigrant_density         0.0047      0.002      2.431      0.015       0.001       0.009</w:t>
+        <w:t>accomd_Other_x_immigrant_density           0.0033      0.004      0.766      0.444      -0.005       0.012</w:t>
         <w:br/>
-        <w:t>accomd_Sharing_x_immigrant_similar        -0.0017      0.002     -0.763      0.445      -0.006       0.003</w:t>
+        <w:t>accomd_Other_x_immigrant_similar           0.0006      0.005      0.136      0.892      -0.009       0.010</w:t>
         <w:br/>
-        <w:t>accomd_Sharing_x_immigrant_moderate       -0.0035      0.002     -1.702      0.089      -0.007       0.001</w:t>
-        <w:br/>
-        <w:t>accomd_Other_x_immigrant_density          -0.0007      0.003     -0.216      0.829      -0.007       0.006</w:t>
-        <w:br/>
-        <w:t>accomd_Other_x_immigrant_similar           0.0024      0.004      0.668      0.504      -0.005       0.009</w:t>
-        <w:br/>
-        <w:t>accomd_Other_x_immigrant_moderate         -0.0005      0.003     -0.140      0.889      -0.007       0.006</w:t>
+        <w:t>accomd_Other_x_immigrant_moderate         -0.0037      0.004     -0.815      0.415      -0.012       0.005</w:t>
         <w:br/>
         <w:t>==========================================================================================================</w:t>
       </w:r>
@@ -7938,37 +4929,37 @@
           </w:tcPr>
           <w:p>
             <w:r>
-              <w:t>0.8899</w:t>
-            </w:r>
-          </w:p>
-        </w:tc>
-        <w:tc>
-          <w:tcPr>
-            <w:tcW w:type="dxa" w:w="1728"/>
-          </w:tcPr>
-          <w:p>
-            <w:r>
-              <w:t>0.2871</w:t>
-            </w:r>
-          </w:p>
-        </w:tc>
-        <w:tc>
-          <w:tcPr>
-            <w:tcW w:type="dxa" w:w="1728"/>
-          </w:tcPr>
-          <w:p>
-            <w:r>
-              <w:t>2.7586</w:t>
-            </w:r>
-          </w:p>
-        </w:tc>
-        <w:tc>
-          <w:tcPr>
-            <w:tcW w:type="dxa" w:w="1728"/>
-          </w:tcPr>
-          <w:p>
-            <w:r>
-              <w:t>0.8399</w:t>
+              <w:t>0.8881</w:t>
+            </w:r>
+          </w:p>
+        </w:tc>
+        <w:tc>
+          <w:tcPr>
+            <w:tcW w:type="dxa" w:w="1728"/>
+          </w:tcPr>
+          <w:p>
+            <w:r>
+              <w:t>0.2865</w:t>
+            </w:r>
+          </w:p>
+        </w:tc>
+        <w:tc>
+          <w:tcPr>
+            <w:tcW w:type="dxa" w:w="1728"/>
+          </w:tcPr>
+          <w:p>
+            <w:r>
+              <w:t>2.7529</w:t>
+            </w:r>
+          </w:p>
+        </w:tc>
+        <w:tc>
+          <w:tcPr>
+            <w:tcW w:type="dxa" w:w="1728"/>
+          </w:tcPr>
+          <w:p>
+            <w:r>
+              <w:t>0.8371</w:t>
             </w:r>
           </w:p>
         </w:tc>
@@ -8020,7 +5011,7 @@
           </w:tcPr>
           <w:p>
             <w:r>
-              <w:t>0.0673</w:t>
+              <w:t>0.0675</w:t>
             </w:r>
           </w:p>
         </w:tc>
@@ -8042,27 +5033,27 @@
           </w:tcPr>
           <w:p>
             <w:r>
-              <w:t>1.1875</w:t>
-            </w:r>
-          </w:p>
-        </w:tc>
-        <w:tc>
-          <w:tcPr>
-            <w:tcW w:type="dxa" w:w="1728"/>
-          </w:tcPr>
-          <w:p>
-            <w:r>
-              <w:t>1.1141</w:t>
-            </w:r>
-          </w:p>
-        </w:tc>
-        <w:tc>
-          <w:tcPr>
-            <w:tcW w:type="dxa" w:w="1728"/>
-          </w:tcPr>
-          <w:p>
-            <w:r>
-              <w:t>1.2657</w:t>
+              <w:t>1.1877</w:t>
+            </w:r>
+          </w:p>
+        </w:tc>
+        <w:tc>
+          <w:tcPr>
+            <w:tcW w:type="dxa" w:w="1728"/>
+          </w:tcPr>
+          <w:p>
+            <w:r>
+              <w:t>1.1143</w:t>
+            </w:r>
+          </w:p>
+        </w:tc>
+        <w:tc>
+          <w:tcPr>
+            <w:tcW w:type="dxa" w:w="1728"/>
+          </w:tcPr>
+          <w:p>
+            <w:r>
+              <w:t>1.2659</w:t>
             </w:r>
           </w:p>
         </w:tc>
@@ -8094,27 +5085,27 @@
           </w:tcPr>
           <w:p>
             <w:r>
-              <w:t>1.5314</w:t>
-            </w:r>
-          </w:p>
-        </w:tc>
-        <w:tc>
-          <w:tcPr>
-            <w:tcW w:type="dxa" w:w="1728"/>
-          </w:tcPr>
-          <w:p>
-            <w:r>
-              <w:t>1.4553</w:t>
-            </w:r>
-          </w:p>
-        </w:tc>
-        <w:tc>
-          <w:tcPr>
-            <w:tcW w:type="dxa" w:w="1728"/>
-          </w:tcPr>
-          <w:p>
-            <w:r>
-              <w:t>1.6114</w:t>
+              <w:t>1.5311</w:t>
+            </w:r>
+          </w:p>
+        </w:tc>
+        <w:tc>
+          <w:tcPr>
+            <w:tcW w:type="dxa" w:w="1728"/>
+          </w:tcPr>
+          <w:p>
+            <w:r>
+              <w:t>1.4551</w:t>
+            </w:r>
+          </w:p>
+        </w:tc>
+        <w:tc>
+          <w:tcPr>
+            <w:tcW w:type="dxa" w:w="1728"/>
+          </w:tcPr>
+          <w:p>
+            <w:r>
+              <w:t>1.6112</w:t>
             </w:r>
           </w:p>
         </w:tc>
@@ -8146,27 +5137,27 @@
           </w:tcPr>
           <w:p>
             <w:r>
-              <w:t>1.1423</w:t>
-            </w:r>
-          </w:p>
-        </w:tc>
-        <w:tc>
-          <w:tcPr>
-            <w:tcW w:type="dxa" w:w="1728"/>
-          </w:tcPr>
-          <w:p>
-            <w:r>
-              <w:t>1.0941</w:t>
-            </w:r>
-          </w:p>
-        </w:tc>
-        <w:tc>
-          <w:tcPr>
-            <w:tcW w:type="dxa" w:w="1728"/>
-          </w:tcPr>
-          <w:p>
-            <w:r>
-              <w:t>1.1926</w:t>
+              <w:t>1.1424</w:t>
+            </w:r>
+          </w:p>
+        </w:tc>
+        <w:tc>
+          <w:tcPr>
+            <w:tcW w:type="dxa" w:w="1728"/>
+          </w:tcPr>
+          <w:p>
+            <w:r>
+              <w:t>1.0942</w:t>
+            </w:r>
+          </w:p>
+        </w:tc>
+        <w:tc>
+          <w:tcPr>
+            <w:tcW w:type="dxa" w:w="1728"/>
+          </w:tcPr>
+          <w:p>
+            <w:r>
+              <w:t>1.1928</w:t>
             </w:r>
           </w:p>
         </w:tc>
@@ -8208,27 +5199,27 @@
           </w:tcPr>
           <w:p>
             <w:r>
-              <w:t>0.9618</w:t>
-            </w:r>
-          </w:p>
-        </w:tc>
-        <w:tc>
-          <w:tcPr>
-            <w:tcW w:type="dxa" w:w="1728"/>
-          </w:tcPr>
-          <w:p>
-            <w:r>
-              <w:t>1.0633</w:t>
-            </w:r>
-          </w:p>
-        </w:tc>
-        <w:tc>
-          <w:tcPr>
-            <w:tcW w:type="dxa" w:w="1728"/>
-          </w:tcPr>
-          <w:p>
-            <w:r>
-              <w:t>0.6623</w:t>
+              <w:t>0.9617</w:t>
+            </w:r>
+          </w:p>
+        </w:tc>
+        <w:tc>
+          <w:tcPr>
+            <w:tcW w:type="dxa" w:w="1728"/>
+          </w:tcPr>
+          <w:p>
+            <w:r>
+              <w:t>1.0632</w:t>
+            </w:r>
+          </w:p>
+        </w:tc>
+        <w:tc>
+          <w:tcPr>
+            <w:tcW w:type="dxa" w:w="1728"/>
+          </w:tcPr>
+          <w:p>
+            <w:r>
+              <w:t>0.6639</w:t>
             </w:r>
           </w:p>
         </w:tc>
@@ -8250,7 +5241,7 @@
           </w:tcPr>
           <w:p>
             <w:r>
-              <w:t>1.1078</w:t>
+              <w:t>1.1079</w:t>
             </w:r>
           </w:p>
         </w:tc>
@@ -8406,37 +5397,37 @@
           </w:tcPr>
           <w:p>
             <w:r>
-              <w:t>1.0289</w:t>
-            </w:r>
-          </w:p>
-        </w:tc>
-        <w:tc>
-          <w:tcPr>
-            <w:tcW w:type="dxa" w:w="1728"/>
-          </w:tcPr>
-          <w:p>
-            <w:r>
-              <w:t>1.0064</w:t>
-            </w:r>
-          </w:p>
-        </w:tc>
-        <w:tc>
-          <w:tcPr>
-            <w:tcW w:type="dxa" w:w="1728"/>
-          </w:tcPr>
-          <w:p>
-            <w:r>
-              <w:t>1.0518</w:t>
-            </w:r>
-          </w:p>
-        </w:tc>
-        <w:tc>
-          <w:tcPr>
-            <w:tcW w:type="dxa" w:w="1728"/>
-          </w:tcPr>
-          <w:p>
-            <w:r>
-              <w:t>0.0115</w:t>
+              <w:t>1.0290</w:t>
+            </w:r>
+          </w:p>
+        </w:tc>
+        <w:tc>
+          <w:tcPr>
+            <w:tcW w:type="dxa" w:w="1728"/>
+          </w:tcPr>
+          <w:p>
+            <w:r>
+              <w:t>1.0065</w:t>
+            </w:r>
+          </w:p>
+        </w:tc>
+        <w:tc>
+          <w:tcPr>
+            <w:tcW w:type="dxa" w:w="1728"/>
+          </w:tcPr>
+          <w:p>
+            <w:r>
+              <w:t>1.0519</w:t>
+            </w:r>
+          </w:p>
+        </w:tc>
+        <w:tc>
+          <w:tcPr>
+            <w:tcW w:type="dxa" w:w="1728"/>
+          </w:tcPr>
+          <w:p>
+            <w:r>
+              <w:t>0.0112</w:t>
             </w:r>
           </w:p>
         </w:tc>
@@ -8468,27 +5459,27 @@
           </w:tcPr>
           <w:p>
             <w:r>
-              <w:t>0.9532</w:t>
-            </w:r>
-          </w:p>
-        </w:tc>
-        <w:tc>
-          <w:tcPr>
-            <w:tcW w:type="dxa" w:w="1728"/>
-          </w:tcPr>
-          <w:p>
-            <w:r>
-              <w:t>0.9950</w:t>
-            </w:r>
-          </w:p>
-        </w:tc>
-        <w:tc>
-          <w:tcPr>
-            <w:tcW w:type="dxa" w:w="1728"/>
-          </w:tcPr>
-          <w:p>
-            <w:r>
-              <w:t>0.0158</w:t>
+              <w:t>0.9533</w:t>
+            </w:r>
+          </w:p>
+        </w:tc>
+        <w:tc>
+          <w:tcPr>
+            <w:tcW w:type="dxa" w:w="1728"/>
+          </w:tcPr>
+          <w:p>
+            <w:r>
+              <w:t>0.9951</w:t>
+            </w:r>
+          </w:p>
+        </w:tc>
+        <w:tc>
+          <w:tcPr>
+            <w:tcW w:type="dxa" w:w="1728"/>
+          </w:tcPr>
+          <w:p>
+            <w:r>
+              <w:t>0.0159</w:t>
             </w:r>
           </w:p>
         </w:tc>
@@ -8510,7 +5501,7 @@
           </w:tcPr>
           <w:p>
             <w:r>
-              <w:t>1.1098</w:t>
+              <w:t>1.1099</w:t>
             </w:r>
           </w:p>
         </w:tc>
@@ -8562,7 +5553,7 @@
           </w:tcPr>
           <w:p>
             <w:r>
-              <w:t>1.1567</w:t>
+              <w:t>1.1566</w:t>
             </w:r>
           </w:p>
         </w:tc>
@@ -8582,7 +5573,7 @@
           </w:tcPr>
           <w:p>
             <w:r>
-              <w:t>1.1998</w:t>
+              <w:t>1.1997</w:t>
             </w:r>
           </w:p>
         </w:tc>
@@ -8614,27 +5605,27 @@
           </w:tcPr>
           <w:p>
             <w:r>
-              <w:t>1.2613</w:t>
-            </w:r>
-          </w:p>
-        </w:tc>
-        <w:tc>
-          <w:tcPr>
-            <w:tcW w:type="dxa" w:w="1728"/>
-          </w:tcPr>
-          <w:p>
-            <w:r>
-              <w:t>1.2350</w:t>
-            </w:r>
-          </w:p>
-        </w:tc>
-        <w:tc>
-          <w:tcPr>
-            <w:tcW w:type="dxa" w:w="1728"/>
-          </w:tcPr>
-          <w:p>
-            <w:r>
-              <w:t>1.2883</w:t>
+              <w:t>1.2614</w:t>
+            </w:r>
+          </w:p>
+        </w:tc>
+        <w:tc>
+          <w:tcPr>
+            <w:tcW w:type="dxa" w:w="1728"/>
+          </w:tcPr>
+          <w:p>
+            <w:r>
+              <w:t>1.2351</w:t>
+            </w:r>
+          </w:p>
+        </w:tc>
+        <w:tc>
+          <w:tcPr>
+            <w:tcW w:type="dxa" w:w="1728"/>
+          </w:tcPr>
+          <w:p>
+            <w:r>
+              <w:t>1.2884</w:t>
             </w:r>
           </w:p>
         </w:tc>
@@ -8666,37 +5657,37 @@
           </w:tcPr>
           <w:p>
             <w:r>
-              <w:t>0.9585</w:t>
-            </w:r>
-          </w:p>
-        </w:tc>
-        <w:tc>
-          <w:tcPr>
-            <w:tcW w:type="dxa" w:w="1728"/>
-          </w:tcPr>
-          <w:p>
-            <w:r>
-              <w:t>0.8758</w:t>
-            </w:r>
-          </w:p>
-        </w:tc>
-        <w:tc>
-          <w:tcPr>
-            <w:tcW w:type="dxa" w:w="1728"/>
-          </w:tcPr>
-          <w:p>
-            <w:r>
-              <w:t>1.0491</w:t>
-            </w:r>
-          </w:p>
-        </w:tc>
-        <w:tc>
-          <w:tcPr>
-            <w:tcW w:type="dxa" w:w="1728"/>
-          </w:tcPr>
-          <w:p>
-            <w:r>
-              <w:t>0.3574</w:t>
+              <w:t>0.9587</w:t>
+            </w:r>
+          </w:p>
+        </w:tc>
+        <w:tc>
+          <w:tcPr>
+            <w:tcW w:type="dxa" w:w="1728"/>
+          </w:tcPr>
+          <w:p>
+            <w:r>
+              <w:t>0.8759</w:t>
+            </w:r>
+          </w:p>
+        </w:tc>
+        <w:tc>
+          <w:tcPr>
+            <w:tcW w:type="dxa" w:w="1728"/>
+          </w:tcPr>
+          <w:p>
+            <w:r>
+              <w:t>1.0492</w:t>
+            </w:r>
+          </w:p>
+        </w:tc>
+        <w:tc>
+          <w:tcPr>
+            <w:tcW w:type="dxa" w:w="1728"/>
+          </w:tcPr>
+          <w:p>
+            <w:r>
+              <w:t>0.3594</w:t>
             </w:r>
           </w:p>
         </w:tc>
@@ -8718,27 +5709,27 @@
           </w:tcPr>
           <w:p>
             <w:r>
-              <w:t>1.0992</w:t>
-            </w:r>
-          </w:p>
-        </w:tc>
-        <w:tc>
-          <w:tcPr>
-            <w:tcW w:type="dxa" w:w="1728"/>
-          </w:tcPr>
-          <w:p>
-            <w:r>
-              <w:t>1.0289</w:t>
-            </w:r>
-          </w:p>
-        </w:tc>
-        <w:tc>
-          <w:tcPr>
-            <w:tcW w:type="dxa" w:w="1728"/>
-          </w:tcPr>
-          <w:p>
-            <w:r>
-              <w:t>1.1743</w:t>
+              <w:t>1.0994</w:t>
+            </w:r>
+          </w:p>
+        </w:tc>
+        <w:tc>
+          <w:tcPr>
+            <w:tcW w:type="dxa" w:w="1728"/>
+          </w:tcPr>
+          <w:p>
+            <w:r>
+              <w:t>1.0291</w:t>
+            </w:r>
+          </w:p>
+        </w:tc>
+        <w:tc>
+          <w:tcPr>
+            <w:tcW w:type="dxa" w:w="1728"/>
+          </w:tcPr>
+          <w:p>
+            <w:r>
+              <w:t>1.1745</w:t>
             </w:r>
           </w:p>
         </w:tc>
@@ -8770,7 +5761,7 @@
           </w:tcPr>
           <w:p>
             <w:r>
-              <w:t>0.9984</w:t>
+              <w:t>0.9985</w:t>
             </w:r>
           </w:p>
         </w:tc>
@@ -8790,17 +5781,17 @@
           </w:tcPr>
           <w:p>
             <w:r>
-              <w:t>0.9998</w:t>
-            </w:r>
-          </w:p>
-        </w:tc>
-        <w:tc>
-          <w:tcPr>
-            <w:tcW w:type="dxa" w:w="1728"/>
-          </w:tcPr>
-          <w:p>
-            <w:r>
-              <w:t>0.0301</w:t>
+              <w:t>0.9999</w:t>
+            </w:r>
+          </w:p>
+        </w:tc>
+        <w:tc>
+          <w:tcPr>
+            <w:tcW w:type="dxa" w:w="1728"/>
+          </w:tcPr>
+          <w:p>
+            <w:r>
+              <w:t>0.0306</w:t>
             </w:r>
           </w:p>
         </w:tc>
@@ -8894,7 +5885,7 @@
           </w:tcPr>
           <w:p>
             <w:r>
-              <w:t>0.9909</w:t>
+              <w:t>0.9908</w:t>
             </w:r>
           </w:p>
         </w:tc>
@@ -8926,37 +5917,37 @@
           </w:tcPr>
           <w:p>
             <w:r>
-              <w:t>1.0000</w:t>
-            </w:r>
-          </w:p>
-        </w:tc>
-        <w:tc>
-          <w:tcPr>
-            <w:tcW w:type="dxa" w:w="1728"/>
-          </w:tcPr>
-          <w:p>
-            <w:r>
-              <w:t>0.9975</w:t>
-            </w:r>
-          </w:p>
-        </w:tc>
-        <w:tc>
-          <w:tcPr>
-            <w:tcW w:type="dxa" w:w="1728"/>
-          </w:tcPr>
-          <w:p>
-            <w:r>
-              <w:t>1.0025</w:t>
-            </w:r>
-          </w:p>
-        </w:tc>
-        <w:tc>
-          <w:tcPr>
-            <w:tcW w:type="dxa" w:w="1728"/>
-          </w:tcPr>
-          <w:p>
-            <w:r>
-              <w:t>0.9837</w:t>
+              <w:t>0.9960</w:t>
+            </w:r>
+          </w:p>
+        </w:tc>
+        <w:tc>
+          <w:tcPr>
+            <w:tcW w:type="dxa" w:w="1728"/>
+          </w:tcPr>
+          <w:p>
+            <w:r>
+              <w:t>0.9940</w:t>
+            </w:r>
+          </w:p>
+        </w:tc>
+        <w:tc>
+          <w:tcPr>
+            <w:tcW w:type="dxa" w:w="1728"/>
+          </w:tcPr>
+          <w:p>
+            <w:r>
+              <w:t>0.9980</w:t>
+            </w:r>
+          </w:p>
+        </w:tc>
+        <w:tc>
+          <w:tcPr>
+            <w:tcW w:type="dxa" w:w="1728"/>
+          </w:tcPr>
+          <w:p>
+            <w:r>
+              <w:t>0.0001</w:t>
             </w:r>
           </w:p>
         </w:tc>
@@ -8978,37 +5969,37 @@
           </w:tcPr>
           <w:p>
             <w:r>
-              <w:t>1.0024</w:t>
-            </w:r>
-          </w:p>
-        </w:tc>
-        <w:tc>
-          <w:tcPr>
-            <w:tcW w:type="dxa" w:w="1728"/>
-          </w:tcPr>
-          <w:p>
-            <w:r>
-              <w:t>0.9997</w:t>
-            </w:r>
-          </w:p>
-        </w:tc>
-        <w:tc>
-          <w:tcPr>
-            <w:tcW w:type="dxa" w:w="1728"/>
-          </w:tcPr>
-          <w:p>
-            <w:r>
-              <w:t>1.0052</w:t>
-            </w:r>
-          </w:p>
-        </w:tc>
-        <w:tc>
-          <w:tcPr>
-            <w:tcW w:type="dxa" w:w="1728"/>
-          </w:tcPr>
-          <w:p>
-            <w:r>
-              <w:t>0.0851</w:t>
+              <w:t>1.0042</w:t>
+            </w:r>
+          </w:p>
+        </w:tc>
+        <w:tc>
+          <w:tcPr>
+            <w:tcW w:type="dxa" w:w="1728"/>
+          </w:tcPr>
+          <w:p>
+            <w:r>
+              <w:t>1.0019</w:t>
+            </w:r>
+          </w:p>
+        </w:tc>
+        <w:tc>
+          <w:tcPr>
+            <w:tcW w:type="dxa" w:w="1728"/>
+          </w:tcPr>
+          <w:p>
+            <w:r>
+              <w:t>1.0064</w:t>
+            </w:r>
+          </w:p>
+        </w:tc>
+        <w:tc>
+          <w:tcPr>
+            <w:tcW w:type="dxa" w:w="1728"/>
+          </w:tcPr>
+          <w:p>
+            <w:r>
+              <w:t>0.0003</w:t>
             </w:r>
           </w:p>
         </w:tc>
@@ -9030,37 +6021,37 @@
           </w:tcPr>
           <w:p>
             <w:r>
-              <w:t>0.9993</w:t>
-            </w:r>
-          </w:p>
-        </w:tc>
-        <w:tc>
-          <w:tcPr>
-            <w:tcW w:type="dxa" w:w="1728"/>
-          </w:tcPr>
-          <w:p>
-            <w:r>
-              <w:t>0.9967</w:t>
-            </w:r>
-          </w:p>
-        </w:tc>
-        <w:tc>
-          <w:tcPr>
-            <w:tcW w:type="dxa" w:w="1728"/>
-          </w:tcPr>
-          <w:p>
-            <w:r>
-              <w:t>1.0018</w:t>
-            </w:r>
-          </w:p>
-        </w:tc>
-        <w:tc>
-          <w:tcPr>
-            <w:tcW w:type="dxa" w:w="1728"/>
-          </w:tcPr>
-          <w:p>
-            <w:r>
-              <w:t>0.5738</w:t>
+              <w:t>1.0025</w:t>
+            </w:r>
+          </w:p>
+        </w:tc>
+        <w:tc>
+          <w:tcPr>
+            <w:tcW w:type="dxa" w:w="1728"/>
+          </w:tcPr>
+          <w:p>
+            <w:r>
+              <w:t>1.0004</w:t>
+            </w:r>
+          </w:p>
+        </w:tc>
+        <w:tc>
+          <w:tcPr>
+            <w:tcW w:type="dxa" w:w="1728"/>
+          </w:tcPr>
+          <w:p>
+            <w:r>
+              <w:t>1.0045</w:t>
+            </w:r>
+          </w:p>
+        </w:tc>
+        <w:tc>
+          <w:tcPr>
+            <w:tcW w:type="dxa" w:w="1728"/>
+          </w:tcPr>
+          <w:p>
+            <w:r>
+              <w:t>0.0182</w:t>
             </w:r>
           </w:p>
         </w:tc>
@@ -9082,27 +6073,27 @@
           </w:tcPr>
           <w:p>
             <w:r>
-              <w:t>1.1603</w:t>
-            </w:r>
-          </w:p>
-        </w:tc>
-        <w:tc>
-          <w:tcPr>
-            <w:tcW w:type="dxa" w:w="1728"/>
-          </w:tcPr>
-          <w:p>
-            <w:r>
-              <w:t>1.0474</w:t>
-            </w:r>
-          </w:p>
-        </w:tc>
-        <w:tc>
-          <w:tcPr>
-            <w:tcW w:type="dxa" w:w="1728"/>
-          </w:tcPr>
-          <w:p>
-            <w:r>
-              <w:t>1.2854</w:t>
+              <w:t>1.1605</w:t>
+            </w:r>
+          </w:p>
+        </w:tc>
+        <w:tc>
+          <w:tcPr>
+            <w:tcW w:type="dxa" w:w="1728"/>
+          </w:tcPr>
+          <w:p>
+            <w:r>
+              <w:t>1.0476</w:t>
+            </w:r>
+          </w:p>
+        </w:tc>
+        <w:tc>
+          <w:tcPr>
+            <w:tcW w:type="dxa" w:w="1728"/>
+          </w:tcPr>
+          <w:p>
+            <w:r>
+              <w:t>1.2856</w:t>
             </w:r>
           </w:p>
         </w:tc>
@@ -9124,47 +6115,47 @@
           </w:tcPr>
           <w:p>
             <w:r>
-              <w:t>accomd_Hotel_x_immigrant_density</w:t>
-            </w:r>
-          </w:p>
-        </w:tc>
-        <w:tc>
-          <w:tcPr>
-            <w:tcW w:type="dxa" w:w="1728"/>
-          </w:tcPr>
-          <w:p>
-            <w:r>
-              <w:t>0.9960</w:t>
-            </w:r>
-          </w:p>
-        </w:tc>
-        <w:tc>
-          <w:tcPr>
-            <w:tcW w:type="dxa" w:w="1728"/>
-          </w:tcPr>
-          <w:p>
-            <w:r>
-              <w:t>0.9934</w:t>
-            </w:r>
-          </w:p>
-        </w:tc>
-        <w:tc>
-          <w:tcPr>
-            <w:tcW w:type="dxa" w:w="1728"/>
-          </w:tcPr>
-          <w:p>
-            <w:r>
-              <w:t>0.9987</w:t>
-            </w:r>
-          </w:p>
-        </w:tc>
-        <w:tc>
-          <w:tcPr>
-            <w:tcW w:type="dxa" w:w="1728"/>
-          </w:tcPr>
-          <w:p>
-            <w:r>
-              <w:t>0.0033</w:t>
+              <w:t>accomd_Sharing_x_immigrant_density</w:t>
+            </w:r>
+          </w:p>
+        </w:tc>
+        <w:tc>
+          <w:tcPr>
+            <w:tcW w:type="dxa" w:w="1728"/>
+          </w:tcPr>
+          <w:p>
+            <w:r>
+              <w:t>1.0088</w:t>
+            </w:r>
+          </w:p>
+        </w:tc>
+        <w:tc>
+          <w:tcPr>
+            <w:tcW w:type="dxa" w:w="1728"/>
+          </w:tcPr>
+          <w:p>
+            <w:r>
+              <w:t>1.0042</w:t>
+            </w:r>
+          </w:p>
+        </w:tc>
+        <w:tc>
+          <w:tcPr>
+            <w:tcW w:type="dxa" w:w="1728"/>
+          </w:tcPr>
+          <w:p>
+            <w:r>
+              <w:t>1.0134</w:t>
+            </w:r>
+          </w:p>
+        </w:tc>
+        <w:tc>
+          <w:tcPr>
+            <w:tcW w:type="dxa" w:w="1728"/>
+          </w:tcPr>
+          <w:p>
+            <w:r>
+              <w:t>0.0002</w:t>
             </w:r>
           </w:p>
         </w:tc>
@@ -9176,47 +6167,47 @@
           </w:tcPr>
           <w:p>
             <w:r>
-              <w:t>accomd_Hotel_x_immigrant_similar</w:t>
-            </w:r>
-          </w:p>
-        </w:tc>
-        <w:tc>
-          <w:tcPr>
-            <w:tcW w:type="dxa" w:w="1728"/>
-          </w:tcPr>
-          <w:p>
-            <w:r>
-              <w:t>1.0017</w:t>
-            </w:r>
-          </w:p>
-        </w:tc>
-        <w:tc>
-          <w:tcPr>
-            <w:tcW w:type="dxa" w:w="1728"/>
-          </w:tcPr>
-          <w:p>
-            <w:r>
-              <w:t>0.9987</w:t>
-            </w:r>
-          </w:p>
-        </w:tc>
-        <w:tc>
-          <w:tcPr>
-            <w:tcW w:type="dxa" w:w="1728"/>
-          </w:tcPr>
-          <w:p>
-            <w:r>
-              <w:t>1.0047</w:t>
-            </w:r>
-          </w:p>
-        </w:tc>
-        <w:tc>
-          <w:tcPr>
-            <w:tcW w:type="dxa" w:w="1728"/>
-          </w:tcPr>
-          <w:p>
-            <w:r>
-              <w:t>0.2565</w:t>
+              <w:t>accomd_Sharing_x_immigrant_similar</w:t>
+            </w:r>
+          </w:p>
+        </w:tc>
+        <w:tc>
+          <w:tcPr>
+            <w:tcW w:type="dxa" w:w="1728"/>
+          </w:tcPr>
+          <w:p>
+            <w:r>
+              <w:t>0.9966</w:t>
+            </w:r>
+          </w:p>
+        </w:tc>
+        <w:tc>
+          <w:tcPr>
+            <w:tcW w:type="dxa" w:w="1728"/>
+          </w:tcPr>
+          <w:p>
+            <w:r>
+              <w:t>0.9914</w:t>
+            </w:r>
+          </w:p>
+        </w:tc>
+        <w:tc>
+          <w:tcPr>
+            <w:tcW w:type="dxa" w:w="1728"/>
+          </w:tcPr>
+          <w:p>
+            <w:r>
+              <w:t>1.0018</w:t>
+            </w:r>
+          </w:p>
+        </w:tc>
+        <w:tc>
+          <w:tcPr>
+            <w:tcW w:type="dxa" w:w="1728"/>
+          </w:tcPr>
+          <w:p>
+            <w:r>
+              <w:t>0.1985</w:t>
             </w:r>
           </w:p>
         </w:tc>
@@ -9228,47 +6219,47 @@
           </w:tcPr>
           <w:p>
             <w:r>
-              <w:t>accomd_Hotel_x_immigrant_moderate</w:t>
-            </w:r>
-          </w:p>
-        </w:tc>
-        <w:tc>
-          <w:tcPr>
-            <w:tcW w:type="dxa" w:w="1728"/>
-          </w:tcPr>
-          <w:p>
-            <w:r>
-              <w:t>1.0032</w:t>
-            </w:r>
-          </w:p>
-        </w:tc>
-        <w:tc>
-          <w:tcPr>
-            <w:tcW w:type="dxa" w:w="1728"/>
-          </w:tcPr>
-          <w:p>
-            <w:r>
-              <w:t>1.0004</w:t>
-            </w:r>
-          </w:p>
-        </w:tc>
-        <w:tc>
-          <w:tcPr>
-            <w:tcW w:type="dxa" w:w="1728"/>
-          </w:tcPr>
-          <w:p>
-            <w:r>
-              <w:t>1.0060</w:t>
-            </w:r>
-          </w:p>
-        </w:tc>
-        <w:tc>
-          <w:tcPr>
-            <w:tcW w:type="dxa" w:w="1728"/>
-          </w:tcPr>
-          <w:p>
-            <w:r>
-              <w:t>0.0245</w:t>
+              <w:t>accomd_Sharing_x_immigrant_moderate</w:t>
+            </w:r>
+          </w:p>
+        </w:tc>
+        <w:tc>
+          <w:tcPr>
+            <w:tcW w:type="dxa" w:w="1728"/>
+          </w:tcPr>
+          <w:p>
+            <w:r>
+              <w:t>0.9934</w:t>
+            </w:r>
+          </w:p>
+        </w:tc>
+        <w:tc>
+          <w:tcPr>
+            <w:tcW w:type="dxa" w:w="1728"/>
+          </w:tcPr>
+          <w:p>
+            <w:r>
+              <w:t>0.9886</w:t>
+            </w:r>
+          </w:p>
+        </w:tc>
+        <w:tc>
+          <w:tcPr>
+            <w:tcW w:type="dxa" w:w="1728"/>
+          </w:tcPr>
+          <w:p>
+            <w:r>
+              <w:t>0.9981</w:t>
+            </w:r>
+          </w:p>
+        </w:tc>
+        <w:tc>
+          <w:tcPr>
+            <w:tcW w:type="dxa" w:w="1728"/>
+          </w:tcPr>
+          <w:p>
+            <w:r>
+              <w:t>0.0063</w:t>
             </w:r>
           </w:p>
         </w:tc>
@@ -9280,47 +6271,47 @@
           </w:tcPr>
           <w:p>
             <w:r>
-              <w:t>accomd_Sharing_x_immigrant_density</w:t>
-            </w:r>
-          </w:p>
-        </w:tc>
-        <w:tc>
-          <w:tcPr>
-            <w:tcW w:type="dxa" w:w="1728"/>
-          </w:tcPr>
-          <w:p>
-            <w:r>
-              <w:t>1.0047</w:t>
-            </w:r>
-          </w:p>
-        </w:tc>
-        <w:tc>
-          <w:tcPr>
-            <w:tcW w:type="dxa" w:w="1728"/>
-          </w:tcPr>
-          <w:p>
-            <w:r>
-              <w:t>1.0009</w:t>
-            </w:r>
-          </w:p>
-        </w:tc>
-        <w:tc>
-          <w:tcPr>
-            <w:tcW w:type="dxa" w:w="1728"/>
-          </w:tcPr>
-          <w:p>
-            <w:r>
-              <w:t>1.0086</w:t>
-            </w:r>
-          </w:p>
-        </w:tc>
-        <w:tc>
-          <w:tcPr>
-            <w:tcW w:type="dxa" w:w="1728"/>
-          </w:tcPr>
-          <w:p>
-            <w:r>
-              <w:t>0.0151</w:t>
+              <w:t>accomd_Other_x_immigrant_density</w:t>
+            </w:r>
+          </w:p>
+        </w:tc>
+        <w:tc>
+          <w:tcPr>
+            <w:tcW w:type="dxa" w:w="1728"/>
+          </w:tcPr>
+          <w:p>
+            <w:r>
+              <w:t>1.0033</w:t>
+            </w:r>
+          </w:p>
+        </w:tc>
+        <w:tc>
+          <w:tcPr>
+            <w:tcW w:type="dxa" w:w="1728"/>
+          </w:tcPr>
+          <w:p>
+            <w:r>
+              <w:t>0.9949</w:t>
+            </w:r>
+          </w:p>
+        </w:tc>
+        <w:tc>
+          <w:tcPr>
+            <w:tcW w:type="dxa" w:w="1728"/>
+          </w:tcPr>
+          <w:p>
+            <w:r>
+              <w:t>1.0118</w:t>
+            </w:r>
+          </w:p>
+        </w:tc>
+        <w:tc>
+          <w:tcPr>
+            <w:tcW w:type="dxa" w:w="1728"/>
+          </w:tcPr>
+          <w:p>
+            <w:r>
+              <w:t>0.4437</w:t>
             </w:r>
           </w:p>
         </w:tc>
@@ -9332,47 +6323,47 @@
           </w:tcPr>
           <w:p>
             <w:r>
-              <w:t>accomd_Sharing_x_immigrant_similar</w:t>
-            </w:r>
-          </w:p>
-        </w:tc>
-        <w:tc>
-          <w:tcPr>
-            <w:tcW w:type="dxa" w:w="1728"/>
-          </w:tcPr>
-          <w:p>
-            <w:r>
-              <w:t>0.9983</w:t>
-            </w:r>
-          </w:p>
-        </w:tc>
-        <w:tc>
-          <w:tcPr>
-            <w:tcW w:type="dxa" w:w="1728"/>
-          </w:tcPr>
-          <w:p>
-            <w:r>
-              <w:t>0.9940</w:t>
-            </w:r>
-          </w:p>
-        </w:tc>
-        <w:tc>
-          <w:tcPr>
-            <w:tcW w:type="dxa" w:w="1728"/>
-          </w:tcPr>
-          <w:p>
-            <w:r>
-              <w:t>1.0026</w:t>
-            </w:r>
-          </w:p>
-        </w:tc>
-        <w:tc>
-          <w:tcPr>
-            <w:tcW w:type="dxa" w:w="1728"/>
-          </w:tcPr>
-          <w:p>
-            <w:r>
-              <w:t>0.4455</w:t>
+              <w:t>accomd_Other_x_immigrant_similar</w:t>
+            </w:r>
+          </w:p>
+        </w:tc>
+        <w:tc>
+          <w:tcPr>
+            <w:tcW w:type="dxa" w:w="1728"/>
+          </w:tcPr>
+          <w:p>
+            <w:r>
+              <w:t>1.0006</w:t>
+            </w:r>
+          </w:p>
+        </w:tc>
+        <w:tc>
+          <w:tcPr>
+            <w:tcW w:type="dxa" w:w="1728"/>
+          </w:tcPr>
+          <w:p>
+            <w:r>
+              <w:t>0.9913</w:t>
+            </w:r>
+          </w:p>
+        </w:tc>
+        <w:tc>
+          <w:tcPr>
+            <w:tcW w:type="dxa" w:w="1728"/>
+          </w:tcPr>
+          <w:p>
+            <w:r>
+              <w:t>1.0100</w:t>
+            </w:r>
+          </w:p>
+        </w:tc>
+        <w:tc>
+          <w:tcPr>
+            <w:tcW w:type="dxa" w:w="1728"/>
+          </w:tcPr>
+          <w:p>
+            <w:r>
+              <w:t>0.8922</w:t>
             </w:r>
           </w:p>
         </w:tc>
@@ -9384,162 +6375,6 @@
           </w:tcPr>
           <w:p>
             <w:r>
-              <w:t>accomd_Sharing_x_immigrant_moderate</w:t>
-            </w:r>
-          </w:p>
-        </w:tc>
-        <w:tc>
-          <w:tcPr>
-            <w:tcW w:type="dxa" w:w="1728"/>
-          </w:tcPr>
-          <w:p>
-            <w:r>
-              <w:t>0.9965</w:t>
-            </w:r>
-          </w:p>
-        </w:tc>
-        <w:tc>
-          <w:tcPr>
-            <w:tcW w:type="dxa" w:w="1728"/>
-          </w:tcPr>
-          <w:p>
-            <w:r>
-              <w:t>0.9926</w:t>
-            </w:r>
-          </w:p>
-        </w:tc>
-        <w:tc>
-          <w:tcPr>
-            <w:tcW w:type="dxa" w:w="1728"/>
-          </w:tcPr>
-          <w:p>
-            <w:r>
-              <w:t>1.0005</w:t>
-            </w:r>
-          </w:p>
-        </w:tc>
-        <w:tc>
-          <w:tcPr>
-            <w:tcW w:type="dxa" w:w="1728"/>
-          </w:tcPr>
-          <w:p>
-            <w:r>
-              <w:t>0.0887</w:t>
-            </w:r>
-          </w:p>
-        </w:tc>
-      </w:tr>
-      <w:tr>
-        <w:tc>
-          <w:tcPr>
-            <w:tcW w:type="dxa" w:w="1728"/>
-          </w:tcPr>
-          <w:p>
-            <w:r>
-              <w:t>accomd_Other_x_immigrant_density</w:t>
-            </w:r>
-          </w:p>
-        </w:tc>
-        <w:tc>
-          <w:tcPr>
-            <w:tcW w:type="dxa" w:w="1728"/>
-          </w:tcPr>
-          <w:p>
-            <w:r>
-              <w:t>0.9993</w:t>
-            </w:r>
-          </w:p>
-        </w:tc>
-        <w:tc>
-          <w:tcPr>
-            <w:tcW w:type="dxa" w:w="1728"/>
-          </w:tcPr>
-          <w:p>
-            <w:r>
-              <w:t>0.9930</w:t>
-            </w:r>
-          </w:p>
-        </w:tc>
-        <w:tc>
-          <w:tcPr>
-            <w:tcW w:type="dxa" w:w="1728"/>
-          </w:tcPr>
-          <w:p>
-            <w:r>
-              <w:t>1.0056</w:t>
-            </w:r>
-          </w:p>
-        </w:tc>
-        <w:tc>
-          <w:tcPr>
-            <w:tcW w:type="dxa" w:w="1728"/>
-          </w:tcPr>
-          <w:p>
-            <w:r>
-              <w:t>0.8286</w:t>
-            </w:r>
-          </w:p>
-        </w:tc>
-      </w:tr>
-      <w:tr>
-        <w:tc>
-          <w:tcPr>
-            <w:tcW w:type="dxa" w:w="1728"/>
-          </w:tcPr>
-          <w:p>
-            <w:r>
-              <w:t>accomd_Other_x_immigrant_similar</w:t>
-            </w:r>
-          </w:p>
-        </w:tc>
-        <w:tc>
-          <w:tcPr>
-            <w:tcW w:type="dxa" w:w="1728"/>
-          </w:tcPr>
-          <w:p>
-            <w:r>
-              <w:t>1.0024</w:t>
-            </w:r>
-          </w:p>
-        </w:tc>
-        <w:tc>
-          <w:tcPr>
-            <w:tcW w:type="dxa" w:w="1728"/>
-          </w:tcPr>
-          <w:p>
-            <w:r>
-              <w:t>0.9954</w:t>
-            </w:r>
-          </w:p>
-        </w:tc>
-        <w:tc>
-          <w:tcPr>
-            <w:tcW w:type="dxa" w:w="1728"/>
-          </w:tcPr>
-          <w:p>
-            <w:r>
-              <w:t>1.0094</w:t>
-            </w:r>
-          </w:p>
-        </w:tc>
-        <w:tc>
-          <w:tcPr>
-            <w:tcW w:type="dxa" w:w="1728"/>
-          </w:tcPr>
-          <w:p>
-            <w:r>
-              <w:t>0.5042</w:t>
-            </w:r>
-          </w:p>
-        </w:tc>
-      </w:tr>
-      <w:tr>
-        <w:tc>
-          <w:tcPr>
-            <w:tcW w:type="dxa" w:w="1728"/>
-          </w:tcPr>
-          <w:p>
-            <w:r>
               <w:t>accomd_Other_x_immigrant_moderate</w:t>
             </w:r>
           </w:p>
@@ -9550,37 +6385,37 @@
           </w:tcPr>
           <w:p>
             <w:r>
-              <w:t>0.9995</w:t>
-            </w:r>
-          </w:p>
-        </w:tc>
-        <w:tc>
-          <w:tcPr>
-            <w:tcW w:type="dxa" w:w="1728"/>
-          </w:tcPr>
-          <w:p>
-            <w:r>
-              <w:t>0.9930</w:t>
-            </w:r>
-          </w:p>
-        </w:tc>
-        <w:tc>
-          <w:tcPr>
-            <w:tcW w:type="dxa" w:w="1728"/>
-          </w:tcPr>
-          <w:p>
-            <w:r>
-              <w:t>1.0061</w:t>
-            </w:r>
-          </w:p>
-        </w:tc>
-        <w:tc>
-          <w:tcPr>
-            <w:tcW w:type="dxa" w:w="1728"/>
-          </w:tcPr>
-          <w:p>
-            <w:r>
-              <w:t>0.8886</w:t>
+              <w:t>0.9964</w:t>
+            </w:r>
+          </w:p>
+        </w:tc>
+        <w:tc>
+          <w:tcPr>
+            <w:tcW w:type="dxa" w:w="1728"/>
+          </w:tcPr>
+          <w:p>
+            <w:r>
+              <w:t>0.9876</w:t>
+            </w:r>
+          </w:p>
+        </w:tc>
+        <w:tc>
+          <w:tcPr>
+            <w:tcW w:type="dxa" w:w="1728"/>
+          </w:tcPr>
+          <w:p>
+            <w:r>
+              <w:t>1.0052</w:t>
+            </w:r>
+          </w:p>
+        </w:tc>
+        <w:tc>
+          <w:tcPr>
+            <w:tcW w:type="dxa" w:w="1728"/>
+          </w:tcPr>
+          <w:p>
+            <w:r>
+              <w:t>0.4152</w:t>
             </w:r>
           </w:p>
         </w:tc>
@@ -9604,7 +6439,7 @@
         <w:drawing>
           <wp:inline xmlns:a="http://schemas.openxmlformats.org/drawingml/2006/main" xmlns:pic="http://schemas.openxmlformats.org/drawingml/2006/picture">
             <wp:extent cx="5486400" cy="3291840"/>
-            <wp:docPr id="6" name="Picture 6"/>
+            <wp:docPr id="5" name="Picture 5"/>
             <wp:cNvGraphicFramePr>
               <a:graphicFrameLocks noChangeAspect="1"/>
             </wp:cNvGraphicFramePr>
@@ -9717,7 +6552,7 @@
           </w:tcPr>
           <w:p>
             <w:r>
-              <w:t>10.3826</w:t>
+              <w:t>10.3829</w:t>
             </w:r>
           </w:p>
         </w:tc>
@@ -9761,7 +6596,7 @@
           </w:tcPr>
           <w:p>
             <w:r>
-              <w:t>inf</w:t>
+              <w:t>38.4463</w:t>
             </w:r>
           </w:p>
         </w:tc>
@@ -9805,7 +6640,7 @@
           </w:tcPr>
           <w:p>
             <w:r>
-              <w:t>inf</w:t>
+              <w:t>3.9646</w:t>
             </w:r>
           </w:p>
         </w:tc>
@@ -9827,7 +6662,7 @@
           </w:tcPr>
           <w:p>
             <w:r>
-              <w:t>inf</w:t>
+              <w:t>34.1404</w:t>
             </w:r>
           </w:p>
         </w:tc>
@@ -9839,7 +6674,7 @@
           </w:tcPr>
           <w:p>
             <w:r>
-              <w:t>accomd_Hotel_x_immigrant_density</w:t>
+              <w:t>accomd_Sharing_x_immigrant_density</w:t>
             </w:r>
           </w:p>
         </w:tc>
@@ -9849,7 +6684,7 @@
           </w:tcPr>
           <w:p>
             <w:r>
-              <w:t>inf</w:t>
+              <w:t>33.5549</w:t>
             </w:r>
           </w:p>
         </w:tc>
@@ -9861,7 +6696,7 @@
           </w:tcPr>
           <w:p>
             <w:r>
-              <w:t>accomd_Hotel_x_immigrant_similar</w:t>
+              <w:t>accomd_Sharing_x_immigrant_similar</w:t>
             </w:r>
           </w:p>
         </w:tc>
@@ -9871,7 +6706,7 @@
           </w:tcPr>
           <w:p>
             <w:r>
-              <w:t>inf</w:t>
+              <w:t>3.2367</w:t>
             </w:r>
           </w:p>
         </w:tc>
@@ -9883,7 +6718,7 @@
           </w:tcPr>
           <w:p>
             <w:r>
-              <w:t>accomd_Hotel_x_immigrant_moderate</w:t>
+              <w:t>accomd_Sharing_x_immigrant_moderate</w:t>
             </w:r>
           </w:p>
         </w:tc>
@@ -9893,7 +6728,7 @@
           </w:tcPr>
           <w:p>
             <w:r>
-              <w:t>inf</w:t>
+              <w:t>31.5288</w:t>
             </w:r>
           </w:p>
         </w:tc>
@@ -9905,7 +6740,7 @@
           </w:tcPr>
           <w:p>
             <w:r>
-              <w:t>accomd_Sharing_x_immigrant_density</w:t>
+              <w:t>accomd_Other_x_immigrant_density</w:t>
             </w:r>
           </w:p>
         </w:tc>
@@ -9915,7 +6750,7 @@
           </w:tcPr>
           <w:p>
             <w:r>
-              <w:t>inf</w:t>
+              <w:t>22.5539</w:t>
             </w:r>
           </w:p>
         </w:tc>
@@ -9927,7 +6762,7 @@
           </w:tcPr>
           <w:p>
             <w:r>
-              <w:t>accomd_Sharing_x_immigrant_similar</w:t>
+              <w:t>accomd_Other_x_immigrant_similar</w:t>
             </w:r>
           </w:p>
         </w:tc>
@@ -9937,7 +6772,7 @@
           </w:tcPr>
           <w:p>
             <w:r>
-              <w:t>inf</w:t>
+              <w:t>3.4978</w:t>
             </w:r>
           </w:p>
         </w:tc>
@@ -9949,7 +6784,7 @@
           </w:tcPr>
           <w:p>
             <w:r>
-              <w:t>accomd_Sharing_x_immigrant_moderate</w:t>
+              <w:t>accomd_Other_x_immigrant_moderate</w:t>
             </w:r>
           </w:p>
         </w:tc>
@@ -9959,73 +6794,7 @@
           </w:tcPr>
           <w:p>
             <w:r>
-              <w:t>inf</w:t>
-            </w:r>
-          </w:p>
-        </w:tc>
-      </w:tr>
-      <w:tr>
-        <w:tc>
-          <w:tcPr>
-            <w:tcW w:type="dxa" w:w="4320"/>
-          </w:tcPr>
-          <w:p>
-            <w:r>
-              <w:t>accomd_Other_x_immigrant_density</w:t>
-            </w:r>
-          </w:p>
-        </w:tc>
-        <w:tc>
-          <w:tcPr>
-            <w:tcW w:type="dxa" w:w="4320"/>
-          </w:tcPr>
-          <w:p>
-            <w:r>
-              <w:t>inf</w:t>
-            </w:r>
-          </w:p>
-        </w:tc>
-      </w:tr>
-      <w:tr>
-        <w:tc>
-          <w:tcPr>
-            <w:tcW w:type="dxa" w:w="4320"/>
-          </w:tcPr>
-          <w:p>
-            <w:r>
-              <w:t>accomd_Other_x_immigrant_similar</w:t>
-            </w:r>
-          </w:p>
-        </w:tc>
-        <w:tc>
-          <w:tcPr>
-            <w:tcW w:type="dxa" w:w="4320"/>
-          </w:tcPr>
-          <w:p>
-            <w:r>
-              <w:t>inf</w:t>
-            </w:r>
-          </w:p>
-        </w:tc>
-      </w:tr>
-      <w:tr>
-        <w:tc>
-          <w:tcPr>
-            <w:tcW w:type="dxa" w:w="4320"/>
-          </w:tcPr>
-          <w:p>
-            <w:r>
-              <w:t>accomd_Other_x_immigrant_moderate</w:t>
-            </w:r>
-          </w:p>
-        </w:tc>
-        <w:tc>
-          <w:tcPr>
-            <w:tcW w:type="dxa" w:w="4320"/>
-          </w:tcPr>
-          <w:p>
-            <w:r>
-              <w:t>inf</w:t>
+              <w:t>20.1011</w:t>
             </w:r>
           </w:p>
         </w:tc>

--- a/binomial regression/Draft-los-assessment/nb_climate_interaction_models_results.docx
+++ b/binomial regression/Draft-los-assessment/nb_climate_interaction_models_results.docx
@@ -534,6 +534,9627 @@
     </w:p>
     <w:p>
       <w:r>
+        <w:rPr>
+          <w:rFonts w:ascii="Courier New" w:hAnsi="Courier New"/>
+        </w:rPr>
+        <w:t xml:space="preserve">                 Generalized Linear Model Regression Results                  </w:t>
+        <w:br/>
+        <w:t>==============================================================================</w:t>
+        <w:br/>
+        <w:t>Dep. Variable:             los_capped   No. Observations:               139278</w:t>
+        <w:br/>
+        <w:t>Model:                            GLM   Df Residuals:                   139213</w:t>
+        <w:br/>
+        <w:t>Model Family:        NegativeBinomial   Df Model:                           64</w:t>
+        <w:br/>
+        <w:t>Link Function:                    log   Scale:                          1.0000</w:t>
+        <w:br/>
+        <w:t>Method:                          IRLS   Log-Likelihood:            -4.1576e+05</w:t>
+        <w:br/>
+        <w:t>Date:                Mon, 30 Mar 2026   Deviance:                       35883.</w:t>
+        <w:br/>
+        <w:t>Time:                        20:39:07   Pearson chi2:                 2.65e+05</w:t>
+        <w:br/>
+        <w:t>No. Iterations:                     8   Pseudo R-squ. (CS):            0.02774</w:t>
+        <w:br/>
+        <w:t xml:space="preserve">Covariance Type:            nonrobust                                         </w:t>
+        <w:br/>
+        <w:t>==========================================================================================================</w:t>
+        <w:br/>
+        <w:t xml:space="preserve">                                             coef    std err          z      P&gt;|z|      [0.025      0.975]</w:t>
+        <w:br/>
+        <w:t>----------------------------------------------------------------------------------------------------------</w:t>
+        <w:br/>
+        <w:t>Intercept                                  0.0111      0.003      3.913      0.000       0.006       0.017</w:t>
+        <w:br/>
+        <w:t>C(sex_enc)[T.Male]                         0.0101      0.006      1.738      0.082      -0.001       0.022</w:t>
+        <w:br/>
+        <w:t>C(marital_status_enc)[T.Other]             0.0048      0.020      0.241      0.810      -0.035       0.044</w:t>
+        <w:br/>
+        <w:t>C(marital_status_enc)[T.Single]           -0.0012      0.007     -0.173      0.863      -0.015       0.012</w:t>
+        <w:br/>
+        <w:t>C(employment_status_enc)[T.Student]       -0.0412      0.046     -0.894      0.371      -0.132       0.049</w:t>
+        <w:br/>
+        <w:t>C(employment_status_enc)[T.Unemployed]     0.0992      0.034      2.943      0.003       0.033       0.165</w:t>
+        <w:br/>
+        <w:t>C(purpose_simple)[T.Events]                0.1879      0.033      5.777      0.000       0.124       0.252</w:t>
+        <w:br/>
+        <w:t>C(purpose_simple)[T.Other]                 0.4268      0.026     16.419      0.000       0.376       0.478</w:t>
+        <w:br/>
+        <w:t>C(purpose_simple)[T.Pleasure]              0.1322      0.022      5.995      0.000       0.089       0.175</w:t>
+        <w:br/>
+        <w:t>C(purpose_simple)[T.Wedding]               0.0081      0.026      0.315      0.753      -0.042       0.058</w:t>
+        <w:br/>
+        <w:t>C(accomd_type_enc)[T.Other]                0.1242      0.015      8.084      0.000       0.094       0.154</w:t>
+        <w:br/>
+        <w:t>C(accomd_type_enc)[T.Sharing]              0.2214      0.009     24.946      0.000       0.204       0.239</w:t>
+        <w:br/>
+        <w:t>C(season_enc)[T.Spring]                    0.1001      0.009     11.740      0.000       0.083       0.117</w:t>
+        <w:br/>
+        <w:t>C(season_enc)[T.Summer]                    0.0567      0.009      6.673      0.000       0.040       0.073</w:t>
+        <w:br/>
+        <w:t>C(season_enc)[T.Winter]                    0.1401      0.009     15.976      0.000       0.123       0.157</w:t>
+        <w:br/>
+        <w:t>C(us_state_enc)[T.Alaska]                 -0.0421      0.184     -0.229      0.819      -0.403       0.319</w:t>
+        <w:br/>
+        <w:t>C(us_state_enc)[T.Arizona]                -0.0694      0.033     -2.127      0.033      -0.133      -0.005</w:t>
+        <w:br/>
+        <w:t>C(us_state_enc)[T.Arkansas]                0.0949      0.035      2.713      0.007       0.026       0.163</w:t>
+        <w:br/>
+        <w:t>C(us_state_enc)[T.California]             -0.0151      0.025     -0.600      0.549      -0.064       0.034</w:t>
+        <w:br/>
+        <w:t>C(us_state_enc)[T.Colorado]                0.0733      0.036      2.065      0.039       0.004       0.143</w:t>
+        <w:br/>
+        <w:t>C(us_state_enc)[T.Connecticut]             0.0125      0.022      0.566      0.572      -0.031       0.056</w:t>
+        <w:br/>
+        <w:t>C(us_state_enc)[T.Delaware]               -0.0274      0.037     -0.730      0.465      -0.101       0.046</w:t>
+        <w:br/>
+        <w:t>C(us_state_enc)[T.Florida]                 0.0682      0.018      3.828      0.000       0.033       0.103</w:t>
+        <w:br/>
+        <w:t>C(us_state_enc)[T.Georgia]                -0.0344      0.017     -1.998      0.046      -0.068      -0.001</w:t>
+        <w:br/>
+        <w:t>C(us_state_enc)[T.Hawaii]                  0.1610      0.152      1.062      0.288      -0.136       0.458</w:t>
+        <w:br/>
+        <w:t>C(us_state_enc)[T.Idaho]                  -0.1094      0.064     -1.713      0.087      -0.235       0.016</w:t>
+        <w:br/>
+        <w:t>C(us_state_enc)[T.Illinois]               -0.0856      0.022     -3.907      0.000      -0.128      -0.043</w:t>
+        <w:br/>
+        <w:t>C(us_state_enc)[T.Indiana]                -0.0266      0.022     -1.190      0.234      -0.070       0.017</w:t>
+        <w:br/>
+        <w:t>C(us_state_enc)[T.Iowa]                   -0.0537      0.035     -1.532      0.126      -0.123       0.015</w:t>
+        <w:br/>
+        <w:t>C(us_state_enc)[T.Kansas]                 -0.1413      0.032     -4.443      0.000      -0.204      -0.079</w:t>
+        <w:br/>
+        <w:t>C(us_state_enc)[T.Kentucky]                0.0986      0.034      2.863      0.004       0.031       0.166</w:t>
+        <w:br/>
+        <w:t>C(us_state_enc)[T.Louisiana]               0.0438      0.034      1.290      0.197      -0.023       0.110</w:t>
+        <w:br/>
+        <w:t>C(us_state_enc)[T.Maine]                  -0.0691      0.038     -1.829      0.067      -0.143       0.005</w:t>
+        <w:br/>
+        <w:t>C(us_state_enc)[T.Maryland]               -0.0220      0.020     -1.090      0.276      -0.062       0.018</w:t>
+        <w:br/>
+        <w:t>C(us_state_enc)[T.Massachusetts]           0.0373      0.018      2.029      0.042       0.001       0.073</w:t>
+        <w:br/>
+        <w:t>C(us_state_enc)[T.Michigan]                0.0555      0.026      2.104      0.035       0.004       0.107</w:t>
+        <w:br/>
+        <w:t>C(us_state_enc)[T.Minnesota]               0.0045      0.028      0.160      0.873      -0.051       0.060</w:t>
+        <w:br/>
+        <w:t>C(us_state_enc)[T.Mississippi]            -0.0959      0.028     -3.398      0.001      -0.151      -0.041</w:t>
+        <w:br/>
+        <w:t>C(us_state_enc)[T.Missouri]               -0.0882      0.023     -3.880      0.000      -0.133      -0.044</w:t>
+        <w:br/>
+        <w:t>C(us_state_enc)[T.Montana]                -0.0460      0.069     -0.665      0.506      -0.182       0.090</w:t>
+        <w:br/>
+        <w:t>C(us_state_enc)[T.Nebraska]                0.0270      0.035      0.763      0.445      -0.042       0.096</w:t>
+        <w:br/>
+        <w:t>C(us_state_enc)[T.Nevada]                  0.0243      0.048      0.510      0.610      -0.069       0.118</w:t>
+        <w:br/>
+        <w:t>C(us_state_enc)[T.New_Hampshire]           0.0356      0.029      1.226      0.220      -0.021       0.092</w:t>
+        <w:br/>
+        <w:t>C(us_state_enc)[T.New_Jersey]             -0.0167      0.015     -1.095      0.273      -0.047       0.013</w:t>
+        <w:br/>
+        <w:t>C(us_state_enc)[T.New_Mexico]              0.0156      0.072      0.217      0.828      -0.125       0.156</w:t>
+        <w:br/>
+        <w:t>C(us_state_enc)[T.New_York]               -0.0175      0.016     -1.108      0.268      -0.048       0.013</w:t>
+        <w:br/>
+        <w:t>C(us_state_enc)[T.North_Carolina]         -0.0144      0.018     -0.819      0.413      -0.049       0.020</w:t>
+        <w:br/>
+        <w:t>C(us_state_enc)[T.North_Dakota]           -0.0370      0.072     -0.511      0.610      -0.179       0.105</w:t>
+        <w:br/>
+        <w:t>C(us_state_enc)[T.Ohio]                    0.0023      0.017      0.133      0.894      -0.031       0.036</w:t>
+        <w:br/>
+        <w:t>C(us_state_enc)[T.Oklahoma]               -0.0712      0.038     -1.884      0.060      -0.145       0.003</w:t>
+        <w:br/>
+        <w:t>C(us_state_enc)[T.Oregon]                  0.3265      0.046      7.121      0.000       0.237       0.416</w:t>
+        <w:br/>
+        <w:t>C(us_state_enc)[T.Pennsylvania]            0.0436      0.016      2.712      0.007       0.012       0.075</w:t>
+        <w:br/>
+        <w:t>C(us_state_enc)[T.Rhode_Island]            0.1292      0.038      3.369      0.001       0.054       0.204</w:t>
+        <w:br/>
+        <w:t>C(us_state_enc)[T.South_Carolina]          0.0116      0.028      0.414      0.679      -0.043       0.066</w:t>
+        <w:br/>
+        <w:t>C(us_state_enc)[T.South_Dakota]            0.3929      0.055      7.108      0.000       0.285       0.501</w:t>
+        <w:br/>
+        <w:t>C(us_state_enc)[T.Tennessee]              -0.0357      0.021     -1.719      0.086      -0.076       0.005</w:t>
+        <w:br/>
+        <w:t>C(us_state_enc)[T.Texas]                   0.0375      0.019      1.981      0.048       0.000       0.075</w:t>
+        <w:br/>
+        <w:t>C(us_state_enc)[T.Utah]                   -0.0939      0.047     -2.017      0.044      -0.185      -0.003</w:t>
+        <w:br/>
+        <w:t>C(us_state_enc)[T.Vermont]                -0.1153      0.055     -2.115      0.034      -0.222      -0.008</w:t>
+        <w:br/>
+        <w:t>C(us_state_enc)[T.Virginia]               -0.0307      0.020     -1.505      0.132      -0.071       0.009</w:t>
+        <w:br/>
+        <w:t>C(us_state_enc)[T.Washington]             -0.0161      0.037     -0.439      0.661      -0.088       0.056</w:t>
+        <w:br/>
+        <w:t>C(us_state_enc)[T.West_Virginia]          -0.0123      0.056     -0.220      0.826      -0.122       0.097</w:t>
+        <w:br/>
+        <w:t>C(us_state_enc)[T.Wisconsin]              -0.0083      0.025     -0.333      0.739      -0.057       0.040</w:t>
+        <w:br/>
+        <w:t>C(us_state_enc)[T.Wyoming]                -0.1366      0.077     -1.770      0.077      -0.288       0.015</w:t>
+        <w:br/>
+        <w:t>C(region_census_enc)[T.Northeast]          0.0417      0.014      3.018      0.003       0.015       0.069</w:t>
+        <w:br/>
+        <w:t>C(region_census_enc)[T.South]             -0.0622      0.018     -3.523      0.000      -0.097      -0.028</w:t>
+        <w:br/>
+        <w:t>C(region_census_enc)[T.West]               0.0723      0.024      3.016      0.003       0.025       0.119</w:t>
+        <w:br/>
+        <w:t>immigrant_population_log                  -0.0204      0.004     -4.913      0.000      -0.029      -0.012</w:t>
+        <w:br/>
+        <w:t>import_from_slu_log                        0.0034      0.001      2.276      0.023       0.000       0.006</w:t>
+        <w:br/>
+        <w:t>age                                        0.0050      0.000     23.816      0.000       0.005       0.005</w:t>
+        <w:br/>
+        <w:t>state_percapita_income_log                 0.1455      0.005     29.219      0.000       0.136       0.155</w:t>
+        <w:br/>
+        <w:t>state_unemployment                        -0.0181      0.012     -1.485      0.138      -0.042       0.006</w:t>
+        <w:br/>
+        <w:t>immigrant_density                          0.0004      0.001      0.766      0.444      -0.001       0.001</w:t>
+        <w:br/>
+        <w:t>climate_distance                          -0.1170      0.053     -2.192      0.028      -0.222      -0.012</w:t>
+        <w:br/>
+        <w:t>economic_distance                          0.0140      0.007      1.926      0.054      -0.000       0.028</w:t>
+        <w:br/>
+        <w:t>==========================================================================================================</w:t>
+      </w:r>
+    </w:p>
+    <w:p>
+      <w:r>
+        <w:br/>
+      </w:r>
+    </w:p>
+    <w:p>
+      <w:pPr>
+        <w:pStyle w:val="Heading2"/>
+      </w:pPr>
+      <w:r>
+        <w:t>Incident Rate Ratios (IRR)</w:t>
+      </w:r>
+    </w:p>
+    <w:tbl>
+      <w:tblPr>
+        <w:tblStyle w:val="TableGrid"/>
+        <w:tblW w:type="auto" w:w="0"/>
+        <w:tblLook w:firstColumn="1" w:firstRow="1" w:lastColumn="0" w:lastRow="0" w:noHBand="0" w:noVBand="1" w:val="04A0"/>
+      </w:tblPr>
+      <w:tblGrid>
+        <w:gridCol w:w="1728"/>
+        <w:gridCol w:w="1728"/>
+        <w:gridCol w:w="1728"/>
+        <w:gridCol w:w="1728"/>
+        <w:gridCol w:w="1728"/>
+      </w:tblGrid>
+      <w:tr>
+        <w:tc>
+          <w:tcPr>
+            <w:tcW w:type="dxa" w:w="1728"/>
+          </w:tcPr>
+          <w:p>
+            <w:r>
+              <w:t>Variable</w:t>
+            </w:r>
+          </w:p>
+        </w:tc>
+        <w:tc>
+          <w:tcPr>
+            <w:tcW w:type="dxa" w:w="1728"/>
+          </w:tcPr>
+          <w:p>
+            <w:r>
+              <w:t>IRR</w:t>
+            </w:r>
+          </w:p>
+        </w:tc>
+        <w:tc>
+          <w:tcPr>
+            <w:tcW w:type="dxa" w:w="1728"/>
+          </w:tcPr>
+          <w:p>
+            <w:r>
+              <w:t>Lower CI</w:t>
+            </w:r>
+          </w:p>
+        </w:tc>
+        <w:tc>
+          <w:tcPr>
+            <w:tcW w:type="dxa" w:w="1728"/>
+          </w:tcPr>
+          <w:p>
+            <w:r>
+              <w:t>Upper CI</w:t>
+            </w:r>
+          </w:p>
+        </w:tc>
+        <w:tc>
+          <w:tcPr>
+            <w:tcW w:type="dxa" w:w="1728"/>
+          </w:tcPr>
+          <w:p>
+            <w:r>
+              <w:t>P-value</w:t>
+            </w:r>
+          </w:p>
+        </w:tc>
+      </w:tr>
+      <w:tr>
+        <w:tc>
+          <w:tcPr>
+            <w:tcW w:type="dxa" w:w="1728"/>
+          </w:tcPr>
+          <w:p>
+            <w:r>
+              <w:t>Intercept</w:t>
+            </w:r>
+          </w:p>
+        </w:tc>
+        <w:tc>
+          <w:tcPr>
+            <w:tcW w:type="dxa" w:w="1728"/>
+          </w:tcPr>
+          <w:p>
+            <w:r>
+              <w:t>1.0112</w:t>
+            </w:r>
+          </w:p>
+        </w:tc>
+        <w:tc>
+          <w:tcPr>
+            <w:tcW w:type="dxa" w:w="1728"/>
+          </w:tcPr>
+          <w:p>
+            <w:r>
+              <w:t>1.0056</w:t>
+            </w:r>
+          </w:p>
+        </w:tc>
+        <w:tc>
+          <w:tcPr>
+            <w:tcW w:type="dxa" w:w="1728"/>
+          </w:tcPr>
+          <w:p>
+            <w:r>
+              <w:t>1.0169</w:t>
+            </w:r>
+          </w:p>
+        </w:tc>
+        <w:tc>
+          <w:tcPr>
+            <w:tcW w:type="dxa" w:w="1728"/>
+          </w:tcPr>
+          <w:p>
+            <w:r>
+              <w:t>0.0001</w:t>
+            </w:r>
+          </w:p>
+        </w:tc>
+      </w:tr>
+      <w:tr>
+        <w:tc>
+          <w:tcPr>
+            <w:tcW w:type="dxa" w:w="1728"/>
+          </w:tcPr>
+          <w:p>
+            <w:r>
+              <w:t>C(sex_enc)[T.Male]</w:t>
+            </w:r>
+          </w:p>
+        </w:tc>
+        <w:tc>
+          <w:tcPr>
+            <w:tcW w:type="dxa" w:w="1728"/>
+          </w:tcPr>
+          <w:p>
+            <w:r>
+              <w:t>1.0102</w:t>
+            </w:r>
+          </w:p>
+        </w:tc>
+        <w:tc>
+          <w:tcPr>
+            <w:tcW w:type="dxa" w:w="1728"/>
+          </w:tcPr>
+          <w:p>
+            <w:r>
+              <w:t>0.9987</w:t>
+            </w:r>
+          </w:p>
+        </w:tc>
+        <w:tc>
+          <w:tcPr>
+            <w:tcW w:type="dxa" w:w="1728"/>
+          </w:tcPr>
+          <w:p>
+            <w:r>
+              <w:t>1.0218</w:t>
+            </w:r>
+          </w:p>
+        </w:tc>
+        <w:tc>
+          <w:tcPr>
+            <w:tcW w:type="dxa" w:w="1728"/>
+          </w:tcPr>
+          <w:p>
+            <w:r>
+              <w:t>0.0821</w:t>
+            </w:r>
+          </w:p>
+        </w:tc>
+      </w:tr>
+      <w:tr>
+        <w:tc>
+          <w:tcPr>
+            <w:tcW w:type="dxa" w:w="1728"/>
+          </w:tcPr>
+          <w:p>
+            <w:r>
+              <w:t>C(marital_status_enc)[T.Other]</w:t>
+            </w:r>
+          </w:p>
+        </w:tc>
+        <w:tc>
+          <w:tcPr>
+            <w:tcW w:type="dxa" w:w="1728"/>
+          </w:tcPr>
+          <w:p>
+            <w:r>
+              <w:t>1.0049</w:t>
+            </w:r>
+          </w:p>
+        </w:tc>
+        <w:tc>
+          <w:tcPr>
+            <w:tcW w:type="dxa" w:w="1728"/>
+          </w:tcPr>
+          <w:p>
+            <w:r>
+              <w:t>0.9660</w:t>
+            </w:r>
+          </w:p>
+        </w:tc>
+        <w:tc>
+          <w:tcPr>
+            <w:tcW w:type="dxa" w:w="1728"/>
+          </w:tcPr>
+          <w:p>
+            <w:r>
+              <w:t>1.0452</w:t>
+            </w:r>
+          </w:p>
+        </w:tc>
+        <w:tc>
+          <w:tcPr>
+            <w:tcW w:type="dxa" w:w="1728"/>
+          </w:tcPr>
+          <w:p>
+            <w:r>
+              <w:t>0.8095</w:t>
+            </w:r>
+          </w:p>
+        </w:tc>
+      </w:tr>
+      <w:tr>
+        <w:tc>
+          <w:tcPr>
+            <w:tcW w:type="dxa" w:w="1728"/>
+          </w:tcPr>
+          <w:p>
+            <w:r>
+              <w:t>C(marital_status_enc)[T.Single]</w:t>
+            </w:r>
+          </w:p>
+        </w:tc>
+        <w:tc>
+          <w:tcPr>
+            <w:tcW w:type="dxa" w:w="1728"/>
+          </w:tcPr>
+          <w:p>
+            <w:r>
+              <w:t>0.9988</w:t>
+            </w:r>
+          </w:p>
+        </w:tc>
+        <w:tc>
+          <w:tcPr>
+            <w:tcW w:type="dxa" w:w="1728"/>
+          </w:tcPr>
+          <w:p>
+            <w:r>
+              <w:t>0.9853</w:t>
+            </w:r>
+          </w:p>
+        </w:tc>
+        <w:tc>
+          <w:tcPr>
+            <w:tcW w:type="dxa" w:w="1728"/>
+          </w:tcPr>
+          <w:p>
+            <w:r>
+              <w:t>1.0125</w:t>
+            </w:r>
+          </w:p>
+        </w:tc>
+        <w:tc>
+          <w:tcPr>
+            <w:tcW w:type="dxa" w:w="1728"/>
+          </w:tcPr>
+          <w:p>
+            <w:r>
+              <w:t>0.8625</w:t>
+            </w:r>
+          </w:p>
+        </w:tc>
+      </w:tr>
+      <w:tr>
+        <w:tc>
+          <w:tcPr>
+            <w:tcW w:type="dxa" w:w="1728"/>
+          </w:tcPr>
+          <w:p>
+            <w:r>
+              <w:t>C(employment_status_enc)[T.Student]</w:t>
+            </w:r>
+          </w:p>
+        </w:tc>
+        <w:tc>
+          <w:tcPr>
+            <w:tcW w:type="dxa" w:w="1728"/>
+          </w:tcPr>
+          <w:p>
+            <w:r>
+              <w:t>0.9596</w:t>
+            </w:r>
+          </w:p>
+        </w:tc>
+        <w:tc>
+          <w:tcPr>
+            <w:tcW w:type="dxa" w:w="1728"/>
+          </w:tcPr>
+          <w:p>
+            <w:r>
+              <w:t>0.8768</w:t>
+            </w:r>
+          </w:p>
+        </w:tc>
+        <w:tc>
+          <w:tcPr>
+            <w:tcW w:type="dxa" w:w="1728"/>
+          </w:tcPr>
+          <w:p>
+            <w:r>
+              <w:t>1.0503</w:t>
+            </w:r>
+          </w:p>
+        </w:tc>
+        <w:tc>
+          <w:tcPr>
+            <w:tcW w:type="dxa" w:w="1728"/>
+          </w:tcPr>
+          <w:p>
+            <w:r>
+              <w:t>0.3712</w:t>
+            </w:r>
+          </w:p>
+        </w:tc>
+      </w:tr>
+      <w:tr>
+        <w:tc>
+          <w:tcPr>
+            <w:tcW w:type="dxa" w:w="1728"/>
+          </w:tcPr>
+          <w:p>
+            <w:r>
+              <w:t>C(employment_status_enc)[T.Unemployed]</w:t>
+            </w:r>
+          </w:p>
+        </w:tc>
+        <w:tc>
+          <w:tcPr>
+            <w:tcW w:type="dxa" w:w="1728"/>
+          </w:tcPr>
+          <w:p>
+            <w:r>
+              <w:t>1.1043</w:t>
+            </w:r>
+          </w:p>
+        </w:tc>
+        <w:tc>
+          <w:tcPr>
+            <w:tcW w:type="dxa" w:w="1728"/>
+          </w:tcPr>
+          <w:p>
+            <w:r>
+              <w:t>1.0337</w:t>
+            </w:r>
+          </w:p>
+        </w:tc>
+        <w:tc>
+          <w:tcPr>
+            <w:tcW w:type="dxa" w:w="1728"/>
+          </w:tcPr>
+          <w:p>
+            <w:r>
+              <w:t>1.1798</w:t>
+            </w:r>
+          </w:p>
+        </w:tc>
+        <w:tc>
+          <w:tcPr>
+            <w:tcW w:type="dxa" w:w="1728"/>
+          </w:tcPr>
+          <w:p>
+            <w:r>
+              <w:t>0.0032</w:t>
+            </w:r>
+          </w:p>
+        </w:tc>
+      </w:tr>
+      <w:tr>
+        <w:tc>
+          <w:tcPr>
+            <w:tcW w:type="dxa" w:w="1728"/>
+          </w:tcPr>
+          <w:p>
+            <w:r>
+              <w:t>C(purpose_simple)[T.Events]</w:t>
+            </w:r>
+          </w:p>
+        </w:tc>
+        <w:tc>
+          <w:tcPr>
+            <w:tcW w:type="dxa" w:w="1728"/>
+          </w:tcPr>
+          <w:p>
+            <w:r>
+              <w:t>1.2067</w:t>
+            </w:r>
+          </w:p>
+        </w:tc>
+        <w:tc>
+          <w:tcPr>
+            <w:tcW w:type="dxa" w:w="1728"/>
+          </w:tcPr>
+          <w:p>
+            <w:r>
+              <w:t>1.1322</w:t>
+            </w:r>
+          </w:p>
+        </w:tc>
+        <w:tc>
+          <w:tcPr>
+            <w:tcW w:type="dxa" w:w="1728"/>
+          </w:tcPr>
+          <w:p>
+            <w:r>
+              <w:t>1.2861</w:t>
+            </w:r>
+          </w:p>
+        </w:tc>
+        <w:tc>
+          <w:tcPr>
+            <w:tcW w:type="dxa" w:w="1728"/>
+          </w:tcPr>
+          <w:p>
+            <w:r>
+              <w:t>0.0000</w:t>
+            </w:r>
+          </w:p>
+        </w:tc>
+      </w:tr>
+      <w:tr>
+        <w:tc>
+          <w:tcPr>
+            <w:tcW w:type="dxa" w:w="1728"/>
+          </w:tcPr>
+          <w:p>
+            <w:r>
+              <w:t>C(purpose_simple)[T.Other]</w:t>
+            </w:r>
+          </w:p>
+        </w:tc>
+        <w:tc>
+          <w:tcPr>
+            <w:tcW w:type="dxa" w:w="1728"/>
+          </w:tcPr>
+          <w:p>
+            <w:r>
+              <w:t>1.5324</w:t>
+            </w:r>
+          </w:p>
+        </w:tc>
+        <w:tc>
+          <w:tcPr>
+            <w:tcW w:type="dxa" w:w="1728"/>
+          </w:tcPr>
+          <w:p>
+            <w:r>
+              <w:t>1.4562</w:t>
+            </w:r>
+          </w:p>
+        </w:tc>
+        <w:tc>
+          <w:tcPr>
+            <w:tcW w:type="dxa" w:w="1728"/>
+          </w:tcPr>
+          <w:p>
+            <w:r>
+              <w:t>1.6125</w:t>
+            </w:r>
+          </w:p>
+        </w:tc>
+        <w:tc>
+          <w:tcPr>
+            <w:tcW w:type="dxa" w:w="1728"/>
+          </w:tcPr>
+          <w:p>
+            <w:r>
+              <w:t>0.0000</w:t>
+            </w:r>
+          </w:p>
+        </w:tc>
+      </w:tr>
+      <w:tr>
+        <w:tc>
+          <w:tcPr>
+            <w:tcW w:type="dxa" w:w="1728"/>
+          </w:tcPr>
+          <w:p>
+            <w:r>
+              <w:t>C(purpose_simple)[T.Pleasure]</w:t>
+            </w:r>
+          </w:p>
+        </w:tc>
+        <w:tc>
+          <w:tcPr>
+            <w:tcW w:type="dxa" w:w="1728"/>
+          </w:tcPr>
+          <w:p>
+            <w:r>
+              <w:t>1.1413</w:t>
+            </w:r>
+          </w:p>
+        </w:tc>
+        <w:tc>
+          <w:tcPr>
+            <w:tcW w:type="dxa" w:w="1728"/>
+          </w:tcPr>
+          <w:p>
+            <w:r>
+              <w:t>1.0930</w:t>
+            </w:r>
+          </w:p>
+        </w:tc>
+        <w:tc>
+          <w:tcPr>
+            <w:tcW w:type="dxa" w:w="1728"/>
+          </w:tcPr>
+          <w:p>
+            <w:r>
+              <w:t>1.1917</w:t>
+            </w:r>
+          </w:p>
+        </w:tc>
+        <w:tc>
+          <w:tcPr>
+            <w:tcW w:type="dxa" w:w="1728"/>
+          </w:tcPr>
+          <w:p>
+            <w:r>
+              <w:t>0.0000</w:t>
+            </w:r>
+          </w:p>
+        </w:tc>
+      </w:tr>
+      <w:tr>
+        <w:tc>
+          <w:tcPr>
+            <w:tcW w:type="dxa" w:w="1728"/>
+          </w:tcPr>
+          <w:p>
+            <w:r>
+              <w:t>C(purpose_simple)[T.Wedding]</w:t>
+            </w:r>
+          </w:p>
+        </w:tc>
+        <w:tc>
+          <w:tcPr>
+            <w:tcW w:type="dxa" w:w="1728"/>
+          </w:tcPr>
+          <w:p>
+            <w:r>
+              <w:t>1.0081</w:t>
+            </w:r>
+          </w:p>
+        </w:tc>
+        <w:tc>
+          <w:tcPr>
+            <w:tcW w:type="dxa" w:w="1728"/>
+          </w:tcPr>
+          <w:p>
+            <w:r>
+              <w:t>0.9587</w:t>
+            </w:r>
+          </w:p>
+        </w:tc>
+        <w:tc>
+          <w:tcPr>
+            <w:tcW w:type="dxa" w:w="1728"/>
+          </w:tcPr>
+          <w:p>
+            <w:r>
+              <w:t>1.0600</w:t>
+            </w:r>
+          </w:p>
+        </w:tc>
+        <w:tc>
+          <w:tcPr>
+            <w:tcW w:type="dxa" w:w="1728"/>
+          </w:tcPr>
+          <w:p>
+            <w:r>
+              <w:t>0.7526</w:t>
+            </w:r>
+          </w:p>
+        </w:tc>
+      </w:tr>
+      <w:tr>
+        <w:tc>
+          <w:tcPr>
+            <w:tcW w:type="dxa" w:w="1728"/>
+          </w:tcPr>
+          <w:p>
+            <w:r>
+              <w:t>C(accomd_type_enc)[T.Other]</w:t>
+            </w:r>
+          </w:p>
+        </w:tc>
+        <w:tc>
+          <w:tcPr>
+            <w:tcW w:type="dxa" w:w="1728"/>
+          </w:tcPr>
+          <w:p>
+            <w:r>
+              <w:t>1.1322</w:t>
+            </w:r>
+          </w:p>
+        </w:tc>
+        <w:tc>
+          <w:tcPr>
+            <w:tcW w:type="dxa" w:w="1728"/>
+          </w:tcPr>
+          <w:p>
+            <w:r>
+              <w:t>1.0986</w:t>
+            </w:r>
+          </w:p>
+        </w:tc>
+        <w:tc>
+          <w:tcPr>
+            <w:tcW w:type="dxa" w:w="1728"/>
+          </w:tcPr>
+          <w:p>
+            <w:r>
+              <w:t>1.1668</w:t>
+            </w:r>
+          </w:p>
+        </w:tc>
+        <w:tc>
+          <w:tcPr>
+            <w:tcW w:type="dxa" w:w="1728"/>
+          </w:tcPr>
+          <w:p>
+            <w:r>
+              <w:t>0.0000</w:t>
+            </w:r>
+          </w:p>
+        </w:tc>
+      </w:tr>
+      <w:tr>
+        <w:tc>
+          <w:tcPr>
+            <w:tcW w:type="dxa" w:w="1728"/>
+          </w:tcPr>
+          <w:p>
+            <w:r>
+              <w:t>C(accomd_type_enc)[T.Sharing]</w:t>
+            </w:r>
+          </w:p>
+        </w:tc>
+        <w:tc>
+          <w:tcPr>
+            <w:tcW w:type="dxa" w:w="1728"/>
+          </w:tcPr>
+          <w:p>
+            <w:r>
+              <w:t>1.2478</w:t>
+            </w:r>
+          </w:p>
+        </w:tc>
+        <w:tc>
+          <w:tcPr>
+            <w:tcW w:type="dxa" w:w="1728"/>
+          </w:tcPr>
+          <w:p>
+            <w:r>
+              <w:t>1.2263</w:t>
+            </w:r>
+          </w:p>
+        </w:tc>
+        <w:tc>
+          <w:tcPr>
+            <w:tcW w:type="dxa" w:w="1728"/>
+          </w:tcPr>
+          <w:p>
+            <w:r>
+              <w:t>1.2697</w:t>
+            </w:r>
+          </w:p>
+        </w:tc>
+        <w:tc>
+          <w:tcPr>
+            <w:tcW w:type="dxa" w:w="1728"/>
+          </w:tcPr>
+          <w:p>
+            <w:r>
+              <w:t>0.0000</w:t>
+            </w:r>
+          </w:p>
+        </w:tc>
+      </w:tr>
+      <w:tr>
+        <w:tc>
+          <w:tcPr>
+            <w:tcW w:type="dxa" w:w="1728"/>
+          </w:tcPr>
+          <w:p>
+            <w:r>
+              <w:t>C(season_enc)[T.Spring]</w:t>
+            </w:r>
+          </w:p>
+        </w:tc>
+        <w:tc>
+          <w:tcPr>
+            <w:tcW w:type="dxa" w:w="1728"/>
+          </w:tcPr>
+          <w:p>
+            <w:r>
+              <w:t>1.1053</w:t>
+            </w:r>
+          </w:p>
+        </w:tc>
+        <w:tc>
+          <w:tcPr>
+            <w:tcW w:type="dxa" w:w="1728"/>
+          </w:tcPr>
+          <w:p>
+            <w:r>
+              <w:t>1.0870</w:t>
+            </w:r>
+          </w:p>
+        </w:tc>
+        <w:tc>
+          <w:tcPr>
+            <w:tcW w:type="dxa" w:w="1728"/>
+          </w:tcPr>
+          <w:p>
+            <w:r>
+              <w:t>1.1239</w:t>
+            </w:r>
+          </w:p>
+        </w:tc>
+        <w:tc>
+          <w:tcPr>
+            <w:tcW w:type="dxa" w:w="1728"/>
+          </w:tcPr>
+          <w:p>
+            <w:r>
+              <w:t>0.0000</w:t>
+            </w:r>
+          </w:p>
+        </w:tc>
+      </w:tr>
+      <w:tr>
+        <w:tc>
+          <w:tcPr>
+            <w:tcW w:type="dxa" w:w="1728"/>
+          </w:tcPr>
+          <w:p>
+            <w:r>
+              <w:t>C(season_enc)[T.Summer]</w:t>
+            </w:r>
+          </w:p>
+        </w:tc>
+        <w:tc>
+          <w:tcPr>
+            <w:tcW w:type="dxa" w:w="1728"/>
+          </w:tcPr>
+          <w:p>
+            <w:r>
+              <w:t>1.0584</w:t>
+            </w:r>
+          </w:p>
+        </w:tc>
+        <w:tc>
+          <w:tcPr>
+            <w:tcW w:type="dxa" w:w="1728"/>
+          </w:tcPr>
+          <w:p>
+            <w:r>
+              <w:t>1.0409</w:t>
+            </w:r>
+          </w:p>
+        </w:tc>
+        <w:tc>
+          <w:tcPr>
+            <w:tcW w:type="dxa" w:w="1728"/>
+          </w:tcPr>
+          <w:p>
+            <w:r>
+              <w:t>1.0762</w:t>
+            </w:r>
+          </w:p>
+        </w:tc>
+        <w:tc>
+          <w:tcPr>
+            <w:tcW w:type="dxa" w:w="1728"/>
+          </w:tcPr>
+          <w:p>
+            <w:r>
+              <w:t>0.0000</w:t>
+            </w:r>
+          </w:p>
+        </w:tc>
+      </w:tr>
+      <w:tr>
+        <w:tc>
+          <w:tcPr>
+            <w:tcW w:type="dxa" w:w="1728"/>
+          </w:tcPr>
+          <w:p>
+            <w:r>
+              <w:t>C(season_enc)[T.Winter]</w:t>
+            </w:r>
+          </w:p>
+        </w:tc>
+        <w:tc>
+          <w:tcPr>
+            <w:tcW w:type="dxa" w:w="1728"/>
+          </w:tcPr>
+          <w:p>
+            <w:r>
+              <w:t>1.1504</w:t>
+            </w:r>
+          </w:p>
+        </w:tc>
+        <w:tc>
+          <w:tcPr>
+            <w:tcW w:type="dxa" w:w="1728"/>
+          </w:tcPr>
+          <w:p>
+            <w:r>
+              <w:t>1.1308</w:t>
+            </w:r>
+          </w:p>
+        </w:tc>
+        <w:tc>
+          <w:tcPr>
+            <w:tcW w:type="dxa" w:w="1728"/>
+          </w:tcPr>
+          <w:p>
+            <w:r>
+              <w:t>1.1703</w:t>
+            </w:r>
+          </w:p>
+        </w:tc>
+        <w:tc>
+          <w:tcPr>
+            <w:tcW w:type="dxa" w:w="1728"/>
+          </w:tcPr>
+          <w:p>
+            <w:r>
+              <w:t>0.0000</w:t>
+            </w:r>
+          </w:p>
+        </w:tc>
+      </w:tr>
+      <w:tr>
+        <w:tc>
+          <w:tcPr>
+            <w:tcW w:type="dxa" w:w="1728"/>
+          </w:tcPr>
+          <w:p>
+            <w:r>
+              <w:t>C(us_state_enc)[T.Alaska]</w:t>
+            </w:r>
+          </w:p>
+        </w:tc>
+        <w:tc>
+          <w:tcPr>
+            <w:tcW w:type="dxa" w:w="1728"/>
+          </w:tcPr>
+          <w:p>
+            <w:r>
+              <w:t>0.9588</w:t>
+            </w:r>
+          </w:p>
+        </w:tc>
+        <w:tc>
+          <w:tcPr>
+            <w:tcW w:type="dxa" w:w="1728"/>
+          </w:tcPr>
+          <w:p>
+            <w:r>
+              <w:t>0.6684</w:t>
+            </w:r>
+          </w:p>
+        </w:tc>
+        <w:tc>
+          <w:tcPr>
+            <w:tcW w:type="dxa" w:w="1728"/>
+          </w:tcPr>
+          <w:p>
+            <w:r>
+              <w:t>1.3754</w:t>
+            </w:r>
+          </w:p>
+        </w:tc>
+        <w:tc>
+          <w:tcPr>
+            <w:tcW w:type="dxa" w:w="1728"/>
+          </w:tcPr>
+          <w:p>
+            <w:r>
+              <w:t>0.8192</w:t>
+            </w:r>
+          </w:p>
+        </w:tc>
+      </w:tr>
+      <w:tr>
+        <w:tc>
+          <w:tcPr>
+            <w:tcW w:type="dxa" w:w="1728"/>
+          </w:tcPr>
+          <w:p>
+            <w:r>
+              <w:t>C(us_state_enc)[T.Arizona]</w:t>
+            </w:r>
+          </w:p>
+        </w:tc>
+        <w:tc>
+          <w:tcPr>
+            <w:tcW w:type="dxa" w:w="1728"/>
+          </w:tcPr>
+          <w:p>
+            <w:r>
+              <w:t>0.9330</w:t>
+            </w:r>
+          </w:p>
+        </w:tc>
+        <w:tc>
+          <w:tcPr>
+            <w:tcW w:type="dxa" w:w="1728"/>
+          </w:tcPr>
+          <w:p>
+            <w:r>
+              <w:t>0.8752</w:t>
+            </w:r>
+          </w:p>
+        </w:tc>
+        <w:tc>
+          <w:tcPr>
+            <w:tcW w:type="dxa" w:w="1728"/>
+          </w:tcPr>
+          <w:p>
+            <w:r>
+              <w:t>0.9946</w:t>
+            </w:r>
+          </w:p>
+        </w:tc>
+        <w:tc>
+          <w:tcPr>
+            <w:tcW w:type="dxa" w:w="1728"/>
+          </w:tcPr>
+          <w:p>
+            <w:r>
+              <w:t>0.0335</w:t>
+            </w:r>
+          </w:p>
+        </w:tc>
+      </w:tr>
+      <w:tr>
+        <w:tc>
+          <w:tcPr>
+            <w:tcW w:type="dxa" w:w="1728"/>
+          </w:tcPr>
+          <w:p>
+            <w:r>
+              <w:t>C(us_state_enc)[T.Arkansas]</w:t>
+            </w:r>
+          </w:p>
+        </w:tc>
+        <w:tc>
+          <w:tcPr>
+            <w:tcW w:type="dxa" w:w="1728"/>
+          </w:tcPr>
+          <w:p>
+            <w:r>
+              <w:t>1.0996</w:t>
+            </w:r>
+          </w:p>
+        </w:tc>
+        <w:tc>
+          <w:tcPr>
+            <w:tcW w:type="dxa" w:w="1728"/>
+          </w:tcPr>
+          <w:p>
+            <w:r>
+              <w:t>1.0267</w:t>
+            </w:r>
+          </w:p>
+        </w:tc>
+        <w:tc>
+          <w:tcPr>
+            <w:tcW w:type="dxa" w:w="1728"/>
+          </w:tcPr>
+          <w:p>
+            <w:r>
+              <w:t>1.1776</w:t>
+            </w:r>
+          </w:p>
+        </w:tc>
+        <w:tc>
+          <w:tcPr>
+            <w:tcW w:type="dxa" w:w="1728"/>
+          </w:tcPr>
+          <w:p>
+            <w:r>
+              <w:t>0.0067</w:t>
+            </w:r>
+          </w:p>
+        </w:tc>
+      </w:tr>
+      <w:tr>
+        <w:tc>
+          <w:tcPr>
+            <w:tcW w:type="dxa" w:w="1728"/>
+          </w:tcPr>
+          <w:p>
+            <w:r>
+              <w:t>C(us_state_enc)[T.California]</w:t>
+            </w:r>
+          </w:p>
+        </w:tc>
+        <w:tc>
+          <w:tcPr>
+            <w:tcW w:type="dxa" w:w="1728"/>
+          </w:tcPr>
+          <w:p>
+            <w:r>
+              <w:t>0.9850</w:t>
+            </w:r>
+          </w:p>
+        </w:tc>
+        <w:tc>
+          <w:tcPr>
+            <w:tcW w:type="dxa" w:w="1728"/>
+          </w:tcPr>
+          <w:p>
+            <w:r>
+              <w:t>0.9377</w:t>
+            </w:r>
+          </w:p>
+        </w:tc>
+        <w:tc>
+          <w:tcPr>
+            <w:tcW w:type="dxa" w:w="1728"/>
+          </w:tcPr>
+          <w:p>
+            <w:r>
+              <w:t>1.0348</w:t>
+            </w:r>
+          </w:p>
+        </w:tc>
+        <w:tc>
+          <w:tcPr>
+            <w:tcW w:type="dxa" w:w="1728"/>
+          </w:tcPr>
+          <w:p>
+            <w:r>
+              <w:t>0.5487</w:t>
+            </w:r>
+          </w:p>
+        </w:tc>
+      </w:tr>
+      <w:tr>
+        <w:tc>
+          <w:tcPr>
+            <w:tcW w:type="dxa" w:w="1728"/>
+          </w:tcPr>
+          <w:p>
+            <w:r>
+              <w:t>C(us_state_enc)[T.Colorado]</w:t>
+            </w:r>
+          </w:p>
+        </w:tc>
+        <w:tc>
+          <w:tcPr>
+            <w:tcW w:type="dxa" w:w="1728"/>
+          </w:tcPr>
+          <w:p>
+            <w:r>
+              <w:t>1.0761</w:t>
+            </w:r>
+          </w:p>
+        </w:tc>
+        <w:tc>
+          <w:tcPr>
+            <w:tcW w:type="dxa" w:w="1728"/>
+          </w:tcPr>
+          <w:p>
+            <w:r>
+              <w:t>1.0038</w:t>
+            </w:r>
+          </w:p>
+        </w:tc>
+        <w:tc>
+          <w:tcPr>
+            <w:tcW w:type="dxa" w:w="1728"/>
+          </w:tcPr>
+          <w:p>
+            <w:r>
+              <w:t>1.1536</w:t>
+            </w:r>
+          </w:p>
+        </w:tc>
+        <w:tc>
+          <w:tcPr>
+            <w:tcW w:type="dxa" w:w="1728"/>
+          </w:tcPr>
+          <w:p>
+            <w:r>
+              <w:t>0.0389</w:t>
+            </w:r>
+          </w:p>
+        </w:tc>
+      </w:tr>
+      <w:tr>
+        <w:tc>
+          <w:tcPr>
+            <w:tcW w:type="dxa" w:w="1728"/>
+          </w:tcPr>
+          <w:p>
+            <w:r>
+              <w:t>C(us_state_enc)[T.Connecticut]</w:t>
+            </w:r>
+          </w:p>
+        </w:tc>
+        <w:tc>
+          <w:tcPr>
+            <w:tcW w:type="dxa" w:w="1728"/>
+          </w:tcPr>
+          <w:p>
+            <w:r>
+              <w:t>1.0126</w:t>
+            </w:r>
+          </w:p>
+        </w:tc>
+        <w:tc>
+          <w:tcPr>
+            <w:tcW w:type="dxa" w:w="1728"/>
+          </w:tcPr>
+          <w:p>
+            <w:r>
+              <w:t>0.9697</w:t>
+            </w:r>
+          </w:p>
+        </w:tc>
+        <w:tc>
+          <w:tcPr>
+            <w:tcW w:type="dxa" w:w="1728"/>
+          </w:tcPr>
+          <w:p>
+            <w:r>
+              <w:t>1.0574</w:t>
+            </w:r>
+          </w:p>
+        </w:tc>
+        <w:tc>
+          <w:tcPr>
+            <w:tcW w:type="dxa" w:w="1728"/>
+          </w:tcPr>
+          <w:p>
+            <w:r>
+              <w:t>0.5717</w:t>
+            </w:r>
+          </w:p>
+        </w:tc>
+      </w:tr>
+      <w:tr>
+        <w:tc>
+          <w:tcPr>
+            <w:tcW w:type="dxa" w:w="1728"/>
+          </w:tcPr>
+          <w:p>
+            <w:r>
+              <w:t>C(us_state_enc)[T.Delaware]</w:t>
+            </w:r>
+          </w:p>
+        </w:tc>
+        <w:tc>
+          <w:tcPr>
+            <w:tcW w:type="dxa" w:w="1728"/>
+          </w:tcPr>
+          <w:p>
+            <w:r>
+              <w:t>0.9730</w:t>
+            </w:r>
+          </w:p>
+        </w:tc>
+        <w:tc>
+          <w:tcPr>
+            <w:tcW w:type="dxa" w:w="1728"/>
+          </w:tcPr>
+          <w:p>
+            <w:r>
+              <w:t>0.9041</w:t>
+            </w:r>
+          </w:p>
+        </w:tc>
+        <w:tc>
+          <w:tcPr>
+            <w:tcW w:type="dxa" w:w="1728"/>
+          </w:tcPr>
+          <w:p>
+            <w:r>
+              <w:t>1.0472</w:t>
+            </w:r>
+          </w:p>
+        </w:tc>
+        <w:tc>
+          <w:tcPr>
+            <w:tcW w:type="dxa" w:w="1728"/>
+          </w:tcPr>
+          <w:p>
+            <w:r>
+              <w:t>0.4655</w:t>
+            </w:r>
+          </w:p>
+        </w:tc>
+      </w:tr>
+      <w:tr>
+        <w:tc>
+          <w:tcPr>
+            <w:tcW w:type="dxa" w:w="1728"/>
+          </w:tcPr>
+          <w:p>
+            <w:r>
+              <w:t>C(us_state_enc)[T.Florida]</w:t>
+            </w:r>
+          </w:p>
+        </w:tc>
+        <w:tc>
+          <w:tcPr>
+            <w:tcW w:type="dxa" w:w="1728"/>
+          </w:tcPr>
+          <w:p>
+            <w:r>
+              <w:t>1.0705</w:t>
+            </w:r>
+          </w:p>
+        </w:tc>
+        <w:tc>
+          <w:tcPr>
+            <w:tcW w:type="dxa" w:w="1728"/>
+          </w:tcPr>
+          <w:p>
+            <w:r>
+              <w:t>1.0338</w:t>
+            </w:r>
+          </w:p>
+        </w:tc>
+        <w:tc>
+          <w:tcPr>
+            <w:tcW w:type="dxa" w:w="1728"/>
+          </w:tcPr>
+          <w:p>
+            <w:r>
+              <w:t>1.1086</w:t>
+            </w:r>
+          </w:p>
+        </w:tc>
+        <w:tc>
+          <w:tcPr>
+            <w:tcW w:type="dxa" w:w="1728"/>
+          </w:tcPr>
+          <w:p>
+            <w:r>
+              <w:t>0.0001</w:t>
+            </w:r>
+          </w:p>
+        </w:tc>
+      </w:tr>
+      <w:tr>
+        <w:tc>
+          <w:tcPr>
+            <w:tcW w:type="dxa" w:w="1728"/>
+          </w:tcPr>
+          <w:p>
+            <w:r>
+              <w:t>C(us_state_enc)[T.Georgia]</w:t>
+            </w:r>
+          </w:p>
+        </w:tc>
+        <w:tc>
+          <w:tcPr>
+            <w:tcW w:type="dxa" w:w="1728"/>
+          </w:tcPr>
+          <w:p>
+            <w:r>
+              <w:t>0.9662</w:t>
+            </w:r>
+          </w:p>
+        </w:tc>
+        <w:tc>
+          <w:tcPr>
+            <w:tcW w:type="dxa" w:w="1728"/>
+          </w:tcPr>
+          <w:p>
+            <w:r>
+              <w:t>0.9342</w:t>
+            </w:r>
+          </w:p>
+        </w:tc>
+        <w:tc>
+          <w:tcPr>
+            <w:tcW w:type="dxa" w:w="1728"/>
+          </w:tcPr>
+          <w:p>
+            <w:r>
+              <w:t>0.9993</w:t>
+            </w:r>
+          </w:p>
+        </w:tc>
+        <w:tc>
+          <w:tcPr>
+            <w:tcW w:type="dxa" w:w="1728"/>
+          </w:tcPr>
+          <w:p>
+            <w:r>
+              <w:t>0.0457</w:t>
+            </w:r>
+          </w:p>
+        </w:tc>
+      </w:tr>
+      <w:tr>
+        <w:tc>
+          <w:tcPr>
+            <w:tcW w:type="dxa" w:w="1728"/>
+          </w:tcPr>
+          <w:p>
+            <w:r>
+              <w:t>C(us_state_enc)[T.Hawaii]</w:t>
+            </w:r>
+          </w:p>
+        </w:tc>
+        <w:tc>
+          <w:tcPr>
+            <w:tcW w:type="dxa" w:w="1728"/>
+          </w:tcPr>
+          <w:p>
+            <w:r>
+              <w:t>1.1747</w:t>
+            </w:r>
+          </w:p>
+        </w:tc>
+        <w:tc>
+          <w:tcPr>
+            <w:tcW w:type="dxa" w:w="1728"/>
+          </w:tcPr>
+          <w:p>
+            <w:r>
+              <w:t>0.8727</w:t>
+            </w:r>
+          </w:p>
+        </w:tc>
+        <w:tc>
+          <w:tcPr>
+            <w:tcW w:type="dxa" w:w="1728"/>
+          </w:tcPr>
+          <w:p>
+            <w:r>
+              <w:t>1.5812</w:t>
+            </w:r>
+          </w:p>
+        </w:tc>
+        <w:tc>
+          <w:tcPr>
+            <w:tcW w:type="dxa" w:w="1728"/>
+          </w:tcPr>
+          <w:p>
+            <w:r>
+              <w:t>0.2882</w:t>
+            </w:r>
+          </w:p>
+        </w:tc>
+      </w:tr>
+      <w:tr>
+        <w:tc>
+          <w:tcPr>
+            <w:tcW w:type="dxa" w:w="1728"/>
+          </w:tcPr>
+          <w:p>
+            <w:r>
+              <w:t>C(us_state_enc)[T.Idaho]</w:t>
+            </w:r>
+          </w:p>
+        </w:tc>
+        <w:tc>
+          <w:tcPr>
+            <w:tcW w:type="dxa" w:w="1728"/>
+          </w:tcPr>
+          <w:p>
+            <w:r>
+              <w:t>0.8964</w:t>
+            </w:r>
+          </w:p>
+        </w:tc>
+        <w:tc>
+          <w:tcPr>
+            <w:tcW w:type="dxa" w:w="1728"/>
+          </w:tcPr>
+          <w:p>
+            <w:r>
+              <w:t>0.7909</w:t>
+            </w:r>
+          </w:p>
+        </w:tc>
+        <w:tc>
+          <w:tcPr>
+            <w:tcW w:type="dxa" w:w="1728"/>
+          </w:tcPr>
+          <w:p>
+            <w:r>
+              <w:t>1.0159</w:t>
+            </w:r>
+          </w:p>
+        </w:tc>
+        <w:tc>
+          <w:tcPr>
+            <w:tcW w:type="dxa" w:w="1728"/>
+          </w:tcPr>
+          <w:p>
+            <w:r>
+              <w:t>0.0867</w:t>
+            </w:r>
+          </w:p>
+        </w:tc>
+      </w:tr>
+      <w:tr>
+        <w:tc>
+          <w:tcPr>
+            <w:tcW w:type="dxa" w:w="1728"/>
+          </w:tcPr>
+          <w:p>
+            <w:r>
+              <w:t>C(us_state_enc)[T.Illinois]</w:t>
+            </w:r>
+          </w:p>
+        </w:tc>
+        <w:tc>
+          <w:tcPr>
+            <w:tcW w:type="dxa" w:w="1728"/>
+          </w:tcPr>
+          <w:p>
+            <w:r>
+              <w:t>0.9180</w:t>
+            </w:r>
+          </w:p>
+        </w:tc>
+        <w:tc>
+          <w:tcPr>
+            <w:tcW w:type="dxa" w:w="1728"/>
+          </w:tcPr>
+          <w:p>
+            <w:r>
+              <w:t>0.8794</w:t>
+            </w:r>
+          </w:p>
+        </w:tc>
+        <w:tc>
+          <w:tcPr>
+            <w:tcW w:type="dxa" w:w="1728"/>
+          </w:tcPr>
+          <w:p>
+            <w:r>
+              <w:t>0.9583</w:t>
+            </w:r>
+          </w:p>
+        </w:tc>
+        <w:tc>
+          <w:tcPr>
+            <w:tcW w:type="dxa" w:w="1728"/>
+          </w:tcPr>
+          <w:p>
+            <w:r>
+              <w:t>0.0001</w:t>
+            </w:r>
+          </w:p>
+        </w:tc>
+      </w:tr>
+      <w:tr>
+        <w:tc>
+          <w:tcPr>
+            <w:tcW w:type="dxa" w:w="1728"/>
+          </w:tcPr>
+          <w:p>
+            <w:r>
+              <w:t>C(us_state_enc)[T.Indiana]</w:t>
+            </w:r>
+          </w:p>
+        </w:tc>
+        <w:tc>
+          <w:tcPr>
+            <w:tcW w:type="dxa" w:w="1728"/>
+          </w:tcPr>
+          <w:p>
+            <w:r>
+              <w:t>0.9738</w:t>
+            </w:r>
+          </w:p>
+        </w:tc>
+        <w:tc>
+          <w:tcPr>
+            <w:tcW w:type="dxa" w:w="1728"/>
+          </w:tcPr>
+          <w:p>
+            <w:r>
+              <w:t>0.9321</w:t>
+            </w:r>
+          </w:p>
+        </w:tc>
+        <w:tc>
+          <w:tcPr>
+            <w:tcW w:type="dxa" w:w="1728"/>
+          </w:tcPr>
+          <w:p>
+            <w:r>
+              <w:t>1.0173</w:t>
+            </w:r>
+          </w:p>
+        </w:tc>
+        <w:tc>
+          <w:tcPr>
+            <w:tcW w:type="dxa" w:w="1728"/>
+          </w:tcPr>
+          <w:p>
+            <w:r>
+              <w:t>0.2339</w:t>
+            </w:r>
+          </w:p>
+        </w:tc>
+      </w:tr>
+      <w:tr>
+        <w:tc>
+          <w:tcPr>
+            <w:tcW w:type="dxa" w:w="1728"/>
+          </w:tcPr>
+          <w:p>
+            <w:r>
+              <w:t>C(us_state_enc)[T.Iowa]</w:t>
+            </w:r>
+          </w:p>
+        </w:tc>
+        <w:tc>
+          <w:tcPr>
+            <w:tcW w:type="dxa" w:w="1728"/>
+          </w:tcPr>
+          <w:p>
+            <w:r>
+              <w:t>0.9477</w:t>
+            </w:r>
+          </w:p>
+        </w:tc>
+        <w:tc>
+          <w:tcPr>
+            <w:tcW w:type="dxa" w:w="1728"/>
+          </w:tcPr>
+          <w:p>
+            <w:r>
+              <w:t>0.8847</w:t>
+            </w:r>
+          </w:p>
+        </w:tc>
+        <w:tc>
+          <w:tcPr>
+            <w:tcW w:type="dxa" w:w="1728"/>
+          </w:tcPr>
+          <w:p>
+            <w:r>
+              <w:t>1.0151</w:t>
+            </w:r>
+          </w:p>
+        </w:tc>
+        <w:tc>
+          <w:tcPr>
+            <w:tcW w:type="dxa" w:w="1728"/>
+          </w:tcPr>
+          <w:p>
+            <w:r>
+              <w:t>0.1255</w:t>
+            </w:r>
+          </w:p>
+        </w:tc>
+      </w:tr>
+      <w:tr>
+        <w:tc>
+          <w:tcPr>
+            <w:tcW w:type="dxa" w:w="1728"/>
+          </w:tcPr>
+          <w:p>
+            <w:r>
+              <w:t>C(us_state_enc)[T.Kansas]</w:t>
+            </w:r>
+          </w:p>
+        </w:tc>
+        <w:tc>
+          <w:tcPr>
+            <w:tcW w:type="dxa" w:w="1728"/>
+          </w:tcPr>
+          <w:p>
+            <w:r>
+              <w:t>0.8683</w:t>
+            </w:r>
+          </w:p>
+        </w:tc>
+        <w:tc>
+          <w:tcPr>
+            <w:tcW w:type="dxa" w:w="1728"/>
+          </w:tcPr>
+          <w:p>
+            <w:r>
+              <w:t>0.8158</w:t>
+            </w:r>
+          </w:p>
+        </w:tc>
+        <w:tc>
+          <w:tcPr>
+            <w:tcW w:type="dxa" w:w="1728"/>
+          </w:tcPr>
+          <w:p>
+            <w:r>
+              <w:t>0.9241</w:t>
+            </w:r>
+          </w:p>
+        </w:tc>
+        <w:tc>
+          <w:tcPr>
+            <w:tcW w:type="dxa" w:w="1728"/>
+          </w:tcPr>
+          <w:p>
+            <w:r>
+              <w:t>0.0000</w:t>
+            </w:r>
+          </w:p>
+        </w:tc>
+      </w:tr>
+      <w:tr>
+        <w:tc>
+          <w:tcPr>
+            <w:tcW w:type="dxa" w:w="1728"/>
+          </w:tcPr>
+          <w:p>
+            <w:r>
+              <w:t>C(us_state_enc)[T.Kentucky]</w:t>
+            </w:r>
+          </w:p>
+        </w:tc>
+        <w:tc>
+          <w:tcPr>
+            <w:tcW w:type="dxa" w:w="1728"/>
+          </w:tcPr>
+          <w:p>
+            <w:r>
+              <w:t>1.1036</w:t>
+            </w:r>
+          </w:p>
+        </w:tc>
+        <w:tc>
+          <w:tcPr>
+            <w:tcW w:type="dxa" w:w="1728"/>
+          </w:tcPr>
+          <w:p>
+            <w:r>
+              <w:t>1.0316</w:t>
+            </w:r>
+          </w:p>
+        </w:tc>
+        <w:tc>
+          <w:tcPr>
+            <w:tcW w:type="dxa" w:w="1728"/>
+          </w:tcPr>
+          <w:p>
+            <w:r>
+              <w:t>1.1806</w:t>
+            </w:r>
+          </w:p>
+        </w:tc>
+        <w:tc>
+          <w:tcPr>
+            <w:tcW w:type="dxa" w:w="1728"/>
+          </w:tcPr>
+          <w:p>
+            <w:r>
+              <w:t>0.0042</w:t>
+            </w:r>
+          </w:p>
+        </w:tc>
+      </w:tr>
+      <w:tr>
+        <w:tc>
+          <w:tcPr>
+            <w:tcW w:type="dxa" w:w="1728"/>
+          </w:tcPr>
+          <w:p>
+            <w:r>
+              <w:t>C(us_state_enc)[T.Louisiana]</w:t>
+            </w:r>
+          </w:p>
+        </w:tc>
+        <w:tc>
+          <w:tcPr>
+            <w:tcW w:type="dxa" w:w="1728"/>
+          </w:tcPr>
+          <w:p>
+            <w:r>
+              <w:t>1.0448</w:t>
+            </w:r>
+          </w:p>
+        </w:tc>
+        <w:tc>
+          <w:tcPr>
+            <w:tcW w:type="dxa" w:w="1728"/>
+          </w:tcPr>
+          <w:p>
+            <w:r>
+              <w:t>0.9775</w:t>
+            </w:r>
+          </w:p>
+        </w:tc>
+        <w:tc>
+          <w:tcPr>
+            <w:tcW w:type="dxa" w:w="1728"/>
+          </w:tcPr>
+          <w:p>
+            <w:r>
+              <w:t>1.1168</w:t>
+            </w:r>
+          </w:p>
+        </w:tc>
+        <w:tc>
+          <w:tcPr>
+            <w:tcW w:type="dxa" w:w="1728"/>
+          </w:tcPr>
+          <w:p>
+            <w:r>
+              <w:t>0.1972</w:t>
+            </w:r>
+          </w:p>
+        </w:tc>
+      </w:tr>
+      <w:tr>
+        <w:tc>
+          <w:tcPr>
+            <w:tcW w:type="dxa" w:w="1728"/>
+          </w:tcPr>
+          <w:p>
+            <w:r>
+              <w:t>C(us_state_enc)[T.Maine]</w:t>
+            </w:r>
+          </w:p>
+        </w:tc>
+        <w:tc>
+          <w:tcPr>
+            <w:tcW w:type="dxa" w:w="1728"/>
+          </w:tcPr>
+          <w:p>
+            <w:r>
+              <w:t>0.9332</w:t>
+            </w:r>
+          </w:p>
+        </w:tc>
+        <w:tc>
+          <w:tcPr>
+            <w:tcW w:type="dxa" w:w="1728"/>
+          </w:tcPr>
+          <w:p>
+            <w:r>
+              <w:t>0.8666</w:t>
+            </w:r>
+          </w:p>
+        </w:tc>
+        <w:tc>
+          <w:tcPr>
+            <w:tcW w:type="dxa" w:w="1728"/>
+          </w:tcPr>
+          <w:p>
+            <w:r>
+              <w:t>1.0050</w:t>
+            </w:r>
+          </w:p>
+        </w:tc>
+        <w:tc>
+          <w:tcPr>
+            <w:tcW w:type="dxa" w:w="1728"/>
+          </w:tcPr>
+          <w:p>
+            <w:r>
+              <w:t>0.0674</w:t>
+            </w:r>
+          </w:p>
+        </w:tc>
+      </w:tr>
+      <w:tr>
+        <w:tc>
+          <w:tcPr>
+            <w:tcW w:type="dxa" w:w="1728"/>
+          </w:tcPr>
+          <w:p>
+            <w:r>
+              <w:t>C(us_state_enc)[T.Maryland]</w:t>
+            </w:r>
+          </w:p>
+        </w:tc>
+        <w:tc>
+          <w:tcPr>
+            <w:tcW w:type="dxa" w:w="1728"/>
+          </w:tcPr>
+          <w:p>
+            <w:r>
+              <w:t>0.9782</w:t>
+            </w:r>
+          </w:p>
+        </w:tc>
+        <w:tc>
+          <w:tcPr>
+            <w:tcW w:type="dxa" w:w="1728"/>
+          </w:tcPr>
+          <w:p>
+            <w:r>
+              <w:t>0.9402</w:t>
+            </w:r>
+          </w:p>
+        </w:tc>
+        <w:tc>
+          <w:tcPr>
+            <w:tcW w:type="dxa" w:w="1728"/>
+          </w:tcPr>
+          <w:p>
+            <w:r>
+              <w:t>1.0177</w:t>
+            </w:r>
+          </w:p>
+        </w:tc>
+        <w:tc>
+          <w:tcPr>
+            <w:tcW w:type="dxa" w:w="1728"/>
+          </w:tcPr>
+          <w:p>
+            <w:r>
+              <w:t>0.2756</w:t>
+            </w:r>
+          </w:p>
+        </w:tc>
+      </w:tr>
+      <w:tr>
+        <w:tc>
+          <w:tcPr>
+            <w:tcW w:type="dxa" w:w="1728"/>
+          </w:tcPr>
+          <w:p>
+            <w:r>
+              <w:t>C(us_state_enc)[T.Massachusetts]</w:t>
+            </w:r>
+          </w:p>
+        </w:tc>
+        <w:tc>
+          <w:tcPr>
+            <w:tcW w:type="dxa" w:w="1728"/>
+          </w:tcPr>
+          <w:p>
+            <w:r>
+              <w:t>1.0380</w:t>
+            </w:r>
+          </w:p>
+        </w:tc>
+        <w:tc>
+          <w:tcPr>
+            <w:tcW w:type="dxa" w:w="1728"/>
+          </w:tcPr>
+          <w:p>
+            <w:r>
+              <w:t>1.0013</w:t>
+            </w:r>
+          </w:p>
+        </w:tc>
+        <w:tc>
+          <w:tcPr>
+            <w:tcW w:type="dxa" w:w="1728"/>
+          </w:tcPr>
+          <w:p>
+            <w:r>
+              <w:t>1.0760</w:t>
+            </w:r>
+          </w:p>
+        </w:tc>
+        <w:tc>
+          <w:tcPr>
+            <w:tcW w:type="dxa" w:w="1728"/>
+          </w:tcPr>
+          <w:p>
+            <w:r>
+              <w:t>0.0425</w:t>
+            </w:r>
+          </w:p>
+        </w:tc>
+      </w:tr>
+      <w:tr>
+        <w:tc>
+          <w:tcPr>
+            <w:tcW w:type="dxa" w:w="1728"/>
+          </w:tcPr>
+          <w:p>
+            <w:r>
+              <w:t>C(us_state_enc)[T.Michigan]</w:t>
+            </w:r>
+          </w:p>
+        </w:tc>
+        <w:tc>
+          <w:tcPr>
+            <w:tcW w:type="dxa" w:w="1728"/>
+          </w:tcPr>
+          <w:p>
+            <w:r>
+              <w:t>1.0571</w:t>
+            </w:r>
+          </w:p>
+        </w:tc>
+        <w:tc>
+          <w:tcPr>
+            <w:tcW w:type="dxa" w:w="1728"/>
+          </w:tcPr>
+          <w:p>
+            <w:r>
+              <w:t>1.0038</w:t>
+            </w:r>
+          </w:p>
+        </w:tc>
+        <w:tc>
+          <w:tcPr>
+            <w:tcW w:type="dxa" w:w="1728"/>
+          </w:tcPr>
+          <w:p>
+            <w:r>
+              <w:t>1.1132</w:t>
+            </w:r>
+          </w:p>
+        </w:tc>
+        <w:tc>
+          <w:tcPr>
+            <w:tcW w:type="dxa" w:w="1728"/>
+          </w:tcPr>
+          <w:p>
+            <w:r>
+              <w:t>0.0353</w:t>
+            </w:r>
+          </w:p>
+        </w:tc>
+      </w:tr>
+      <w:tr>
+        <w:tc>
+          <w:tcPr>
+            <w:tcW w:type="dxa" w:w="1728"/>
+          </w:tcPr>
+          <w:p>
+            <w:r>
+              <w:t>C(us_state_enc)[T.Minnesota]</w:t>
+            </w:r>
+          </w:p>
+        </w:tc>
+        <w:tc>
+          <w:tcPr>
+            <w:tcW w:type="dxa" w:w="1728"/>
+          </w:tcPr>
+          <w:p>
+            <w:r>
+              <w:t>1.0046</w:t>
+            </w:r>
+          </w:p>
+        </w:tc>
+        <w:tc>
+          <w:tcPr>
+            <w:tcW w:type="dxa" w:w="1728"/>
+          </w:tcPr>
+          <w:p>
+            <w:r>
+              <w:t>0.9501</w:t>
+            </w:r>
+          </w:p>
+        </w:tc>
+        <w:tc>
+          <w:tcPr>
+            <w:tcW w:type="dxa" w:w="1728"/>
+          </w:tcPr>
+          <w:p>
+            <w:r>
+              <w:t>1.0621</w:t>
+            </w:r>
+          </w:p>
+        </w:tc>
+        <w:tc>
+          <w:tcPr>
+            <w:tcW w:type="dxa" w:w="1728"/>
+          </w:tcPr>
+          <w:p>
+            <w:r>
+              <w:t>0.8731</w:t>
+            </w:r>
+          </w:p>
+        </w:tc>
+      </w:tr>
+      <w:tr>
+        <w:tc>
+          <w:tcPr>
+            <w:tcW w:type="dxa" w:w="1728"/>
+          </w:tcPr>
+          <w:p>
+            <w:r>
+              <w:t>C(us_state_enc)[T.Mississippi]</w:t>
+            </w:r>
+          </w:p>
+        </w:tc>
+        <w:tc>
+          <w:tcPr>
+            <w:tcW w:type="dxa" w:w="1728"/>
+          </w:tcPr>
+          <w:p>
+            <w:r>
+              <w:t>0.9086</w:t>
+            </w:r>
+          </w:p>
+        </w:tc>
+        <w:tc>
+          <w:tcPr>
+            <w:tcW w:type="dxa" w:w="1728"/>
+          </w:tcPr>
+          <w:p>
+            <w:r>
+              <w:t>0.8597</w:t>
+            </w:r>
+          </w:p>
+        </w:tc>
+        <w:tc>
+          <w:tcPr>
+            <w:tcW w:type="dxa" w:w="1728"/>
+          </w:tcPr>
+          <w:p>
+            <w:r>
+              <w:t>0.9603</w:t>
+            </w:r>
+          </w:p>
+        </w:tc>
+        <w:tc>
+          <w:tcPr>
+            <w:tcW w:type="dxa" w:w="1728"/>
+          </w:tcPr>
+          <w:p>
+            <w:r>
+              <w:t>0.0007</w:t>
+            </w:r>
+          </w:p>
+        </w:tc>
+      </w:tr>
+      <w:tr>
+        <w:tc>
+          <w:tcPr>
+            <w:tcW w:type="dxa" w:w="1728"/>
+          </w:tcPr>
+          <w:p>
+            <w:r>
+              <w:t>C(us_state_enc)[T.Missouri]</w:t>
+            </w:r>
+          </w:p>
+        </w:tc>
+        <w:tc>
+          <w:tcPr>
+            <w:tcW w:type="dxa" w:w="1728"/>
+          </w:tcPr>
+          <w:p>
+            <w:r>
+              <w:t>0.9156</w:t>
+            </w:r>
+          </w:p>
+        </w:tc>
+        <w:tc>
+          <w:tcPr>
+            <w:tcW w:type="dxa" w:w="1728"/>
+          </w:tcPr>
+          <w:p>
+            <w:r>
+              <w:t>0.8757</w:t>
+            </w:r>
+          </w:p>
+        </w:tc>
+        <w:tc>
+          <w:tcPr>
+            <w:tcW w:type="dxa" w:w="1728"/>
+          </w:tcPr>
+          <w:p>
+            <w:r>
+              <w:t>0.9573</w:t>
+            </w:r>
+          </w:p>
+        </w:tc>
+        <w:tc>
+          <w:tcPr>
+            <w:tcW w:type="dxa" w:w="1728"/>
+          </w:tcPr>
+          <w:p>
+            <w:r>
+              <w:t>0.0001</w:t>
+            </w:r>
+          </w:p>
+        </w:tc>
+      </w:tr>
+      <w:tr>
+        <w:tc>
+          <w:tcPr>
+            <w:tcW w:type="dxa" w:w="1728"/>
+          </w:tcPr>
+          <w:p>
+            <w:r>
+              <w:t>C(us_state_enc)[T.Montana]</w:t>
+            </w:r>
+          </w:p>
+        </w:tc>
+        <w:tc>
+          <w:tcPr>
+            <w:tcW w:type="dxa" w:w="1728"/>
+          </w:tcPr>
+          <w:p>
+            <w:r>
+              <w:t>0.9551</w:t>
+            </w:r>
+          </w:p>
+        </w:tc>
+        <w:tc>
+          <w:tcPr>
+            <w:tcW w:type="dxa" w:w="1728"/>
+          </w:tcPr>
+          <w:p>
+            <w:r>
+              <w:t>0.8340</w:t>
+            </w:r>
+          </w:p>
+        </w:tc>
+        <w:tc>
+          <w:tcPr>
+            <w:tcW w:type="dxa" w:w="1728"/>
+          </w:tcPr>
+          <w:p>
+            <w:r>
+              <w:t>1.0937</w:t>
+            </w:r>
+          </w:p>
+        </w:tc>
+        <w:tc>
+          <w:tcPr>
+            <w:tcW w:type="dxa" w:w="1728"/>
+          </w:tcPr>
+          <w:p>
+            <w:r>
+              <w:t>0.5062</w:t>
+            </w:r>
+          </w:p>
+        </w:tc>
+      </w:tr>
+      <w:tr>
+        <w:tc>
+          <w:tcPr>
+            <w:tcW w:type="dxa" w:w="1728"/>
+          </w:tcPr>
+          <w:p>
+            <w:r>
+              <w:t>C(us_state_enc)[T.Nebraska]</w:t>
+            </w:r>
+          </w:p>
+        </w:tc>
+        <w:tc>
+          <w:tcPr>
+            <w:tcW w:type="dxa" w:w="1728"/>
+          </w:tcPr>
+          <w:p>
+            <w:r>
+              <w:t>1.0274</w:t>
+            </w:r>
+          </w:p>
+        </w:tc>
+        <w:tc>
+          <w:tcPr>
+            <w:tcW w:type="dxa" w:w="1728"/>
+          </w:tcPr>
+          <w:p>
+            <w:r>
+              <w:t>0.9586</w:t>
+            </w:r>
+          </w:p>
+        </w:tc>
+        <w:tc>
+          <w:tcPr>
+            <w:tcW w:type="dxa" w:w="1728"/>
+          </w:tcPr>
+          <w:p>
+            <w:r>
+              <w:t>1.1011</w:t>
+            </w:r>
+          </w:p>
+        </w:tc>
+        <w:tc>
+          <w:tcPr>
+            <w:tcW w:type="dxa" w:w="1728"/>
+          </w:tcPr>
+          <w:p>
+            <w:r>
+              <w:t>0.4454</w:t>
+            </w:r>
+          </w:p>
+        </w:tc>
+      </w:tr>
+      <w:tr>
+        <w:tc>
+          <w:tcPr>
+            <w:tcW w:type="dxa" w:w="1728"/>
+          </w:tcPr>
+          <w:p>
+            <w:r>
+              <w:t>C(us_state_enc)[T.Nevada]</w:t>
+            </w:r>
+          </w:p>
+        </w:tc>
+        <w:tc>
+          <w:tcPr>
+            <w:tcW w:type="dxa" w:w="1728"/>
+          </w:tcPr>
+          <w:p>
+            <w:r>
+              <w:t>1.0246</w:t>
+            </w:r>
+          </w:p>
+        </w:tc>
+        <w:tc>
+          <w:tcPr>
+            <w:tcW w:type="dxa" w:w="1728"/>
+          </w:tcPr>
+          <w:p>
+            <w:r>
+              <w:t>0.9332</w:t>
+            </w:r>
+          </w:p>
+        </w:tc>
+        <w:tc>
+          <w:tcPr>
+            <w:tcW w:type="dxa" w:w="1728"/>
+          </w:tcPr>
+          <w:p>
+            <w:r>
+              <w:t>1.1249</w:t>
+            </w:r>
+          </w:p>
+        </w:tc>
+        <w:tc>
+          <w:tcPr>
+            <w:tcW w:type="dxa" w:w="1728"/>
+          </w:tcPr>
+          <w:p>
+            <w:r>
+              <w:t>0.6102</w:t>
+            </w:r>
+          </w:p>
+        </w:tc>
+      </w:tr>
+      <w:tr>
+        <w:tc>
+          <w:tcPr>
+            <w:tcW w:type="dxa" w:w="1728"/>
+          </w:tcPr>
+          <w:p>
+            <w:r>
+              <w:t>C(us_state_enc)[T.New_Hampshire]</w:t>
+            </w:r>
+          </w:p>
+        </w:tc>
+        <w:tc>
+          <w:tcPr>
+            <w:tcW w:type="dxa" w:w="1728"/>
+          </w:tcPr>
+          <w:p>
+            <w:r>
+              <w:t>1.0362</w:t>
+            </w:r>
+          </w:p>
+        </w:tc>
+        <w:tc>
+          <w:tcPr>
+            <w:tcW w:type="dxa" w:w="1728"/>
+          </w:tcPr>
+          <w:p>
+            <w:r>
+              <w:t>0.9789</w:t>
+            </w:r>
+          </w:p>
+        </w:tc>
+        <w:tc>
+          <w:tcPr>
+            <w:tcW w:type="dxa" w:w="1728"/>
+          </w:tcPr>
+          <w:p>
+            <w:r>
+              <w:t>1.0969</w:t>
+            </w:r>
+          </w:p>
+        </w:tc>
+        <w:tc>
+          <w:tcPr>
+            <w:tcW w:type="dxa" w:w="1728"/>
+          </w:tcPr>
+          <w:p>
+            <w:r>
+              <w:t>0.2202</w:t>
+            </w:r>
+          </w:p>
+        </w:tc>
+      </w:tr>
+      <w:tr>
+        <w:tc>
+          <w:tcPr>
+            <w:tcW w:type="dxa" w:w="1728"/>
+          </w:tcPr>
+          <w:p>
+            <w:r>
+              <w:t>C(us_state_enc)[T.New_Jersey]</w:t>
+            </w:r>
+          </w:p>
+        </w:tc>
+        <w:tc>
+          <w:tcPr>
+            <w:tcW w:type="dxa" w:w="1728"/>
+          </w:tcPr>
+          <w:p>
+            <w:r>
+              <w:t>0.9834</w:t>
+            </w:r>
+          </w:p>
+        </w:tc>
+        <w:tc>
+          <w:tcPr>
+            <w:tcW w:type="dxa" w:w="1728"/>
+          </w:tcPr>
+          <w:p>
+            <w:r>
+              <w:t>0.9544</w:t>
+            </w:r>
+          </w:p>
+        </w:tc>
+        <w:tc>
+          <w:tcPr>
+            <w:tcW w:type="dxa" w:w="1728"/>
+          </w:tcPr>
+          <w:p>
+            <w:r>
+              <w:t>1.0133</w:t>
+            </w:r>
+          </w:p>
+        </w:tc>
+        <w:tc>
+          <w:tcPr>
+            <w:tcW w:type="dxa" w:w="1728"/>
+          </w:tcPr>
+          <w:p>
+            <w:r>
+              <w:t>0.2733</w:t>
+            </w:r>
+          </w:p>
+        </w:tc>
+      </w:tr>
+      <w:tr>
+        <w:tc>
+          <w:tcPr>
+            <w:tcW w:type="dxa" w:w="1728"/>
+          </w:tcPr>
+          <w:p>
+            <w:r>
+              <w:t>C(us_state_enc)[T.New_Mexico]</w:t>
+            </w:r>
+          </w:p>
+        </w:tc>
+        <w:tc>
+          <w:tcPr>
+            <w:tcW w:type="dxa" w:w="1728"/>
+          </w:tcPr>
+          <w:p>
+            <w:r>
+              <w:t>1.0157</w:t>
+            </w:r>
+          </w:p>
+        </w:tc>
+        <w:tc>
+          <w:tcPr>
+            <w:tcW w:type="dxa" w:w="1728"/>
+          </w:tcPr>
+          <w:p>
+            <w:r>
+              <w:t>0.8826</w:t>
+            </w:r>
+          </w:p>
+        </w:tc>
+        <w:tc>
+          <w:tcPr>
+            <w:tcW w:type="dxa" w:w="1728"/>
+          </w:tcPr>
+          <w:p>
+            <w:r>
+              <w:t>1.1688</w:t>
+            </w:r>
+          </w:p>
+        </w:tc>
+        <w:tc>
+          <w:tcPr>
+            <w:tcW w:type="dxa" w:w="1728"/>
+          </w:tcPr>
+          <w:p>
+            <w:r>
+              <w:t>0.8280</w:t>
+            </w:r>
+          </w:p>
+        </w:tc>
+      </w:tr>
+      <w:tr>
+        <w:tc>
+          <w:tcPr>
+            <w:tcW w:type="dxa" w:w="1728"/>
+          </w:tcPr>
+          <w:p>
+            <w:r>
+              <w:t>C(us_state_enc)[T.New_York]</w:t>
+            </w:r>
+          </w:p>
+        </w:tc>
+        <w:tc>
+          <w:tcPr>
+            <w:tcW w:type="dxa" w:w="1728"/>
+          </w:tcPr>
+          <w:p>
+            <w:r>
+              <w:t>0.9827</w:t>
+            </w:r>
+          </w:p>
+        </w:tc>
+        <w:tc>
+          <w:tcPr>
+            <w:tcW w:type="dxa" w:w="1728"/>
+          </w:tcPr>
+          <w:p>
+            <w:r>
+              <w:t>0.9527</w:t>
+            </w:r>
+          </w:p>
+        </w:tc>
+        <w:tc>
+          <w:tcPr>
+            <w:tcW w:type="dxa" w:w="1728"/>
+          </w:tcPr>
+          <w:p>
+            <w:r>
+              <w:t>1.0135</w:t>
+            </w:r>
+          </w:p>
+        </w:tc>
+        <w:tc>
+          <w:tcPr>
+            <w:tcW w:type="dxa" w:w="1728"/>
+          </w:tcPr>
+          <w:p>
+            <w:r>
+              <w:t>0.2679</w:t>
+            </w:r>
+          </w:p>
+        </w:tc>
+      </w:tr>
+      <w:tr>
+        <w:tc>
+          <w:tcPr>
+            <w:tcW w:type="dxa" w:w="1728"/>
+          </w:tcPr>
+          <w:p>
+            <w:r>
+              <w:t>C(us_state_enc)[T.North_Carolina]</w:t>
+            </w:r>
+          </w:p>
+        </w:tc>
+        <w:tc>
+          <w:tcPr>
+            <w:tcW w:type="dxa" w:w="1728"/>
+          </w:tcPr>
+          <w:p>
+            <w:r>
+              <w:t>0.9857</w:t>
+            </w:r>
+          </w:p>
+        </w:tc>
+        <w:tc>
+          <w:tcPr>
+            <w:tcW w:type="dxa" w:w="1728"/>
+          </w:tcPr>
+          <w:p>
+            <w:r>
+              <w:t>0.9524</w:t>
+            </w:r>
+          </w:p>
+        </w:tc>
+        <w:tc>
+          <w:tcPr>
+            <w:tcW w:type="dxa" w:w="1728"/>
+          </w:tcPr>
+          <w:p>
+            <w:r>
+              <w:t>1.0202</w:t>
+            </w:r>
+          </w:p>
+        </w:tc>
+        <w:tc>
+          <w:tcPr>
+            <w:tcW w:type="dxa" w:w="1728"/>
+          </w:tcPr>
+          <w:p>
+            <w:r>
+              <w:t>0.4129</w:t>
+            </w:r>
+          </w:p>
+        </w:tc>
+      </w:tr>
+      <w:tr>
+        <w:tc>
+          <w:tcPr>
+            <w:tcW w:type="dxa" w:w="1728"/>
+          </w:tcPr>
+          <w:p>
+            <w:r>
+              <w:t>C(us_state_enc)[T.North_Dakota]</w:t>
+            </w:r>
+          </w:p>
+        </w:tc>
+        <w:tc>
+          <w:tcPr>
+            <w:tcW w:type="dxa" w:w="1728"/>
+          </w:tcPr>
+          <w:p>
+            <w:r>
+              <w:t>0.9637</w:t>
+            </w:r>
+          </w:p>
+        </w:tc>
+        <w:tc>
+          <w:tcPr>
+            <w:tcW w:type="dxa" w:w="1728"/>
+          </w:tcPr>
+          <w:p>
+            <w:r>
+              <w:t>0.8362</w:t>
+            </w:r>
+          </w:p>
+        </w:tc>
+        <w:tc>
+          <w:tcPr>
+            <w:tcW w:type="dxa" w:w="1728"/>
+          </w:tcPr>
+          <w:p>
+            <w:r>
+              <w:t>1.1107</w:t>
+            </w:r>
+          </w:p>
+        </w:tc>
+        <w:tc>
+          <w:tcPr>
+            <w:tcW w:type="dxa" w:w="1728"/>
+          </w:tcPr>
+          <w:p>
+            <w:r>
+              <w:t>0.6096</w:t>
+            </w:r>
+          </w:p>
+        </w:tc>
+      </w:tr>
+      <w:tr>
+        <w:tc>
+          <w:tcPr>
+            <w:tcW w:type="dxa" w:w="1728"/>
+          </w:tcPr>
+          <w:p>
+            <w:r>
+              <w:t>C(us_state_enc)[T.Ohio]</w:t>
+            </w:r>
+          </w:p>
+        </w:tc>
+        <w:tc>
+          <w:tcPr>
+            <w:tcW w:type="dxa" w:w="1728"/>
+          </w:tcPr>
+          <w:p>
+            <w:r>
+              <w:t>1.0023</w:t>
+            </w:r>
+          </w:p>
+        </w:tc>
+        <w:tc>
+          <w:tcPr>
+            <w:tcW w:type="dxa" w:w="1728"/>
+          </w:tcPr>
+          <w:p>
+            <w:r>
+              <w:t>0.9691</w:t>
+            </w:r>
+          </w:p>
+        </w:tc>
+        <w:tc>
+          <w:tcPr>
+            <w:tcW w:type="dxa" w:w="1728"/>
+          </w:tcPr>
+          <w:p>
+            <w:r>
+              <w:t>1.0367</w:t>
+            </w:r>
+          </w:p>
+        </w:tc>
+        <w:tc>
+          <w:tcPr>
+            <w:tcW w:type="dxa" w:w="1728"/>
+          </w:tcPr>
+          <w:p>
+            <w:r>
+              <w:t>0.8938</w:t>
+            </w:r>
+          </w:p>
+        </w:tc>
+      </w:tr>
+      <w:tr>
+        <w:tc>
+          <w:tcPr>
+            <w:tcW w:type="dxa" w:w="1728"/>
+          </w:tcPr>
+          <w:p>
+            <w:r>
+              <w:t>C(us_state_enc)[T.Oklahoma]</w:t>
+            </w:r>
+          </w:p>
+        </w:tc>
+        <w:tc>
+          <w:tcPr>
+            <w:tcW w:type="dxa" w:w="1728"/>
+          </w:tcPr>
+          <w:p>
+            <w:r>
+              <w:t>0.9313</w:t>
+            </w:r>
+          </w:p>
+        </w:tc>
+        <w:tc>
+          <w:tcPr>
+            <w:tcW w:type="dxa" w:w="1728"/>
+          </w:tcPr>
+          <w:p>
+            <w:r>
+              <w:t>0.8648</w:t>
+            </w:r>
+          </w:p>
+        </w:tc>
+        <w:tc>
+          <w:tcPr>
+            <w:tcW w:type="dxa" w:w="1728"/>
+          </w:tcPr>
+          <w:p>
+            <w:r>
+              <w:t>1.0029</w:t>
+            </w:r>
+          </w:p>
+        </w:tc>
+        <w:tc>
+          <w:tcPr>
+            <w:tcW w:type="dxa" w:w="1728"/>
+          </w:tcPr>
+          <w:p>
+            <w:r>
+              <w:t>0.0596</w:t>
+            </w:r>
+          </w:p>
+        </w:tc>
+      </w:tr>
+      <w:tr>
+        <w:tc>
+          <w:tcPr>
+            <w:tcW w:type="dxa" w:w="1728"/>
+          </w:tcPr>
+          <w:p>
+            <w:r>
+              <w:t>C(us_state_enc)[T.Oregon]</w:t>
+            </w:r>
+          </w:p>
+        </w:tc>
+        <w:tc>
+          <w:tcPr>
+            <w:tcW w:type="dxa" w:w="1728"/>
+          </w:tcPr>
+          <w:p>
+            <w:r>
+              <w:t>1.3862</w:t>
+            </w:r>
+          </w:p>
+        </w:tc>
+        <w:tc>
+          <w:tcPr>
+            <w:tcW w:type="dxa" w:w="1728"/>
+          </w:tcPr>
+          <w:p>
+            <w:r>
+              <w:t>1.2670</w:t>
+            </w:r>
+          </w:p>
+        </w:tc>
+        <w:tc>
+          <w:tcPr>
+            <w:tcW w:type="dxa" w:w="1728"/>
+          </w:tcPr>
+          <w:p>
+            <w:r>
+              <w:t>1.5165</w:t>
+            </w:r>
+          </w:p>
+        </w:tc>
+        <w:tc>
+          <w:tcPr>
+            <w:tcW w:type="dxa" w:w="1728"/>
+          </w:tcPr>
+          <w:p>
+            <w:r>
+              <w:t>0.0000</w:t>
+            </w:r>
+          </w:p>
+        </w:tc>
+      </w:tr>
+      <w:tr>
+        <w:tc>
+          <w:tcPr>
+            <w:tcW w:type="dxa" w:w="1728"/>
+          </w:tcPr>
+          <w:p>
+            <w:r>
+              <w:t>C(us_state_enc)[T.Pennsylvania]</w:t>
+            </w:r>
+          </w:p>
+        </w:tc>
+        <w:tc>
+          <w:tcPr>
+            <w:tcW w:type="dxa" w:w="1728"/>
+          </w:tcPr>
+          <w:p>
+            <w:r>
+              <w:t>1.0445</w:t>
+            </w:r>
+          </w:p>
+        </w:tc>
+        <w:tc>
+          <w:tcPr>
+            <w:tcW w:type="dxa" w:w="1728"/>
+          </w:tcPr>
+          <w:p>
+            <w:r>
+              <w:t>1.0122</w:t>
+            </w:r>
+          </w:p>
+        </w:tc>
+        <w:tc>
+          <w:tcPr>
+            <w:tcW w:type="dxa" w:w="1728"/>
+          </w:tcPr>
+          <w:p>
+            <w:r>
+              <w:t>1.0779</w:t>
+            </w:r>
+          </w:p>
+        </w:tc>
+        <w:tc>
+          <w:tcPr>
+            <w:tcW w:type="dxa" w:w="1728"/>
+          </w:tcPr>
+          <w:p>
+            <w:r>
+              <w:t>0.0067</w:t>
+            </w:r>
+          </w:p>
+        </w:tc>
+      </w:tr>
+      <w:tr>
+        <w:tc>
+          <w:tcPr>
+            <w:tcW w:type="dxa" w:w="1728"/>
+          </w:tcPr>
+          <w:p>
+            <w:r>
+              <w:t>C(us_state_enc)[T.Rhode_Island]</w:t>
+            </w:r>
+          </w:p>
+        </w:tc>
+        <w:tc>
+          <w:tcPr>
+            <w:tcW w:type="dxa" w:w="1728"/>
+          </w:tcPr>
+          <w:p>
+            <w:r>
+              <w:t>1.1380</w:t>
+            </w:r>
+          </w:p>
+        </w:tc>
+        <w:tc>
+          <w:tcPr>
+            <w:tcW w:type="dxa" w:w="1728"/>
+          </w:tcPr>
+          <w:p>
+            <w:r>
+              <w:t>1.0556</w:t>
+            </w:r>
+          </w:p>
+        </w:tc>
+        <w:tc>
+          <w:tcPr>
+            <w:tcW w:type="dxa" w:w="1728"/>
+          </w:tcPr>
+          <w:p>
+            <w:r>
+              <w:t>1.2268</w:t>
+            </w:r>
+          </w:p>
+        </w:tc>
+        <w:tc>
+          <w:tcPr>
+            <w:tcW w:type="dxa" w:w="1728"/>
+          </w:tcPr>
+          <w:p>
+            <w:r>
+              <w:t>0.0008</w:t>
+            </w:r>
+          </w:p>
+        </w:tc>
+      </w:tr>
+      <w:tr>
+        <w:tc>
+          <w:tcPr>
+            <w:tcW w:type="dxa" w:w="1728"/>
+          </w:tcPr>
+          <w:p>
+            <w:r>
+              <w:t>C(us_state_enc)[T.South_Carolina]</w:t>
+            </w:r>
+          </w:p>
+        </w:tc>
+        <w:tc>
+          <w:tcPr>
+            <w:tcW w:type="dxa" w:w="1728"/>
+          </w:tcPr>
+          <w:p>
+            <w:r>
+              <w:t>1.0116</w:t>
+            </w:r>
+          </w:p>
+        </w:tc>
+        <w:tc>
+          <w:tcPr>
+            <w:tcW w:type="dxa" w:w="1728"/>
+          </w:tcPr>
+          <w:p>
+            <w:r>
+              <w:t>0.9577</w:t>
+            </w:r>
+          </w:p>
+        </w:tc>
+        <w:tc>
+          <w:tcPr>
+            <w:tcW w:type="dxa" w:w="1728"/>
+          </w:tcPr>
+          <w:p>
+            <w:r>
+              <w:t>1.0686</w:t>
+            </w:r>
+          </w:p>
+        </w:tc>
+        <w:tc>
+          <w:tcPr>
+            <w:tcW w:type="dxa" w:w="1728"/>
+          </w:tcPr>
+          <w:p>
+            <w:r>
+              <w:t>0.6792</w:t>
+            </w:r>
+          </w:p>
+        </w:tc>
+      </w:tr>
+      <w:tr>
+        <w:tc>
+          <w:tcPr>
+            <w:tcW w:type="dxa" w:w="1728"/>
+          </w:tcPr>
+          <w:p>
+            <w:r>
+              <w:t>C(us_state_enc)[T.South_Dakota]</w:t>
+            </w:r>
+          </w:p>
+        </w:tc>
+        <w:tc>
+          <w:tcPr>
+            <w:tcW w:type="dxa" w:w="1728"/>
+          </w:tcPr>
+          <w:p>
+            <w:r>
+              <w:t>1.4813</w:t>
+            </w:r>
+          </w:p>
+        </w:tc>
+        <w:tc>
+          <w:tcPr>
+            <w:tcW w:type="dxa" w:w="1728"/>
+          </w:tcPr>
+          <w:p>
+            <w:r>
+              <w:t>1.3292</w:t>
+            </w:r>
+          </w:p>
+        </w:tc>
+        <w:tc>
+          <w:tcPr>
+            <w:tcW w:type="dxa" w:w="1728"/>
+          </w:tcPr>
+          <w:p>
+            <w:r>
+              <w:t>1.6508</w:t>
+            </w:r>
+          </w:p>
+        </w:tc>
+        <w:tc>
+          <w:tcPr>
+            <w:tcW w:type="dxa" w:w="1728"/>
+          </w:tcPr>
+          <w:p>
+            <w:r>
+              <w:t>0.0000</w:t>
+            </w:r>
+          </w:p>
+        </w:tc>
+      </w:tr>
+      <w:tr>
+        <w:tc>
+          <w:tcPr>
+            <w:tcW w:type="dxa" w:w="1728"/>
+          </w:tcPr>
+          <w:p>
+            <w:r>
+              <w:t>C(us_state_enc)[T.Tennessee]</w:t>
+            </w:r>
+          </w:p>
+        </w:tc>
+        <w:tc>
+          <w:tcPr>
+            <w:tcW w:type="dxa" w:w="1728"/>
+          </w:tcPr>
+          <w:p>
+            <w:r>
+              <w:t>0.9650</w:t>
+            </w:r>
+          </w:p>
+        </w:tc>
+        <w:tc>
+          <w:tcPr>
+            <w:tcW w:type="dxa" w:w="1728"/>
+          </w:tcPr>
+          <w:p>
+            <w:r>
+              <w:t>0.9265</w:t>
+            </w:r>
+          </w:p>
+        </w:tc>
+        <w:tc>
+          <w:tcPr>
+            <w:tcW w:type="dxa" w:w="1728"/>
+          </w:tcPr>
+          <w:p>
+            <w:r>
+              <w:t>1.0050</w:t>
+            </w:r>
+          </w:p>
+        </w:tc>
+        <w:tc>
+          <w:tcPr>
+            <w:tcW w:type="dxa" w:w="1728"/>
+          </w:tcPr>
+          <w:p>
+            <w:r>
+              <w:t>0.0856</w:t>
+            </w:r>
+          </w:p>
+        </w:tc>
+      </w:tr>
+      <w:tr>
+        <w:tc>
+          <w:tcPr>
+            <w:tcW w:type="dxa" w:w="1728"/>
+          </w:tcPr>
+          <w:p>
+            <w:r>
+              <w:t>C(us_state_enc)[T.Texas]</w:t>
+            </w:r>
+          </w:p>
+        </w:tc>
+        <w:tc>
+          <w:tcPr>
+            <w:tcW w:type="dxa" w:w="1728"/>
+          </w:tcPr>
+          <w:p>
+            <w:r>
+              <w:t>1.0382</w:t>
+            </w:r>
+          </w:p>
+        </w:tc>
+        <w:tc>
+          <w:tcPr>
+            <w:tcW w:type="dxa" w:w="1728"/>
+          </w:tcPr>
+          <w:p>
+            <w:r>
+              <w:t>1.0004</w:t>
+            </w:r>
+          </w:p>
+        </w:tc>
+        <w:tc>
+          <w:tcPr>
+            <w:tcW w:type="dxa" w:w="1728"/>
+          </w:tcPr>
+          <w:p>
+            <w:r>
+              <w:t>1.0775</w:t>
+            </w:r>
+          </w:p>
+        </w:tc>
+        <w:tc>
+          <w:tcPr>
+            <w:tcW w:type="dxa" w:w="1728"/>
+          </w:tcPr>
+          <w:p>
+            <w:r>
+              <w:t>0.0476</w:t>
+            </w:r>
+          </w:p>
+        </w:tc>
+      </w:tr>
+      <w:tr>
+        <w:tc>
+          <w:tcPr>
+            <w:tcW w:type="dxa" w:w="1728"/>
+          </w:tcPr>
+          <w:p>
+            <w:r>
+              <w:t>C(us_state_enc)[T.Utah]</w:t>
+            </w:r>
+          </w:p>
+        </w:tc>
+        <w:tc>
+          <w:tcPr>
+            <w:tcW w:type="dxa" w:w="1728"/>
+          </w:tcPr>
+          <w:p>
+            <w:r>
+              <w:t>0.9104</w:t>
+            </w:r>
+          </w:p>
+        </w:tc>
+        <w:tc>
+          <w:tcPr>
+            <w:tcW w:type="dxa" w:w="1728"/>
+          </w:tcPr>
+          <w:p>
+            <w:r>
+              <w:t>0.8310</w:t>
+            </w:r>
+          </w:p>
+        </w:tc>
+        <w:tc>
+          <w:tcPr>
+            <w:tcW w:type="dxa" w:w="1728"/>
+          </w:tcPr>
+          <w:p>
+            <w:r>
+              <w:t>0.9974</w:t>
+            </w:r>
+          </w:p>
+        </w:tc>
+        <w:tc>
+          <w:tcPr>
+            <w:tcW w:type="dxa" w:w="1728"/>
+          </w:tcPr>
+          <w:p>
+            <w:r>
+              <w:t>0.0437</w:t>
+            </w:r>
+          </w:p>
+        </w:tc>
+      </w:tr>
+      <w:tr>
+        <w:tc>
+          <w:tcPr>
+            <w:tcW w:type="dxa" w:w="1728"/>
+          </w:tcPr>
+          <w:p>
+            <w:r>
+              <w:t>C(us_state_enc)[T.Vermont]</w:t>
+            </w:r>
+          </w:p>
+        </w:tc>
+        <w:tc>
+          <w:tcPr>
+            <w:tcW w:type="dxa" w:w="1728"/>
+          </w:tcPr>
+          <w:p>
+            <w:r>
+              <w:t>0.8911</w:t>
+            </w:r>
+          </w:p>
+        </w:tc>
+        <w:tc>
+          <w:tcPr>
+            <w:tcW w:type="dxa" w:w="1728"/>
+          </w:tcPr>
+          <w:p>
+            <w:r>
+              <w:t>0.8007</w:t>
+            </w:r>
+          </w:p>
+        </w:tc>
+        <w:tc>
+          <w:tcPr>
+            <w:tcW w:type="dxa" w:w="1728"/>
+          </w:tcPr>
+          <w:p>
+            <w:r>
+              <w:t>0.9916</w:t>
+            </w:r>
+          </w:p>
+        </w:tc>
+        <w:tc>
+          <w:tcPr>
+            <w:tcW w:type="dxa" w:w="1728"/>
+          </w:tcPr>
+          <w:p>
+            <w:r>
+              <w:t>0.0344</w:t>
+            </w:r>
+          </w:p>
+        </w:tc>
+      </w:tr>
+      <w:tr>
+        <w:tc>
+          <w:tcPr>
+            <w:tcW w:type="dxa" w:w="1728"/>
+          </w:tcPr>
+          <w:p>
+            <w:r>
+              <w:t>C(us_state_enc)[T.Virginia]</w:t>
+            </w:r>
+          </w:p>
+        </w:tc>
+        <w:tc>
+          <w:tcPr>
+            <w:tcW w:type="dxa" w:w="1728"/>
+          </w:tcPr>
+          <w:p>
+            <w:r>
+              <w:t>0.9697</w:t>
+            </w:r>
+          </w:p>
+        </w:tc>
+        <w:tc>
+          <w:tcPr>
+            <w:tcW w:type="dxa" w:w="1728"/>
+          </w:tcPr>
+          <w:p>
+            <w:r>
+              <w:t>0.9317</w:t>
+            </w:r>
+          </w:p>
+        </w:tc>
+        <w:tc>
+          <w:tcPr>
+            <w:tcW w:type="dxa" w:w="1728"/>
+          </w:tcPr>
+          <w:p>
+            <w:r>
+              <w:t>1.0093</w:t>
+            </w:r>
+          </w:p>
+        </w:tc>
+        <w:tc>
+          <w:tcPr>
+            <w:tcW w:type="dxa" w:w="1728"/>
+          </w:tcPr>
+          <w:p>
+            <w:r>
+              <w:t>0.1323</w:t>
+            </w:r>
+          </w:p>
+        </w:tc>
+      </w:tr>
+      <w:tr>
+        <w:tc>
+          <w:tcPr>
+            <w:tcW w:type="dxa" w:w="1728"/>
+          </w:tcPr>
+          <w:p>
+            <w:r>
+              <w:t>C(us_state_enc)[T.Washington]</w:t>
+            </w:r>
+          </w:p>
+        </w:tc>
+        <w:tc>
+          <w:tcPr>
+            <w:tcW w:type="dxa" w:w="1728"/>
+          </w:tcPr>
+          <w:p>
+            <w:r>
+              <w:t>0.9840</w:t>
+            </w:r>
+          </w:p>
+        </w:tc>
+        <w:tc>
+          <w:tcPr>
+            <w:tcW w:type="dxa" w:w="1728"/>
+          </w:tcPr>
+          <w:p>
+            <w:r>
+              <w:t>0.9158</w:t>
+            </w:r>
+          </w:p>
+        </w:tc>
+        <w:tc>
+          <w:tcPr>
+            <w:tcW w:type="dxa" w:w="1728"/>
+          </w:tcPr>
+          <w:p>
+            <w:r>
+              <w:t>1.0573</w:t>
+            </w:r>
+          </w:p>
+        </w:tc>
+        <w:tc>
+          <w:tcPr>
+            <w:tcW w:type="dxa" w:w="1728"/>
+          </w:tcPr>
+          <w:p>
+            <w:r>
+              <w:t>0.6606</w:t>
+            </w:r>
+          </w:p>
+        </w:tc>
+      </w:tr>
+      <w:tr>
+        <w:tc>
+          <w:tcPr>
+            <w:tcW w:type="dxa" w:w="1728"/>
+          </w:tcPr>
+          <w:p>
+            <w:r>
+              <w:t>C(us_state_enc)[T.West_Virginia]</w:t>
+            </w:r>
+          </w:p>
+        </w:tc>
+        <w:tc>
+          <w:tcPr>
+            <w:tcW w:type="dxa" w:w="1728"/>
+          </w:tcPr>
+          <w:p>
+            <w:r>
+              <w:t>0.9878</w:t>
+            </w:r>
+          </w:p>
+        </w:tc>
+        <w:tc>
+          <w:tcPr>
+            <w:tcW w:type="dxa" w:w="1728"/>
+          </w:tcPr>
+          <w:p>
+            <w:r>
+              <w:t>0.8854</w:t>
+            </w:r>
+          </w:p>
+        </w:tc>
+        <w:tc>
+          <w:tcPr>
+            <w:tcW w:type="dxa" w:w="1728"/>
+          </w:tcPr>
+          <w:p>
+            <w:r>
+              <w:t>1.1020</w:t>
+            </w:r>
+          </w:p>
+        </w:tc>
+        <w:tc>
+          <w:tcPr>
+            <w:tcW w:type="dxa" w:w="1728"/>
+          </w:tcPr>
+          <w:p>
+            <w:r>
+              <w:t>0.8257</w:t>
+            </w:r>
+          </w:p>
+        </w:tc>
+      </w:tr>
+      <w:tr>
+        <w:tc>
+          <w:tcPr>
+            <w:tcW w:type="dxa" w:w="1728"/>
+          </w:tcPr>
+          <w:p>
+            <w:r>
+              <w:t>C(us_state_enc)[T.Wisconsin]</w:t>
+            </w:r>
+          </w:p>
+        </w:tc>
+        <w:tc>
+          <w:tcPr>
+            <w:tcW w:type="dxa" w:w="1728"/>
+          </w:tcPr>
+          <w:p>
+            <w:r>
+              <w:t>0.9917</w:t>
+            </w:r>
+          </w:p>
+        </w:tc>
+        <w:tc>
+          <w:tcPr>
+            <w:tcW w:type="dxa" w:w="1728"/>
+          </w:tcPr>
+          <w:p>
+            <w:r>
+              <w:t>0.9445</w:t>
+            </w:r>
+          </w:p>
+        </w:tc>
+        <w:tc>
+          <w:tcPr>
+            <w:tcW w:type="dxa" w:w="1728"/>
+          </w:tcPr>
+          <w:p>
+            <w:r>
+              <w:t>1.0413</w:t>
+            </w:r>
+          </w:p>
+        </w:tc>
+        <w:tc>
+          <w:tcPr>
+            <w:tcW w:type="dxa" w:w="1728"/>
+          </w:tcPr>
+          <w:p>
+            <w:r>
+              <w:t>0.7392</w:t>
+            </w:r>
+          </w:p>
+        </w:tc>
+      </w:tr>
+      <w:tr>
+        <w:tc>
+          <w:tcPr>
+            <w:tcW w:type="dxa" w:w="1728"/>
+          </w:tcPr>
+          <w:p>
+            <w:r>
+              <w:t>C(us_state_enc)[T.Wyoming]</w:t>
+            </w:r>
+          </w:p>
+        </w:tc>
+        <w:tc>
+          <w:tcPr>
+            <w:tcW w:type="dxa" w:w="1728"/>
+          </w:tcPr>
+          <w:p>
+            <w:r>
+              <w:t>0.8723</w:t>
+            </w:r>
+          </w:p>
+        </w:tc>
+        <w:tc>
+          <w:tcPr>
+            <w:tcW w:type="dxa" w:w="1728"/>
+          </w:tcPr>
+          <w:p>
+            <w:r>
+              <w:t>0.7499</w:t>
+            </w:r>
+          </w:p>
+        </w:tc>
+        <w:tc>
+          <w:tcPr>
+            <w:tcW w:type="dxa" w:w="1728"/>
+          </w:tcPr>
+          <w:p>
+            <w:r>
+              <w:t>1.0147</w:t>
+            </w:r>
+          </w:p>
+        </w:tc>
+        <w:tc>
+          <w:tcPr>
+            <w:tcW w:type="dxa" w:w="1728"/>
+          </w:tcPr>
+          <w:p>
+            <w:r>
+              <w:t>0.0767</w:t>
+            </w:r>
+          </w:p>
+        </w:tc>
+      </w:tr>
+      <w:tr>
+        <w:tc>
+          <w:tcPr>
+            <w:tcW w:type="dxa" w:w="1728"/>
+          </w:tcPr>
+          <w:p>
+            <w:r>
+              <w:t>C(region_census_enc)[T.Northeast]</w:t>
+            </w:r>
+          </w:p>
+        </w:tc>
+        <w:tc>
+          <w:tcPr>
+            <w:tcW w:type="dxa" w:w="1728"/>
+          </w:tcPr>
+          <w:p>
+            <w:r>
+              <w:t>1.0426</w:t>
+            </w:r>
+          </w:p>
+        </w:tc>
+        <w:tc>
+          <w:tcPr>
+            <w:tcW w:type="dxa" w:w="1728"/>
+          </w:tcPr>
+          <w:p>
+            <w:r>
+              <w:t>1.0147</w:t>
+            </w:r>
+          </w:p>
+        </w:tc>
+        <w:tc>
+          <w:tcPr>
+            <w:tcW w:type="dxa" w:w="1728"/>
+          </w:tcPr>
+          <w:p>
+            <w:r>
+              <w:t>1.0712</w:t>
+            </w:r>
+          </w:p>
+        </w:tc>
+        <w:tc>
+          <w:tcPr>
+            <w:tcW w:type="dxa" w:w="1728"/>
+          </w:tcPr>
+          <w:p>
+            <w:r>
+              <w:t>0.0025</w:t>
+            </w:r>
+          </w:p>
+        </w:tc>
+      </w:tr>
+      <w:tr>
+        <w:tc>
+          <w:tcPr>
+            <w:tcW w:type="dxa" w:w="1728"/>
+          </w:tcPr>
+          <w:p>
+            <w:r>
+              <w:t>C(region_census_enc)[T.South]</w:t>
+            </w:r>
+          </w:p>
+        </w:tc>
+        <w:tc>
+          <w:tcPr>
+            <w:tcW w:type="dxa" w:w="1728"/>
+          </w:tcPr>
+          <w:p>
+            <w:r>
+              <w:t>0.9397</w:t>
+            </w:r>
+          </w:p>
+        </w:tc>
+        <w:tc>
+          <w:tcPr>
+            <w:tcW w:type="dxa" w:w="1728"/>
+          </w:tcPr>
+          <w:p>
+            <w:r>
+              <w:t>0.9077</w:t>
+            </w:r>
+          </w:p>
+        </w:tc>
+        <w:tc>
+          <w:tcPr>
+            <w:tcW w:type="dxa" w:w="1728"/>
+          </w:tcPr>
+          <w:p>
+            <w:r>
+              <w:t>0.9728</w:t>
+            </w:r>
+          </w:p>
+        </w:tc>
+        <w:tc>
+          <w:tcPr>
+            <w:tcW w:type="dxa" w:w="1728"/>
+          </w:tcPr>
+          <w:p>
+            <w:r>
+              <w:t>0.0004</w:t>
+            </w:r>
+          </w:p>
+        </w:tc>
+      </w:tr>
+      <w:tr>
+        <w:tc>
+          <w:tcPr>
+            <w:tcW w:type="dxa" w:w="1728"/>
+          </w:tcPr>
+          <w:p>
+            <w:r>
+              <w:t>C(region_census_enc)[T.West]</w:t>
+            </w:r>
+          </w:p>
+        </w:tc>
+        <w:tc>
+          <w:tcPr>
+            <w:tcW w:type="dxa" w:w="1728"/>
+          </w:tcPr>
+          <w:p>
+            <w:r>
+              <w:t>1.0749</w:t>
+            </w:r>
+          </w:p>
+        </w:tc>
+        <w:tc>
+          <w:tcPr>
+            <w:tcW w:type="dxa" w:w="1728"/>
+          </w:tcPr>
+          <w:p>
+            <w:r>
+              <w:t>1.0256</w:t>
+            </w:r>
+          </w:p>
+        </w:tc>
+        <w:tc>
+          <w:tcPr>
+            <w:tcW w:type="dxa" w:w="1728"/>
+          </w:tcPr>
+          <w:p>
+            <w:r>
+              <w:t>1.1266</w:t>
+            </w:r>
+          </w:p>
+        </w:tc>
+        <w:tc>
+          <w:tcPr>
+            <w:tcW w:type="dxa" w:w="1728"/>
+          </w:tcPr>
+          <w:p>
+            <w:r>
+              <w:t>0.0026</w:t>
+            </w:r>
+          </w:p>
+        </w:tc>
+      </w:tr>
+      <w:tr>
+        <w:tc>
+          <w:tcPr>
+            <w:tcW w:type="dxa" w:w="1728"/>
+          </w:tcPr>
+          <w:p>
+            <w:r>
+              <w:t>immigrant_population_log</w:t>
+            </w:r>
+          </w:p>
+        </w:tc>
+        <w:tc>
+          <w:tcPr>
+            <w:tcW w:type="dxa" w:w="1728"/>
+          </w:tcPr>
+          <w:p>
+            <w:r>
+              <w:t>0.9798</w:t>
+            </w:r>
+          </w:p>
+        </w:tc>
+        <w:tc>
+          <w:tcPr>
+            <w:tcW w:type="dxa" w:w="1728"/>
+          </w:tcPr>
+          <w:p>
+            <w:r>
+              <w:t>0.9718</w:t>
+            </w:r>
+          </w:p>
+        </w:tc>
+        <w:tc>
+          <w:tcPr>
+            <w:tcW w:type="dxa" w:w="1728"/>
+          </w:tcPr>
+          <w:p>
+            <w:r>
+              <w:t>0.9878</w:t>
+            </w:r>
+          </w:p>
+        </w:tc>
+        <w:tc>
+          <w:tcPr>
+            <w:tcW w:type="dxa" w:w="1728"/>
+          </w:tcPr>
+          <w:p>
+            <w:r>
+              <w:t>0.0000</w:t>
+            </w:r>
+          </w:p>
+        </w:tc>
+      </w:tr>
+      <w:tr>
+        <w:tc>
+          <w:tcPr>
+            <w:tcW w:type="dxa" w:w="1728"/>
+          </w:tcPr>
+          <w:p>
+            <w:r>
+              <w:t>import_from_slu_log</w:t>
+            </w:r>
+          </w:p>
+        </w:tc>
+        <w:tc>
+          <w:tcPr>
+            <w:tcW w:type="dxa" w:w="1728"/>
+          </w:tcPr>
+          <w:p>
+            <w:r>
+              <w:t>1.0034</w:t>
+            </w:r>
+          </w:p>
+        </w:tc>
+        <w:tc>
+          <w:tcPr>
+            <w:tcW w:type="dxa" w:w="1728"/>
+          </w:tcPr>
+          <w:p>
+            <w:r>
+              <w:t>1.0005</w:t>
+            </w:r>
+          </w:p>
+        </w:tc>
+        <w:tc>
+          <w:tcPr>
+            <w:tcW w:type="dxa" w:w="1728"/>
+          </w:tcPr>
+          <w:p>
+            <w:r>
+              <w:t>1.0063</w:t>
+            </w:r>
+          </w:p>
+        </w:tc>
+        <w:tc>
+          <w:tcPr>
+            <w:tcW w:type="dxa" w:w="1728"/>
+          </w:tcPr>
+          <w:p>
+            <w:r>
+              <w:t>0.0228</w:t>
+            </w:r>
+          </w:p>
+        </w:tc>
+      </w:tr>
+      <w:tr>
+        <w:tc>
+          <w:tcPr>
+            <w:tcW w:type="dxa" w:w="1728"/>
+          </w:tcPr>
+          <w:p>
+            <w:r>
+              <w:t>age</w:t>
+            </w:r>
+          </w:p>
+        </w:tc>
+        <w:tc>
+          <w:tcPr>
+            <w:tcW w:type="dxa" w:w="1728"/>
+          </w:tcPr>
+          <w:p>
+            <w:r>
+              <w:t>1.0050</w:t>
+            </w:r>
+          </w:p>
+        </w:tc>
+        <w:tc>
+          <w:tcPr>
+            <w:tcW w:type="dxa" w:w="1728"/>
+          </w:tcPr>
+          <w:p>
+            <w:r>
+              <w:t>1.0046</w:t>
+            </w:r>
+          </w:p>
+        </w:tc>
+        <w:tc>
+          <w:tcPr>
+            <w:tcW w:type="dxa" w:w="1728"/>
+          </w:tcPr>
+          <w:p>
+            <w:r>
+              <w:t>1.0054</w:t>
+            </w:r>
+          </w:p>
+        </w:tc>
+        <w:tc>
+          <w:tcPr>
+            <w:tcW w:type="dxa" w:w="1728"/>
+          </w:tcPr>
+          <w:p>
+            <w:r>
+              <w:t>0.0000</w:t>
+            </w:r>
+          </w:p>
+        </w:tc>
+      </w:tr>
+      <w:tr>
+        <w:tc>
+          <w:tcPr>
+            <w:tcW w:type="dxa" w:w="1728"/>
+          </w:tcPr>
+          <w:p>
+            <w:r>
+              <w:t>state_percapita_income_log</w:t>
+            </w:r>
+          </w:p>
+        </w:tc>
+        <w:tc>
+          <w:tcPr>
+            <w:tcW w:type="dxa" w:w="1728"/>
+          </w:tcPr>
+          <w:p>
+            <w:r>
+              <w:t>1.1566</w:t>
+            </w:r>
+          </w:p>
+        </w:tc>
+        <w:tc>
+          <w:tcPr>
+            <w:tcW w:type="dxa" w:w="1728"/>
+          </w:tcPr>
+          <w:p>
+            <w:r>
+              <w:t>1.1453</w:t>
+            </w:r>
+          </w:p>
+        </w:tc>
+        <w:tc>
+          <w:tcPr>
+            <w:tcW w:type="dxa" w:w="1728"/>
+          </w:tcPr>
+          <w:p>
+            <w:r>
+              <w:t>1.1679</w:t>
+            </w:r>
+          </w:p>
+        </w:tc>
+        <w:tc>
+          <w:tcPr>
+            <w:tcW w:type="dxa" w:w="1728"/>
+          </w:tcPr>
+          <w:p>
+            <w:r>
+              <w:t>0.0000</w:t>
+            </w:r>
+          </w:p>
+        </w:tc>
+      </w:tr>
+      <w:tr>
+        <w:tc>
+          <w:tcPr>
+            <w:tcW w:type="dxa" w:w="1728"/>
+          </w:tcPr>
+          <w:p>
+            <w:r>
+              <w:t>state_unemployment</w:t>
+            </w:r>
+          </w:p>
+        </w:tc>
+        <w:tc>
+          <w:tcPr>
+            <w:tcW w:type="dxa" w:w="1728"/>
+          </w:tcPr>
+          <w:p>
+            <w:r>
+              <w:t>0.9820</w:t>
+            </w:r>
+          </w:p>
+        </w:tc>
+        <w:tc>
+          <w:tcPr>
+            <w:tcW w:type="dxa" w:w="1728"/>
+          </w:tcPr>
+          <w:p>
+            <w:r>
+              <w:t>0.9589</w:t>
+            </w:r>
+          </w:p>
+        </w:tc>
+        <w:tc>
+          <w:tcPr>
+            <w:tcW w:type="dxa" w:w="1728"/>
+          </w:tcPr>
+          <w:p>
+            <w:r>
+              <w:t>1.0058</w:t>
+            </w:r>
+          </w:p>
+        </w:tc>
+        <w:tc>
+          <w:tcPr>
+            <w:tcW w:type="dxa" w:w="1728"/>
+          </w:tcPr>
+          <w:p>
+            <w:r>
+              <w:t>0.1375</w:t>
+            </w:r>
+          </w:p>
+        </w:tc>
+      </w:tr>
+      <w:tr>
+        <w:tc>
+          <w:tcPr>
+            <w:tcW w:type="dxa" w:w="1728"/>
+          </w:tcPr>
+          <w:p>
+            <w:r>
+              <w:t>immigrant_density</w:t>
+            </w:r>
+          </w:p>
+        </w:tc>
+        <w:tc>
+          <w:tcPr>
+            <w:tcW w:type="dxa" w:w="1728"/>
+          </w:tcPr>
+          <w:p>
+            <w:r>
+              <w:t>1.0004</w:t>
+            </w:r>
+          </w:p>
+        </w:tc>
+        <w:tc>
+          <w:tcPr>
+            <w:tcW w:type="dxa" w:w="1728"/>
+          </w:tcPr>
+          <w:p>
+            <w:r>
+              <w:t>0.9994</w:t>
+            </w:r>
+          </w:p>
+        </w:tc>
+        <w:tc>
+          <w:tcPr>
+            <w:tcW w:type="dxa" w:w="1728"/>
+          </w:tcPr>
+          <w:p>
+            <w:r>
+              <w:t>1.0014</w:t>
+            </w:r>
+          </w:p>
+        </w:tc>
+        <w:tc>
+          <w:tcPr>
+            <w:tcW w:type="dxa" w:w="1728"/>
+          </w:tcPr>
+          <w:p>
+            <w:r>
+              <w:t>0.4437</w:t>
+            </w:r>
+          </w:p>
+        </w:tc>
+      </w:tr>
+      <w:tr>
+        <w:tc>
+          <w:tcPr>
+            <w:tcW w:type="dxa" w:w="1728"/>
+          </w:tcPr>
+          <w:p>
+            <w:r>
+              <w:t>climate_distance</w:t>
+            </w:r>
+          </w:p>
+        </w:tc>
+        <w:tc>
+          <w:tcPr>
+            <w:tcW w:type="dxa" w:w="1728"/>
+          </w:tcPr>
+          <w:p>
+            <w:r>
+              <w:t>0.8896</w:t>
+            </w:r>
+          </w:p>
+        </w:tc>
+        <w:tc>
+          <w:tcPr>
+            <w:tcW w:type="dxa" w:w="1728"/>
+          </w:tcPr>
+          <w:p>
+            <w:r>
+              <w:t>0.8012</w:t>
+            </w:r>
+          </w:p>
+        </w:tc>
+        <w:tc>
+          <w:tcPr>
+            <w:tcW w:type="dxa" w:w="1728"/>
+          </w:tcPr>
+          <w:p>
+            <w:r>
+              <w:t>0.9877</w:t>
+            </w:r>
+          </w:p>
+        </w:tc>
+        <w:tc>
+          <w:tcPr>
+            <w:tcW w:type="dxa" w:w="1728"/>
+          </w:tcPr>
+          <w:p>
+            <w:r>
+              <w:t>0.0284</w:t>
+            </w:r>
+          </w:p>
+        </w:tc>
+      </w:tr>
+      <w:tr>
+        <w:tc>
+          <w:tcPr>
+            <w:tcW w:type="dxa" w:w="1728"/>
+          </w:tcPr>
+          <w:p>
+            <w:r>
+              <w:t>economic_distance</w:t>
+            </w:r>
+          </w:p>
+        </w:tc>
+        <w:tc>
+          <w:tcPr>
+            <w:tcW w:type="dxa" w:w="1728"/>
+          </w:tcPr>
+          <w:p>
+            <w:r>
+              <w:t>1.0141</w:t>
+            </w:r>
+          </w:p>
+        </w:tc>
+        <w:tc>
+          <w:tcPr>
+            <w:tcW w:type="dxa" w:w="1728"/>
+          </w:tcPr>
+          <w:p>
+            <w:r>
+              <w:t>0.9998</w:t>
+            </w:r>
+          </w:p>
+        </w:tc>
+        <w:tc>
+          <w:tcPr>
+            <w:tcW w:type="dxa" w:w="1728"/>
+          </w:tcPr>
+          <w:p>
+            <w:r>
+              <w:t>1.0286</w:t>
+            </w:r>
+          </w:p>
+        </w:tc>
+        <w:tc>
+          <w:tcPr>
+            <w:tcW w:type="dxa" w:w="1728"/>
+          </w:tcPr>
+          <w:p>
+            <w:r>
+              <w:t>0.0541</w:t>
+            </w:r>
+          </w:p>
+        </w:tc>
+      </w:tr>
+    </w:tbl>
+    <w:p>
+      <w:r>
+        <w:br/>
+      </w:r>
+    </w:p>
+    <w:p>
+      <w:pPr>
+        <w:pStyle w:val="Heading2"/>
+      </w:pPr>
+      <w:r>
+        <w:t>Diagnostics</w:t>
+      </w:r>
+    </w:p>
+    <w:p>
+      <w:r>
+        <w:drawing>
+          <wp:inline xmlns:a="http://schemas.openxmlformats.org/drawingml/2006/main" xmlns:pic="http://schemas.openxmlformats.org/drawingml/2006/picture">
+            <wp:extent cx="5486400" cy="3291840"/>
+            <wp:docPr id="3" name="Picture 3"/>
+            <wp:cNvGraphicFramePr>
+              <a:graphicFrameLocks noChangeAspect="1"/>
+            </wp:cNvGraphicFramePr>
+            <a:graphic>
+              <a:graphicData uri="http://schemas.openxmlformats.org/drawingml/2006/picture">
+                <pic:pic>
+                  <pic:nvPicPr>
+                    <pic:cNvPr id="0" name="image.png"/>
+                    <pic:cNvPicPr/>
+                  </pic:nvPicPr>
+                  <pic:blipFill>
+                    <a:blip r:embed="rId11"/>
+                    <a:stretch>
+                      <a:fillRect/>
+                    </a:stretch>
+                  </pic:blipFill>
+                  <pic:spPr>
+                    <a:xfrm>
+                      <a:off x="0" y="0"/>
+                      <a:ext cx="5486400" cy="3291840"/>
+                    </a:xfrm>
+                    <a:prstGeom prst="rect"/>
+                  </pic:spPr>
+                </pic:pic>
+              </a:graphicData>
+            </a:graphic>
+          </wp:inline>
+        </w:drawing>
+      </w:r>
+    </w:p>
+    <w:p>
+      <w:r>
+        <w:t>Figure 3: Residuals Plot</w:t>
+      </w:r>
+    </w:p>
+    <w:p>
+      <w:r>
+        <w:br/>
+        <w:t>Variance Inflation Factor (VIF) for Continuous and Categorical Variables:</w:t>
+      </w:r>
+    </w:p>
+    <w:tbl>
+      <w:tblPr>
+        <w:tblStyle w:val="TableGrid"/>
+        <w:tblW w:type="auto" w:w="0"/>
+        <w:tblLook w:firstColumn="1" w:firstRow="1" w:lastColumn="0" w:lastRow="0" w:noHBand="0" w:noVBand="1" w:val="04A0"/>
+      </w:tblPr>
+      <w:tblGrid>
+        <w:gridCol w:w="4320"/>
+        <w:gridCol w:w="4320"/>
+      </w:tblGrid>
+      <w:tr>
+        <w:tc>
+          <w:tcPr>
+            <w:tcW w:type="dxa" w:w="4320"/>
+          </w:tcPr>
+          <w:p>
+            <w:r>
+              <w:t>Variable</w:t>
+            </w:r>
+          </w:p>
+        </w:tc>
+        <w:tc>
+          <w:tcPr>
+            <w:tcW w:type="dxa" w:w="4320"/>
+          </w:tcPr>
+          <w:p>
+            <w:r>
+              <w:t>VIF</w:t>
+            </w:r>
+          </w:p>
+        </w:tc>
+      </w:tr>
+      <w:tr>
+        <w:tc>
+          <w:tcPr>
+            <w:tcW w:type="dxa" w:w="4320"/>
+          </w:tcPr>
+          <w:p>
+            <w:r>
+              <w:t>immigrant_population_log</w:t>
+            </w:r>
+          </w:p>
+        </w:tc>
+        <w:tc>
+          <w:tcPr>
+            <w:tcW w:type="dxa" w:w="4320"/>
+          </w:tcPr>
+          <w:p>
+            <w:r>
+              <w:t>25.6682</w:t>
+            </w:r>
+          </w:p>
+        </w:tc>
+      </w:tr>
+      <w:tr>
+        <w:tc>
+          <w:tcPr>
+            <w:tcW w:type="dxa" w:w="4320"/>
+          </w:tcPr>
+          <w:p>
+            <w:r>
+              <w:t>import_from_slu_log</w:t>
+            </w:r>
+          </w:p>
+        </w:tc>
+        <w:tc>
+          <w:tcPr>
+            <w:tcW w:type="dxa" w:w="4320"/>
+          </w:tcPr>
+          <w:p>
+            <w:r>
+              <w:t>8.4039</w:t>
+            </w:r>
+          </w:p>
+        </w:tc>
+      </w:tr>
+      <w:tr>
+        <w:tc>
+          <w:tcPr>
+            <w:tcW w:type="dxa" w:w="4320"/>
+          </w:tcPr>
+          <w:p>
+            <w:r>
+              <w:t>age</w:t>
+            </w:r>
+          </w:p>
+        </w:tc>
+        <w:tc>
+          <w:tcPr>
+            <w:tcW w:type="dxa" w:w="4320"/>
+          </w:tcPr>
+          <w:p>
+            <w:r>
+              <w:t>10.3669</w:t>
+            </w:r>
+          </w:p>
+        </w:tc>
+      </w:tr>
+      <w:tr>
+        <w:tc>
+          <w:tcPr>
+            <w:tcW w:type="dxa" w:w="4320"/>
+          </w:tcPr>
+          <w:p>
+            <w:r>
+              <w:t>state_percapita_income_log</w:t>
+            </w:r>
+          </w:p>
+        </w:tc>
+        <w:tc>
+          <w:tcPr>
+            <w:tcW w:type="dxa" w:w="4320"/>
+          </w:tcPr>
+          <w:p>
+            <w:r>
+              <w:t>1468.0506</w:t>
+            </w:r>
+          </w:p>
+        </w:tc>
+      </w:tr>
+      <w:tr>
+        <w:tc>
+          <w:tcPr>
+            <w:tcW w:type="dxa" w:w="4320"/>
+          </w:tcPr>
+          <w:p>
+            <w:r>
+              <w:t>state_unemployment</w:t>
+            </w:r>
+          </w:p>
+        </w:tc>
+        <w:tc>
+          <w:tcPr>
+            <w:tcW w:type="dxa" w:w="4320"/>
+          </w:tcPr>
+          <w:p>
+            <w:r>
+              <w:t>35.3441</w:t>
+            </w:r>
+          </w:p>
+        </w:tc>
+      </w:tr>
+      <w:tr>
+        <w:tc>
+          <w:tcPr>
+            <w:tcW w:type="dxa" w:w="4320"/>
+          </w:tcPr>
+          <w:p>
+            <w:r>
+              <w:t>immigrant_density</w:t>
+            </w:r>
+          </w:p>
+        </w:tc>
+        <w:tc>
+          <w:tcPr>
+            <w:tcW w:type="dxa" w:w="4320"/>
+          </w:tcPr>
+          <w:p>
+            <w:r>
+              <w:t>3.5091</w:t>
+            </w:r>
+          </w:p>
+        </w:tc>
+      </w:tr>
+      <w:tr>
+        <w:tc>
+          <w:tcPr>
+            <w:tcW w:type="dxa" w:w="4320"/>
+          </w:tcPr>
+          <w:p>
+            <w:r>
+              <w:t>climate_distance</w:t>
+            </w:r>
+          </w:p>
+        </w:tc>
+        <w:tc>
+          <w:tcPr>
+            <w:tcW w:type="dxa" w:w="4320"/>
+          </w:tcPr>
+          <w:p>
+            <w:r>
+              <w:t>4.3578</w:t>
+            </w:r>
+          </w:p>
+        </w:tc>
+      </w:tr>
+      <w:tr>
+        <w:tc>
+          <w:tcPr>
+            <w:tcW w:type="dxa" w:w="4320"/>
+          </w:tcPr>
+          <w:p>
+            <w:r>
+              <w:t>economic_distance</w:t>
+            </w:r>
+          </w:p>
+        </w:tc>
+        <w:tc>
+          <w:tcPr>
+            <w:tcW w:type="dxa" w:w="4320"/>
+          </w:tcPr>
+          <w:p>
+            <w:r>
+              <w:t>1559.9628</w:t>
+            </w:r>
+          </w:p>
+        </w:tc>
+      </w:tr>
+    </w:tbl>
+    <w:p>
+      <w:r>
+        <w:t>VIF values above 10 indicate potential multicollinearity issues.</w:t>
+      </w:r>
+    </w:p>
+    <w:p>
+      <w:r>
+        <w:rPr>
+          <w:rFonts w:ascii="Courier New" w:hAnsi="Courier New"/>
+        </w:rPr>
+        <w:t xml:space="preserve">                 Generalized Linear Model Regression Results                  </w:t>
+        <w:br/>
+        <w:t>==============================================================================</w:t>
+        <w:br/>
+        <w:t>Dep. Variable:             los_capped   No. Observations:               139278</w:t>
+        <w:br/>
+        <w:t>Model:                            GLM   Df Residuals:                   139217</w:t>
+        <w:br/>
+        <w:t>Model Family:        NegativeBinomial   Df Model:                           60</w:t>
+        <w:br/>
+        <w:t>Link Function:                    log   Scale:                          1.0000</w:t>
+        <w:br/>
+        <w:t>Method:                          IRLS   Log-Likelihood:            -4.1576e+05</w:t>
+        <w:br/>
+        <w:t>Date:                Mon, 30 Mar 2026   Deviance:                       35893.</w:t>
+        <w:br/>
+        <w:t>Time:                        20:39:36   Pearson chi2:                 2.65e+05</w:t>
+        <w:br/>
+        <w:t>No. Iterations:                   100   Pseudo R-squ. (CS):            0.02767</w:t>
+        <w:br/>
+        <w:t xml:space="preserve">Covariance Type:            nonrobust                                         </w:t>
+        <w:br/>
+        <w:t>=====================================================================================================</w:t>
+        <w:br/>
+        <w:t xml:space="preserve">                                        coef    std err          z      P&gt;|z|      [0.025      0.975]</w:t>
+        <w:br/>
+        <w:t>-----------------------------------------------------------------------------------------------------</w:t>
+        <w:br/>
+        <w:t>Intercept                             1.0456      0.042     24.645      0.000       0.962       1.129</w:t>
+        <w:br/>
+        <w:t>C(sex_enc)[T.Male]                    0.0095      0.006      1.640      0.101      -0.002       0.021</w:t>
+        <w:br/>
+        <w:t>C(purpose_simple)[T.Events]           0.1876      0.032      5.774      0.000       0.124       0.251</w:t>
+        <w:br/>
+        <w:t>C(purpose_simple)[T.Other]            0.4273      0.026     16.439      0.000       0.376       0.478</w:t>
+        <w:br/>
+        <w:t>C(purpose_simple)[T.Pleasure]         0.1324      0.022      6.011      0.000       0.089       0.176</w:t>
+        <w:br/>
+        <w:t>C(purpose_simple)[T.Wedding]          0.0079      0.026      0.308      0.758      -0.042       0.058</w:t>
+        <w:br/>
+        <w:t>C(accomd_type_enc)[T.Other]           0.1240      0.015      8.079      0.000       0.094       0.154</w:t>
+        <w:br/>
+        <w:t>C(accomd_type_enc)[T.Sharing]         0.2213      0.009     25.117      0.000       0.204       0.239</w:t>
+        <w:br/>
+        <w:t>C(season_enc)[T.Spring]               0.1001      0.009     11.746      0.000       0.083       0.117</w:t>
+        <w:br/>
+        <w:t>C(season_enc)[T.Summer]               0.0567      0.008      6.667      0.000       0.040       0.073</w:t>
+        <w:br/>
+        <w:t>C(season_enc)[T.Winter]               0.1403      0.009     16.010      0.000       0.123       0.157</w:t>
+        <w:br/>
+        <w:t>C(us_state_enc)[T.Alaska]            -0.2105      0.193     -1.092      0.275      -0.588       0.167</w:t>
+        <w:br/>
+        <w:t>C(us_state_enc)[T.Arizona]            0.0511      0.027      1.893      0.058      -0.002       0.104</w:t>
+        <w:br/>
+        <w:t>C(us_state_enc)[T.Arkansas]           0.1842      0.041      4.500      0.000       0.104       0.264</w:t>
+        <w:br/>
+        <w:t>C(us_state_enc)[T.California]        -0.1226      0.019     -6.479      0.000      -0.160      -0.086</w:t>
+        <w:br/>
+        <w:t>C(us_state_enc)[T.Colorado]           0.0329      0.032      1.033      0.302      -0.030       0.095</w:t>
+        <w:br/>
+        <w:t>C(us_state_enc)[T.Connecticut]        0.1352      0.025      5.315      0.000       0.085       0.185</w:t>
+        <w:br/>
+        <w:t>C(us_state_enc)[T.Delaware]           0.0240      0.039      0.609      0.543      -0.053       0.101</w:t>
+        <w:br/>
+        <w:t>C(us_state_enc)[T.Florida]            0.0610      0.016      3.768      0.000       0.029       0.093</w:t>
+        <w:br/>
+        <w:t>C(us_state_enc)[T.Georgia]           -0.0833      0.014     -5.998      0.000      -0.111      -0.056</w:t>
+        <w:br/>
+        <w:t>C(us_state_enc)[T.Hawaii]             0.3752      0.178      2.105      0.035       0.026       0.724</w:t>
+        <w:br/>
+        <w:t>C(us_state_enc)[T.Idaho]             -0.0378      0.065     -0.581      0.561      -0.165       0.090</w:t>
+        <w:br/>
+        <w:t>C(us_state_enc)[T.Illinois]          -0.1758      0.019     -9.175      0.000      -0.213      -0.138</w:t>
+        <w:br/>
+        <w:t>C(us_state_enc)[T.Indiana]           -0.0592      0.022     -2.712      0.007      -0.102      -0.016</w:t>
+        <w:br/>
+        <w:t>C(us_state_enc)[T.Iowa]               0.0648      0.039      1.666      0.096      -0.011       0.141</w:t>
+        <w:br/>
+        <w:t>C(us_state_enc)[T.Kansas]            -0.0531      0.032     -1.679      0.093      -0.115       0.009</w:t>
+        <w:br/>
+        <w:t>C(us_state_enc)[T.Kentucky]          -0.1328      0.027     -4.867      0.000      -0.186      -0.079</w:t>
+        <w:br/>
+        <w:t>C(us_state_enc)[T.Louisiana]         -0.0847      0.033     -2.528      0.011      -0.150      -0.019</w:t>
+        <w:br/>
+        <w:t>C(us_state_enc)[T.Maine]              0.0059      0.043      0.137      0.891      -0.078       0.089</w:t>
+        <w:br/>
+        <w:t>C(us_state_enc)[T.Maryland]           0.0620      0.018      3.449      0.001       0.027       0.097</w:t>
+        <w:br/>
+        <w:t>C(us_state_enc)[T.Massachusetts]     -0.0467      0.020     -2.367      0.018      -0.085      -0.008</w:t>
+        <w:br/>
+        <w:t>C(us_state_enc)[T.Michigan]          -0.1387      0.032     -4.402      0.000      -0.200      -0.077</w:t>
+        <w:br/>
+        <w:t>C(us_state_enc)[T.Minnesota]          0.0925      0.029      3.239      0.001       0.037       0.148</w:t>
+        <w:br/>
+        <w:t>C(us_state_enc)[T.Mississippi]        0.0038      0.031      0.124      0.902      -0.056       0.064</w:t>
+        <w:br/>
+        <w:t>C(us_state_enc)[T.Missouri]           0.0249      0.029      0.854      0.393      -0.032       0.082</w:t>
+        <w:br/>
+        <w:t>C(us_state_enc)[T.Montana]           -0.0212      0.068     -0.312      0.755      -0.155       0.112</w:t>
+        <w:br/>
+        <w:t>C(us_state_enc)[T.Nebraska]           0.2419      0.033      7.280      0.000       0.177       0.307</w:t>
+        <w:br/>
+        <w:t>C(us_state_enc)[T.Nevada]            -0.0708      0.044     -1.594      0.111      -0.158       0.016</w:t>
+        <w:br/>
+        <w:t>C(us_state_enc)[T.New_Hampshire]      0.1512      0.030      4.988      0.000       0.092       0.211</w:t>
+        <w:br/>
+        <w:t>C(us_state_enc)[T.New_Jersey]        -0.1075      0.014     -7.578      0.000      -0.135      -0.080</w:t>
+        <w:br/>
+        <w:t>C(us_state_enc)[T.New_Mexico]         0.0088      0.076      0.115      0.909      -0.141       0.158</w:t>
+        <w:br/>
+        <w:t>C(us_state_enc)[T.New_York]          -0.0410      0.011     -3.837      0.000      -0.062      -0.020</w:t>
+        <w:br/>
+        <w:t>C(us_state_enc)[T.North_Carolina]    -0.0395      0.015     -2.704      0.007      -0.068      -0.011</w:t>
+        <w:br/>
+        <w:t>C(us_state_enc)[T.North_Dakota]       0.0453      0.078      0.582      0.561      -0.107       0.198</w:t>
+        <w:br/>
+        <w:t>C(us_state_enc)[T.Ohio]              -0.0128      0.025     -0.503      0.615      -0.063       0.037</w:t>
+        <w:br/>
+        <w:t>C(us_state_enc)[T.Oklahoma]          -0.0353      0.039     -0.909      0.363      -0.112       0.041</w:t>
+        <w:br/>
+        <w:t>C(us_state_enc)[T.Oregon]             0.4482      0.045      9.894      0.000       0.359       0.537</w:t>
+        <w:br/>
+        <w:t>C(us_state_enc)[T.Pennsylvania]       0.0487      0.014      3.585      0.000       0.022       0.075</w:t>
+        <w:br/>
+        <w:t>C(us_state_enc)[T.Rhode_Island]       0.0421      0.046      0.920      0.358      -0.048       0.132</w:t>
+        <w:br/>
+        <w:t>C(us_state_enc)[T.South_Carolina]    -0.1357      0.028     -4.873      0.000      -0.190      -0.081</w:t>
+        <w:br/>
+        <w:t>C(us_state_enc)[T.South_Dakota]       0.6942      0.061     11.364      0.000       0.574       0.814</w:t>
+        <w:br/>
+        <w:t>C(us_state_enc)[T.Tennessee]         -0.0209      0.020     -1.066      0.286      -0.059       0.018</w:t>
+        <w:br/>
+        <w:t>C(us_state_enc)[T.Texas]             -0.0727      0.013     -5.477      0.000      -0.099      -0.047</w:t>
+        <w:br/>
+        <w:t>C(us_state_enc)[T.Utah]               0.0859      0.048      1.777      0.076      -0.009       0.181</w:t>
+        <w:br/>
+        <w:t>C(us_state_enc)[T.Vermont]            0.0603      0.062      0.975      0.330      -0.061       0.181</w:t>
+        <w:br/>
+        <w:t>C(us_state_enc)[T.Virginia]           0.0644      0.017      3.745      0.000       0.031       0.098</w:t>
+        <w:br/>
+        <w:t>C(us_state_enc)[T.Washington]        -0.0007      0.034     -0.022      0.983      -0.067       0.066</w:t>
+        <w:br/>
+        <w:t>C(us_state_enc)[T.West_Virginia]     -0.0707      0.062     -1.131      0.258      -0.193       0.052</w:t>
+        <w:br/>
+        <w:t>C(us_state_enc)[T.Wisconsin]          0.1381      0.029      4.833      0.000       0.082       0.194</w:t>
+        <w:br/>
+        <w:t>C(us_state_enc)[T.Wyoming]           -0.1252      0.077     -1.633      0.103      -0.275       0.025</w:t>
+        <w:br/>
+        <w:t>import_from_slu_log                   0.0008      0.002      0.446      0.655      -0.003       0.005</w:t>
+        <w:br/>
+        <w:t>age                                   0.0050      0.000     24.971      0.000       0.005       0.005</w:t>
+        <w:br/>
+        <w:t>state_unemployment                    0.1003      0.008     12.138      0.000       0.084       0.117</w:t>
+        <w:br/>
+        <w:t>immigrant_density                    -0.0016      0.000     -6.171      0.000      -0.002      -0.001</w:t>
+        <w:br/>
+        <w:t>climate_distance                      0.1638      0.052      3.180      0.001       0.063       0.265</w:t>
+        <w:br/>
+        <w:t>=====================================================================================================</w:t>
+      </w:r>
+    </w:p>
+    <w:p>
+      <w:r>
+        <w:br/>
+      </w:r>
+    </w:p>
+    <w:p>
+      <w:pPr>
+        <w:pStyle w:val="Heading2"/>
+      </w:pPr>
+      <w:r>
+        <w:t>Incident Rate Ratios (IRR) - Simpler Model</w:t>
+      </w:r>
+    </w:p>
+    <w:tbl>
+      <w:tblPr>
+        <w:tblStyle w:val="TableGrid"/>
+        <w:tblW w:type="auto" w:w="0"/>
+        <w:tblLook w:firstColumn="1" w:firstRow="1" w:lastColumn="0" w:lastRow="0" w:noHBand="0" w:noVBand="1" w:val="04A0"/>
+      </w:tblPr>
+      <w:tblGrid>
+        <w:gridCol w:w="1728"/>
+        <w:gridCol w:w="1728"/>
+        <w:gridCol w:w="1728"/>
+        <w:gridCol w:w="1728"/>
+        <w:gridCol w:w="1728"/>
+      </w:tblGrid>
+      <w:tr>
+        <w:tc>
+          <w:tcPr>
+            <w:tcW w:type="dxa" w:w="1728"/>
+          </w:tcPr>
+          <w:p>
+            <w:r>
+              <w:t>Variable</w:t>
+            </w:r>
+          </w:p>
+        </w:tc>
+        <w:tc>
+          <w:tcPr>
+            <w:tcW w:type="dxa" w:w="1728"/>
+          </w:tcPr>
+          <w:p>
+            <w:r>
+              <w:t>IRR</w:t>
+            </w:r>
+          </w:p>
+        </w:tc>
+        <w:tc>
+          <w:tcPr>
+            <w:tcW w:type="dxa" w:w="1728"/>
+          </w:tcPr>
+          <w:p>
+            <w:r>
+              <w:t>Lower CI</w:t>
+            </w:r>
+          </w:p>
+        </w:tc>
+        <w:tc>
+          <w:tcPr>
+            <w:tcW w:type="dxa" w:w="1728"/>
+          </w:tcPr>
+          <w:p>
+            <w:r>
+              <w:t>Upper CI</w:t>
+            </w:r>
+          </w:p>
+        </w:tc>
+        <w:tc>
+          <w:tcPr>
+            <w:tcW w:type="dxa" w:w="1728"/>
+          </w:tcPr>
+          <w:p>
+            <w:r>
+              <w:t>P-value</w:t>
+            </w:r>
+          </w:p>
+        </w:tc>
+      </w:tr>
+      <w:tr>
+        <w:tc>
+          <w:tcPr>
+            <w:tcW w:type="dxa" w:w="1728"/>
+          </w:tcPr>
+          <w:p>
+            <w:r>
+              <w:t>Intercept</w:t>
+            </w:r>
+          </w:p>
+        </w:tc>
+        <w:tc>
+          <w:tcPr>
+            <w:tcW w:type="dxa" w:w="1728"/>
+          </w:tcPr>
+          <w:p>
+            <w:r>
+              <w:t>2.8450</w:t>
+            </w:r>
+          </w:p>
+        </w:tc>
+        <w:tc>
+          <w:tcPr>
+            <w:tcW w:type="dxa" w:w="1728"/>
+          </w:tcPr>
+          <w:p>
+            <w:r>
+              <w:t>2.6180</w:t>
+            </w:r>
+          </w:p>
+        </w:tc>
+        <w:tc>
+          <w:tcPr>
+            <w:tcW w:type="dxa" w:w="1728"/>
+          </w:tcPr>
+          <w:p>
+            <w:r>
+              <w:t>3.0917</w:t>
+            </w:r>
+          </w:p>
+        </w:tc>
+        <w:tc>
+          <w:tcPr>
+            <w:tcW w:type="dxa" w:w="1728"/>
+          </w:tcPr>
+          <w:p>
+            <w:r>
+              <w:t>0.0000</w:t>
+            </w:r>
+          </w:p>
+        </w:tc>
+      </w:tr>
+      <w:tr>
+        <w:tc>
+          <w:tcPr>
+            <w:tcW w:type="dxa" w:w="1728"/>
+          </w:tcPr>
+          <w:p>
+            <w:r>
+              <w:t>C(sex_enc)[T.Male]</w:t>
+            </w:r>
+          </w:p>
+        </w:tc>
+        <w:tc>
+          <w:tcPr>
+            <w:tcW w:type="dxa" w:w="1728"/>
+          </w:tcPr>
+          <w:p>
+            <w:r>
+              <w:t>1.0095</w:t>
+            </w:r>
+          </w:p>
+        </w:tc>
+        <w:tc>
+          <w:tcPr>
+            <w:tcW w:type="dxa" w:w="1728"/>
+          </w:tcPr>
+          <w:p>
+            <w:r>
+              <w:t>0.9981</w:t>
+            </w:r>
+          </w:p>
+        </w:tc>
+        <w:tc>
+          <w:tcPr>
+            <w:tcW w:type="dxa" w:w="1728"/>
+          </w:tcPr>
+          <w:p>
+            <w:r>
+              <w:t>1.0211</w:t>
+            </w:r>
+          </w:p>
+        </w:tc>
+        <w:tc>
+          <w:tcPr>
+            <w:tcW w:type="dxa" w:w="1728"/>
+          </w:tcPr>
+          <w:p>
+            <w:r>
+              <w:t>0.1010</w:t>
+            </w:r>
+          </w:p>
+        </w:tc>
+      </w:tr>
+      <w:tr>
+        <w:tc>
+          <w:tcPr>
+            <w:tcW w:type="dxa" w:w="1728"/>
+          </w:tcPr>
+          <w:p>
+            <w:r>
+              <w:t>C(purpose_simple)[T.Events]</w:t>
+            </w:r>
+          </w:p>
+        </w:tc>
+        <w:tc>
+          <w:tcPr>
+            <w:tcW w:type="dxa" w:w="1728"/>
+          </w:tcPr>
+          <w:p>
+            <w:r>
+              <w:t>1.2064</w:t>
+            </w:r>
+          </w:p>
+        </w:tc>
+        <w:tc>
+          <w:tcPr>
+            <w:tcW w:type="dxa" w:w="1728"/>
+          </w:tcPr>
+          <w:p>
+            <w:r>
+              <w:t>1.1319</w:t>
+            </w:r>
+          </w:p>
+        </w:tc>
+        <w:tc>
+          <w:tcPr>
+            <w:tcW w:type="dxa" w:w="1728"/>
+          </w:tcPr>
+          <w:p>
+            <w:r>
+              <w:t>1.2857</w:t>
+            </w:r>
+          </w:p>
+        </w:tc>
+        <w:tc>
+          <w:tcPr>
+            <w:tcW w:type="dxa" w:w="1728"/>
+          </w:tcPr>
+          <w:p>
+            <w:r>
+              <w:t>0.0000</w:t>
+            </w:r>
+          </w:p>
+        </w:tc>
+      </w:tr>
+      <w:tr>
+        <w:tc>
+          <w:tcPr>
+            <w:tcW w:type="dxa" w:w="1728"/>
+          </w:tcPr>
+          <w:p>
+            <w:r>
+              <w:t>C(purpose_simple)[T.Other]</w:t>
+            </w:r>
+          </w:p>
+        </w:tc>
+        <w:tc>
+          <w:tcPr>
+            <w:tcW w:type="dxa" w:w="1728"/>
+          </w:tcPr>
+          <w:p>
+            <w:r>
+              <w:t>1.5331</w:t>
+            </w:r>
+          </w:p>
+        </w:tc>
+        <w:tc>
+          <w:tcPr>
+            <w:tcW w:type="dxa" w:w="1728"/>
+          </w:tcPr>
+          <w:p>
+            <w:r>
+              <w:t>1.4570</w:t>
+            </w:r>
+          </w:p>
+        </w:tc>
+        <w:tc>
+          <w:tcPr>
+            <w:tcW w:type="dxa" w:w="1728"/>
+          </w:tcPr>
+          <w:p>
+            <w:r>
+              <w:t>1.6133</w:t>
+            </w:r>
+          </w:p>
+        </w:tc>
+        <w:tc>
+          <w:tcPr>
+            <w:tcW w:type="dxa" w:w="1728"/>
+          </w:tcPr>
+          <w:p>
+            <w:r>
+              <w:t>0.0000</w:t>
+            </w:r>
+          </w:p>
+        </w:tc>
+      </w:tr>
+      <w:tr>
+        <w:tc>
+          <w:tcPr>
+            <w:tcW w:type="dxa" w:w="1728"/>
+          </w:tcPr>
+          <w:p>
+            <w:r>
+              <w:t>C(purpose_simple)[T.Pleasure]</w:t>
+            </w:r>
+          </w:p>
+        </w:tc>
+        <w:tc>
+          <w:tcPr>
+            <w:tcW w:type="dxa" w:w="1728"/>
+          </w:tcPr>
+          <w:p>
+            <w:r>
+              <w:t>1.1416</w:t>
+            </w:r>
+          </w:p>
+        </w:tc>
+        <w:tc>
+          <w:tcPr>
+            <w:tcW w:type="dxa" w:w="1728"/>
+          </w:tcPr>
+          <w:p>
+            <w:r>
+              <w:t>1.0934</w:t>
+            </w:r>
+          </w:p>
+        </w:tc>
+        <w:tc>
+          <w:tcPr>
+            <w:tcW w:type="dxa" w:w="1728"/>
+          </w:tcPr>
+          <w:p>
+            <w:r>
+              <w:t>1.1920</w:t>
+            </w:r>
+          </w:p>
+        </w:tc>
+        <w:tc>
+          <w:tcPr>
+            <w:tcW w:type="dxa" w:w="1728"/>
+          </w:tcPr>
+          <w:p>
+            <w:r>
+              <w:t>0.0000</w:t>
+            </w:r>
+          </w:p>
+        </w:tc>
+      </w:tr>
+      <w:tr>
+        <w:tc>
+          <w:tcPr>
+            <w:tcW w:type="dxa" w:w="1728"/>
+          </w:tcPr>
+          <w:p>
+            <w:r>
+              <w:t>C(purpose_simple)[T.Wedding]</w:t>
+            </w:r>
+          </w:p>
+        </w:tc>
+        <w:tc>
+          <w:tcPr>
+            <w:tcW w:type="dxa" w:w="1728"/>
+          </w:tcPr>
+          <w:p>
+            <w:r>
+              <w:t>1.0079</w:t>
+            </w:r>
+          </w:p>
+        </w:tc>
+        <w:tc>
+          <w:tcPr>
+            <w:tcW w:type="dxa" w:w="1728"/>
+          </w:tcPr>
+          <w:p>
+            <w:r>
+              <w:t>0.9586</w:t>
+            </w:r>
+          </w:p>
+        </w:tc>
+        <w:tc>
+          <w:tcPr>
+            <w:tcW w:type="dxa" w:w="1728"/>
+          </w:tcPr>
+          <w:p>
+            <w:r>
+              <w:t>1.0598</w:t>
+            </w:r>
+          </w:p>
+        </w:tc>
+        <w:tc>
+          <w:tcPr>
+            <w:tcW w:type="dxa" w:w="1728"/>
+          </w:tcPr>
+          <w:p>
+            <w:r>
+              <w:t>0.7582</w:t>
+            </w:r>
+          </w:p>
+        </w:tc>
+      </w:tr>
+      <w:tr>
+        <w:tc>
+          <w:tcPr>
+            <w:tcW w:type="dxa" w:w="1728"/>
+          </w:tcPr>
+          <w:p>
+            <w:r>
+              <w:t>C(accomd_type_enc)[T.Other]</w:t>
+            </w:r>
+          </w:p>
+        </w:tc>
+        <w:tc>
+          <w:tcPr>
+            <w:tcW w:type="dxa" w:w="1728"/>
+          </w:tcPr>
+          <w:p>
+            <w:r>
+              <w:t>1.1320</w:t>
+            </w:r>
+          </w:p>
+        </w:tc>
+        <w:tc>
+          <w:tcPr>
+            <w:tcW w:type="dxa" w:w="1728"/>
+          </w:tcPr>
+          <w:p>
+            <w:r>
+              <w:t>1.0984</w:t>
+            </w:r>
+          </w:p>
+        </w:tc>
+        <w:tc>
+          <w:tcPr>
+            <w:tcW w:type="dxa" w:w="1728"/>
+          </w:tcPr>
+          <w:p>
+            <w:r>
+              <w:t>1.1665</w:t>
+            </w:r>
+          </w:p>
+        </w:tc>
+        <w:tc>
+          <w:tcPr>
+            <w:tcW w:type="dxa" w:w="1728"/>
+          </w:tcPr>
+          <w:p>
+            <w:r>
+              <w:t>0.0000</w:t>
+            </w:r>
+          </w:p>
+        </w:tc>
+      </w:tr>
+      <w:tr>
+        <w:tc>
+          <w:tcPr>
+            <w:tcW w:type="dxa" w:w="1728"/>
+          </w:tcPr>
+          <w:p>
+            <w:r>
+              <w:t>C(accomd_type_enc)[T.Sharing]</w:t>
+            </w:r>
+          </w:p>
+        </w:tc>
+        <w:tc>
+          <w:tcPr>
+            <w:tcW w:type="dxa" w:w="1728"/>
+          </w:tcPr>
+          <w:p>
+            <w:r>
+              <w:t>1.2477</w:t>
+            </w:r>
+          </w:p>
+        </w:tc>
+        <w:tc>
+          <w:tcPr>
+            <w:tcW w:type="dxa" w:w="1728"/>
+          </w:tcPr>
+          <w:p>
+            <w:r>
+              <w:t>1.2263</w:t>
+            </w:r>
+          </w:p>
+        </w:tc>
+        <w:tc>
+          <w:tcPr>
+            <w:tcW w:type="dxa" w:w="1728"/>
+          </w:tcPr>
+          <w:p>
+            <w:r>
+              <w:t>1.2694</w:t>
+            </w:r>
+          </w:p>
+        </w:tc>
+        <w:tc>
+          <w:tcPr>
+            <w:tcW w:type="dxa" w:w="1728"/>
+          </w:tcPr>
+          <w:p>
+            <w:r>
+              <w:t>0.0000</w:t>
+            </w:r>
+          </w:p>
+        </w:tc>
+      </w:tr>
+      <w:tr>
+        <w:tc>
+          <w:tcPr>
+            <w:tcW w:type="dxa" w:w="1728"/>
+          </w:tcPr>
+          <w:p>
+            <w:r>
+              <w:t>C(season_enc)[T.Spring]</w:t>
+            </w:r>
+          </w:p>
+        </w:tc>
+        <w:tc>
+          <w:tcPr>
+            <w:tcW w:type="dxa" w:w="1728"/>
+          </w:tcPr>
+          <w:p>
+            <w:r>
+              <w:t>1.1053</w:t>
+            </w:r>
+          </w:p>
+        </w:tc>
+        <w:tc>
+          <w:tcPr>
+            <w:tcW w:type="dxa" w:w="1728"/>
+          </w:tcPr>
+          <w:p>
+            <w:r>
+              <w:t>1.0870</w:t>
+            </w:r>
+          </w:p>
+        </w:tc>
+        <w:tc>
+          <w:tcPr>
+            <w:tcW w:type="dxa" w:w="1728"/>
+          </w:tcPr>
+          <w:p>
+            <w:r>
+              <w:t>1.1239</w:t>
+            </w:r>
+          </w:p>
+        </w:tc>
+        <w:tc>
+          <w:tcPr>
+            <w:tcW w:type="dxa" w:w="1728"/>
+          </w:tcPr>
+          <w:p>
+            <w:r>
+              <w:t>0.0000</w:t>
+            </w:r>
+          </w:p>
+        </w:tc>
+      </w:tr>
+      <w:tr>
+        <w:tc>
+          <w:tcPr>
+            <w:tcW w:type="dxa" w:w="1728"/>
+          </w:tcPr>
+          <w:p>
+            <w:r>
+              <w:t>C(season_enc)[T.Summer]</w:t>
+            </w:r>
+          </w:p>
+        </w:tc>
+        <w:tc>
+          <w:tcPr>
+            <w:tcW w:type="dxa" w:w="1728"/>
+          </w:tcPr>
+          <w:p>
+            <w:r>
+              <w:t>1.0583</w:t>
+            </w:r>
+          </w:p>
+        </w:tc>
+        <w:tc>
+          <w:tcPr>
+            <w:tcW w:type="dxa" w:w="1728"/>
+          </w:tcPr>
+          <w:p>
+            <w:r>
+              <w:t>1.0408</w:t>
+            </w:r>
+          </w:p>
+        </w:tc>
+        <w:tc>
+          <w:tcPr>
+            <w:tcW w:type="dxa" w:w="1728"/>
+          </w:tcPr>
+          <w:p>
+            <w:r>
+              <w:t>1.0761</w:t>
+            </w:r>
+          </w:p>
+        </w:tc>
+        <w:tc>
+          <w:tcPr>
+            <w:tcW w:type="dxa" w:w="1728"/>
+          </w:tcPr>
+          <w:p>
+            <w:r>
+              <w:t>0.0000</w:t>
+            </w:r>
+          </w:p>
+        </w:tc>
+      </w:tr>
+      <w:tr>
+        <w:tc>
+          <w:tcPr>
+            <w:tcW w:type="dxa" w:w="1728"/>
+          </w:tcPr>
+          <w:p>
+            <w:r>
+              <w:t>C(season_enc)[T.Winter]</w:t>
+            </w:r>
+          </w:p>
+        </w:tc>
+        <w:tc>
+          <w:tcPr>
+            <w:tcW w:type="dxa" w:w="1728"/>
+          </w:tcPr>
+          <w:p>
+            <w:r>
+              <w:t>1.1506</w:t>
+            </w:r>
+          </w:p>
+        </w:tc>
+        <w:tc>
+          <w:tcPr>
+            <w:tcW w:type="dxa" w:w="1728"/>
+          </w:tcPr>
+          <w:p>
+            <w:r>
+              <w:t>1.1310</w:t>
+            </w:r>
+          </w:p>
+        </w:tc>
+        <w:tc>
+          <w:tcPr>
+            <w:tcW w:type="dxa" w:w="1728"/>
+          </w:tcPr>
+          <w:p>
+            <w:r>
+              <w:t>1.1706</w:t>
+            </w:r>
+          </w:p>
+        </w:tc>
+        <w:tc>
+          <w:tcPr>
+            <w:tcW w:type="dxa" w:w="1728"/>
+          </w:tcPr>
+          <w:p>
+            <w:r>
+              <w:t>0.0000</w:t>
+            </w:r>
+          </w:p>
+        </w:tc>
+      </w:tr>
+      <w:tr>
+        <w:tc>
+          <w:tcPr>
+            <w:tcW w:type="dxa" w:w="1728"/>
+          </w:tcPr>
+          <w:p>
+            <w:r>
+              <w:t>C(us_state_enc)[T.Alaska]</w:t>
+            </w:r>
+          </w:p>
+        </w:tc>
+        <w:tc>
+          <w:tcPr>
+            <w:tcW w:type="dxa" w:w="1728"/>
+          </w:tcPr>
+          <w:p>
+            <w:r>
+              <w:t>0.8102</w:t>
+            </w:r>
+          </w:p>
+        </w:tc>
+        <w:tc>
+          <w:tcPr>
+            <w:tcW w:type="dxa" w:w="1728"/>
+          </w:tcPr>
+          <w:p>
+            <w:r>
+              <w:t>0.5553</w:t>
+            </w:r>
+          </w:p>
+        </w:tc>
+        <w:tc>
+          <w:tcPr>
+            <w:tcW w:type="dxa" w:w="1728"/>
+          </w:tcPr>
+          <w:p>
+            <w:r>
+              <w:t>1.1820</w:t>
+            </w:r>
+          </w:p>
+        </w:tc>
+        <w:tc>
+          <w:tcPr>
+            <w:tcW w:type="dxa" w:w="1728"/>
+          </w:tcPr>
+          <w:p>
+            <w:r>
+              <w:t>0.2747</w:t>
+            </w:r>
+          </w:p>
+        </w:tc>
+      </w:tr>
+      <w:tr>
+        <w:tc>
+          <w:tcPr>
+            <w:tcW w:type="dxa" w:w="1728"/>
+          </w:tcPr>
+          <w:p>
+            <w:r>
+              <w:t>C(us_state_enc)[T.Arizona]</w:t>
+            </w:r>
+          </w:p>
+        </w:tc>
+        <w:tc>
+          <w:tcPr>
+            <w:tcW w:type="dxa" w:w="1728"/>
+          </w:tcPr>
+          <w:p>
+            <w:r>
+              <w:t>1.0524</w:t>
+            </w:r>
+          </w:p>
+        </w:tc>
+        <w:tc>
+          <w:tcPr>
+            <w:tcW w:type="dxa" w:w="1728"/>
+          </w:tcPr>
+          <w:p>
+            <w:r>
+              <w:t>0.9982</w:t>
+            </w:r>
+          </w:p>
+        </w:tc>
+        <w:tc>
+          <w:tcPr>
+            <w:tcW w:type="dxa" w:w="1728"/>
+          </w:tcPr>
+          <w:p>
+            <w:r>
+              <w:t>1.1095</w:t>
+            </w:r>
+          </w:p>
+        </w:tc>
+        <w:tc>
+          <w:tcPr>
+            <w:tcW w:type="dxa" w:w="1728"/>
+          </w:tcPr>
+          <w:p>
+            <w:r>
+              <w:t>0.0583</w:t>
+            </w:r>
+          </w:p>
+        </w:tc>
+      </w:tr>
+      <w:tr>
+        <w:tc>
+          <w:tcPr>
+            <w:tcW w:type="dxa" w:w="1728"/>
+          </w:tcPr>
+          <w:p>
+            <w:r>
+              <w:t>C(us_state_enc)[T.Arkansas]</w:t>
+            </w:r>
+          </w:p>
+        </w:tc>
+        <w:tc>
+          <w:tcPr>
+            <w:tcW w:type="dxa" w:w="1728"/>
+          </w:tcPr>
+          <w:p>
+            <w:r>
+              <w:t>1.2023</w:t>
+            </w:r>
+          </w:p>
+        </w:tc>
+        <w:tc>
+          <w:tcPr>
+            <w:tcW w:type="dxa" w:w="1728"/>
+          </w:tcPr>
+          <w:p>
+            <w:r>
+              <w:t>1.1096</w:t>
+            </w:r>
+          </w:p>
+        </w:tc>
+        <w:tc>
+          <w:tcPr>
+            <w:tcW w:type="dxa" w:w="1728"/>
+          </w:tcPr>
+          <w:p>
+            <w:r>
+              <w:t>1.3027</w:t>
+            </w:r>
+          </w:p>
+        </w:tc>
+        <w:tc>
+          <w:tcPr>
+            <w:tcW w:type="dxa" w:w="1728"/>
+          </w:tcPr>
+          <w:p>
+            <w:r>
+              <w:t>0.0000</w:t>
+            </w:r>
+          </w:p>
+        </w:tc>
+      </w:tr>
+      <w:tr>
+        <w:tc>
+          <w:tcPr>
+            <w:tcW w:type="dxa" w:w="1728"/>
+          </w:tcPr>
+          <w:p>
+            <w:r>
+              <w:t>C(us_state_enc)[T.California]</w:t>
+            </w:r>
+          </w:p>
+        </w:tc>
+        <w:tc>
+          <w:tcPr>
+            <w:tcW w:type="dxa" w:w="1728"/>
+          </w:tcPr>
+          <w:p>
+            <w:r>
+              <w:t>0.8846</w:t>
+            </w:r>
+          </w:p>
+        </w:tc>
+        <w:tc>
+          <w:tcPr>
+            <w:tcW w:type="dxa" w:w="1728"/>
+          </w:tcPr>
+          <w:p>
+            <w:r>
+              <w:t>0.8524</w:t>
+            </w:r>
+          </w:p>
+        </w:tc>
+        <w:tc>
+          <w:tcPr>
+            <w:tcW w:type="dxa" w:w="1728"/>
+          </w:tcPr>
+          <w:p>
+            <w:r>
+              <w:t>0.9180</w:t>
+            </w:r>
+          </w:p>
+        </w:tc>
+        <w:tc>
+          <w:tcPr>
+            <w:tcW w:type="dxa" w:w="1728"/>
+          </w:tcPr>
+          <w:p>
+            <w:r>
+              <w:t>0.0000</w:t>
+            </w:r>
+          </w:p>
+        </w:tc>
+      </w:tr>
+      <w:tr>
+        <w:tc>
+          <w:tcPr>
+            <w:tcW w:type="dxa" w:w="1728"/>
+          </w:tcPr>
+          <w:p>
+            <w:r>
+              <w:t>C(us_state_enc)[T.Colorado]</w:t>
+            </w:r>
+          </w:p>
+        </w:tc>
+        <w:tc>
+          <w:tcPr>
+            <w:tcW w:type="dxa" w:w="1728"/>
+          </w:tcPr>
+          <w:p>
+            <w:r>
+              <w:t>1.0334</w:t>
+            </w:r>
+          </w:p>
+        </w:tc>
+        <w:tc>
+          <w:tcPr>
+            <w:tcW w:type="dxa" w:w="1728"/>
+          </w:tcPr>
+          <w:p>
+            <w:r>
+              <w:t>0.9709</w:t>
+            </w:r>
+          </w:p>
+        </w:tc>
+        <w:tc>
+          <w:tcPr>
+            <w:tcW w:type="dxa" w:w="1728"/>
+          </w:tcPr>
+          <w:p>
+            <w:r>
+              <w:t>1.0999</w:t>
+            </w:r>
+          </w:p>
+        </w:tc>
+        <w:tc>
+          <w:tcPr>
+            <w:tcW w:type="dxa" w:w="1728"/>
+          </w:tcPr>
+          <w:p>
+            <w:r>
+              <w:t>0.3018</w:t>
+            </w:r>
+          </w:p>
+        </w:tc>
+      </w:tr>
+      <w:tr>
+        <w:tc>
+          <w:tcPr>
+            <w:tcW w:type="dxa" w:w="1728"/>
+          </w:tcPr>
+          <w:p>
+            <w:r>
+              <w:t>C(us_state_enc)[T.Connecticut]</w:t>
+            </w:r>
+          </w:p>
+        </w:tc>
+        <w:tc>
+          <w:tcPr>
+            <w:tcW w:type="dxa" w:w="1728"/>
+          </w:tcPr>
+          <w:p>
+            <w:r>
+              <w:t>1.1448</w:t>
+            </w:r>
+          </w:p>
+        </w:tc>
+        <w:tc>
+          <w:tcPr>
+            <w:tcW w:type="dxa" w:w="1728"/>
+          </w:tcPr>
+          <w:p>
+            <w:r>
+              <w:t>1.0891</w:t>
+            </w:r>
+          </w:p>
+        </w:tc>
+        <w:tc>
+          <w:tcPr>
+            <w:tcW w:type="dxa" w:w="1728"/>
+          </w:tcPr>
+          <w:p>
+            <w:r>
+              <w:t>1.2033</w:t>
+            </w:r>
+          </w:p>
+        </w:tc>
+        <w:tc>
+          <w:tcPr>
+            <w:tcW w:type="dxa" w:w="1728"/>
+          </w:tcPr>
+          <w:p>
+            <w:r>
+              <w:t>0.0000</w:t>
+            </w:r>
+          </w:p>
+        </w:tc>
+      </w:tr>
+      <w:tr>
+        <w:tc>
+          <w:tcPr>
+            <w:tcW w:type="dxa" w:w="1728"/>
+          </w:tcPr>
+          <w:p>
+            <w:r>
+              <w:t>C(us_state_enc)[T.Delaware]</w:t>
+            </w:r>
+          </w:p>
+        </w:tc>
+        <w:tc>
+          <w:tcPr>
+            <w:tcW w:type="dxa" w:w="1728"/>
+          </w:tcPr>
+          <w:p>
+            <w:r>
+              <w:t>1.0242</w:t>
+            </w:r>
+          </w:p>
+        </w:tc>
+        <w:tc>
+          <w:tcPr>
+            <w:tcW w:type="dxa" w:w="1728"/>
+          </w:tcPr>
+          <w:p>
+            <w:r>
+              <w:t>0.9482</w:t>
+            </w:r>
+          </w:p>
+        </w:tc>
+        <w:tc>
+          <w:tcPr>
+            <w:tcW w:type="dxa" w:w="1728"/>
+          </w:tcPr>
+          <w:p>
+            <w:r>
+              <w:t>1.1064</w:t>
+            </w:r>
+          </w:p>
+        </w:tc>
+        <w:tc>
+          <w:tcPr>
+            <w:tcW w:type="dxa" w:w="1728"/>
+          </w:tcPr>
+          <w:p>
+            <w:r>
+              <w:t>0.5428</w:t>
+            </w:r>
+          </w:p>
+        </w:tc>
+      </w:tr>
+      <w:tr>
+        <w:tc>
+          <w:tcPr>
+            <w:tcW w:type="dxa" w:w="1728"/>
+          </w:tcPr>
+          <w:p>
+            <w:r>
+              <w:t>C(us_state_enc)[T.Florida]</w:t>
+            </w:r>
+          </w:p>
+        </w:tc>
+        <w:tc>
+          <w:tcPr>
+            <w:tcW w:type="dxa" w:w="1728"/>
+          </w:tcPr>
+          <w:p>
+            <w:r>
+              <w:t>1.0629</w:t>
+            </w:r>
+          </w:p>
+        </w:tc>
+        <w:tc>
+          <w:tcPr>
+            <w:tcW w:type="dxa" w:w="1728"/>
+          </w:tcPr>
+          <w:p>
+            <w:r>
+              <w:t>1.0297</w:t>
+            </w:r>
+          </w:p>
+        </w:tc>
+        <w:tc>
+          <w:tcPr>
+            <w:tcW w:type="dxa" w:w="1728"/>
+          </w:tcPr>
+          <w:p>
+            <w:r>
+              <w:t>1.0972</w:t>
+            </w:r>
+          </w:p>
+        </w:tc>
+        <w:tc>
+          <w:tcPr>
+            <w:tcW w:type="dxa" w:w="1728"/>
+          </w:tcPr>
+          <w:p>
+            <w:r>
+              <w:t>0.0002</w:t>
+            </w:r>
+          </w:p>
+        </w:tc>
+      </w:tr>
+      <w:tr>
+        <w:tc>
+          <w:tcPr>
+            <w:tcW w:type="dxa" w:w="1728"/>
+          </w:tcPr>
+          <w:p>
+            <w:r>
+              <w:t>C(us_state_enc)[T.Georgia]</w:t>
+            </w:r>
+          </w:p>
+        </w:tc>
+        <w:tc>
+          <w:tcPr>
+            <w:tcW w:type="dxa" w:w="1728"/>
+          </w:tcPr>
+          <w:p>
+            <w:r>
+              <w:t>0.9201</w:t>
+            </w:r>
+          </w:p>
+        </w:tc>
+        <w:tc>
+          <w:tcPr>
+            <w:tcW w:type="dxa" w:w="1728"/>
+          </w:tcPr>
+          <w:p>
+            <w:r>
+              <w:t>0.8953</w:t>
+            </w:r>
+          </w:p>
+        </w:tc>
+        <w:tc>
+          <w:tcPr>
+            <w:tcW w:type="dxa" w:w="1728"/>
+          </w:tcPr>
+          <w:p>
+            <w:r>
+              <w:t>0.9454</w:t>
+            </w:r>
+          </w:p>
+        </w:tc>
+        <w:tc>
+          <w:tcPr>
+            <w:tcW w:type="dxa" w:w="1728"/>
+          </w:tcPr>
+          <w:p>
+            <w:r>
+              <w:t>0.0000</w:t>
+            </w:r>
+          </w:p>
+        </w:tc>
+      </w:tr>
+      <w:tr>
+        <w:tc>
+          <w:tcPr>
+            <w:tcW w:type="dxa" w:w="1728"/>
+          </w:tcPr>
+          <w:p>
+            <w:r>
+              <w:t>C(us_state_enc)[T.Hawaii]</w:t>
+            </w:r>
+          </w:p>
+        </w:tc>
+        <w:tc>
+          <w:tcPr>
+            <w:tcW w:type="dxa" w:w="1728"/>
+          </w:tcPr>
+          <w:p>
+            <w:r>
+              <w:t>1.4553</w:t>
+            </w:r>
+          </w:p>
+        </w:tc>
+        <w:tc>
+          <w:tcPr>
+            <w:tcW w:type="dxa" w:w="1728"/>
+          </w:tcPr>
+          <w:p>
+            <w:r>
+              <w:t>1.0262</w:t>
+            </w:r>
+          </w:p>
+        </w:tc>
+        <w:tc>
+          <w:tcPr>
+            <w:tcW w:type="dxa" w:w="1728"/>
+          </w:tcPr>
+          <w:p>
+            <w:r>
+              <w:t>2.0637</w:t>
+            </w:r>
+          </w:p>
+        </w:tc>
+        <w:tc>
+          <w:tcPr>
+            <w:tcW w:type="dxa" w:w="1728"/>
+          </w:tcPr>
+          <w:p>
+            <w:r>
+              <w:t>0.0353</w:t>
+            </w:r>
+          </w:p>
+        </w:tc>
+      </w:tr>
+      <w:tr>
+        <w:tc>
+          <w:tcPr>
+            <w:tcW w:type="dxa" w:w="1728"/>
+          </w:tcPr>
+          <w:p>
+            <w:r>
+              <w:t>C(us_state_enc)[T.Idaho]</w:t>
+            </w:r>
+          </w:p>
+        </w:tc>
+        <w:tc>
+          <w:tcPr>
+            <w:tcW w:type="dxa" w:w="1728"/>
+          </w:tcPr>
+          <w:p>
+            <w:r>
+              <w:t>0.9629</w:t>
+            </w:r>
+          </w:p>
+        </w:tc>
+        <w:tc>
+          <w:tcPr>
+            <w:tcW w:type="dxa" w:w="1728"/>
+          </w:tcPr>
+          <w:p>
+            <w:r>
+              <w:t>0.8477</w:t>
+            </w:r>
+          </w:p>
+        </w:tc>
+        <w:tc>
+          <w:tcPr>
+            <w:tcW w:type="dxa" w:w="1728"/>
+          </w:tcPr>
+          <w:p>
+            <w:r>
+              <w:t>1.0938</w:t>
+            </w:r>
+          </w:p>
+        </w:tc>
+        <w:tc>
+          <w:tcPr>
+            <w:tcW w:type="dxa" w:w="1728"/>
+          </w:tcPr>
+          <w:p>
+            <w:r>
+              <w:t>0.5610</w:t>
+            </w:r>
+          </w:p>
+        </w:tc>
+      </w:tr>
+      <w:tr>
+        <w:tc>
+          <w:tcPr>
+            <w:tcW w:type="dxa" w:w="1728"/>
+          </w:tcPr>
+          <w:p>
+            <w:r>
+              <w:t>C(us_state_enc)[T.Illinois]</w:t>
+            </w:r>
+          </w:p>
+        </w:tc>
+        <w:tc>
+          <w:tcPr>
+            <w:tcW w:type="dxa" w:w="1728"/>
+          </w:tcPr>
+          <w:p>
+            <w:r>
+              <w:t>0.8388</w:t>
+            </w:r>
+          </w:p>
+        </w:tc>
+        <w:tc>
+          <w:tcPr>
+            <w:tcW w:type="dxa" w:w="1728"/>
+          </w:tcPr>
+          <w:p>
+            <w:r>
+              <w:t>0.8078</w:t>
+            </w:r>
+          </w:p>
+        </w:tc>
+        <w:tc>
+          <w:tcPr>
+            <w:tcW w:type="dxa" w:w="1728"/>
+          </w:tcPr>
+          <w:p>
+            <w:r>
+              <w:t>0.8709</w:t>
+            </w:r>
+          </w:p>
+        </w:tc>
+        <w:tc>
+          <w:tcPr>
+            <w:tcW w:type="dxa" w:w="1728"/>
+          </w:tcPr>
+          <w:p>
+            <w:r>
+              <w:t>0.0000</w:t>
+            </w:r>
+          </w:p>
+        </w:tc>
+      </w:tr>
+      <w:tr>
+        <w:tc>
+          <w:tcPr>
+            <w:tcW w:type="dxa" w:w="1728"/>
+          </w:tcPr>
+          <w:p>
+            <w:r>
+              <w:t>C(us_state_enc)[T.Indiana]</w:t>
+            </w:r>
+          </w:p>
+        </w:tc>
+        <w:tc>
+          <w:tcPr>
+            <w:tcW w:type="dxa" w:w="1728"/>
+          </w:tcPr>
+          <w:p>
+            <w:r>
+              <w:t>0.9425</w:t>
+            </w:r>
+          </w:p>
+        </w:tc>
+        <w:tc>
+          <w:tcPr>
+            <w:tcW w:type="dxa" w:w="1728"/>
+          </w:tcPr>
+          <w:p>
+            <w:r>
+              <w:t>0.9030</w:t>
+            </w:r>
+          </w:p>
+        </w:tc>
+        <w:tc>
+          <w:tcPr>
+            <w:tcW w:type="dxa" w:w="1728"/>
+          </w:tcPr>
+          <w:p>
+            <w:r>
+              <w:t>0.9837</w:t>
+            </w:r>
+          </w:p>
+        </w:tc>
+        <w:tc>
+          <w:tcPr>
+            <w:tcW w:type="dxa" w:w="1728"/>
+          </w:tcPr>
+          <w:p>
+            <w:r>
+              <w:t>0.0067</w:t>
+            </w:r>
+          </w:p>
+        </w:tc>
+      </w:tr>
+      <w:tr>
+        <w:tc>
+          <w:tcPr>
+            <w:tcW w:type="dxa" w:w="1728"/>
+          </w:tcPr>
+          <w:p>
+            <w:r>
+              <w:t>C(us_state_enc)[T.Iowa]</w:t>
+            </w:r>
+          </w:p>
+        </w:tc>
+        <w:tc>
+          <w:tcPr>
+            <w:tcW w:type="dxa" w:w="1728"/>
+          </w:tcPr>
+          <w:p>
+            <w:r>
+              <w:t>1.0669</w:t>
+            </w:r>
+          </w:p>
+        </w:tc>
+        <w:tc>
+          <w:tcPr>
+            <w:tcW w:type="dxa" w:w="1728"/>
+          </w:tcPr>
+          <w:p>
+            <w:r>
+              <w:t>0.9886</w:t>
+            </w:r>
+          </w:p>
+        </w:tc>
+        <w:tc>
+          <w:tcPr>
+            <w:tcW w:type="dxa" w:w="1728"/>
+          </w:tcPr>
+          <w:p>
+            <w:r>
+              <w:t>1.1515</w:t>
+            </w:r>
+          </w:p>
+        </w:tc>
+        <w:tc>
+          <w:tcPr>
+            <w:tcW w:type="dxa" w:w="1728"/>
+          </w:tcPr>
+          <w:p>
+            <w:r>
+              <w:t>0.0958</w:t>
+            </w:r>
+          </w:p>
+        </w:tc>
+      </w:tr>
+      <w:tr>
+        <w:tc>
+          <w:tcPr>
+            <w:tcW w:type="dxa" w:w="1728"/>
+          </w:tcPr>
+          <w:p>
+            <w:r>
+              <w:t>C(us_state_enc)[T.Kansas]</w:t>
+            </w:r>
+          </w:p>
+        </w:tc>
+        <w:tc>
+          <w:tcPr>
+            <w:tcW w:type="dxa" w:w="1728"/>
+          </w:tcPr>
+          <w:p>
+            <w:r>
+              <w:t>0.9482</w:t>
+            </w:r>
+          </w:p>
+        </w:tc>
+        <w:tc>
+          <w:tcPr>
+            <w:tcW w:type="dxa" w:w="1728"/>
+          </w:tcPr>
+          <w:p>
+            <w:r>
+              <w:t>0.8912</w:t>
+            </w:r>
+          </w:p>
+        </w:tc>
+        <w:tc>
+          <w:tcPr>
+            <w:tcW w:type="dxa" w:w="1728"/>
+          </w:tcPr>
+          <w:p>
+            <w:r>
+              <w:t>1.0089</w:t>
+            </w:r>
+          </w:p>
+        </w:tc>
+        <w:tc>
+          <w:tcPr>
+            <w:tcW w:type="dxa" w:w="1728"/>
+          </w:tcPr>
+          <w:p>
+            <w:r>
+              <w:t>0.0931</w:t>
+            </w:r>
+          </w:p>
+        </w:tc>
+      </w:tr>
+      <w:tr>
+        <w:tc>
+          <w:tcPr>
+            <w:tcW w:type="dxa" w:w="1728"/>
+          </w:tcPr>
+          <w:p>
+            <w:r>
+              <w:t>C(us_state_enc)[T.Kentucky]</w:t>
+            </w:r>
+          </w:p>
+        </w:tc>
+        <w:tc>
+          <w:tcPr>
+            <w:tcW w:type="dxa" w:w="1728"/>
+          </w:tcPr>
+          <w:p>
+            <w:r>
+              <w:t>0.8756</w:t>
+            </w:r>
+          </w:p>
+        </w:tc>
+        <w:tc>
+          <w:tcPr>
+            <w:tcW w:type="dxa" w:w="1728"/>
+          </w:tcPr>
+          <w:p>
+            <w:r>
+              <w:t>0.8300</w:t>
+            </w:r>
+          </w:p>
+        </w:tc>
+        <w:tc>
+          <w:tcPr>
+            <w:tcW w:type="dxa" w:w="1728"/>
+          </w:tcPr>
+          <w:p>
+            <w:r>
+              <w:t>0.9237</w:t>
+            </w:r>
+          </w:p>
+        </w:tc>
+        <w:tc>
+          <w:tcPr>
+            <w:tcW w:type="dxa" w:w="1728"/>
+          </w:tcPr>
+          <w:p>
+            <w:r>
+              <w:t>0.0000</w:t>
+            </w:r>
+          </w:p>
+        </w:tc>
+      </w:tr>
+      <w:tr>
+        <w:tc>
+          <w:tcPr>
+            <w:tcW w:type="dxa" w:w="1728"/>
+          </w:tcPr>
+          <w:p>
+            <w:r>
+              <w:t>C(us_state_enc)[T.Louisiana]</w:t>
+            </w:r>
+          </w:p>
+        </w:tc>
+        <w:tc>
+          <w:tcPr>
+            <w:tcW w:type="dxa" w:w="1728"/>
+          </w:tcPr>
+          <w:p>
+            <w:r>
+              <w:t>0.9188</w:t>
+            </w:r>
+          </w:p>
+        </w:tc>
+        <w:tc>
+          <w:tcPr>
+            <w:tcW w:type="dxa" w:w="1728"/>
+          </w:tcPr>
+          <w:p>
+            <w:r>
+              <w:t>0.8604</w:t>
+            </w:r>
+          </w:p>
+        </w:tc>
+        <w:tc>
+          <w:tcPr>
+            <w:tcW w:type="dxa" w:w="1728"/>
+          </w:tcPr>
+          <w:p>
+            <w:r>
+              <w:t>0.9812</w:t>
+            </w:r>
+          </w:p>
+        </w:tc>
+        <w:tc>
+          <w:tcPr>
+            <w:tcW w:type="dxa" w:w="1728"/>
+          </w:tcPr>
+          <w:p>
+            <w:r>
+              <w:t>0.0115</w:t>
+            </w:r>
+          </w:p>
+        </w:tc>
+      </w:tr>
+      <w:tr>
+        <w:tc>
+          <w:tcPr>
+            <w:tcW w:type="dxa" w:w="1728"/>
+          </w:tcPr>
+          <w:p>
+            <w:r>
+              <w:t>C(us_state_enc)[T.Maine]</w:t>
+            </w:r>
+          </w:p>
+        </w:tc>
+        <w:tc>
+          <w:tcPr>
+            <w:tcW w:type="dxa" w:w="1728"/>
+          </w:tcPr>
+          <w:p>
+            <w:r>
+              <w:t>1.0059</w:t>
+            </w:r>
+          </w:p>
+        </w:tc>
+        <w:tc>
+          <w:tcPr>
+            <w:tcW w:type="dxa" w:w="1728"/>
+          </w:tcPr>
+          <w:p>
+            <w:r>
+              <w:t>0.9252</w:t>
+            </w:r>
+          </w:p>
+        </w:tc>
+        <w:tc>
+          <w:tcPr>
+            <w:tcW w:type="dxa" w:w="1728"/>
+          </w:tcPr>
+          <w:p>
+            <w:r>
+              <w:t>1.0936</w:t>
+            </w:r>
+          </w:p>
+        </w:tc>
+        <w:tc>
+          <w:tcPr>
+            <w:tcW w:type="dxa" w:w="1728"/>
+          </w:tcPr>
+          <w:p>
+            <w:r>
+              <w:t>0.8909</w:t>
+            </w:r>
+          </w:p>
+        </w:tc>
+      </w:tr>
+      <w:tr>
+        <w:tc>
+          <w:tcPr>
+            <w:tcW w:type="dxa" w:w="1728"/>
+          </w:tcPr>
+          <w:p>
+            <w:r>
+              <w:t>C(us_state_enc)[T.Maryland]</w:t>
+            </w:r>
+          </w:p>
+        </w:tc>
+        <w:tc>
+          <w:tcPr>
+            <w:tcW w:type="dxa" w:w="1728"/>
+          </w:tcPr>
+          <w:p>
+            <w:r>
+              <w:t>1.0639</w:t>
+            </w:r>
+          </w:p>
+        </w:tc>
+        <w:tc>
+          <w:tcPr>
+            <w:tcW w:type="dxa" w:w="1728"/>
+          </w:tcPr>
+          <w:p>
+            <w:r>
+              <w:t>1.0271</w:t>
+            </w:r>
+          </w:p>
+        </w:tc>
+        <w:tc>
+          <w:tcPr>
+            <w:tcW w:type="dxa" w:w="1728"/>
+          </w:tcPr>
+          <w:p>
+            <w:r>
+              <w:t>1.1021</w:t>
+            </w:r>
+          </w:p>
+        </w:tc>
+        <w:tc>
+          <w:tcPr>
+            <w:tcW w:type="dxa" w:w="1728"/>
+          </w:tcPr>
+          <w:p>
+            <w:r>
+              <w:t>0.0006</w:t>
+            </w:r>
+          </w:p>
+        </w:tc>
+      </w:tr>
+      <w:tr>
+        <w:tc>
+          <w:tcPr>
+            <w:tcW w:type="dxa" w:w="1728"/>
+          </w:tcPr>
+          <w:p>
+            <w:r>
+              <w:t>C(us_state_enc)[T.Massachusetts]</w:t>
+            </w:r>
+          </w:p>
+        </w:tc>
+        <w:tc>
+          <w:tcPr>
+            <w:tcW w:type="dxa" w:w="1728"/>
+          </w:tcPr>
+          <w:p>
+            <w:r>
+              <w:t>0.9544</w:t>
+            </w:r>
+          </w:p>
+        </w:tc>
+        <w:tc>
+          <w:tcPr>
+            <w:tcW w:type="dxa" w:w="1728"/>
+          </w:tcPr>
+          <w:p>
+            <w:r>
+              <w:t>0.9182</w:t>
+            </w:r>
+          </w:p>
+        </w:tc>
+        <w:tc>
+          <w:tcPr>
+            <w:tcW w:type="dxa" w:w="1728"/>
+          </w:tcPr>
+          <w:p>
+            <w:r>
+              <w:t>0.9920</w:t>
+            </w:r>
+          </w:p>
+        </w:tc>
+        <w:tc>
+          <w:tcPr>
+            <w:tcW w:type="dxa" w:w="1728"/>
+          </w:tcPr>
+          <w:p>
+            <w:r>
+              <w:t>0.0179</w:t>
+            </w:r>
+          </w:p>
+        </w:tc>
+      </w:tr>
+      <w:tr>
+        <w:tc>
+          <w:tcPr>
+            <w:tcW w:type="dxa" w:w="1728"/>
+          </w:tcPr>
+          <w:p>
+            <w:r>
+              <w:t>C(us_state_enc)[T.Michigan]</w:t>
+            </w:r>
+          </w:p>
+        </w:tc>
+        <w:tc>
+          <w:tcPr>
+            <w:tcW w:type="dxa" w:w="1728"/>
+          </w:tcPr>
+          <w:p>
+            <w:r>
+              <w:t>0.8705</w:t>
+            </w:r>
+          </w:p>
+        </w:tc>
+        <w:tc>
+          <w:tcPr>
+            <w:tcW w:type="dxa" w:w="1728"/>
+          </w:tcPr>
+          <w:p>
+            <w:r>
+              <w:t>0.8184</w:t>
+            </w:r>
+          </w:p>
+        </w:tc>
+        <w:tc>
+          <w:tcPr>
+            <w:tcW w:type="dxa" w:w="1728"/>
+          </w:tcPr>
+          <w:p>
+            <w:r>
+              <w:t>0.9259</w:t>
+            </w:r>
+          </w:p>
+        </w:tc>
+        <w:tc>
+          <w:tcPr>
+            <w:tcW w:type="dxa" w:w="1728"/>
+          </w:tcPr>
+          <w:p>
+            <w:r>
+              <w:t>0.0000</w:t>
+            </w:r>
+          </w:p>
+        </w:tc>
+      </w:tr>
+      <w:tr>
+        <w:tc>
+          <w:tcPr>
+            <w:tcW w:type="dxa" w:w="1728"/>
+          </w:tcPr>
+          <w:p>
+            <w:r>
+              <w:t>C(us_state_enc)[T.Minnesota]</w:t>
+            </w:r>
+          </w:p>
+        </w:tc>
+        <w:tc>
+          <w:tcPr>
+            <w:tcW w:type="dxa" w:w="1728"/>
+          </w:tcPr>
+          <w:p>
+            <w:r>
+              <w:t>1.0969</w:t>
+            </w:r>
+          </w:p>
+        </w:tc>
+        <w:tc>
+          <w:tcPr>
+            <w:tcW w:type="dxa" w:w="1728"/>
+          </w:tcPr>
+          <w:p>
+            <w:r>
+              <w:t>1.0372</w:t>
+            </w:r>
+          </w:p>
+        </w:tc>
+        <w:tc>
+          <w:tcPr>
+            <w:tcW w:type="dxa" w:w="1728"/>
+          </w:tcPr>
+          <w:p>
+            <w:r>
+              <w:t>1.1600</w:t>
+            </w:r>
+          </w:p>
+        </w:tc>
+        <w:tc>
+          <w:tcPr>
+            <w:tcW w:type="dxa" w:w="1728"/>
+          </w:tcPr>
+          <w:p>
+            <w:r>
+              <w:t>0.0012</w:t>
+            </w:r>
+          </w:p>
+        </w:tc>
+      </w:tr>
+      <w:tr>
+        <w:tc>
+          <w:tcPr>
+            <w:tcW w:type="dxa" w:w="1728"/>
+          </w:tcPr>
+          <w:p>
+            <w:r>
+              <w:t>C(us_state_enc)[T.Mississippi]</w:t>
+            </w:r>
+          </w:p>
+        </w:tc>
+        <w:tc>
+          <w:tcPr>
+            <w:tcW w:type="dxa" w:w="1728"/>
+          </w:tcPr>
+          <w:p>
+            <w:r>
+              <w:t>1.0038</w:t>
+            </w:r>
+          </w:p>
+        </w:tc>
+        <w:tc>
+          <w:tcPr>
+            <w:tcW w:type="dxa" w:w="1728"/>
+          </w:tcPr>
+          <w:p>
+            <w:r>
+              <w:t>0.9455</w:t>
+            </w:r>
+          </w:p>
+        </w:tc>
+        <w:tc>
+          <w:tcPr>
+            <w:tcW w:type="dxa" w:w="1728"/>
+          </w:tcPr>
+          <w:p>
+            <w:r>
+              <w:t>1.0657</w:t>
+            </w:r>
+          </w:p>
+        </w:tc>
+        <w:tc>
+          <w:tcPr>
+            <w:tcW w:type="dxa" w:w="1728"/>
+          </w:tcPr>
+          <w:p>
+            <w:r>
+              <w:t>0.9015</w:t>
+            </w:r>
+          </w:p>
+        </w:tc>
+      </w:tr>
+      <w:tr>
+        <w:tc>
+          <w:tcPr>
+            <w:tcW w:type="dxa" w:w="1728"/>
+          </w:tcPr>
+          <w:p>
+            <w:r>
+              <w:t>C(us_state_enc)[T.Missouri]</w:t>
+            </w:r>
+          </w:p>
+        </w:tc>
+        <w:tc>
+          <w:tcPr>
+            <w:tcW w:type="dxa" w:w="1728"/>
+          </w:tcPr>
+          <w:p>
+            <w:r>
+              <w:t>1.0252</w:t>
+            </w:r>
+          </w:p>
+        </w:tc>
+        <w:tc>
+          <w:tcPr>
+            <w:tcW w:type="dxa" w:w="1728"/>
+          </w:tcPr>
+          <w:p>
+            <w:r>
+              <w:t>0.9683</w:t>
+            </w:r>
+          </w:p>
+        </w:tc>
+        <w:tc>
+          <w:tcPr>
+            <w:tcW w:type="dxa" w:w="1728"/>
+          </w:tcPr>
+          <w:p>
+            <w:r>
+              <w:t>1.0854</w:t>
+            </w:r>
+          </w:p>
+        </w:tc>
+        <w:tc>
+          <w:tcPr>
+            <w:tcW w:type="dxa" w:w="1728"/>
+          </w:tcPr>
+          <w:p>
+            <w:r>
+              <w:t>0.3932</w:t>
+            </w:r>
+          </w:p>
+        </w:tc>
+      </w:tr>
+      <w:tr>
+        <w:tc>
+          <w:tcPr>
+            <w:tcW w:type="dxa" w:w="1728"/>
+          </w:tcPr>
+          <w:p>
+            <w:r>
+              <w:t>C(us_state_enc)[T.Montana]</w:t>
+            </w:r>
+          </w:p>
+        </w:tc>
+        <w:tc>
+          <w:tcPr>
+            <w:tcW w:type="dxa" w:w="1728"/>
+          </w:tcPr>
+          <w:p>
+            <w:r>
+              <w:t>0.9790</w:t>
+            </w:r>
+          </w:p>
+        </w:tc>
+        <w:tc>
+          <w:tcPr>
+            <w:tcW w:type="dxa" w:w="1728"/>
+          </w:tcPr>
+          <w:p>
+            <w:r>
+              <w:t>0.8568</w:t>
+            </w:r>
+          </w:p>
+        </w:tc>
+        <w:tc>
+          <w:tcPr>
+            <w:tcW w:type="dxa" w:w="1728"/>
+          </w:tcPr>
+          <w:p>
+            <w:r>
+              <w:t>1.1187</w:t>
+            </w:r>
+          </w:p>
+        </w:tc>
+        <w:tc>
+          <w:tcPr>
+            <w:tcW w:type="dxa" w:w="1728"/>
+          </w:tcPr>
+          <w:p>
+            <w:r>
+              <w:t>0.7553</w:t>
+            </w:r>
+          </w:p>
+        </w:tc>
+      </w:tr>
+      <w:tr>
+        <w:tc>
+          <w:tcPr>
+            <w:tcW w:type="dxa" w:w="1728"/>
+          </w:tcPr>
+          <w:p>
+            <w:r>
+              <w:t>C(us_state_enc)[T.Nebraska]</w:t>
+            </w:r>
+          </w:p>
+        </w:tc>
+        <w:tc>
+          <w:tcPr>
+            <w:tcW w:type="dxa" w:w="1728"/>
+          </w:tcPr>
+          <w:p>
+            <w:r>
+              <w:t>1.2736</w:t>
+            </w:r>
+          </w:p>
+        </w:tc>
+        <w:tc>
+          <w:tcPr>
+            <w:tcW w:type="dxa" w:w="1728"/>
+          </w:tcPr>
+          <w:p>
+            <w:r>
+              <w:t>1.1933</w:t>
+            </w:r>
+          </w:p>
+        </w:tc>
+        <w:tc>
+          <w:tcPr>
+            <w:tcW w:type="dxa" w:w="1728"/>
+          </w:tcPr>
+          <w:p>
+            <w:r>
+              <w:t>1.3593</w:t>
+            </w:r>
+          </w:p>
+        </w:tc>
+        <w:tc>
+          <w:tcPr>
+            <w:tcW w:type="dxa" w:w="1728"/>
+          </w:tcPr>
+          <w:p>
+            <w:r>
+              <w:t>0.0000</w:t>
+            </w:r>
+          </w:p>
+        </w:tc>
+      </w:tr>
+      <w:tr>
+        <w:tc>
+          <w:tcPr>
+            <w:tcW w:type="dxa" w:w="1728"/>
+          </w:tcPr>
+          <w:p>
+            <w:r>
+              <w:t>C(us_state_enc)[T.Nevada]</w:t>
+            </w:r>
+          </w:p>
+        </w:tc>
+        <w:tc>
+          <w:tcPr>
+            <w:tcW w:type="dxa" w:w="1728"/>
+          </w:tcPr>
+          <w:p>
+            <w:r>
+              <w:t>0.9316</w:t>
+            </w:r>
+          </w:p>
+        </w:tc>
+        <w:tc>
+          <w:tcPr>
+            <w:tcW w:type="dxa" w:w="1728"/>
+          </w:tcPr>
+          <w:p>
+            <w:r>
+              <w:t>0.8539</w:t>
+            </w:r>
+          </w:p>
+        </w:tc>
+        <w:tc>
+          <w:tcPr>
+            <w:tcW w:type="dxa" w:w="1728"/>
+          </w:tcPr>
+          <w:p>
+            <w:r>
+              <w:t>1.0164</w:t>
+            </w:r>
+          </w:p>
+        </w:tc>
+        <w:tc>
+          <w:tcPr>
+            <w:tcW w:type="dxa" w:w="1728"/>
+          </w:tcPr>
+          <w:p>
+            <w:r>
+              <w:t>0.1110</w:t>
+            </w:r>
+          </w:p>
+        </w:tc>
+      </w:tr>
+      <w:tr>
+        <w:tc>
+          <w:tcPr>
+            <w:tcW w:type="dxa" w:w="1728"/>
+          </w:tcPr>
+          <w:p>
+            <w:r>
+              <w:t>C(us_state_enc)[T.New_Hampshire]</w:t>
+            </w:r>
+          </w:p>
+        </w:tc>
+        <w:tc>
+          <w:tcPr>
+            <w:tcW w:type="dxa" w:w="1728"/>
+          </w:tcPr>
+          <w:p>
+            <w:r>
+              <w:t>1.1632</w:t>
+            </w:r>
+          </w:p>
+        </w:tc>
+        <w:tc>
+          <w:tcPr>
+            <w:tcW w:type="dxa" w:w="1728"/>
+          </w:tcPr>
+          <w:p>
+            <w:r>
+              <w:t>1.0961</w:t>
+            </w:r>
+          </w:p>
+        </w:tc>
+        <w:tc>
+          <w:tcPr>
+            <w:tcW w:type="dxa" w:w="1728"/>
+          </w:tcPr>
+          <w:p>
+            <w:r>
+              <w:t>1.2344</w:t>
+            </w:r>
+          </w:p>
+        </w:tc>
+        <w:tc>
+          <w:tcPr>
+            <w:tcW w:type="dxa" w:w="1728"/>
+          </w:tcPr>
+          <w:p>
+            <w:r>
+              <w:t>0.0000</w:t>
+            </w:r>
+          </w:p>
+        </w:tc>
+      </w:tr>
+      <w:tr>
+        <w:tc>
+          <w:tcPr>
+            <w:tcW w:type="dxa" w:w="1728"/>
+          </w:tcPr>
+          <w:p>
+            <w:r>
+              <w:t>C(us_state_enc)[T.New_Jersey]</w:t>
+            </w:r>
+          </w:p>
+        </w:tc>
+        <w:tc>
+          <w:tcPr>
+            <w:tcW w:type="dxa" w:w="1728"/>
+          </w:tcPr>
+          <w:p>
+            <w:r>
+              <w:t>0.8981</w:t>
+            </w:r>
+          </w:p>
+        </w:tc>
+        <w:tc>
+          <w:tcPr>
+            <w:tcW w:type="dxa" w:w="1728"/>
+          </w:tcPr>
+          <w:p>
+            <w:r>
+              <w:t>0.8735</w:t>
+            </w:r>
+          </w:p>
+        </w:tc>
+        <w:tc>
+          <w:tcPr>
+            <w:tcW w:type="dxa" w:w="1728"/>
+          </w:tcPr>
+          <w:p>
+            <w:r>
+              <w:t>0.9234</w:t>
+            </w:r>
+          </w:p>
+        </w:tc>
+        <w:tc>
+          <w:tcPr>
+            <w:tcW w:type="dxa" w:w="1728"/>
+          </w:tcPr>
+          <w:p>
+            <w:r>
+              <w:t>0.0000</w:t>
+            </w:r>
+          </w:p>
+        </w:tc>
+      </w:tr>
+      <w:tr>
+        <w:tc>
+          <w:tcPr>
+            <w:tcW w:type="dxa" w:w="1728"/>
+          </w:tcPr>
+          <w:p>
+            <w:r>
+              <w:t>C(us_state_enc)[T.New_Mexico]</w:t>
+            </w:r>
+          </w:p>
+        </w:tc>
+        <w:tc>
+          <w:tcPr>
+            <w:tcW w:type="dxa" w:w="1728"/>
+          </w:tcPr>
+          <w:p>
+            <w:r>
+              <w:t>1.0088</w:t>
+            </w:r>
+          </w:p>
+        </w:tc>
+        <w:tc>
+          <w:tcPr>
+            <w:tcW w:type="dxa" w:w="1728"/>
+          </w:tcPr>
+          <w:p>
+            <w:r>
+              <w:t>0.8686</w:t>
+            </w:r>
+          </w:p>
+        </w:tc>
+        <w:tc>
+          <w:tcPr>
+            <w:tcW w:type="dxa" w:w="1728"/>
+          </w:tcPr>
+          <w:p>
+            <w:r>
+              <w:t>1.1717</w:t>
+            </w:r>
+          </w:p>
+        </w:tc>
+        <w:tc>
+          <w:tcPr>
+            <w:tcW w:type="dxa" w:w="1728"/>
+          </w:tcPr>
+          <w:p>
+            <w:r>
+              <w:t>0.9086</w:t>
+            </w:r>
+          </w:p>
+        </w:tc>
+      </w:tr>
+      <w:tr>
+        <w:tc>
+          <w:tcPr>
+            <w:tcW w:type="dxa" w:w="1728"/>
+          </w:tcPr>
+          <w:p>
+            <w:r>
+              <w:t>C(us_state_enc)[T.New_York]</w:t>
+            </w:r>
+          </w:p>
+        </w:tc>
+        <w:tc>
+          <w:tcPr>
+            <w:tcW w:type="dxa" w:w="1728"/>
+          </w:tcPr>
+          <w:p>
+            <w:r>
+              <w:t>0.9599</w:t>
+            </w:r>
+          </w:p>
+        </w:tc>
+        <w:tc>
+          <w:tcPr>
+            <w:tcW w:type="dxa" w:w="1728"/>
+          </w:tcPr>
+          <w:p>
+            <w:r>
+              <w:t>0.9400</w:t>
+            </w:r>
+          </w:p>
+        </w:tc>
+        <w:tc>
+          <w:tcPr>
+            <w:tcW w:type="dxa" w:w="1728"/>
+          </w:tcPr>
+          <w:p>
+            <w:r>
+              <w:t>0.9802</w:t>
+            </w:r>
+          </w:p>
+        </w:tc>
+        <w:tc>
+          <w:tcPr>
+            <w:tcW w:type="dxa" w:w="1728"/>
+          </w:tcPr>
+          <w:p>
+            <w:r>
+              <w:t>0.0001</w:t>
+            </w:r>
+          </w:p>
+        </w:tc>
+      </w:tr>
+      <w:tr>
+        <w:tc>
+          <w:tcPr>
+            <w:tcW w:type="dxa" w:w="1728"/>
+          </w:tcPr>
+          <w:p>
+            <w:r>
+              <w:t>C(us_state_enc)[T.North_Carolina]</w:t>
+            </w:r>
+          </w:p>
+        </w:tc>
+        <w:tc>
+          <w:tcPr>
+            <w:tcW w:type="dxa" w:w="1728"/>
+          </w:tcPr>
+          <w:p>
+            <w:r>
+              <w:t>0.9613</w:t>
+            </w:r>
+          </w:p>
+        </w:tc>
+        <w:tc>
+          <w:tcPr>
+            <w:tcW w:type="dxa" w:w="1728"/>
+          </w:tcPr>
+          <w:p>
+            <w:r>
+              <w:t>0.9342</w:t>
+            </w:r>
+          </w:p>
+        </w:tc>
+        <w:tc>
+          <w:tcPr>
+            <w:tcW w:type="dxa" w:w="1728"/>
+          </w:tcPr>
+          <w:p>
+            <w:r>
+              <w:t>0.9892</w:t>
+            </w:r>
+          </w:p>
+        </w:tc>
+        <w:tc>
+          <w:tcPr>
+            <w:tcW w:type="dxa" w:w="1728"/>
+          </w:tcPr>
+          <w:p>
+            <w:r>
+              <w:t>0.0068</w:t>
+            </w:r>
+          </w:p>
+        </w:tc>
+      </w:tr>
+      <w:tr>
+        <w:tc>
+          <w:tcPr>
+            <w:tcW w:type="dxa" w:w="1728"/>
+          </w:tcPr>
+          <w:p>
+            <w:r>
+              <w:t>C(us_state_enc)[T.North_Dakota]</w:t>
+            </w:r>
+          </w:p>
+        </w:tc>
+        <w:tc>
+          <w:tcPr>
+            <w:tcW w:type="dxa" w:w="1728"/>
+          </w:tcPr>
+          <w:p>
+            <w:r>
+              <w:t>1.0464</w:t>
+            </w:r>
+          </w:p>
+        </w:tc>
+        <w:tc>
+          <w:tcPr>
+            <w:tcW w:type="dxa" w:w="1728"/>
+          </w:tcPr>
+          <w:p>
+            <w:r>
+              <w:t>0.8982</w:t>
+            </w:r>
+          </w:p>
+        </w:tc>
+        <w:tc>
+          <w:tcPr>
+            <w:tcW w:type="dxa" w:w="1728"/>
+          </w:tcPr>
+          <w:p>
+            <w:r>
+              <w:t>1.2190</w:t>
+            </w:r>
+          </w:p>
+        </w:tc>
+        <w:tc>
+          <w:tcPr>
+            <w:tcW w:type="dxa" w:w="1728"/>
+          </w:tcPr>
+          <w:p>
+            <w:r>
+              <w:t>0.5607</w:t>
+            </w:r>
+          </w:p>
+        </w:tc>
+      </w:tr>
+      <w:tr>
+        <w:tc>
+          <w:tcPr>
+            <w:tcW w:type="dxa" w:w="1728"/>
+          </w:tcPr>
+          <w:p>
+            <w:r>
+              <w:t>C(us_state_enc)[T.Ohio]</w:t>
+            </w:r>
+          </w:p>
+        </w:tc>
+        <w:tc>
+          <w:tcPr>
+            <w:tcW w:type="dxa" w:w="1728"/>
+          </w:tcPr>
+          <w:p>
+            <w:r>
+              <w:t>0.9873</w:t>
+            </w:r>
+          </w:p>
+        </w:tc>
+        <w:tc>
+          <w:tcPr>
+            <w:tcW w:type="dxa" w:w="1728"/>
+          </w:tcPr>
+          <w:p>
+            <w:r>
+              <w:t>0.9392</w:t>
+            </w:r>
+          </w:p>
+        </w:tc>
+        <w:tc>
+          <w:tcPr>
+            <w:tcW w:type="dxa" w:w="1728"/>
+          </w:tcPr>
+          <w:p>
+            <w:r>
+              <w:t>1.0378</w:t>
+            </w:r>
+          </w:p>
+        </w:tc>
+        <w:tc>
+          <w:tcPr>
+            <w:tcW w:type="dxa" w:w="1728"/>
+          </w:tcPr>
+          <w:p>
+            <w:r>
+              <w:t>0.6149</w:t>
+            </w:r>
+          </w:p>
+        </w:tc>
+      </w:tr>
+      <w:tr>
+        <w:tc>
+          <w:tcPr>
+            <w:tcW w:type="dxa" w:w="1728"/>
+          </w:tcPr>
+          <w:p>
+            <w:r>
+              <w:t>C(us_state_enc)[T.Oklahoma]</w:t>
+            </w:r>
+          </w:p>
+        </w:tc>
+        <w:tc>
+          <w:tcPr>
+            <w:tcW w:type="dxa" w:w="1728"/>
+          </w:tcPr>
+          <w:p>
+            <w:r>
+              <w:t>0.9653</w:t>
+            </w:r>
+          </w:p>
+        </w:tc>
+        <w:tc>
+          <w:tcPr>
+            <w:tcW w:type="dxa" w:w="1728"/>
+          </w:tcPr>
+          <w:p>
+            <w:r>
+              <w:t>0.8944</w:t>
+            </w:r>
+          </w:p>
+        </w:tc>
+        <w:tc>
+          <w:tcPr>
+            <w:tcW w:type="dxa" w:w="1728"/>
+          </w:tcPr>
+          <w:p>
+            <w:r>
+              <w:t>1.0417</w:t>
+            </w:r>
+          </w:p>
+        </w:tc>
+        <w:tc>
+          <w:tcPr>
+            <w:tcW w:type="dxa" w:w="1728"/>
+          </w:tcPr>
+          <w:p>
+            <w:r>
+              <w:t>0.3633</w:t>
+            </w:r>
+          </w:p>
+        </w:tc>
+      </w:tr>
+      <w:tr>
+        <w:tc>
+          <w:tcPr>
+            <w:tcW w:type="dxa" w:w="1728"/>
+          </w:tcPr>
+          <w:p>
+            <w:r>
+              <w:t>C(us_state_enc)[T.Oregon]</w:t>
+            </w:r>
+          </w:p>
+        </w:tc>
+        <w:tc>
+          <w:tcPr>
+            <w:tcW w:type="dxa" w:w="1728"/>
+          </w:tcPr>
+          <w:p>
+            <w:r>
+              <w:t>1.5656</w:t>
+            </w:r>
+          </w:p>
+        </w:tc>
+        <w:tc>
+          <w:tcPr>
+            <w:tcW w:type="dxa" w:w="1728"/>
+          </w:tcPr>
+          <w:p>
+            <w:r>
+              <w:t>1.4325</w:t>
+            </w:r>
+          </w:p>
+        </w:tc>
+        <w:tc>
+          <w:tcPr>
+            <w:tcW w:type="dxa" w:w="1728"/>
+          </w:tcPr>
+          <w:p>
+            <w:r>
+              <w:t>1.7109</w:t>
+            </w:r>
+          </w:p>
+        </w:tc>
+        <w:tc>
+          <w:tcPr>
+            <w:tcW w:type="dxa" w:w="1728"/>
+          </w:tcPr>
+          <w:p>
+            <w:r>
+              <w:t>0.0000</w:t>
+            </w:r>
+          </w:p>
+        </w:tc>
+      </w:tr>
+      <w:tr>
+        <w:tc>
+          <w:tcPr>
+            <w:tcW w:type="dxa" w:w="1728"/>
+          </w:tcPr>
+          <w:p>
+            <w:r>
+              <w:t>C(us_state_enc)[T.Pennsylvania]</w:t>
+            </w:r>
+          </w:p>
+        </w:tc>
+        <w:tc>
+          <w:tcPr>
+            <w:tcW w:type="dxa" w:w="1728"/>
+          </w:tcPr>
+          <w:p>
+            <w:r>
+              <w:t>1.0499</w:t>
+            </w:r>
+          </w:p>
+        </w:tc>
+        <w:tc>
+          <w:tcPr>
+            <w:tcW w:type="dxa" w:w="1728"/>
+          </w:tcPr>
+          <w:p>
+            <w:r>
+              <w:t>1.0223</w:t>
+            </w:r>
+          </w:p>
+        </w:tc>
+        <w:tc>
+          <w:tcPr>
+            <w:tcW w:type="dxa" w:w="1728"/>
+          </w:tcPr>
+          <w:p>
+            <w:r>
+              <w:t>1.0782</w:t>
+            </w:r>
+          </w:p>
+        </w:tc>
+        <w:tc>
+          <w:tcPr>
+            <w:tcW w:type="dxa" w:w="1728"/>
+          </w:tcPr>
+          <w:p>
+            <w:r>
+              <w:t>0.0003</w:t>
+            </w:r>
+          </w:p>
+        </w:tc>
+      </w:tr>
+      <w:tr>
+        <w:tc>
+          <w:tcPr>
+            <w:tcW w:type="dxa" w:w="1728"/>
+          </w:tcPr>
+          <w:p>
+            <w:r>
+              <w:t>C(us_state_enc)[T.Rhode_Island]</w:t>
+            </w:r>
+          </w:p>
+        </w:tc>
+        <w:tc>
+          <w:tcPr>
+            <w:tcW w:type="dxa" w:w="1728"/>
+          </w:tcPr>
+          <w:p>
+            <w:r>
+              <w:t>1.0430</w:t>
+            </w:r>
+          </w:p>
+        </w:tc>
+        <w:tc>
+          <w:tcPr>
+            <w:tcW w:type="dxa" w:w="1728"/>
+          </w:tcPr>
+          <w:p>
+            <w:r>
+              <w:t>0.9535</w:t>
+            </w:r>
+          </w:p>
+        </w:tc>
+        <w:tc>
+          <w:tcPr>
+            <w:tcW w:type="dxa" w:w="1728"/>
+          </w:tcPr>
+          <w:p>
+            <w:r>
+              <w:t>1.1410</w:t>
+            </w:r>
+          </w:p>
+        </w:tc>
+        <w:tc>
+          <w:tcPr>
+            <w:tcW w:type="dxa" w:w="1728"/>
+          </w:tcPr>
+          <w:p>
+            <w:r>
+              <w:t>0.3577</w:t>
+            </w:r>
+          </w:p>
+        </w:tc>
+      </w:tr>
+      <w:tr>
+        <w:tc>
+          <w:tcPr>
+            <w:tcW w:type="dxa" w:w="1728"/>
+          </w:tcPr>
+          <w:p>
+            <w:r>
+              <w:t>C(us_state_enc)[T.South_Carolina]</w:t>
+            </w:r>
+          </w:p>
+        </w:tc>
+        <w:tc>
+          <w:tcPr>
+            <w:tcW w:type="dxa" w:w="1728"/>
+          </w:tcPr>
+          <w:p>
+            <w:r>
+              <w:t>0.8731</w:t>
+            </w:r>
+          </w:p>
+        </w:tc>
+        <w:tc>
+          <w:tcPr>
+            <w:tcW w:type="dxa" w:w="1728"/>
+          </w:tcPr>
+          <w:p>
+            <w:r>
+              <w:t>0.8267</w:t>
+            </w:r>
+          </w:p>
+        </w:tc>
+        <w:tc>
+          <w:tcPr>
+            <w:tcW w:type="dxa" w:w="1728"/>
+          </w:tcPr>
+          <w:p>
+            <w:r>
+              <w:t>0.9221</w:t>
+            </w:r>
+          </w:p>
+        </w:tc>
+        <w:tc>
+          <w:tcPr>
+            <w:tcW w:type="dxa" w:w="1728"/>
+          </w:tcPr>
+          <w:p>
+            <w:r>
+              <w:t>0.0000</w:t>
+            </w:r>
+          </w:p>
+        </w:tc>
+      </w:tr>
+      <w:tr>
+        <w:tc>
+          <w:tcPr>
+            <w:tcW w:type="dxa" w:w="1728"/>
+          </w:tcPr>
+          <w:p>
+            <w:r>
+              <w:t>C(us_state_enc)[T.South_Dakota]</w:t>
+            </w:r>
+          </w:p>
+        </w:tc>
+        <w:tc>
+          <w:tcPr>
+            <w:tcW w:type="dxa" w:w="1728"/>
+          </w:tcPr>
+          <w:p>
+            <w:r>
+              <w:t>2.0021</w:t>
+            </w:r>
+          </w:p>
+        </w:tc>
+        <w:tc>
+          <w:tcPr>
+            <w:tcW w:type="dxa" w:w="1728"/>
+          </w:tcPr>
+          <w:p>
+            <w:r>
+              <w:t>1.7762</w:t>
+            </w:r>
+          </w:p>
+        </w:tc>
+        <w:tc>
+          <w:tcPr>
+            <w:tcW w:type="dxa" w:w="1728"/>
+          </w:tcPr>
+          <w:p>
+            <w:r>
+              <w:t>2.2567</w:t>
+            </w:r>
+          </w:p>
+        </w:tc>
+        <w:tc>
+          <w:tcPr>
+            <w:tcW w:type="dxa" w:w="1728"/>
+          </w:tcPr>
+          <w:p>
+            <w:r>
+              <w:t>0.0000</w:t>
+            </w:r>
+          </w:p>
+        </w:tc>
+      </w:tr>
+      <w:tr>
+        <w:tc>
+          <w:tcPr>
+            <w:tcW w:type="dxa" w:w="1728"/>
+          </w:tcPr>
+          <w:p>
+            <w:r>
+              <w:t>C(us_state_enc)[T.Tennessee]</w:t>
+            </w:r>
+          </w:p>
+        </w:tc>
+        <w:tc>
+          <w:tcPr>
+            <w:tcW w:type="dxa" w:w="1728"/>
+          </w:tcPr>
+          <w:p>
+            <w:r>
+              <w:t>0.9793</w:t>
+            </w:r>
+          </w:p>
+        </w:tc>
+        <w:tc>
+          <w:tcPr>
+            <w:tcW w:type="dxa" w:w="1728"/>
+          </w:tcPr>
+          <w:p>
+            <w:r>
+              <w:t>0.9424</w:t>
+            </w:r>
+          </w:p>
+        </w:tc>
+        <w:tc>
+          <w:tcPr>
+            <w:tcW w:type="dxa" w:w="1728"/>
+          </w:tcPr>
+          <w:p>
+            <w:r>
+              <w:t>1.0177</w:t>
+            </w:r>
+          </w:p>
+        </w:tc>
+        <w:tc>
+          <w:tcPr>
+            <w:tcW w:type="dxa" w:w="1728"/>
+          </w:tcPr>
+          <w:p>
+            <w:r>
+              <w:t>0.2864</w:t>
+            </w:r>
+          </w:p>
+        </w:tc>
+      </w:tr>
+      <w:tr>
+        <w:tc>
+          <w:tcPr>
+            <w:tcW w:type="dxa" w:w="1728"/>
+          </w:tcPr>
+          <w:p>
+            <w:r>
+              <w:t>C(us_state_enc)[T.Texas]</w:t>
+            </w:r>
+          </w:p>
+        </w:tc>
+        <w:tc>
+          <w:tcPr>
+            <w:tcW w:type="dxa" w:w="1728"/>
+          </w:tcPr>
+          <w:p>
+            <w:r>
+              <w:t>0.9299</w:t>
+            </w:r>
+          </w:p>
+        </w:tc>
+        <w:tc>
+          <w:tcPr>
+            <w:tcW w:type="dxa" w:w="1728"/>
+          </w:tcPr>
+          <w:p>
+            <w:r>
+              <w:t>0.9060</w:t>
+            </w:r>
+          </w:p>
+        </w:tc>
+        <w:tc>
+          <w:tcPr>
+            <w:tcW w:type="dxa" w:w="1728"/>
+          </w:tcPr>
+          <w:p>
+            <w:r>
+              <w:t>0.9544</w:t>
+            </w:r>
+          </w:p>
+        </w:tc>
+        <w:tc>
+          <w:tcPr>
+            <w:tcW w:type="dxa" w:w="1728"/>
+          </w:tcPr>
+          <w:p>
+            <w:r>
+              <w:t>0.0000</w:t>
+            </w:r>
+          </w:p>
+        </w:tc>
+      </w:tr>
+      <w:tr>
+        <w:tc>
+          <w:tcPr>
+            <w:tcW w:type="dxa" w:w="1728"/>
+          </w:tcPr>
+          <w:p>
+            <w:r>
+              <w:t>C(us_state_enc)[T.Utah]</w:t>
+            </w:r>
+          </w:p>
+        </w:tc>
+        <w:tc>
+          <w:tcPr>
+            <w:tcW w:type="dxa" w:w="1728"/>
+          </w:tcPr>
+          <w:p>
+            <w:r>
+              <w:t>1.0897</w:t>
+            </w:r>
+          </w:p>
+        </w:tc>
+        <w:tc>
+          <w:tcPr>
+            <w:tcW w:type="dxa" w:w="1728"/>
+          </w:tcPr>
+          <w:p>
+            <w:r>
+              <w:t>0.9912</w:t>
+            </w:r>
+          </w:p>
+        </w:tc>
+        <w:tc>
+          <w:tcPr>
+            <w:tcW w:type="dxa" w:w="1728"/>
+          </w:tcPr>
+          <w:p>
+            <w:r>
+              <w:t>1.1981</w:t>
+            </w:r>
+          </w:p>
+        </w:tc>
+        <w:tc>
+          <w:tcPr>
+            <w:tcW w:type="dxa" w:w="1728"/>
+          </w:tcPr>
+          <w:p>
+            <w:r>
+              <w:t>0.0756</w:t>
+            </w:r>
+          </w:p>
+        </w:tc>
+      </w:tr>
+      <w:tr>
+        <w:tc>
+          <w:tcPr>
+            <w:tcW w:type="dxa" w:w="1728"/>
+          </w:tcPr>
+          <w:p>
+            <w:r>
+              <w:t>C(us_state_enc)[T.Vermont]</w:t>
+            </w:r>
+          </w:p>
+        </w:tc>
+        <w:tc>
+          <w:tcPr>
+            <w:tcW w:type="dxa" w:w="1728"/>
+          </w:tcPr>
+          <w:p>
+            <w:r>
+              <w:t>1.0621</w:t>
+            </w:r>
+          </w:p>
+        </w:tc>
+        <w:tc>
+          <w:tcPr>
+            <w:tcW w:type="dxa" w:w="1728"/>
+          </w:tcPr>
+          <w:p>
+            <w:r>
+              <w:t>0.9409</w:t>
+            </w:r>
+          </w:p>
+        </w:tc>
+        <w:tc>
+          <w:tcPr>
+            <w:tcW w:type="dxa" w:w="1728"/>
+          </w:tcPr>
+          <w:p>
+            <w:r>
+              <w:t>1.1989</w:t>
+            </w:r>
+          </w:p>
+        </w:tc>
+        <w:tc>
+          <w:tcPr>
+            <w:tcW w:type="dxa" w:w="1728"/>
+          </w:tcPr>
+          <w:p>
+            <w:r>
+              <w:t>0.3296</w:t>
+            </w:r>
+          </w:p>
+        </w:tc>
+      </w:tr>
+      <w:tr>
+        <w:tc>
+          <w:tcPr>
+            <w:tcW w:type="dxa" w:w="1728"/>
+          </w:tcPr>
+          <w:p>
+            <w:r>
+              <w:t>C(us_state_enc)[T.Virginia]</w:t>
+            </w:r>
+          </w:p>
+        </w:tc>
+        <w:tc>
+          <w:tcPr>
+            <w:tcW w:type="dxa" w:w="1728"/>
+          </w:tcPr>
+          <w:p>
+            <w:r>
+              <w:t>1.0665</w:t>
+            </w:r>
+          </w:p>
+        </w:tc>
+        <w:tc>
+          <w:tcPr>
+            <w:tcW w:type="dxa" w:w="1728"/>
+          </w:tcPr>
+          <w:p>
+            <w:r>
+              <w:t>1.0312</w:t>
+            </w:r>
+          </w:p>
+        </w:tc>
+        <w:tc>
+          <w:tcPr>
+            <w:tcW w:type="dxa" w:w="1728"/>
+          </w:tcPr>
+          <w:p>
+            <w:r>
+              <w:t>1.1031</w:t>
+            </w:r>
+          </w:p>
+        </w:tc>
+        <w:tc>
+          <w:tcPr>
+            <w:tcW w:type="dxa" w:w="1728"/>
+          </w:tcPr>
+          <w:p>
+            <w:r>
+              <w:t>0.0002</w:t>
+            </w:r>
+          </w:p>
+        </w:tc>
+      </w:tr>
+      <w:tr>
+        <w:tc>
+          <w:tcPr>
+            <w:tcW w:type="dxa" w:w="1728"/>
+          </w:tcPr>
+          <w:p>
+            <w:r>
+              <w:t>C(us_state_enc)[T.Washington]</w:t>
+            </w:r>
+          </w:p>
+        </w:tc>
+        <w:tc>
+          <w:tcPr>
+            <w:tcW w:type="dxa" w:w="1728"/>
+          </w:tcPr>
+          <w:p>
+            <w:r>
+              <w:t>0.9993</w:t>
+            </w:r>
+          </w:p>
+        </w:tc>
+        <w:tc>
+          <w:tcPr>
+            <w:tcW w:type="dxa" w:w="1728"/>
+          </w:tcPr>
+          <w:p>
+            <w:r>
+              <w:t>0.9348</w:t>
+            </w:r>
+          </w:p>
+        </w:tc>
+        <w:tc>
+          <w:tcPr>
+            <w:tcW w:type="dxa" w:w="1728"/>
+          </w:tcPr>
+          <w:p>
+            <w:r>
+              <w:t>1.0682</w:t>
+            </w:r>
+          </w:p>
+        </w:tc>
+        <w:tc>
+          <w:tcPr>
+            <w:tcW w:type="dxa" w:w="1728"/>
+          </w:tcPr>
+          <w:p>
+            <w:r>
+              <w:t>0.9827</w:t>
+            </w:r>
+          </w:p>
+        </w:tc>
+      </w:tr>
+      <w:tr>
+        <w:tc>
+          <w:tcPr>
+            <w:tcW w:type="dxa" w:w="1728"/>
+          </w:tcPr>
+          <w:p>
+            <w:r>
+              <w:t>C(us_state_enc)[T.West_Virginia]</w:t>
+            </w:r>
+          </w:p>
+        </w:tc>
+        <w:tc>
+          <w:tcPr>
+            <w:tcW w:type="dxa" w:w="1728"/>
+          </w:tcPr>
+          <w:p>
+            <w:r>
+              <w:t>0.9318</w:t>
+            </w:r>
+          </w:p>
+        </w:tc>
+        <w:tc>
+          <w:tcPr>
+            <w:tcW w:type="dxa" w:w="1728"/>
+          </w:tcPr>
+          <w:p>
+            <w:r>
+              <w:t>0.8244</w:t>
+            </w:r>
+          </w:p>
+        </w:tc>
+        <w:tc>
+          <w:tcPr>
+            <w:tcW w:type="dxa" w:w="1728"/>
+          </w:tcPr>
+          <w:p>
+            <w:r>
+              <w:t>1.0531</w:t>
+            </w:r>
+          </w:p>
+        </w:tc>
+        <w:tc>
+          <w:tcPr>
+            <w:tcW w:type="dxa" w:w="1728"/>
+          </w:tcPr>
+          <w:p>
+            <w:r>
+              <w:t>0.2579</w:t>
+            </w:r>
+          </w:p>
+        </w:tc>
+      </w:tr>
+      <w:tr>
+        <w:tc>
+          <w:tcPr>
+            <w:tcW w:type="dxa" w:w="1728"/>
+          </w:tcPr>
+          <w:p>
+            <w:r>
+              <w:t>C(us_state_enc)[T.Wisconsin]</w:t>
+            </w:r>
+          </w:p>
+        </w:tc>
+        <w:tc>
+          <w:tcPr>
+            <w:tcW w:type="dxa" w:w="1728"/>
+          </w:tcPr>
+          <w:p>
+            <w:r>
+              <w:t>1.1481</w:t>
+            </w:r>
+          </w:p>
+        </w:tc>
+        <w:tc>
+          <w:tcPr>
+            <w:tcW w:type="dxa" w:w="1728"/>
+          </w:tcPr>
+          <w:p>
+            <w:r>
+              <w:t>1.0855</w:t>
+            </w:r>
+          </w:p>
+        </w:tc>
+        <w:tc>
+          <w:tcPr>
+            <w:tcW w:type="dxa" w:w="1728"/>
+          </w:tcPr>
+          <w:p>
+            <w:r>
+              <w:t>1.2142</w:t>
+            </w:r>
+          </w:p>
+        </w:tc>
+        <w:tc>
+          <w:tcPr>
+            <w:tcW w:type="dxa" w:w="1728"/>
+          </w:tcPr>
+          <w:p>
+            <w:r>
+              <w:t>0.0000</w:t>
+            </w:r>
+          </w:p>
+        </w:tc>
+      </w:tr>
+      <w:tr>
+        <w:tc>
+          <w:tcPr>
+            <w:tcW w:type="dxa" w:w="1728"/>
+          </w:tcPr>
+          <w:p>
+            <w:r>
+              <w:t>C(us_state_enc)[T.Wyoming]</w:t>
+            </w:r>
+          </w:p>
+        </w:tc>
+        <w:tc>
+          <w:tcPr>
+            <w:tcW w:type="dxa" w:w="1728"/>
+          </w:tcPr>
+          <w:p>
+            <w:r>
+              <w:t>0.8824</w:t>
+            </w:r>
+          </w:p>
+        </w:tc>
+        <w:tc>
+          <w:tcPr>
+            <w:tcW w:type="dxa" w:w="1728"/>
+          </w:tcPr>
+          <w:p>
+            <w:r>
+              <w:t>0.7593</w:t>
+            </w:r>
+          </w:p>
+        </w:tc>
+        <w:tc>
+          <w:tcPr>
+            <w:tcW w:type="dxa" w:w="1728"/>
+          </w:tcPr>
+          <w:p>
+            <w:r>
+              <w:t>1.0254</w:t>
+            </w:r>
+          </w:p>
+        </w:tc>
+        <w:tc>
+          <w:tcPr>
+            <w:tcW w:type="dxa" w:w="1728"/>
+          </w:tcPr>
+          <w:p>
+            <w:r>
+              <w:t>0.1025</w:t>
+            </w:r>
+          </w:p>
+        </w:tc>
+      </w:tr>
+      <w:tr>
+        <w:tc>
+          <w:tcPr>
+            <w:tcW w:type="dxa" w:w="1728"/>
+          </w:tcPr>
+          <w:p>
+            <w:r>
+              <w:t>import_from_slu_log</w:t>
+            </w:r>
+          </w:p>
+        </w:tc>
+        <w:tc>
+          <w:tcPr>
+            <w:tcW w:type="dxa" w:w="1728"/>
+          </w:tcPr>
+          <w:p>
+            <w:r>
+              <w:t>1.0008</w:t>
+            </w:r>
+          </w:p>
+        </w:tc>
+        <w:tc>
+          <w:tcPr>
+            <w:tcW w:type="dxa" w:w="1728"/>
+          </w:tcPr>
+          <w:p>
+            <w:r>
+              <w:t>0.9972</w:t>
+            </w:r>
+          </w:p>
+        </w:tc>
+        <w:tc>
+          <w:tcPr>
+            <w:tcW w:type="dxa" w:w="1728"/>
+          </w:tcPr>
+          <w:p>
+            <w:r>
+              <w:t>1.0045</w:t>
+            </w:r>
+          </w:p>
+        </w:tc>
+        <w:tc>
+          <w:tcPr>
+            <w:tcW w:type="dxa" w:w="1728"/>
+          </w:tcPr>
+          <w:p>
+            <w:r>
+              <w:t>0.6552</w:t>
+            </w:r>
+          </w:p>
+        </w:tc>
+      </w:tr>
+      <w:tr>
+        <w:tc>
+          <w:tcPr>
+            <w:tcW w:type="dxa" w:w="1728"/>
+          </w:tcPr>
+          <w:p>
+            <w:r>
+              <w:t>age</w:t>
+            </w:r>
+          </w:p>
+        </w:tc>
+        <w:tc>
+          <w:tcPr>
+            <w:tcW w:type="dxa" w:w="1728"/>
+          </w:tcPr>
+          <w:p>
+            <w:r>
+              <w:t>1.0050</w:t>
+            </w:r>
+          </w:p>
+        </w:tc>
+        <w:tc>
+          <w:tcPr>
+            <w:tcW w:type="dxa" w:w="1728"/>
+          </w:tcPr>
+          <w:p>
+            <w:r>
+              <w:t>1.0046</w:t>
+            </w:r>
+          </w:p>
+        </w:tc>
+        <w:tc>
+          <w:tcPr>
+            <w:tcW w:type="dxa" w:w="1728"/>
+          </w:tcPr>
+          <w:p>
+            <w:r>
+              <w:t>1.0054</w:t>
+            </w:r>
+          </w:p>
+        </w:tc>
+        <w:tc>
+          <w:tcPr>
+            <w:tcW w:type="dxa" w:w="1728"/>
+          </w:tcPr>
+          <w:p>
+            <w:r>
+              <w:t>0.0000</w:t>
+            </w:r>
+          </w:p>
+        </w:tc>
+      </w:tr>
+      <w:tr>
+        <w:tc>
+          <w:tcPr>
+            <w:tcW w:type="dxa" w:w="1728"/>
+          </w:tcPr>
+          <w:p>
+            <w:r>
+              <w:t>state_unemployment</w:t>
+            </w:r>
+          </w:p>
+        </w:tc>
+        <w:tc>
+          <w:tcPr>
+            <w:tcW w:type="dxa" w:w="1728"/>
+          </w:tcPr>
+          <w:p>
+            <w:r>
+              <w:t>1.1055</w:t>
+            </w:r>
+          </w:p>
+        </w:tc>
+        <w:tc>
+          <w:tcPr>
+            <w:tcW w:type="dxa" w:w="1728"/>
+          </w:tcPr>
+          <w:p>
+            <w:r>
+              <w:t>1.0878</w:t>
+            </w:r>
+          </w:p>
+        </w:tc>
+        <w:tc>
+          <w:tcPr>
+            <w:tcW w:type="dxa" w:w="1728"/>
+          </w:tcPr>
+          <w:p>
+            <w:r>
+              <w:t>1.1236</w:t>
+            </w:r>
+          </w:p>
+        </w:tc>
+        <w:tc>
+          <w:tcPr>
+            <w:tcW w:type="dxa" w:w="1728"/>
+          </w:tcPr>
+          <w:p>
+            <w:r>
+              <w:t>0.0000</w:t>
+            </w:r>
+          </w:p>
+        </w:tc>
+      </w:tr>
+      <w:tr>
+        <w:tc>
+          <w:tcPr>
+            <w:tcW w:type="dxa" w:w="1728"/>
+          </w:tcPr>
+          <w:p>
+            <w:r>
+              <w:t>immigrant_density</w:t>
+            </w:r>
+          </w:p>
+        </w:tc>
+        <w:tc>
+          <w:tcPr>
+            <w:tcW w:type="dxa" w:w="1728"/>
+          </w:tcPr>
+          <w:p>
+            <w:r>
+              <w:t>0.9984</w:t>
+            </w:r>
+          </w:p>
+        </w:tc>
+        <w:tc>
+          <w:tcPr>
+            <w:tcW w:type="dxa" w:w="1728"/>
+          </w:tcPr>
+          <w:p>
+            <w:r>
+              <w:t>0.9980</w:t>
+            </w:r>
+          </w:p>
+        </w:tc>
+        <w:tc>
+          <w:tcPr>
+            <w:tcW w:type="dxa" w:w="1728"/>
+          </w:tcPr>
+          <w:p>
+            <w:r>
+              <w:t>0.9989</w:t>
+            </w:r>
+          </w:p>
+        </w:tc>
+        <w:tc>
+          <w:tcPr>
+            <w:tcW w:type="dxa" w:w="1728"/>
+          </w:tcPr>
+          <w:p>
+            <w:r>
+              <w:t>0.0000</w:t>
+            </w:r>
+          </w:p>
+        </w:tc>
+      </w:tr>
+      <w:tr>
+        <w:tc>
+          <w:tcPr>
+            <w:tcW w:type="dxa" w:w="1728"/>
+          </w:tcPr>
+          <w:p>
+            <w:r>
+              <w:t>climate_distance</w:t>
+            </w:r>
+          </w:p>
+        </w:tc>
+        <w:tc>
+          <w:tcPr>
+            <w:tcW w:type="dxa" w:w="1728"/>
+          </w:tcPr>
+          <w:p>
+            <w:r>
+              <w:t>1.1780</w:t>
+            </w:r>
+          </w:p>
+        </w:tc>
+        <w:tc>
+          <w:tcPr>
+            <w:tcW w:type="dxa" w:w="1728"/>
+          </w:tcPr>
+          <w:p>
+            <w:r>
+              <w:t>1.0648</w:t>
+            </w:r>
+          </w:p>
+        </w:tc>
+        <w:tc>
+          <w:tcPr>
+            <w:tcW w:type="dxa" w:w="1728"/>
+          </w:tcPr>
+          <w:p>
+            <w:r>
+              <w:t>1.3031</w:t>
+            </w:r>
+          </w:p>
+        </w:tc>
+        <w:tc>
+          <w:tcPr>
+            <w:tcW w:type="dxa" w:w="1728"/>
+          </w:tcPr>
+          <w:p>
+            <w:r>
+              <w:t>0.0015</w:t>
+            </w:r>
+          </w:p>
+        </w:tc>
+      </w:tr>
+    </w:tbl>
+    <w:p>
+      <w:r>
+        <w:br/>
+      </w:r>
+    </w:p>
+    <w:p>
+      <w:pPr>
+        <w:pStyle w:val="Heading2"/>
+      </w:pPr>
+      <w:r>
+        <w:t>Diagnostics - Simpler Model</w:t>
+      </w:r>
+    </w:p>
+    <w:p>
+      <w:r>
+        <w:drawing>
+          <wp:inline xmlns:a="http://schemas.openxmlformats.org/drawingml/2006/main" xmlns:pic="http://schemas.openxmlformats.org/drawingml/2006/picture">
+            <wp:extent cx="5486400" cy="3291840"/>
+            <wp:docPr id="4" name="Picture 4"/>
+            <wp:cNvGraphicFramePr>
+              <a:graphicFrameLocks noChangeAspect="1"/>
+            </wp:cNvGraphicFramePr>
+            <a:graphic>
+              <a:graphicData uri="http://schemas.openxmlformats.org/drawingml/2006/picture">
+                <pic:pic>
+                  <pic:nvPicPr>
+                    <pic:cNvPr id="0" name="image.png"/>
+                    <pic:cNvPicPr/>
+                  </pic:nvPicPr>
+                  <pic:blipFill>
+                    <a:blip r:embed="rId12"/>
+                    <a:stretch>
+                      <a:fillRect/>
+                    </a:stretch>
+                  </pic:blipFill>
+                  <pic:spPr>
+                    <a:xfrm>
+                      <a:off x="0" y="0"/>
+                      <a:ext cx="5486400" cy="3291840"/>
+                    </a:xfrm>
+                    <a:prstGeom prst="rect"/>
+                  </pic:spPr>
+                </pic:pic>
+              </a:graphicData>
+            </a:graphic>
+          </wp:inline>
+        </w:drawing>
+      </w:r>
+    </w:p>
+    <w:p>
+      <w:r>
+        <w:t>Figure 4: Residuals Plot (Simpler Model)</w:t>
+      </w:r>
+    </w:p>
+    <w:p>
+      <w:r>
+        <w:br/>
+        <w:t>Variance Inflation Factor (VIF) for Continuous and Categorical Variables - Simpler Model:</w:t>
+      </w:r>
+    </w:p>
+    <w:tbl>
+      <w:tblPr>
+        <w:tblStyle w:val="TableGrid"/>
+        <w:tblW w:type="auto" w:w="0"/>
+        <w:tblLook w:firstColumn="1" w:firstRow="1" w:lastColumn="0" w:lastRow="0" w:noHBand="0" w:noVBand="1" w:val="04A0"/>
+      </w:tblPr>
+      <w:tblGrid>
+        <w:gridCol w:w="4320"/>
+        <w:gridCol w:w="4320"/>
+      </w:tblGrid>
+      <w:tr>
+        <w:tc>
+          <w:tcPr>
+            <w:tcW w:type="dxa" w:w="4320"/>
+          </w:tcPr>
+          <w:p>
+            <w:r>
+              <w:t>Variable</w:t>
+            </w:r>
+          </w:p>
+        </w:tc>
+        <w:tc>
+          <w:tcPr>
+            <w:tcW w:type="dxa" w:w="4320"/>
+          </w:tcPr>
+          <w:p>
+            <w:r>
+              <w:t>VIF</w:t>
+            </w:r>
+          </w:p>
+        </w:tc>
+      </w:tr>
+      <w:tr>
+        <w:tc>
+          <w:tcPr>
+            <w:tcW w:type="dxa" w:w="4320"/>
+          </w:tcPr>
+          <w:p>
+            <w:r>
+              <w:t>import_from_slu_log</w:t>
+            </w:r>
+          </w:p>
+        </w:tc>
+        <w:tc>
+          <w:tcPr>
+            <w:tcW w:type="dxa" w:w="4320"/>
+          </w:tcPr>
+          <w:p>
+            <w:r>
+              <w:t>4.8865</w:t>
+            </w:r>
+          </w:p>
+        </w:tc>
+      </w:tr>
+      <w:tr>
+        <w:tc>
+          <w:tcPr>
+            <w:tcW w:type="dxa" w:w="4320"/>
+          </w:tcPr>
+          <w:p>
+            <w:r>
+              <w:t>age</w:t>
+            </w:r>
+          </w:p>
+        </w:tc>
+        <w:tc>
+          <w:tcPr>
+            <w:tcW w:type="dxa" w:w="4320"/>
+          </w:tcPr>
+          <w:p>
+            <w:r>
+              <w:t>8.4098</w:t>
+            </w:r>
+          </w:p>
+        </w:tc>
+      </w:tr>
+      <w:tr>
+        <w:tc>
+          <w:tcPr>
+            <w:tcW w:type="dxa" w:w="4320"/>
+          </w:tcPr>
+          <w:p>
+            <w:r>
+              <w:t>state_unemployment</w:t>
+            </w:r>
+          </w:p>
+        </w:tc>
+        <w:tc>
+          <w:tcPr>
+            <w:tcW w:type="dxa" w:w="4320"/>
+          </w:tcPr>
+          <w:p>
+            <w:r>
+              <w:t>11.1717</w:t>
+            </w:r>
+          </w:p>
+        </w:tc>
+      </w:tr>
+      <w:tr>
+        <w:tc>
+          <w:tcPr>
+            <w:tcW w:type="dxa" w:w="4320"/>
+          </w:tcPr>
+          <w:p>
+            <w:r>
+              <w:t>immigrant_density</w:t>
+            </w:r>
+          </w:p>
+        </w:tc>
+        <w:tc>
+          <w:tcPr>
+            <w:tcW w:type="dxa" w:w="4320"/>
+          </w:tcPr>
+          <w:p>
+            <w:r>
+              <w:t>1.7787</w:t>
+            </w:r>
+          </w:p>
+        </w:tc>
+      </w:tr>
+      <w:tr>
+        <w:tc>
+          <w:tcPr>
+            <w:tcW w:type="dxa" w:w="4320"/>
+          </w:tcPr>
+          <w:p>
+            <w:r>
+              <w:t>climate_distance</w:t>
+            </w:r>
+          </w:p>
+        </w:tc>
+        <w:tc>
+          <w:tcPr>
+            <w:tcW w:type="dxa" w:w="4320"/>
+          </w:tcPr>
+          <w:p>
+            <w:r>
+              <w:t>2.3213</w:t>
+            </w:r>
+          </w:p>
+        </w:tc>
+      </w:tr>
+    </w:tbl>
+    <w:p>
+      <w:r>
+        <w:t>VIF values above 10 indicate potential multicollinearity issues in the simpler model.</w:t>
+      </w:r>
+    </w:p>
+    <w:p>
+      <w:r>
+        <w:rPr>
+          <w:rFonts w:ascii="Courier New" w:hAnsi="Courier New"/>
+        </w:rPr>
+        <w:t xml:space="preserve">                 Generalized Linear Model Regression Results                  </w:t>
+        <w:br/>
+        <w:t>==============================================================================</w:t>
+        <w:br/>
+        <w:t>Dep. Variable:             los_capped   No. Observations:               139278</w:t>
+        <w:br/>
+        <w:t>Model:                            GLM   Df Residuals:                   139259</w:t>
+        <w:br/>
+        <w:t>Model Family:        NegativeBinomial   Df Model:                           18</w:t>
+        <w:br/>
+        <w:t>Link Function:                    log   Scale:                          1.0000</w:t>
+        <w:br/>
+        <w:t>Method:                          IRLS   Log-Likelihood:            -4.1592e+05</w:t>
+        <w:br/>
+        <w:t>Date:                Mon, 30 Mar 2026   Deviance:                       36201.</w:t>
+        <w:br/>
+        <w:t>Time:                        20:39:38   Pearson chi2:                 2.74e+05</w:t>
+        <w:br/>
+        <w:t>No. Iterations:                     8   Pseudo R-squ. (CS):            0.02552</w:t>
+        <w:br/>
+        <w:t xml:space="preserve">Covariance Type:            nonrobust                                         </w:t>
+        <w:br/>
+        <w:t>=====================================================================================================</w:t>
+        <w:br/>
+        <w:t xml:space="preserve">                                        coef    std err          z      P&gt;|z|      [0.025      0.975]</w:t>
+        <w:br/>
+        <w:t>-----------------------------------------------------------------------------------------------------</w:t>
+        <w:br/>
+        <w:t>Intercept                             1.5342      0.032     47.613      0.000       1.471       1.597</w:t>
+        <w:br/>
+        <w:t>C(sex_enc)[T.Male]                    0.0100      0.006      1.728      0.084      -0.001       0.021</w:t>
+        <w:br/>
+        <w:t>C(purpose_simple)[T.Events]           0.1823      0.032      5.613      0.000       0.119       0.246</w:t>
+        <w:br/>
+        <w:t>C(purpose_simple)[T.Other]            0.4321      0.026     16.643      0.000       0.381       0.483</w:t>
+        <w:br/>
+        <w:t>C(purpose_simple)[T.Pleasure]         0.1288      0.022      5.856      0.000       0.086       0.172</w:t>
+        <w:br/>
+        <w:t>C(purpose_simple)[T.Wedding]          0.0067      0.026      0.262      0.793      -0.043       0.057</w:t>
+        <w:br/>
+        <w:t>C(accomd_type_enc)[T.Other]           0.1301      0.015      8.492      0.000       0.100       0.160</w:t>
+        <w:br/>
+        <w:t>C(accomd_type_enc)[T.Sharing]         0.2215      0.009     25.172      0.000       0.204       0.239</w:t>
+        <w:br/>
+        <w:t>C(season_enc)[T.Spring]               0.1015      0.009     11.923      0.000       0.085       0.118</w:t>
+        <w:br/>
+        <w:t>C(season_enc)[T.Summer]               0.0579      0.008      6.815      0.000       0.041       0.074</w:t>
+        <w:br/>
+        <w:t>C(season_enc)[T.Winter]               0.1433      0.009     16.393      0.000       0.126       0.160</w:t>
+        <w:br/>
+        <w:t>C(region_census_enc)[T.Northeast]     0.0325      0.010      3.109      0.002       0.012       0.053</w:t>
+        <w:br/>
+        <w:t>C(region_census_enc)[T.South]        -0.0397      0.009     -4.184      0.000      -0.058      -0.021</w:t>
+        <w:br/>
+        <w:t>C(region_census_enc)[T.West]          0.1003      0.013      7.621      0.000       0.075       0.126</w:t>
+        <w:br/>
+        <w:t>import_from_slu_log                  -0.0007      0.001     -1.033      0.302      -0.002       0.001</w:t>
+        <w:br/>
+        <w:t>age                                   0.0050      0.000     25.462      0.000       0.005       0.005</w:t>
+        <w:br/>
+        <w:t>state_unemployment                   -0.0238      0.005     -5.044      0.000      -0.033      -0.015</w:t>
+        <w:br/>
+        <w:t>immigrant_density                    -0.0008      0.000     -3.937      0.000      -0.001      -0.000</w:t>
+        <w:br/>
+        <w:t>climate_distance                      0.0935      0.032      2.924      0.003       0.031       0.156</w:t>
+        <w:br/>
+        <w:t>=====================================================================================================</w:t>
+      </w:r>
+    </w:p>
+    <w:p>
+      <w:r>
+        <w:br/>
+      </w:r>
+    </w:p>
+    <w:p>
+      <w:pPr>
+        <w:pStyle w:val="Heading2"/>
+      </w:pPr>
+      <w:r>
+        <w:t>Incident Rate Ratios (IRR) - Simpler Model with no states</w:t>
+      </w:r>
+    </w:p>
+    <w:tbl>
+      <w:tblPr>
+        <w:tblStyle w:val="TableGrid"/>
+        <w:tblW w:type="auto" w:w="0"/>
+        <w:tblLook w:firstColumn="1" w:firstRow="1" w:lastColumn="0" w:lastRow="0" w:noHBand="0" w:noVBand="1" w:val="04A0"/>
+      </w:tblPr>
+      <w:tblGrid>
+        <w:gridCol w:w="1728"/>
+        <w:gridCol w:w="1728"/>
+        <w:gridCol w:w="1728"/>
+        <w:gridCol w:w="1728"/>
+        <w:gridCol w:w="1728"/>
+      </w:tblGrid>
+      <w:tr>
+        <w:tc>
+          <w:tcPr>
+            <w:tcW w:type="dxa" w:w="1728"/>
+          </w:tcPr>
+          <w:p>
+            <w:r>
+              <w:t>Variable</w:t>
+            </w:r>
+          </w:p>
+        </w:tc>
+        <w:tc>
+          <w:tcPr>
+            <w:tcW w:type="dxa" w:w="1728"/>
+          </w:tcPr>
+          <w:p>
+            <w:r>
+              <w:t>IRR</w:t>
+            </w:r>
+          </w:p>
+        </w:tc>
+        <w:tc>
+          <w:tcPr>
+            <w:tcW w:type="dxa" w:w="1728"/>
+          </w:tcPr>
+          <w:p>
+            <w:r>
+              <w:t>Lower CI</w:t>
+            </w:r>
+          </w:p>
+        </w:tc>
+        <w:tc>
+          <w:tcPr>
+            <w:tcW w:type="dxa" w:w="1728"/>
+          </w:tcPr>
+          <w:p>
+            <w:r>
+              <w:t>Upper CI</w:t>
+            </w:r>
+          </w:p>
+        </w:tc>
+        <w:tc>
+          <w:tcPr>
+            <w:tcW w:type="dxa" w:w="1728"/>
+          </w:tcPr>
+          <w:p>
+            <w:r>
+              <w:t>P-value</w:t>
+            </w:r>
+          </w:p>
+        </w:tc>
+      </w:tr>
+      <w:tr>
+        <w:tc>
+          <w:tcPr>
+            <w:tcW w:type="dxa" w:w="1728"/>
+          </w:tcPr>
+          <w:p>
+            <w:r>
+              <w:t>Intercept</w:t>
+            </w:r>
+          </w:p>
+        </w:tc>
+        <w:tc>
+          <w:tcPr>
+            <w:tcW w:type="dxa" w:w="1728"/>
+          </w:tcPr>
+          <w:p>
+            <w:r>
+              <w:t>4.6378</w:t>
+            </w:r>
+          </w:p>
+        </w:tc>
+        <w:tc>
+          <w:tcPr>
+            <w:tcW w:type="dxa" w:w="1728"/>
+          </w:tcPr>
+          <w:p>
+            <w:r>
+              <w:t>4.3540</w:t>
+            </w:r>
+          </w:p>
+        </w:tc>
+        <w:tc>
+          <w:tcPr>
+            <w:tcW w:type="dxa" w:w="1728"/>
+          </w:tcPr>
+          <w:p>
+            <w:r>
+              <w:t>4.9402</w:t>
+            </w:r>
+          </w:p>
+        </w:tc>
+        <w:tc>
+          <w:tcPr>
+            <w:tcW w:type="dxa" w:w="1728"/>
+          </w:tcPr>
+          <w:p>
+            <w:r>
+              <w:t>0.0000</w:t>
+            </w:r>
+          </w:p>
+        </w:tc>
+      </w:tr>
+      <w:tr>
+        <w:tc>
+          <w:tcPr>
+            <w:tcW w:type="dxa" w:w="1728"/>
+          </w:tcPr>
+          <w:p>
+            <w:r>
+              <w:t>C(sex_enc)[T.Male]</w:t>
+            </w:r>
+          </w:p>
+        </w:tc>
+        <w:tc>
+          <w:tcPr>
+            <w:tcW w:type="dxa" w:w="1728"/>
+          </w:tcPr>
+          <w:p>
+            <w:r>
+              <w:t>1.0100</w:t>
+            </w:r>
+          </w:p>
+        </w:tc>
+        <w:tc>
+          <w:tcPr>
+            <w:tcW w:type="dxa" w:w="1728"/>
+          </w:tcPr>
+          <w:p>
+            <w:r>
+              <w:t>0.9987</w:t>
+            </w:r>
+          </w:p>
+        </w:tc>
+        <w:tc>
+          <w:tcPr>
+            <w:tcW w:type="dxa" w:w="1728"/>
+          </w:tcPr>
+          <w:p>
+            <w:r>
+              <w:t>1.0216</w:t>
+            </w:r>
+          </w:p>
+        </w:tc>
+        <w:tc>
+          <w:tcPr>
+            <w:tcW w:type="dxa" w:w="1728"/>
+          </w:tcPr>
+          <w:p>
+            <w:r>
+              <w:t>0.0840</w:t>
+            </w:r>
+          </w:p>
+        </w:tc>
+      </w:tr>
+      <w:tr>
+        <w:tc>
+          <w:tcPr>
+            <w:tcW w:type="dxa" w:w="1728"/>
+          </w:tcPr>
+          <w:p>
+            <w:r>
+              <w:t>C(purpose_simple)[T.Events]</w:t>
+            </w:r>
+          </w:p>
+        </w:tc>
+        <w:tc>
+          <w:tcPr>
+            <w:tcW w:type="dxa" w:w="1728"/>
+          </w:tcPr>
+          <w:p>
+            <w:r>
+              <w:t>1.2000</w:t>
+            </w:r>
+          </w:p>
+        </w:tc>
+        <w:tc>
+          <w:tcPr>
+            <w:tcW w:type="dxa" w:w="1728"/>
+          </w:tcPr>
+          <w:p>
+            <w:r>
+              <w:t>1.1260</w:t>
+            </w:r>
+          </w:p>
+        </w:tc>
+        <w:tc>
+          <w:tcPr>
+            <w:tcW w:type="dxa" w:w="1728"/>
+          </w:tcPr>
+          <w:p>
+            <w:r>
+              <w:t>1.2788</w:t>
+            </w:r>
+          </w:p>
+        </w:tc>
+        <w:tc>
+          <w:tcPr>
+            <w:tcW w:type="dxa" w:w="1728"/>
+          </w:tcPr>
+          <w:p>
+            <w:r>
+              <w:t>0.0000</w:t>
+            </w:r>
+          </w:p>
+        </w:tc>
+      </w:tr>
+      <w:tr>
+        <w:tc>
+          <w:tcPr>
+            <w:tcW w:type="dxa" w:w="1728"/>
+          </w:tcPr>
+          <w:p>
+            <w:r>
+              <w:t>C(purpose_simple)[T.Other]</w:t>
+            </w:r>
+          </w:p>
+        </w:tc>
+        <w:tc>
+          <w:tcPr>
+            <w:tcW w:type="dxa" w:w="1728"/>
+          </w:tcPr>
+          <w:p>
+            <w:r>
+              <w:t>1.5405</w:t>
+            </w:r>
+          </w:p>
+        </w:tc>
+        <w:tc>
+          <w:tcPr>
+            <w:tcW w:type="dxa" w:w="1728"/>
+          </w:tcPr>
+          <w:p>
+            <w:r>
+              <w:t>1.4641</w:t>
+            </w:r>
+          </w:p>
+        </w:tc>
+        <w:tc>
+          <w:tcPr>
+            <w:tcW w:type="dxa" w:w="1728"/>
+          </w:tcPr>
+          <w:p>
+            <w:r>
+              <w:t>1.6210</w:t>
+            </w:r>
+          </w:p>
+        </w:tc>
+        <w:tc>
+          <w:tcPr>
+            <w:tcW w:type="dxa" w:w="1728"/>
+          </w:tcPr>
+          <w:p>
+            <w:r>
+              <w:t>0.0000</w:t>
+            </w:r>
+          </w:p>
+        </w:tc>
+      </w:tr>
+      <w:tr>
+        <w:tc>
+          <w:tcPr>
+            <w:tcW w:type="dxa" w:w="1728"/>
+          </w:tcPr>
+          <w:p>
+            <w:r>
+              <w:t>C(purpose_simple)[T.Pleasure]</w:t>
+            </w:r>
+          </w:p>
+        </w:tc>
+        <w:tc>
+          <w:tcPr>
+            <w:tcW w:type="dxa" w:w="1728"/>
+          </w:tcPr>
+          <w:p>
+            <w:r>
+              <w:t>1.1375</w:t>
+            </w:r>
+          </w:p>
+        </w:tc>
+        <w:tc>
+          <w:tcPr>
+            <w:tcW w:type="dxa" w:w="1728"/>
+          </w:tcPr>
+          <w:p>
+            <w:r>
+              <w:t>1.0895</w:t>
+            </w:r>
+          </w:p>
+        </w:tc>
+        <w:tc>
+          <w:tcPr>
+            <w:tcW w:type="dxa" w:w="1728"/>
+          </w:tcPr>
+          <w:p>
+            <w:r>
+              <w:t>1.1876</w:t>
+            </w:r>
+          </w:p>
+        </w:tc>
+        <w:tc>
+          <w:tcPr>
+            <w:tcW w:type="dxa" w:w="1728"/>
+          </w:tcPr>
+          <w:p>
+            <w:r>
+              <w:t>0.0000</w:t>
+            </w:r>
+          </w:p>
+        </w:tc>
+      </w:tr>
+      <w:tr>
+        <w:tc>
+          <w:tcPr>
+            <w:tcW w:type="dxa" w:w="1728"/>
+          </w:tcPr>
+          <w:p>
+            <w:r>
+              <w:t>C(purpose_simple)[T.Wedding]</w:t>
+            </w:r>
+          </w:p>
+        </w:tc>
+        <w:tc>
+          <w:tcPr>
+            <w:tcW w:type="dxa" w:w="1728"/>
+          </w:tcPr>
+          <w:p>
+            <w:r>
+              <w:t>1.0067</w:t>
+            </w:r>
+          </w:p>
+        </w:tc>
+        <w:tc>
+          <w:tcPr>
+            <w:tcW w:type="dxa" w:w="1728"/>
+          </w:tcPr>
+          <w:p>
+            <w:r>
+              <w:t>0.9575</w:t>
+            </w:r>
+          </w:p>
+        </w:tc>
+        <w:tc>
+          <w:tcPr>
+            <w:tcW w:type="dxa" w:w="1728"/>
+          </w:tcPr>
+          <w:p>
+            <w:r>
+              <w:t>1.0585</w:t>
+            </w:r>
+          </w:p>
+        </w:tc>
+        <w:tc>
+          <w:tcPr>
+            <w:tcW w:type="dxa" w:w="1728"/>
+          </w:tcPr>
+          <w:p>
+            <w:r>
+              <w:t>0.7930</w:t>
+            </w:r>
+          </w:p>
+        </w:tc>
+      </w:tr>
+      <w:tr>
+        <w:tc>
+          <w:tcPr>
+            <w:tcW w:type="dxa" w:w="1728"/>
+          </w:tcPr>
+          <w:p>
+            <w:r>
+              <w:t>C(accomd_type_enc)[T.Other]</w:t>
+            </w:r>
+          </w:p>
+        </w:tc>
+        <w:tc>
+          <w:tcPr>
+            <w:tcW w:type="dxa" w:w="1728"/>
+          </w:tcPr>
+          <w:p>
+            <w:r>
+              <w:t>1.1390</w:t>
+            </w:r>
+          </w:p>
+        </w:tc>
+        <w:tc>
+          <w:tcPr>
+            <w:tcW w:type="dxa" w:w="1728"/>
+          </w:tcPr>
+          <w:p>
+            <w:r>
+              <w:t>1.1053</w:t>
+            </w:r>
+          </w:p>
+        </w:tc>
+        <w:tc>
+          <w:tcPr>
+            <w:tcW w:type="dxa" w:w="1728"/>
+          </w:tcPr>
+          <w:p>
+            <w:r>
+              <w:t>1.1737</w:t>
+            </w:r>
+          </w:p>
+        </w:tc>
+        <w:tc>
+          <w:tcPr>
+            <w:tcW w:type="dxa" w:w="1728"/>
+          </w:tcPr>
+          <w:p>
+            <w:r>
+              <w:t>0.0000</w:t>
+            </w:r>
+          </w:p>
+        </w:tc>
+      </w:tr>
+      <w:tr>
+        <w:tc>
+          <w:tcPr>
+            <w:tcW w:type="dxa" w:w="1728"/>
+          </w:tcPr>
+          <w:p>
+            <w:r>
+              <w:t>C(accomd_type_enc)[T.Sharing]</w:t>
+            </w:r>
+          </w:p>
+        </w:tc>
+        <w:tc>
+          <w:tcPr>
+            <w:tcW w:type="dxa" w:w="1728"/>
+          </w:tcPr>
+          <w:p>
+            <w:r>
+              <w:t>1.2479</w:t>
+            </w:r>
+          </w:p>
+        </w:tc>
+        <w:tc>
+          <w:tcPr>
+            <w:tcW w:type="dxa" w:w="1728"/>
+          </w:tcPr>
+          <w:p>
+            <w:r>
+              <w:t>1.2266</w:t>
+            </w:r>
+          </w:p>
+        </w:tc>
+        <w:tc>
+          <w:tcPr>
+            <w:tcW w:type="dxa" w:w="1728"/>
+          </w:tcPr>
+          <w:p>
+            <w:r>
+              <w:t>1.2696</w:t>
+            </w:r>
+          </w:p>
+        </w:tc>
+        <w:tc>
+          <w:tcPr>
+            <w:tcW w:type="dxa" w:w="1728"/>
+          </w:tcPr>
+          <w:p>
+            <w:r>
+              <w:t>0.0000</w:t>
+            </w:r>
+          </w:p>
+        </w:tc>
+      </w:tr>
+      <w:tr>
+        <w:tc>
+          <w:tcPr>
+            <w:tcW w:type="dxa" w:w="1728"/>
+          </w:tcPr>
+          <w:p>
+            <w:r>
+              <w:t>C(season_enc)[T.Spring]</w:t>
+            </w:r>
+          </w:p>
+        </w:tc>
+        <w:tc>
+          <w:tcPr>
+            <w:tcW w:type="dxa" w:w="1728"/>
+          </w:tcPr>
+          <w:p>
+            <w:r>
+              <w:t>1.1069</w:t>
+            </w:r>
+          </w:p>
+        </w:tc>
+        <w:tc>
+          <w:tcPr>
+            <w:tcW w:type="dxa" w:w="1728"/>
+          </w:tcPr>
+          <w:p>
+            <w:r>
+              <w:t>1.0886</w:t>
+            </w:r>
+          </w:p>
+        </w:tc>
+        <w:tc>
+          <w:tcPr>
+            <w:tcW w:type="dxa" w:w="1728"/>
+          </w:tcPr>
+          <w:p>
+            <w:r>
+              <w:t>1.1255</w:t>
+            </w:r>
+          </w:p>
+        </w:tc>
+        <w:tc>
+          <w:tcPr>
+            <w:tcW w:type="dxa" w:w="1728"/>
+          </w:tcPr>
+          <w:p>
+            <w:r>
+              <w:t>0.0000</w:t>
+            </w:r>
+          </w:p>
+        </w:tc>
+      </w:tr>
+      <w:tr>
+        <w:tc>
+          <w:tcPr>
+            <w:tcW w:type="dxa" w:w="1728"/>
+          </w:tcPr>
+          <w:p>
+            <w:r>
+              <w:t>C(season_enc)[T.Summer]</w:t>
+            </w:r>
+          </w:p>
+        </w:tc>
+        <w:tc>
+          <w:tcPr>
+            <w:tcW w:type="dxa" w:w="1728"/>
+          </w:tcPr>
+          <w:p>
+            <w:r>
+              <w:t>1.0596</w:t>
+            </w:r>
+          </w:p>
+        </w:tc>
+        <w:tc>
+          <w:tcPr>
+            <w:tcW w:type="dxa" w:w="1728"/>
+          </w:tcPr>
+          <w:p>
+            <w:r>
+              <w:t>1.0421</w:t>
+            </w:r>
+          </w:p>
+        </w:tc>
+        <w:tc>
+          <w:tcPr>
+            <w:tcW w:type="dxa" w:w="1728"/>
+          </w:tcPr>
+          <w:p>
+            <w:r>
+              <w:t>1.0773</w:t>
+            </w:r>
+          </w:p>
+        </w:tc>
+        <w:tc>
+          <w:tcPr>
+            <w:tcW w:type="dxa" w:w="1728"/>
+          </w:tcPr>
+          <w:p>
+            <w:r>
+              <w:t>0.0000</w:t>
+            </w:r>
+          </w:p>
+        </w:tc>
+      </w:tr>
+      <w:tr>
+        <w:tc>
+          <w:tcPr>
+            <w:tcW w:type="dxa" w:w="1728"/>
+          </w:tcPr>
+          <w:p>
+            <w:r>
+              <w:t>C(season_enc)[T.Winter]</w:t>
+            </w:r>
+          </w:p>
+        </w:tc>
+        <w:tc>
+          <w:tcPr>
+            <w:tcW w:type="dxa" w:w="1728"/>
+          </w:tcPr>
+          <w:p>
+            <w:r>
+              <w:t>1.1541</w:t>
+            </w:r>
+          </w:p>
+        </w:tc>
+        <w:tc>
+          <w:tcPr>
+            <w:tcW w:type="dxa" w:w="1728"/>
+          </w:tcPr>
+          <w:p>
+            <w:r>
+              <w:t>1.1345</w:t>
+            </w:r>
+          </w:p>
+        </w:tc>
+        <w:tc>
+          <w:tcPr>
+            <w:tcW w:type="dxa" w:w="1728"/>
+          </w:tcPr>
+          <w:p>
+            <w:r>
+              <w:t>1.1740</w:t>
+            </w:r>
+          </w:p>
+        </w:tc>
+        <w:tc>
+          <w:tcPr>
+            <w:tcW w:type="dxa" w:w="1728"/>
+          </w:tcPr>
+          <w:p>
+            <w:r>
+              <w:t>0.0000</w:t>
+            </w:r>
+          </w:p>
+        </w:tc>
+      </w:tr>
+      <w:tr>
+        <w:tc>
+          <w:tcPr>
+            <w:tcW w:type="dxa" w:w="1728"/>
+          </w:tcPr>
+          <w:p>
+            <w:r>
+              <w:t>C(region_census_enc)[T.Northeast]</w:t>
+            </w:r>
+          </w:p>
+        </w:tc>
+        <w:tc>
+          <w:tcPr>
+            <w:tcW w:type="dxa" w:w="1728"/>
+          </w:tcPr>
+          <w:p>
+            <w:r>
+              <w:t>1.0330</w:t>
+            </w:r>
+          </w:p>
+        </w:tc>
+        <w:tc>
+          <w:tcPr>
+            <w:tcW w:type="dxa" w:w="1728"/>
+          </w:tcPr>
+          <w:p>
+            <w:r>
+              <w:t>1.0121</w:t>
+            </w:r>
+          </w:p>
+        </w:tc>
+        <w:tc>
+          <w:tcPr>
+            <w:tcW w:type="dxa" w:w="1728"/>
+          </w:tcPr>
+          <w:p>
+            <w:r>
+              <w:t>1.0543</w:t>
+            </w:r>
+          </w:p>
+        </w:tc>
+        <w:tc>
+          <w:tcPr>
+            <w:tcW w:type="dxa" w:w="1728"/>
+          </w:tcPr>
+          <w:p>
+            <w:r>
+              <w:t>0.0019</w:t>
+            </w:r>
+          </w:p>
+        </w:tc>
+      </w:tr>
+      <w:tr>
+        <w:tc>
+          <w:tcPr>
+            <w:tcW w:type="dxa" w:w="1728"/>
+          </w:tcPr>
+          <w:p>
+            <w:r>
+              <w:t>C(region_census_enc)[T.South]</w:t>
+            </w:r>
+          </w:p>
+        </w:tc>
+        <w:tc>
+          <w:tcPr>
+            <w:tcW w:type="dxa" w:w="1728"/>
+          </w:tcPr>
+          <w:p>
+            <w:r>
+              <w:t>0.9610</w:t>
+            </w:r>
+          </w:p>
+        </w:tc>
+        <w:tc>
+          <w:tcPr>
+            <w:tcW w:type="dxa" w:w="1728"/>
+          </w:tcPr>
+          <w:p>
+            <w:r>
+              <w:t>0.9433</w:t>
+            </w:r>
+          </w:p>
+        </w:tc>
+        <w:tc>
+          <w:tcPr>
+            <w:tcW w:type="dxa" w:w="1728"/>
+          </w:tcPr>
+          <w:p>
+            <w:r>
+              <w:t>0.9791</w:t>
+            </w:r>
+          </w:p>
+        </w:tc>
+        <w:tc>
+          <w:tcPr>
+            <w:tcW w:type="dxa" w:w="1728"/>
+          </w:tcPr>
+          <w:p>
+            <w:r>
+              <w:t>0.0000</w:t>
+            </w:r>
+          </w:p>
+        </w:tc>
+      </w:tr>
+      <w:tr>
+        <w:tc>
+          <w:tcPr>
+            <w:tcW w:type="dxa" w:w="1728"/>
+          </w:tcPr>
+          <w:p>
+            <w:r>
+              <w:t>C(region_census_enc)[T.West]</w:t>
+            </w:r>
+          </w:p>
+        </w:tc>
+        <w:tc>
+          <w:tcPr>
+            <w:tcW w:type="dxa" w:w="1728"/>
+          </w:tcPr>
+          <w:p>
+            <w:r>
+              <w:t>1.1056</w:t>
+            </w:r>
+          </w:p>
+        </w:tc>
+        <w:tc>
+          <w:tcPr>
+            <w:tcW w:type="dxa" w:w="1728"/>
+          </w:tcPr>
+          <w:p>
+            <w:r>
+              <w:t>1.0774</w:t>
+            </w:r>
+          </w:p>
+        </w:tc>
+        <w:tc>
+          <w:tcPr>
+            <w:tcW w:type="dxa" w:w="1728"/>
+          </w:tcPr>
+          <w:p>
+            <w:r>
+              <w:t>1.1345</w:t>
+            </w:r>
+          </w:p>
+        </w:tc>
+        <w:tc>
+          <w:tcPr>
+            <w:tcW w:type="dxa" w:w="1728"/>
+          </w:tcPr>
+          <w:p>
+            <w:r>
+              <w:t>0.0000</w:t>
+            </w:r>
+          </w:p>
+        </w:tc>
+      </w:tr>
+      <w:tr>
+        <w:tc>
+          <w:tcPr>
+            <w:tcW w:type="dxa" w:w="1728"/>
+          </w:tcPr>
+          <w:p>
+            <w:r>
+              <w:t>import_from_slu_log</w:t>
+            </w:r>
+          </w:p>
+        </w:tc>
+        <w:tc>
+          <w:tcPr>
+            <w:tcW w:type="dxa" w:w="1728"/>
+          </w:tcPr>
+          <w:p>
+            <w:r>
+              <w:t>0.9993</w:t>
+            </w:r>
+          </w:p>
+        </w:tc>
+        <w:tc>
+          <w:tcPr>
+            <w:tcW w:type="dxa" w:w="1728"/>
+          </w:tcPr>
+          <w:p>
+            <w:r>
+              <w:t>0.9980</w:t>
+            </w:r>
+          </w:p>
+        </w:tc>
+        <w:tc>
+          <w:tcPr>
+            <w:tcW w:type="dxa" w:w="1728"/>
+          </w:tcPr>
+          <w:p>
+            <w:r>
+              <w:t>1.0006</w:t>
+            </w:r>
+          </w:p>
+        </w:tc>
+        <w:tc>
+          <w:tcPr>
+            <w:tcW w:type="dxa" w:w="1728"/>
+          </w:tcPr>
+          <w:p>
+            <w:r>
+              <w:t>0.3018</w:t>
+            </w:r>
+          </w:p>
+        </w:tc>
+      </w:tr>
+      <w:tr>
+        <w:tc>
+          <w:tcPr>
+            <w:tcW w:type="dxa" w:w="1728"/>
+          </w:tcPr>
+          <w:p>
+            <w:r>
+              <w:t>age</w:t>
+            </w:r>
+          </w:p>
+        </w:tc>
+        <w:tc>
+          <w:tcPr>
+            <w:tcW w:type="dxa" w:w="1728"/>
+          </w:tcPr>
+          <w:p>
+            <w:r>
+              <w:t>1.0051</w:t>
+            </w:r>
+          </w:p>
+        </w:tc>
+        <w:tc>
+          <w:tcPr>
+            <w:tcW w:type="dxa" w:w="1728"/>
+          </w:tcPr>
+          <w:p>
+            <w:r>
+              <w:t>1.0047</w:t>
+            </w:r>
+          </w:p>
+        </w:tc>
+        <w:tc>
+          <w:tcPr>
+            <w:tcW w:type="dxa" w:w="1728"/>
+          </w:tcPr>
+          <w:p>
+            <w:r>
+              <w:t>1.0055</w:t>
+            </w:r>
+          </w:p>
+        </w:tc>
+        <w:tc>
+          <w:tcPr>
+            <w:tcW w:type="dxa" w:w="1728"/>
+          </w:tcPr>
+          <w:p>
+            <w:r>
+              <w:t>0.0000</w:t>
+            </w:r>
+          </w:p>
+        </w:tc>
+      </w:tr>
+      <w:tr>
+        <w:tc>
+          <w:tcPr>
+            <w:tcW w:type="dxa" w:w="1728"/>
+          </w:tcPr>
+          <w:p>
+            <w:r>
+              <w:t>state_unemployment</w:t>
+            </w:r>
+          </w:p>
+        </w:tc>
+        <w:tc>
+          <w:tcPr>
+            <w:tcW w:type="dxa" w:w="1728"/>
+          </w:tcPr>
+          <w:p>
+            <w:r>
+              <w:t>0.9765</w:t>
+            </w:r>
+          </w:p>
+        </w:tc>
+        <w:tc>
+          <w:tcPr>
+            <w:tcW w:type="dxa" w:w="1728"/>
+          </w:tcPr>
+          <w:p>
+            <w:r>
+              <w:t>0.9675</w:t>
+            </w:r>
+          </w:p>
+        </w:tc>
+        <w:tc>
+          <w:tcPr>
+            <w:tcW w:type="dxa" w:w="1728"/>
+          </w:tcPr>
+          <w:p>
+            <w:r>
+              <w:t>0.9856</w:t>
+            </w:r>
+          </w:p>
+        </w:tc>
+        <w:tc>
+          <w:tcPr>
+            <w:tcW w:type="dxa" w:w="1728"/>
+          </w:tcPr>
+          <w:p>
+            <w:r>
+              <w:t>0.0000</w:t>
+            </w:r>
+          </w:p>
+        </w:tc>
+      </w:tr>
+      <w:tr>
+        <w:tc>
+          <w:tcPr>
+            <w:tcW w:type="dxa" w:w="1728"/>
+          </w:tcPr>
+          <w:p>
+            <w:r>
+              <w:t>immigrant_density</w:t>
+            </w:r>
+          </w:p>
+        </w:tc>
+        <w:tc>
+          <w:tcPr>
+            <w:tcW w:type="dxa" w:w="1728"/>
+          </w:tcPr>
+          <w:p>
+            <w:r>
+              <w:t>0.9992</w:t>
+            </w:r>
+          </w:p>
+        </w:tc>
+        <w:tc>
+          <w:tcPr>
+            <w:tcW w:type="dxa" w:w="1728"/>
+          </w:tcPr>
+          <w:p>
+            <w:r>
+              <w:t>0.9988</w:t>
+            </w:r>
+          </w:p>
+        </w:tc>
+        <w:tc>
+          <w:tcPr>
+            <w:tcW w:type="dxa" w:w="1728"/>
+          </w:tcPr>
+          <w:p>
+            <w:r>
+              <w:t>0.9996</w:t>
+            </w:r>
+          </w:p>
+        </w:tc>
+        <w:tc>
+          <w:tcPr>
+            <w:tcW w:type="dxa" w:w="1728"/>
+          </w:tcPr>
+          <w:p>
+            <w:r>
+              <w:t>0.0001</w:t>
+            </w:r>
+          </w:p>
+        </w:tc>
+      </w:tr>
+      <w:tr>
+        <w:tc>
+          <w:tcPr>
+            <w:tcW w:type="dxa" w:w="1728"/>
+          </w:tcPr>
+          <w:p>
+            <w:r>
+              <w:t>climate_distance</w:t>
+            </w:r>
+          </w:p>
+        </w:tc>
+        <w:tc>
+          <w:tcPr>
+            <w:tcW w:type="dxa" w:w="1728"/>
+          </w:tcPr>
+          <w:p>
+            <w:r>
+              <w:t>1.0980</w:t>
+            </w:r>
+          </w:p>
+        </w:tc>
+        <w:tc>
+          <w:tcPr>
+            <w:tcW w:type="dxa" w:w="1728"/>
+          </w:tcPr>
+          <w:p>
+            <w:r>
+              <w:t>1.0313</w:t>
+            </w:r>
+          </w:p>
+        </w:tc>
+        <w:tc>
+          <w:tcPr>
+            <w:tcW w:type="dxa" w:w="1728"/>
+          </w:tcPr>
+          <w:p>
+            <w:r>
+              <w:t>1.1690</w:t>
+            </w:r>
+          </w:p>
+        </w:tc>
+        <w:tc>
+          <w:tcPr>
+            <w:tcW w:type="dxa" w:w="1728"/>
+          </w:tcPr>
+          <w:p>
+            <w:r>
+              <w:t>0.0035</w:t>
+            </w:r>
+          </w:p>
+        </w:tc>
+      </w:tr>
+    </w:tbl>
+    <w:p>
+      <w:r>
+        <w:br/>
+      </w:r>
+    </w:p>
+    <w:p>
+      <w:pPr>
+        <w:pStyle w:val="Heading2"/>
+      </w:pPr>
+      <w:r>
+        <w:t>Diagnostics - Simpler Model with No State</w:t>
+      </w:r>
+    </w:p>
+    <w:p>
+      <w:r>
+        <w:drawing>
+          <wp:inline xmlns:a="http://schemas.openxmlformats.org/drawingml/2006/main" xmlns:pic="http://schemas.openxmlformats.org/drawingml/2006/picture">
+            <wp:extent cx="5486400" cy="3291840"/>
+            <wp:docPr id="5" name="Picture 5"/>
+            <wp:cNvGraphicFramePr>
+              <a:graphicFrameLocks noChangeAspect="1"/>
+            </wp:cNvGraphicFramePr>
+            <a:graphic>
+              <a:graphicData uri="http://schemas.openxmlformats.org/drawingml/2006/picture">
+                <pic:pic>
+                  <pic:nvPicPr>
+                    <pic:cNvPr id="0" name="image.png"/>
+                    <pic:cNvPicPr/>
+                  </pic:nvPicPr>
+                  <pic:blipFill>
+                    <a:blip r:embed="rId13"/>
+                    <a:stretch>
+                      <a:fillRect/>
+                    </a:stretch>
+                  </pic:blipFill>
+                  <pic:spPr>
+                    <a:xfrm>
+                      <a:off x="0" y="0"/>
+                      <a:ext cx="5486400" cy="3291840"/>
+                    </a:xfrm>
+                    <a:prstGeom prst="rect"/>
+                  </pic:spPr>
+                </pic:pic>
+              </a:graphicData>
+            </a:graphic>
+          </wp:inline>
+        </w:drawing>
+      </w:r>
+    </w:p>
+    <w:p>
+      <w:r>
+        <w:t>Figure 5: Residuals Plot (Simpler Model with No State)</w:t>
+      </w:r>
+    </w:p>
+    <w:p>
+      <w:r>
+        <w:br/>
+        <w:t>Variance Inflation Factor (VIF) for Continuous and Categorical Variables - Simpler Model with No State:</w:t>
+      </w:r>
+    </w:p>
+    <w:tbl>
+      <w:tblPr>
+        <w:tblStyle w:val="TableGrid"/>
+        <w:tblW w:type="auto" w:w="0"/>
+        <w:tblLook w:firstColumn="1" w:firstRow="1" w:lastColumn="0" w:lastRow="0" w:noHBand="0" w:noVBand="1" w:val="04A0"/>
+      </w:tblPr>
+      <w:tblGrid>
+        <w:gridCol w:w="4320"/>
+        <w:gridCol w:w="4320"/>
+      </w:tblGrid>
+      <w:tr>
+        <w:tc>
+          <w:tcPr>
+            <w:tcW w:type="dxa" w:w="4320"/>
+          </w:tcPr>
+          <w:p>
+            <w:r>
+              <w:t>Variable</w:t>
+            </w:r>
+          </w:p>
+        </w:tc>
+        <w:tc>
+          <w:tcPr>
+            <w:tcW w:type="dxa" w:w="4320"/>
+          </w:tcPr>
+          <w:p>
+            <w:r>
+              <w:t>VIF</w:t>
+            </w:r>
+          </w:p>
+        </w:tc>
+      </w:tr>
+      <w:tr>
+        <w:tc>
+          <w:tcPr>
+            <w:tcW w:type="dxa" w:w="4320"/>
+          </w:tcPr>
+          <w:p>
+            <w:r>
+              <w:t>import_from_slu_log</w:t>
+            </w:r>
+          </w:p>
+        </w:tc>
+        <w:tc>
+          <w:tcPr>
+            <w:tcW w:type="dxa" w:w="4320"/>
+          </w:tcPr>
+          <w:p>
+            <w:r>
+              <w:t>4.8865</w:t>
+            </w:r>
+          </w:p>
+        </w:tc>
+      </w:tr>
+      <w:tr>
+        <w:tc>
+          <w:tcPr>
+            <w:tcW w:type="dxa" w:w="4320"/>
+          </w:tcPr>
+          <w:p>
+            <w:r>
+              <w:t>age</w:t>
+            </w:r>
+          </w:p>
+        </w:tc>
+        <w:tc>
+          <w:tcPr>
+            <w:tcW w:type="dxa" w:w="4320"/>
+          </w:tcPr>
+          <w:p>
+            <w:r>
+              <w:t>8.4098</w:t>
+            </w:r>
+          </w:p>
+        </w:tc>
+      </w:tr>
+      <w:tr>
+        <w:tc>
+          <w:tcPr>
+            <w:tcW w:type="dxa" w:w="4320"/>
+          </w:tcPr>
+          <w:p>
+            <w:r>
+              <w:t>state_unemployment</w:t>
+            </w:r>
+          </w:p>
+        </w:tc>
+        <w:tc>
+          <w:tcPr>
+            <w:tcW w:type="dxa" w:w="4320"/>
+          </w:tcPr>
+          <w:p>
+            <w:r>
+              <w:t>11.1717</w:t>
+            </w:r>
+          </w:p>
+        </w:tc>
+      </w:tr>
+      <w:tr>
+        <w:tc>
+          <w:tcPr>
+            <w:tcW w:type="dxa" w:w="4320"/>
+          </w:tcPr>
+          <w:p>
+            <w:r>
+              <w:t>immigrant_density</w:t>
+            </w:r>
+          </w:p>
+        </w:tc>
+        <w:tc>
+          <w:tcPr>
+            <w:tcW w:type="dxa" w:w="4320"/>
+          </w:tcPr>
+          <w:p>
+            <w:r>
+              <w:t>1.7787</w:t>
+            </w:r>
+          </w:p>
+        </w:tc>
+      </w:tr>
+      <w:tr>
+        <w:tc>
+          <w:tcPr>
+            <w:tcW w:type="dxa" w:w="4320"/>
+          </w:tcPr>
+          <w:p>
+            <w:r>
+              <w:t>climate_distance</w:t>
+            </w:r>
+          </w:p>
+        </w:tc>
+        <w:tc>
+          <w:tcPr>
+            <w:tcW w:type="dxa" w:w="4320"/>
+          </w:tcPr>
+          <w:p>
+            <w:r>
+              <w:t>2.3213</w:t>
+            </w:r>
+          </w:p>
+        </w:tc>
+      </w:tr>
+    </w:tbl>
+    <w:p>
+      <w:r>
+        <w:t>VIF values above 10 indicate potential multicollinearity issues in the simpler model with no state.</w:t>
+      </w:r>
+    </w:p>
+    <w:p>
+      <w:r>
         <w:br/>
       </w:r>
     </w:p>
@@ -577,9 +10198,9 @@
         <w:br/>
         <w:t>Method:                          IRLS   Log-Likelihood:            -4.1591e+05</w:t>
         <w:br/>
-        <w:t>Date:                Wed, 04 Mar 2026   Deviance:                       36177.</w:t>
+        <w:t>Date:                Mon, 30 Mar 2026   Deviance:                       36177.</w:t>
         <w:br/>
-        <w:t>Time:                        13:14:21   Pearson chi2:                 2.73e+05</w:t>
+        <w:t>Time:                        20:42:29   Pearson chi2:                 2.73e+05</w:t>
         <w:br/>
         <w:t>No. Iterations:                     8   Pseudo R-squ. (CS):            0.02569</w:t>
         <w:br/>
@@ -1933,7 +11554,7 @@
         <w:drawing>
           <wp:inline xmlns:a="http://schemas.openxmlformats.org/drawingml/2006/main" xmlns:pic="http://schemas.openxmlformats.org/drawingml/2006/picture">
             <wp:extent cx="5486400" cy="3291840"/>
-            <wp:docPr id="3" name="Picture 3"/>
+            <wp:docPr id="6" name="Picture 6"/>
             <wp:cNvGraphicFramePr>
               <a:graphicFrameLocks noChangeAspect="1"/>
             </wp:cNvGraphicFramePr>
@@ -1945,7 +11566,7 @@
                     <pic:cNvPicPr/>
                   </pic:nvPicPr>
                   <pic:blipFill>
-                    <a:blip r:embed="rId11"/>
+                    <a:blip r:embed="rId14"/>
                     <a:stretch>
                       <a:fillRect/>
                     </a:stretch>
@@ -2212,9 +11833,9 @@
         <w:br/>
         <w:t>Method:                          IRLS   Log-Likelihood:            -4.1587e+05</w:t>
         <w:br/>
-        <w:t>Date:                Wed, 04 Mar 2026   Deviance:                       36111.</w:t>
+        <w:t>Date:                Mon, 30 Mar 2026   Deviance:                       36111.</w:t>
         <w:br/>
-        <w:t>Time:                        13:14:30   Pearson chi2:                 2.71e+05</w:t>
+        <w:t>Time:                        20:43:15   Pearson chi2:                 2.71e+05</w:t>
         <w:br/>
         <w:t>No. Iterations:                     8   Pseudo R-squ. (CS):            0.02615</w:t>
         <w:br/>
@@ -4216,7 +13837,7 @@
         <w:drawing>
           <wp:inline xmlns:a="http://schemas.openxmlformats.org/drawingml/2006/main" xmlns:pic="http://schemas.openxmlformats.org/drawingml/2006/picture">
             <wp:extent cx="5486400" cy="3291840"/>
-            <wp:docPr id="4" name="Picture 4"/>
+            <wp:docPr id="7" name="Picture 7"/>
             <wp:cNvGraphicFramePr>
               <a:graphicFrameLocks noChangeAspect="1"/>
             </wp:cNvGraphicFramePr>
@@ -4228,7 +13849,7 @@
                     <pic:cNvPicPr/>
                   </pic:nvPicPr>
                   <pic:blipFill>
-                    <a:blip r:embed="rId12"/>
+                    <a:blip r:embed="rId15"/>
                     <a:stretch>
                       <a:fillRect/>
                     </a:stretch>
@@ -4759,9 +14380,9 @@
         <w:br/>
         <w:t>Method:                          IRLS   Log-Likelihood:            -4.1588e+05</w:t>
         <w:br/>
-        <w:t>Date:                Wed, 04 Mar 2026   Deviance:                       36125.</w:t>
+        <w:t>Date:                Mon, 30 Mar 2026   Deviance:                       36125.</w:t>
         <w:br/>
-        <w:t>Time:                        13:14:43   Pearson chi2:                 2.73e+05</w:t>
+        <w:t>Time:                        20:45:06   Pearson chi2:                 2.73e+05</w:t>
         <w:br/>
         <w:t>No. Iterations:                     8   Pseudo R-squ. (CS):            0.02605</w:t>
         <w:br/>
@@ -6439,7 +16060,7 @@
         <w:drawing>
           <wp:inline xmlns:a="http://schemas.openxmlformats.org/drawingml/2006/main" xmlns:pic="http://schemas.openxmlformats.org/drawingml/2006/picture">
             <wp:extent cx="5486400" cy="3291840"/>
-            <wp:docPr id="5" name="Picture 5"/>
+            <wp:docPr id="8" name="Picture 8"/>
             <wp:cNvGraphicFramePr>
               <a:graphicFrameLocks noChangeAspect="1"/>
             </wp:cNvGraphicFramePr>
@@ -6451,7 +16072,7 @@
                     <pic:cNvPicPr/>
                   </pic:nvPicPr>
                   <pic:blipFill>
-                    <a:blip r:embed="rId13"/>
+                    <a:blip r:embed="rId16"/>
                     <a:stretch>
                       <a:fillRect/>
                     </a:stretch>
